--- a/inst/app/www/MANUAL_ES.docx
+++ b/inst/app/www/MANUAL_ES.docx
@@ -2,7 +2,15 @@
 <file path=word/document.xml><?xml version="1.0" encoding="utf-8"?>
 <w:document xmlns:w="http://schemas.openxmlformats.org/wordprocessingml/2006/main" xmlns:m="http://schemas.openxmlformats.org/officeDocument/2006/math" xmlns:r="http://schemas.openxmlformats.org/officeDocument/2006/relationships" xmlns:o="urn:schemas-microsoft-com:office:office" xmlns:v="urn:schemas-microsoft-com:vml" xmlns:w10="urn:schemas-microsoft-com:office:word" xmlns:a="http://schemas.openxmlformats.org/drawingml/2006/main" xmlns:pic="http://schemas.openxmlformats.org/drawingml/2006/picture" xmlns:wp="http://schemas.openxmlformats.org/drawingml/2006/wordprocessingDrawing">
   <w:body>
-    <w:bookmarkStart w:id="70" w:name="manual-de-usuario-bioszen-español"/>
+    <w:p>
+      <w:pPr>
+        <w:pStyle w:val="Title"/>
+      </w:pPr>
+      <w:r>
+        <w:t xml:space="preserve">Manual de Usuario BIOSZEN (Español)</w:t>
+      </w:r>
+    </w:p>
+    <w:bookmarkStart w:id="74" w:name="manual-de-usuario-bioszen-español"/>
     <w:p>
       <w:pPr>
         <w:pStyle w:val="Heading1"/>
@@ -3071,7 +3079,7 @@
       </w:r>
     </w:p>
     <w:bookmarkEnd w:id="38"/>
-    <w:bookmarkStart w:id="51" w:name="Xaf81bc0f9fdfe300180131f47955cd5d6f20688"/>
+    <w:bookmarkStart w:id="55" w:name="Xaf81bc0f9fdfe300180131f47955cd5d6f20688"/>
     <w:p>
       <w:pPr>
         <w:pStyle w:val="Heading2"/>
@@ -3541,21 +3549,13 @@
       </w:r>
     </w:p>
     <w:bookmarkEnd w:id="46"/>
-    <w:bookmarkStart w:id="50" w:name="panel-de-composición"/>
+    <w:bookmarkStart w:id="50" w:name="controles-compartidos-de-apariencia"/>
     <w:p>
       <w:pPr>
         <w:pStyle w:val="Heading3"/>
       </w:pPr>
       <w:r>
-        <w:t xml:space="preserve">Panel de Composición</w:t>
-      </w:r>
-    </w:p>
-    <w:p>
-      <w:pPr>
-        <w:pStyle w:val="FirstParagraph"/>
-      </w:pPr>
-      <w:r>
-        <w:t xml:space="preserve">Pasos recomendados:</w:t>
+        <w:t xml:space="preserve">Controles compartidos de apariencia</w:t>
       </w:r>
     </w:p>
     <w:p>
@@ -3567,7 +3567,7 @@
         </w:numPr>
       </w:pPr>
       <w:r>
-        <w:t xml:space="preserve">Desde cada gráfico, usar</w:t>
+        <w:t xml:space="preserve">El selector</w:t>
       </w:r>
       <w:r>
         <w:t xml:space="preserve"> </w:t>
@@ -3577,10 +3577,76 @@
           <w:b/>
           <w:bCs/>
         </w:rPr>
-        <w:t xml:space="preserve">Añadir al panel</w:t>
-      </w:r>
-      <w:r>
-        <w:t xml:space="preserve">.</w:t>
+        <w:t xml:space="preserve">Estadístico de barras de error</w:t>
+      </w:r>
+      <w:r>
+        <w:t xml:space="preserve"> </w:t>
+      </w:r>
+      <w:r>
+        <w:t xml:space="preserve">controla las barras de desviación cuando están disponibles:</w:t>
+      </w:r>
+    </w:p>
+    <w:p>
+      <w:pPr>
+        <w:pStyle w:val="Compact"/>
+        <w:numPr>
+          <w:ilvl w:val="1"/>
+          <w:numId w:val="1031"/>
+        </w:numPr>
+      </w:pPr>
+      <w:r>
+        <w:rPr>
+          <w:rStyle w:val="VerbatimChar"/>
+        </w:rPr>
+        <w:t xml:space="preserve">SD</w:t>
+      </w:r>
+      <w:r>
+        <w:t xml:space="preserve">/</w:t>
+      </w:r>
+      <w:r>
+        <w:rPr>
+          <w:rStyle w:val="VerbatimChar"/>
+        </w:rPr>
+        <w:t xml:space="preserve">DE</w:t>
+      </w:r>
+      <w:r>
+        <w:t xml:space="preserve">: media +/- desviación estándar.</w:t>
+      </w:r>
+    </w:p>
+    <w:p>
+      <w:pPr>
+        <w:pStyle w:val="Compact"/>
+        <w:numPr>
+          <w:ilvl w:val="1"/>
+          <w:numId w:val="1031"/>
+        </w:numPr>
+      </w:pPr>
+      <w:r>
+        <w:rPr>
+          <w:rStyle w:val="VerbatimChar"/>
+        </w:rPr>
+        <w:t xml:space="preserve">SEM</w:t>
+      </w:r>
+      <w:r>
+        <w:t xml:space="preserve">: media +/- error estándar.</w:t>
+      </w:r>
+    </w:p>
+    <w:p>
+      <w:pPr>
+        <w:pStyle w:val="Compact"/>
+        <w:numPr>
+          <w:ilvl w:val="1"/>
+          <w:numId w:val="1031"/>
+        </w:numPr>
+      </w:pPr>
+      <w:r>
+        <w:rPr>
+          <w:rStyle w:val="VerbatimChar"/>
+        </w:rPr>
+        <w:t xml:space="preserve">Min-Max</w:t>
+      </w:r>
+      <w:r>
+        <w:t xml:space="preserve">: mínimo observado a máximo observado; disponible solo en Caja.</w:t>
       </w:r>
     </w:p>
     <w:p>
@@ -3592,7 +3658,7 @@
         </w:numPr>
       </w:pPr>
       <w:r>
-        <w:t xml:space="preserve">Abrir pestaña</w:t>
+        <w:t xml:space="preserve">La sección desplegable</w:t>
       </w:r>
       <w:r>
         <w:t xml:space="preserve"> </w:t>
@@ -3602,10 +3668,13 @@
           <w:b/>
           <w:bCs/>
         </w:rPr>
-        <w:t xml:space="preserve">Panel de Composición</w:t>
-      </w:r>
-      <w:r>
-        <w:t xml:space="preserve">.</w:t>
+        <w:t xml:space="preserve">Estilo de texto</w:t>
+      </w:r>
+      <w:r>
+        <w:t xml:space="preserve"> </w:t>
+      </w:r>
+      <w:r>
+        <w:t xml:space="preserve">está disponible para gráficos individuales.</w:t>
       </w:r>
     </w:p>
     <w:p>
@@ -3617,7 +3686,17 @@
         </w:numPr>
       </w:pPr>
       <w:r>
-        <w:t xml:space="preserve">Seleccionar y ordenar gráficos.</w:t>
+        <w:rPr>
+          <w:b/>
+          <w:bCs/>
+        </w:rPr>
+        <w:t xml:space="preserve">Familia tipográfica</w:t>
+      </w:r>
+      <w:r>
+        <w:t xml:space="preserve"> </w:t>
+      </w:r>
+      <w:r>
+        <w:t xml:space="preserve">se aplica a todo el texto del gráfico actual. Las opciones incluyen fuentes comunes de publicación y sistema como Helvetica, Arial, Calibri, Cambria, Segoe UI, Times New Roman, Georgia, Verdana y variantes relacionadas.</w:t>
       </w:r>
     </w:p>
     <w:p>
@@ -3629,7 +3708,7 @@
         </w:numPr>
       </w:pPr>
       <w:r>
-        <w:t xml:space="preserve">Configurar layout (filas/columnas, malla, tamaño final).</w:t>
+        <w:t xml:space="preserve">Negrita, cursiva y subrayado se aplican de forma independiente por tipo de texto: título del gráfico, títulos de ejes, números de ejes, leyenda, etiquetas de datos y texto de significancia.</w:t>
       </w:r>
     </w:p>
     <w:p>
@@ -3641,7 +3720,7 @@
         </w:numPr>
       </w:pPr>
       <w:r>
-        <w:t xml:space="preserve">Ajustar estilo (leyenda, fuentes, tamaños, paleta).</w:t>
+        <w:t xml:space="preserve">Cada tipo de texto puede tener su propia combinación de estilos; subrayar significancia, por ejemplo, no obliga a subrayar el título ni la leyenda.</w:t>
       </w:r>
     </w:p>
     <w:p>
@@ -3653,19 +3732,7 @@
         </w:numPr>
       </w:pPr>
       <w:r>
-        <w:t xml:space="preserve">Agregar texto enriquecido y overrides opcionales.</w:t>
-      </w:r>
-    </w:p>
-    <w:p>
-      <w:pPr>
-        <w:pStyle w:val="Compact"/>
-        <w:numPr>
-          <w:ilvl w:val="0"/>
-          <w:numId w:val="1030"/>
-        </w:numPr>
-      </w:pPr>
-      <w:r>
-        <w:t xml:space="preserve">Exportar a</w:t>
+        <w:t xml:space="preserve">Estos ajustes se aplican a la previsualización y se incluyen al exportar</w:t>
       </w:r>
       <w:r>
         <w:t xml:space="preserve"> </w:t>
@@ -3677,19 +3744,10 @@
         <w:t xml:space="preserve">PNG</w:t>
       </w:r>
       <w:r>
-        <w:t xml:space="preserve">,</w:t>
-      </w:r>
-      <w:r>
-        <w:t xml:space="preserve"> </w:t>
-      </w:r>
-      <w:r>
-        <w:rPr>
-          <w:rStyle w:val="VerbatimChar"/>
-        </w:rPr>
-        <w:t xml:space="preserve">PPTX</w:t>
-      </w:r>
-      <w:r>
-        <w:t xml:space="preserve">,</w:t>
+        <w:t xml:space="preserve"> </w:t>
+      </w:r>
+      <w:r>
+        <w:t xml:space="preserve">y</w:t>
       </w:r>
       <w:r>
         <w:t xml:space="preserve"> </w:t>
@@ -3711,20 +3769,294 @@
       <w:r>
         <w:drawing>
           <wp:inline>
-            <wp:extent cx="5334000" cy="2115879"/>
+            <wp:extent cx="3185962" cy="5014762"/>
             <wp:effectExtent b="0" l="0" r="0" t="0"/>
-            <wp:docPr descr="Configuración de significancia y anotaciones" title="" id="48" name="Picture"/>
+            <wp:docPr descr="Controles de estilo de texto" title="" id="48" name="Picture"/>
             <a:graphic>
               <a:graphicData uri="http://schemas.openxmlformats.org/drawingml/2006/picture">
                 <pic:pic>
                   <pic:nvPicPr>
-                    <pic:cNvPr descr="manual_images/10_significance_annotations.png" id="49" name="Picture"/>
+                    <pic:cNvPr descr="manual_images/11_text_styling_controls.png" id="49" name="Picture"/>
                     <pic:cNvPicPr>
                       <a:picLocks noChangeArrowheads="1" noChangeAspect="1"/>
                     </pic:cNvPicPr>
                   </pic:nvPicPr>
                   <pic:blipFill>
                     <a:blip r:embed="rId47"/>
+                    <a:stretch>
+                      <a:fillRect/>
+                    </a:stretch>
+                  </pic:blipFill>
+                  <pic:spPr bwMode="auto">
+                    <a:xfrm>
+                      <a:off x="0" y="0"/>
+                      <a:ext cx="3185962" cy="5014762"/>
+                    </a:xfrm>
+                    <a:prstGeom prst="rect">
+                      <a:avLst/>
+                    </a:prstGeom>
+                    <a:noFill/>
+                    <a:ln w="9525">
+                      <a:noFill/>
+                      <a:headEnd/>
+                      <a:tailEnd/>
+                    </a:ln>
+                  </pic:spPr>
+                </pic:pic>
+              </a:graphicData>
+            </a:graphic>
+          </wp:inline>
+        </w:drawing>
+      </w:r>
+    </w:p>
+    <w:bookmarkEnd w:id="50"/>
+    <w:bookmarkStart w:id="54" w:name="panel-de-composición"/>
+    <w:p>
+      <w:pPr>
+        <w:pStyle w:val="Heading3"/>
+      </w:pPr>
+      <w:r>
+        <w:t xml:space="preserve">Panel de Composición</w:t>
+      </w:r>
+    </w:p>
+    <w:p>
+      <w:pPr>
+        <w:pStyle w:val="FirstParagraph"/>
+      </w:pPr>
+      <w:r>
+        <w:t xml:space="preserve">Pasos recomendados:</w:t>
+      </w:r>
+    </w:p>
+    <w:p>
+      <w:pPr>
+        <w:pStyle w:val="Compact"/>
+        <w:numPr>
+          <w:ilvl w:val="0"/>
+          <w:numId w:val="1032"/>
+        </w:numPr>
+      </w:pPr>
+      <w:r>
+        <w:t xml:space="preserve">Desde cada gráfico, usar</w:t>
+      </w:r>
+      <w:r>
+        <w:t xml:space="preserve"> </w:t>
+      </w:r>
+      <w:r>
+        <w:rPr>
+          <w:b/>
+          <w:bCs/>
+        </w:rPr>
+        <w:t xml:space="preserve">Añadir al panel</w:t>
+      </w:r>
+      <w:r>
+        <w:t xml:space="preserve">.</w:t>
+      </w:r>
+    </w:p>
+    <w:p>
+      <w:pPr>
+        <w:pStyle w:val="Compact"/>
+        <w:numPr>
+          <w:ilvl w:val="0"/>
+          <w:numId w:val="1032"/>
+        </w:numPr>
+      </w:pPr>
+      <w:r>
+        <w:t xml:space="preserve">Abrir pestaña</w:t>
+      </w:r>
+      <w:r>
+        <w:t xml:space="preserve"> </w:t>
+      </w:r>
+      <w:r>
+        <w:rPr>
+          <w:b/>
+          <w:bCs/>
+        </w:rPr>
+        <w:t xml:space="preserve">Panel de Composición</w:t>
+      </w:r>
+      <w:r>
+        <w:t xml:space="preserve">.</w:t>
+      </w:r>
+    </w:p>
+    <w:p>
+      <w:pPr>
+        <w:pStyle w:val="Compact"/>
+        <w:numPr>
+          <w:ilvl w:val="0"/>
+          <w:numId w:val="1032"/>
+        </w:numPr>
+      </w:pPr>
+      <w:r>
+        <w:t xml:space="preserve">Seleccionar y ordenar gráficos.</w:t>
+      </w:r>
+    </w:p>
+    <w:p>
+      <w:pPr>
+        <w:pStyle w:val="Compact"/>
+        <w:numPr>
+          <w:ilvl w:val="0"/>
+          <w:numId w:val="1032"/>
+        </w:numPr>
+      </w:pPr>
+      <w:r>
+        <w:t xml:space="preserve">Configurar layout (filas/columnas, malla, tamaño final).</w:t>
+      </w:r>
+    </w:p>
+    <w:p>
+      <w:pPr>
+        <w:pStyle w:val="Compact"/>
+        <w:numPr>
+          <w:ilvl w:val="0"/>
+          <w:numId w:val="1032"/>
+        </w:numPr>
+      </w:pPr>
+      <w:r>
+        <w:t xml:space="preserve">Ajustar estilo (modo de leyenda, lado de leyenda, fuentes, tamaños, paleta).</w:t>
+      </w:r>
+    </w:p>
+    <w:p>
+      <w:pPr>
+        <w:pStyle w:val="Compact"/>
+        <w:numPr>
+          <w:ilvl w:val="0"/>
+          <w:numId w:val="1032"/>
+        </w:numPr>
+      </w:pPr>
+      <w:r>
+        <w:t xml:space="preserve">Agregar texto enriquecido y overrides opcionales.</w:t>
+      </w:r>
+    </w:p>
+    <w:p>
+      <w:pPr>
+        <w:pStyle w:val="Compact"/>
+        <w:numPr>
+          <w:ilvl w:val="0"/>
+          <w:numId w:val="1032"/>
+        </w:numPr>
+      </w:pPr>
+      <w:r>
+        <w:t xml:space="preserve">Exportar a</w:t>
+      </w:r>
+      <w:r>
+        <w:t xml:space="preserve"> </w:t>
+      </w:r>
+      <w:r>
+        <w:rPr>
+          <w:rStyle w:val="VerbatimChar"/>
+        </w:rPr>
+        <w:t xml:space="preserve">PNG</w:t>
+      </w:r>
+      <w:r>
+        <w:t xml:space="preserve">,</w:t>
+      </w:r>
+      <w:r>
+        <w:t xml:space="preserve"> </w:t>
+      </w:r>
+      <w:r>
+        <w:rPr>
+          <w:rStyle w:val="VerbatimChar"/>
+        </w:rPr>
+        <w:t xml:space="preserve">PPTX</w:t>
+      </w:r>
+      <w:r>
+        <w:t xml:space="preserve">,</w:t>
+      </w:r>
+      <w:r>
+        <w:t xml:space="preserve"> </w:t>
+      </w:r>
+      <w:r>
+        <w:rPr>
+          <w:rStyle w:val="VerbatimChar"/>
+        </w:rPr>
+        <w:t xml:space="preserve">PDF</w:t>
+      </w:r>
+      <w:r>
+        <w:t xml:space="preserve">.</w:t>
+      </w:r>
+    </w:p>
+    <w:p>
+      <w:pPr>
+        <w:pStyle w:val="FirstParagraph"/>
+      </w:pPr>
+      <w:r>
+        <w:t xml:space="preserve">Los controles de estilo de la composición se aplican en paralelo a todos los gráficos seleccionados. La sección</w:t>
+      </w:r>
+      <w:r>
+        <w:t xml:space="preserve"> </w:t>
+      </w:r>
+      <w:r>
+        <w:rPr>
+          <w:b/>
+          <w:bCs/>
+        </w:rPr>
+        <w:t xml:space="preserve">Estilo de texto</w:t>
+      </w:r>
+      <w:r>
+        <w:t xml:space="preserve"> </w:t>
+      </w:r>
+      <w:r>
+        <w:t xml:space="preserve">de composición replica los controles de gráficos individuales: la familia tipográfica se aplica a todo el texto de todos los gráficos, mientras que negrita/cursiva/subrayado se seleccionan por separado para títulos, ejes, leyendas, etiquetas de datos y texto de significancia. Las exportaciones de composición conservan estos ajustes en</w:t>
+      </w:r>
+      <w:r>
+        <w:t xml:space="preserve"> </w:t>
+      </w:r>
+      <w:r>
+        <w:rPr>
+          <w:rStyle w:val="VerbatimChar"/>
+        </w:rPr>
+        <w:t xml:space="preserve">PNG</w:t>
+      </w:r>
+      <w:r>
+        <w:t xml:space="preserve">,</w:t>
+      </w:r>
+      <w:r>
+        <w:t xml:space="preserve"> </w:t>
+      </w:r>
+      <w:r>
+        <w:rPr>
+          <w:rStyle w:val="VerbatimChar"/>
+        </w:rPr>
+        <w:t xml:space="preserve">PDF</w:t>
+      </w:r>
+      <w:r>
+        <w:t xml:space="preserve"> </w:t>
+      </w:r>
+      <w:r>
+        <w:t xml:space="preserve">y</w:t>
+      </w:r>
+      <w:r>
+        <w:t xml:space="preserve"> </w:t>
+      </w:r>
+      <w:r>
+        <w:rPr>
+          <w:rStyle w:val="VerbatimChar"/>
+        </w:rPr>
+        <w:t xml:space="preserve">PPTX</w:t>
+      </w:r>
+      <w:r>
+        <w:t xml:space="preserve">.</w:t>
+      </w:r>
+    </w:p>
+    <w:p>
+      <w:pPr>
+        <w:pStyle w:val="BodyText"/>
+      </w:pPr>
+      <w:r>
+        <w:drawing>
+          <wp:inline>
+            <wp:extent cx="5334000" cy="2115879"/>
+            <wp:effectExtent b="0" l="0" r="0" t="0"/>
+            <wp:docPr descr="Configuración de significancia y anotaciones" title="" id="52" name="Picture"/>
+            <a:graphic>
+              <a:graphicData uri="http://schemas.openxmlformats.org/drawingml/2006/picture">
+                <pic:pic>
+                  <pic:nvPicPr>
+                    <pic:cNvPr descr="manual_images/10_significance_annotations.png" id="53" name="Picture"/>
+                    <pic:cNvPicPr>
+                      <a:picLocks noChangeArrowheads="1" noChangeAspect="1"/>
+                    </pic:cNvPicPr>
+                  </pic:nvPicPr>
+                  <pic:blipFill>
+                    <a:blip r:embed="rId51"/>
                     <a:stretch>
                       <a:fillRect/>
                     </a:stretch>
@@ -3751,9 +4083,9 @@
         </w:drawing>
       </w:r>
     </w:p>
-    <w:bookmarkEnd w:id="50"/>
-    <w:bookmarkEnd w:id="51"/>
-    <w:bookmarkStart w:id="52" w:name="X784a3f1f5904a93f9634a04c4f667f10394c63c"/>
+    <w:bookmarkEnd w:id="54"/>
+    <w:bookmarkEnd w:id="55"/>
+    <w:bookmarkStart w:id="56" w:name="X784a3f1f5904a93f9634a04c4f667f10394c63c"/>
     <w:p>
       <w:pPr>
         <w:pStyle w:val="Heading2"/>
@@ -3791,7 +4123,7 @@
         <w:pStyle w:val="Compact"/>
         <w:numPr>
           <w:ilvl w:val="0"/>
-          <w:numId w:val="1031"/>
+          <w:numId w:val="1033"/>
         </w:numPr>
       </w:pPr>
       <w:r>
@@ -3815,7 +4147,7 @@
         <w:pStyle w:val="Compact"/>
         <w:numPr>
           <w:ilvl w:val="0"/>
-          <w:numId w:val="1031"/>
+          <w:numId w:val="1033"/>
         </w:numPr>
       </w:pPr>
       <w:r>
@@ -3860,15 +4192,15 @@
         <w:pStyle w:val="Compact"/>
         <w:numPr>
           <w:ilvl w:val="0"/>
-          <w:numId w:val="1031"/>
+          <w:numId w:val="1033"/>
         </w:numPr>
       </w:pPr>
       <w:r>
         <w:t xml:space="preserve">Si no hay emparejamiento estricto, se aplica lógica de respaldo.</w:t>
       </w:r>
     </w:p>
-    <w:bookmarkEnd w:id="52"/>
-    <w:bookmarkStart w:id="54" w:name="X08b670b6b7f9a75f2188e36fdc7de5816db16f1"/>
+    <w:bookmarkEnd w:id="56"/>
+    <w:bookmarkStart w:id="58" w:name="X08b670b6b7f9a75f2188e36fdc7de5816db16f1"/>
     <w:p>
       <w:pPr>
         <w:pStyle w:val="Heading2"/>
@@ -3877,7 +4209,7 @@
         <w:t xml:space="preserve">8. Estadística</w:t>
       </w:r>
     </w:p>
-    <w:bookmarkStart w:id="53" w:name="herramientas-estadísticas-principales"/>
+    <w:bookmarkStart w:id="57" w:name="herramientas-estadísticas-principales"/>
     <w:p>
       <w:pPr>
         <w:pStyle w:val="Heading3"/>
@@ -3891,7 +4223,7 @@
         <w:pStyle w:val="Compact"/>
         <w:numPr>
           <w:ilvl w:val="0"/>
-          <w:numId w:val="1032"/>
+          <w:numId w:val="1034"/>
         </w:numPr>
       </w:pPr>
       <w:r>
@@ -3912,7 +4244,7 @@
         <w:pStyle w:val="Compact"/>
         <w:numPr>
           <w:ilvl w:val="0"/>
-          <w:numId w:val="1032"/>
+          <w:numId w:val="1034"/>
         </w:numPr>
       </w:pPr>
       <w:r>
@@ -3933,7 +4265,7 @@
         <w:pStyle w:val="Compact"/>
         <w:numPr>
           <w:ilvl w:val="0"/>
-          <w:numId w:val="1032"/>
+          <w:numId w:val="1034"/>
         </w:numPr>
       </w:pPr>
       <w:r>
@@ -3954,7 +4286,7 @@
         <w:pStyle w:val="Compact"/>
         <w:numPr>
           <w:ilvl w:val="0"/>
-          <w:numId w:val="1032"/>
+          <w:numId w:val="1034"/>
         </w:numPr>
       </w:pPr>
       <w:r>
@@ -3975,7 +4307,7 @@
         <w:pStyle w:val="Compact"/>
         <w:numPr>
           <w:ilvl w:val="0"/>
-          <w:numId w:val="1032"/>
+          <w:numId w:val="1034"/>
         </w:numPr>
       </w:pPr>
       <w:r>
@@ -3996,7 +4328,7 @@
         <w:pStyle w:val="Compact"/>
         <w:numPr>
           <w:ilvl w:val="0"/>
-          <w:numId w:val="1032"/>
+          <w:numId w:val="1034"/>
         </w:numPr>
       </w:pPr>
       <w:r>
@@ -4029,7 +4361,7 @@
         <w:pStyle w:val="Compact"/>
         <w:numPr>
           <w:ilvl w:val="0"/>
-          <w:numId w:val="1032"/>
+          <w:numId w:val="1034"/>
         </w:numPr>
       </w:pPr>
       <w:r>
@@ -4050,7 +4382,7 @@
         <w:pStyle w:val="Compact"/>
         <w:numPr>
           <w:ilvl w:val="0"/>
-          <w:numId w:val="1032"/>
+          <w:numId w:val="1034"/>
         </w:numPr>
       </w:pPr>
       <w:r>
@@ -4079,7 +4411,7 @@
         <w:pStyle w:val="Compact"/>
         <w:numPr>
           <w:ilvl w:val="0"/>
-          <w:numId w:val="1033"/>
+          <w:numId w:val="1035"/>
         </w:numPr>
       </w:pPr>
       <w:r>
@@ -4100,7 +4432,7 @@
         <w:pStyle w:val="Compact"/>
         <w:numPr>
           <w:ilvl w:val="0"/>
-          <w:numId w:val="1033"/>
+          <w:numId w:val="1035"/>
         </w:numPr>
       </w:pPr>
       <w:r>
@@ -4121,7 +4453,7 @@
         <w:pStyle w:val="Compact"/>
         <w:numPr>
           <w:ilvl w:val="0"/>
-          <w:numId w:val="1033"/>
+          <w:numId w:val="1035"/>
         </w:numPr>
       </w:pPr>
       <w:r>
@@ -4142,7 +4474,7 @@
         <w:pStyle w:val="Compact"/>
         <w:numPr>
           <w:ilvl w:val="0"/>
-          <w:numId w:val="1033"/>
+          <w:numId w:val="1035"/>
         </w:numPr>
       </w:pPr>
       <w:r>
@@ -4186,317 +4518,357 @@
     </w:p>
     <w:p>
       <w:pPr>
-        <w:pStyle w:val="Compact"/>
-        <w:numPr>
-          <w:ilvl w:val="0"/>
-          <w:numId w:val="1034"/>
-        </w:numPr>
-      </w:pPr>
-      <w:r>
-        <w:rPr>
-          <w:rStyle w:val="VerbatimChar"/>
-        </w:rPr>
-        <w:t xml:space="preserve">S1</w:t>
-      </w:r>
-      <w:r>
-        <w:t xml:space="preserve">:</w:t>
-      </w:r>
-      <w:r>
-        <w:t xml:space="preserve"> </w:t>
-      </w:r>
-      <w:r>
-        <w:rPr>
-          <w:rStyle w:val="VerbatimChar"/>
-        </w:rPr>
-        <w:t xml:space="preserve">stats::lm</w:t>
-      </w:r>
-      <w:r>
-        <w:t xml:space="preserve"> </w:t>
-      </w:r>
-      <w:r>
-        <w:t xml:space="preserve">+</w:t>
-      </w:r>
-      <w:r>
-        <w:t xml:space="preserve"> </w:t>
-      </w:r>
-      <w:r>
-        <w:rPr>
-          <w:rStyle w:val="VerbatimChar"/>
-        </w:rPr>
-        <w:t xml:space="preserve">splines::ns</w:t>
-      </w:r>
-      <w:r>
-        <w:t xml:space="preserve"> </w:t>
-      </w:r>
-      <w:r>
-        <w:t xml:space="preserve">+</w:t>
-      </w:r>
-      <w:r>
-        <w:t xml:space="preserve"> </w:t>
-      </w:r>
-      <w:r>
-        <w:rPr>
-          <w:rStyle w:val="VerbatimChar"/>
-        </w:rPr>
-        <w:t xml:space="preserve">stats::anova</w:t>
-      </w:r>
-    </w:p>
-    <w:p>
-      <w:pPr>
-        <w:pStyle w:val="Compact"/>
-        <w:numPr>
-          <w:ilvl w:val="0"/>
-          <w:numId w:val="1034"/>
-        </w:numPr>
-      </w:pPr>
-      <w:r>
-        <w:rPr>
-          <w:rStyle w:val="VerbatimChar"/>
-        </w:rPr>
-        <w:t xml:space="preserve">S2</w:t>
-      </w:r>
-      <w:r>
-        <w:t xml:space="preserve">:</w:t>
-      </w:r>
-      <w:r>
-        <w:t xml:space="preserve"> </w:t>
-      </w:r>
-      <w:r>
-        <w:rPr>
-          <w:rStyle w:val="VerbatimChar"/>
-        </w:rPr>
-        <w:t xml:space="preserve">stats::pnorm</w:t>
-      </w:r>
-      <w:r>
-        <w:t xml:space="preserve"> </w:t>
-      </w:r>
-      <w:r>
-        <w:t xml:space="preserve">+</w:t>
-      </w:r>
-      <w:r>
-        <w:t xml:space="preserve"> </w:t>
-      </w:r>
-      <w:r>
-        <w:rPr>
-          <w:rStyle w:val="VerbatimChar"/>
-        </w:rPr>
-        <w:t xml:space="preserve">stats::pchisq</w:t>
-      </w:r>
-    </w:p>
-    <w:p>
-      <w:pPr>
-        <w:pStyle w:val="Compact"/>
-        <w:numPr>
-          <w:ilvl w:val="0"/>
-          <w:numId w:val="1034"/>
-        </w:numPr>
-      </w:pPr>
-      <w:r>
-        <w:rPr>
-          <w:rStyle w:val="VerbatimChar"/>
-        </w:rPr>
-        <w:t xml:space="preserve">S3</w:t>
-      </w:r>
-      <w:r>
-        <w:t xml:space="preserve">:</w:t>
-      </w:r>
-      <w:r>
-        <w:t xml:space="preserve"> </w:t>
-      </w:r>
-      <w:r>
-        <w:rPr>
-          <w:rStyle w:val="VerbatimChar"/>
-        </w:rPr>
-        <w:t xml:space="preserve">stats::pnorm</w:t>
-      </w:r>
-    </w:p>
-    <w:p>
-      <w:pPr>
-        <w:pStyle w:val="Compact"/>
-        <w:numPr>
-          <w:ilvl w:val="0"/>
-          <w:numId w:val="1034"/>
-        </w:numPr>
-      </w:pPr>
-      <w:r>
-        <w:rPr>
-          <w:rStyle w:val="VerbatimChar"/>
-        </w:rPr>
-        <w:t xml:space="preserve">S4</w:t>
-      </w:r>
-      <w:r>
-        <w:t xml:space="preserve">:</w:t>
-      </w:r>
-      <w:r>
-        <w:t xml:space="preserve"> </w:t>
-      </w:r>
-      <w:r>
-        <w:rPr>
-          <w:rStyle w:val="VerbatimChar"/>
-        </w:rPr>
-        <w:t xml:space="preserve">gcplyr::auc</w:t>
-      </w:r>
-      <w:r>
-        <w:t xml:space="preserve"> </w:t>
-      </w:r>
-      <w:r>
-        <w:t xml:space="preserve">+ comparaciones guiadas por normalidad (</w:t>
-      </w:r>
-      <w:r>
-        <w:rPr>
-          <w:rStyle w:val="VerbatimChar"/>
-        </w:rPr>
-        <w:t xml:space="preserve">stats::t.test</w:t>
-      </w:r>
-      <w:r>
-        <w:t xml:space="preserve">,</w:t>
-      </w:r>
-      <w:r>
-        <w:t xml:space="preserve"> </w:t>
-      </w:r>
-      <w:r>
-        <w:rPr>
-          <w:rStyle w:val="VerbatimChar"/>
-        </w:rPr>
-        <w:t xml:space="preserve">stats::wilcox.test</w:t>
-      </w:r>
-      <w:r>
-        <w:t xml:space="preserve">,</w:t>
-      </w:r>
-      <w:r>
-        <w:t xml:space="preserve"> </w:t>
-      </w:r>
-      <w:r>
-        <w:rPr>
-          <w:rStyle w:val="VerbatimChar"/>
-        </w:rPr>
-        <w:t xml:space="preserve">stats::aov</w:t>
-      </w:r>
-      <w:r>
-        <w:t xml:space="preserve">,</w:t>
-      </w:r>
-      <w:r>
-        <w:t xml:space="preserve"> </w:t>
-      </w:r>
-      <w:r>
-        <w:rPr>
-          <w:rStyle w:val="VerbatimChar"/>
-        </w:rPr>
-        <w:t xml:space="preserve">stats::kruskal.test</w:t>
-      </w:r>
-      <w:r>
-        <w:t xml:space="preserve">)</w:t>
-      </w:r>
-    </w:p>
-    <w:p>
-      <w:pPr>
-        <w:pStyle w:val="FirstParagraph"/>
-      </w:pPr>
-      <w:r>
-        <w:t xml:space="preserve">Modos de comparación:</w:t>
-      </w:r>
-    </w:p>
-    <w:p>
-      <w:pPr>
-        <w:pStyle w:val="Compact"/>
-        <w:numPr>
-          <w:ilvl w:val="0"/>
-          <w:numId w:val="1035"/>
-        </w:numPr>
-      </w:pPr>
-      <w:r>
-        <w:t xml:space="preserve">Todos contra todos</w:t>
-      </w:r>
-    </w:p>
-    <w:p>
-      <w:pPr>
-        <w:pStyle w:val="Compact"/>
-        <w:numPr>
-          <w:ilvl w:val="0"/>
-          <w:numId w:val="1035"/>
-        </w:numPr>
-      </w:pPr>
-      <w:r>
-        <w:t xml:space="preserve">Control contra todos</w:t>
-      </w:r>
-    </w:p>
-    <w:p>
-      <w:pPr>
-        <w:pStyle w:val="Compact"/>
-        <w:numPr>
-          <w:ilvl w:val="0"/>
-          <w:numId w:val="1035"/>
-        </w:numPr>
-      </w:pPr>
-      <w:r>
-        <w:t xml:space="preserve">Par</w:t>
-      </w:r>
-    </w:p>
-    <w:p>
-      <w:pPr>
-        <w:pStyle w:val="FirstParagraph"/>
-      </w:pPr>
-      <w:r>
-        <w:t xml:space="preserve">Opciones de corrección p-value:</w:t>
-      </w:r>
-    </w:p>
-    <w:p>
-      <w:pPr>
-        <w:pStyle w:val="Compact"/>
-        <w:numPr>
-          <w:ilvl w:val="0"/>
-          <w:numId w:val="1036"/>
-        </w:numPr>
-      </w:pPr>
-      <w:r>
-        <w:t xml:space="preserve">Holm</w:t>
-      </w:r>
-    </w:p>
-    <w:p>
-      <w:pPr>
-        <w:pStyle w:val="Compact"/>
-        <w:numPr>
-          <w:ilvl w:val="0"/>
-          <w:numId w:val="1036"/>
-        </w:numPr>
-      </w:pPr>
-      <w:r>
-        <w:t xml:space="preserve">FDR</w:t>
-      </w:r>
-    </w:p>
-    <w:p>
-      <w:pPr>
-        <w:pStyle w:val="Compact"/>
-        <w:numPr>
-          <w:ilvl w:val="0"/>
-          <w:numId w:val="1036"/>
-        </w:numPr>
-      </w:pPr>
-      <w:r>
-        <w:t xml:space="preserve">Bonferroni</w:t>
-      </w:r>
-    </w:p>
-    <w:p>
-      <w:pPr>
-        <w:pStyle w:val="Compact"/>
-        <w:numPr>
-          <w:ilvl w:val="0"/>
-          <w:numId w:val="1036"/>
-        </w:numPr>
-      </w:pPr>
-      <w:r>
-        <w:t xml:space="preserve">Ninguna</w:t>
-      </w:r>
-    </w:p>
-    <w:p>
-      <w:pPr>
-        <w:pStyle w:val="BlockText"/>
-      </w:pPr>
+        <w:pStyle w:val="BodyText"/>
+      </w:pPr>
+      <w:r>
+        <w:t xml:space="preserve">El acordeón</w:t>
+      </w:r>
+      <w:r>
+        <w:t xml:space="preserve"> </w:t>
+      </w:r>
       <w:r>
         <w:rPr>
           <w:b/>
           <w:bCs/>
         </w:rPr>
+        <w:t xml:space="preserve">Estadística de curvas</w:t>
+      </w:r>
+      <w:r>
+        <w:t xml:space="preserve"> </w:t>
+      </w:r>
+      <w:r>
+        <w:t xml:space="preserve">aparece para gráficos de Curvas. Selecciona uno o más métodos y luego usa</w:t>
+      </w:r>
+      <w:r>
+        <w:t xml:space="preserve"> </w:t>
+      </w:r>
+      <w:r>
+        <w:rPr>
+          <w:b/>
+          <w:bCs/>
+        </w:rPr>
+        <w:t xml:space="preserve">Ejecutar estadística de curvas</w:t>
+      </w:r>
+      <w:r>
+        <w:t xml:space="preserve"> </w:t>
+      </w:r>
+      <w:r>
+        <w:t xml:space="preserve">para generar la tabla de resultados.</w:t>
+      </w:r>
+    </w:p>
+    <w:p>
+      <w:pPr>
+        <w:pStyle w:val="Compact"/>
+        <w:numPr>
+          <w:ilvl w:val="0"/>
+          <w:numId w:val="1036"/>
+        </w:numPr>
+      </w:pPr>
+      <w:r>
+        <w:rPr>
+          <w:rStyle w:val="VerbatimChar"/>
+        </w:rPr>
+        <w:t xml:space="preserve">S1</w:t>
+      </w:r>
+      <w:r>
+        <w:t xml:space="preserve">:</w:t>
+      </w:r>
+      <w:r>
+        <w:t xml:space="preserve"> </w:t>
+      </w:r>
+      <w:r>
+        <w:rPr>
+          <w:rStyle w:val="VerbatimChar"/>
+        </w:rPr>
+        <w:t xml:space="preserve">stats::lm</w:t>
+      </w:r>
+      <w:r>
+        <w:t xml:space="preserve"> </w:t>
+      </w:r>
+      <w:r>
+        <w:t xml:space="preserve">+</w:t>
+      </w:r>
+      <w:r>
+        <w:t xml:space="preserve"> </w:t>
+      </w:r>
+      <w:r>
+        <w:rPr>
+          <w:rStyle w:val="VerbatimChar"/>
+        </w:rPr>
+        <w:t xml:space="preserve">splines::ns</w:t>
+      </w:r>
+      <w:r>
+        <w:t xml:space="preserve"> </w:t>
+      </w:r>
+      <w:r>
+        <w:t xml:space="preserve">+</w:t>
+      </w:r>
+      <w:r>
+        <w:t xml:space="preserve"> </w:t>
+      </w:r>
+      <w:r>
+        <w:rPr>
+          <w:rStyle w:val="VerbatimChar"/>
+        </w:rPr>
+        <w:t xml:space="preserve">stats::anova</w:t>
+      </w:r>
+    </w:p>
+    <w:p>
+      <w:pPr>
+        <w:pStyle w:val="Compact"/>
+        <w:numPr>
+          <w:ilvl w:val="0"/>
+          <w:numId w:val="1036"/>
+        </w:numPr>
+      </w:pPr>
+      <w:r>
+        <w:rPr>
+          <w:rStyle w:val="VerbatimChar"/>
+        </w:rPr>
+        <w:t xml:space="preserve">S2</w:t>
+      </w:r>
+      <w:r>
+        <w:t xml:space="preserve">:</w:t>
+      </w:r>
+      <w:r>
+        <w:t xml:space="preserve"> </w:t>
+      </w:r>
+      <w:r>
+        <w:rPr>
+          <w:rStyle w:val="VerbatimChar"/>
+        </w:rPr>
+        <w:t xml:space="preserve">stats::pnorm</w:t>
+      </w:r>
+      <w:r>
+        <w:t xml:space="preserve"> </w:t>
+      </w:r>
+      <w:r>
+        <w:t xml:space="preserve">+</w:t>
+      </w:r>
+      <w:r>
+        <w:t xml:space="preserve"> </w:t>
+      </w:r>
+      <w:r>
+        <w:rPr>
+          <w:rStyle w:val="VerbatimChar"/>
+        </w:rPr>
+        <w:t xml:space="preserve">stats::pchisq</w:t>
+      </w:r>
+    </w:p>
+    <w:p>
+      <w:pPr>
+        <w:pStyle w:val="Compact"/>
+        <w:numPr>
+          <w:ilvl w:val="0"/>
+          <w:numId w:val="1036"/>
+        </w:numPr>
+      </w:pPr>
+      <w:r>
+        <w:rPr>
+          <w:rStyle w:val="VerbatimChar"/>
+        </w:rPr>
+        <w:t xml:space="preserve">S3</w:t>
+      </w:r>
+      <w:r>
+        <w:t xml:space="preserve">:</w:t>
+      </w:r>
+      <w:r>
+        <w:t xml:space="preserve"> </w:t>
+      </w:r>
+      <w:r>
+        <w:rPr>
+          <w:rStyle w:val="VerbatimChar"/>
+        </w:rPr>
+        <w:t xml:space="preserve">stats::pnorm</w:t>
+      </w:r>
+    </w:p>
+    <w:p>
+      <w:pPr>
+        <w:pStyle w:val="Compact"/>
+        <w:numPr>
+          <w:ilvl w:val="0"/>
+          <w:numId w:val="1036"/>
+        </w:numPr>
+      </w:pPr>
+      <w:r>
+        <w:rPr>
+          <w:rStyle w:val="VerbatimChar"/>
+        </w:rPr>
+        <w:t xml:space="preserve">S4</w:t>
+      </w:r>
+      <w:r>
+        <w:t xml:space="preserve">:</w:t>
+      </w:r>
+      <w:r>
+        <w:t xml:space="preserve"> </w:t>
+      </w:r>
+      <w:r>
+        <w:rPr>
+          <w:rStyle w:val="VerbatimChar"/>
+        </w:rPr>
+        <w:t xml:space="preserve">gcplyr::auc</w:t>
+      </w:r>
+      <w:r>
+        <w:t xml:space="preserve"> </w:t>
+      </w:r>
+      <w:r>
+        <w:t xml:space="preserve">+ comparaciones guiadas por normalidad (</w:t>
+      </w:r>
+      <w:r>
+        <w:rPr>
+          <w:rStyle w:val="VerbatimChar"/>
+        </w:rPr>
+        <w:t xml:space="preserve">stats::t.test</w:t>
+      </w:r>
+      <w:r>
+        <w:t xml:space="preserve">,</w:t>
+      </w:r>
+      <w:r>
+        <w:t xml:space="preserve"> </w:t>
+      </w:r>
+      <w:r>
+        <w:rPr>
+          <w:rStyle w:val="VerbatimChar"/>
+        </w:rPr>
+        <w:t xml:space="preserve">stats::wilcox.test</w:t>
+      </w:r>
+      <w:r>
+        <w:t xml:space="preserve">,</w:t>
+      </w:r>
+      <w:r>
+        <w:t xml:space="preserve"> </w:t>
+      </w:r>
+      <w:r>
+        <w:rPr>
+          <w:rStyle w:val="VerbatimChar"/>
+        </w:rPr>
+        <w:t xml:space="preserve">stats::aov</w:t>
+      </w:r>
+      <w:r>
+        <w:t xml:space="preserve">,</w:t>
+      </w:r>
+      <w:r>
+        <w:t xml:space="preserve"> </w:t>
+      </w:r>
+      <w:r>
+        <w:rPr>
+          <w:rStyle w:val="VerbatimChar"/>
+        </w:rPr>
+        <w:t xml:space="preserve">stats::kruskal.test</w:t>
+      </w:r>
+      <w:r>
+        <w:t xml:space="preserve">)</w:t>
+      </w:r>
+    </w:p>
+    <w:p>
+      <w:pPr>
+        <w:pStyle w:val="FirstParagraph"/>
+      </w:pPr>
+      <w:r>
+        <w:t xml:space="preserve">Modos de comparación:</w:t>
+      </w:r>
+    </w:p>
+    <w:p>
+      <w:pPr>
+        <w:pStyle w:val="Compact"/>
+        <w:numPr>
+          <w:ilvl w:val="0"/>
+          <w:numId w:val="1037"/>
+        </w:numPr>
+      </w:pPr>
+      <w:r>
+        <w:t xml:space="preserve">Todos contra todos</w:t>
+      </w:r>
+    </w:p>
+    <w:p>
+      <w:pPr>
+        <w:pStyle w:val="Compact"/>
+        <w:numPr>
+          <w:ilvl w:val="0"/>
+          <w:numId w:val="1037"/>
+        </w:numPr>
+      </w:pPr>
+      <w:r>
+        <w:t xml:space="preserve">Control contra todos</w:t>
+      </w:r>
+    </w:p>
+    <w:p>
+      <w:pPr>
+        <w:pStyle w:val="Compact"/>
+        <w:numPr>
+          <w:ilvl w:val="0"/>
+          <w:numId w:val="1037"/>
+        </w:numPr>
+      </w:pPr>
+      <w:r>
+        <w:t xml:space="preserve">Par</w:t>
+      </w:r>
+    </w:p>
+    <w:p>
+      <w:pPr>
+        <w:pStyle w:val="FirstParagraph"/>
+      </w:pPr>
+      <w:r>
+        <w:t xml:space="preserve">Opciones de corrección p-value:</w:t>
+      </w:r>
+    </w:p>
+    <w:p>
+      <w:pPr>
+        <w:pStyle w:val="Compact"/>
+        <w:numPr>
+          <w:ilvl w:val="0"/>
+          <w:numId w:val="1038"/>
+        </w:numPr>
+      </w:pPr>
+      <w:r>
+        <w:t xml:space="preserve">Holm</w:t>
+      </w:r>
+    </w:p>
+    <w:p>
+      <w:pPr>
+        <w:pStyle w:val="Compact"/>
+        <w:numPr>
+          <w:ilvl w:val="0"/>
+          <w:numId w:val="1038"/>
+        </w:numPr>
+      </w:pPr>
+      <w:r>
+        <w:t xml:space="preserve">FDR</w:t>
+      </w:r>
+    </w:p>
+    <w:p>
+      <w:pPr>
+        <w:pStyle w:val="Compact"/>
+        <w:numPr>
+          <w:ilvl w:val="0"/>
+          <w:numId w:val="1038"/>
+        </w:numPr>
+      </w:pPr>
+      <w:r>
+        <w:t xml:space="preserve">Bonferroni</w:t>
+      </w:r>
+    </w:p>
+    <w:p>
+      <w:pPr>
+        <w:pStyle w:val="Compact"/>
+        <w:numPr>
+          <w:ilvl w:val="0"/>
+          <w:numId w:val="1038"/>
+        </w:numPr>
+      </w:pPr>
+      <w:r>
+        <w:t xml:space="preserve">Ninguna</w:t>
+      </w:r>
+    </w:p>
+    <w:p>
+      <w:pPr>
+        <w:pStyle w:val="BlockText"/>
+      </w:pPr>
+      <w:r>
+        <w:rPr>
+          <w:b/>
+          <w:bCs/>
+        </w:rPr>
         <w:t xml:space="preserve">CAUTION:</w:t>
       </w:r>
       <w:r>
@@ -4521,9 +4893,9 @@
         <w:t xml:space="preserve">y algunas rutas no paramétricas que requieren datos crudos se desactivan.</w:t>
       </w:r>
     </w:p>
-    <w:bookmarkEnd w:id="53"/>
-    <w:bookmarkEnd w:id="54"/>
-    <w:bookmarkStart w:id="55" w:name="Xfd951e1857e16be0fbfbc51e6054c4da8871e10"/>
+    <w:bookmarkEnd w:id="57"/>
+    <w:bookmarkEnd w:id="58"/>
+    <w:bookmarkStart w:id="59" w:name="Xfd951e1857e16be0fbfbc51e6054c4da8871e10"/>
     <w:p>
       <w:pPr>
         <w:pStyle w:val="Heading2"/>
@@ -4545,7 +4917,7 @@
         <w:pStyle w:val="Compact"/>
         <w:numPr>
           <w:ilvl w:val="0"/>
-          <w:numId w:val="1037"/>
+          <w:numId w:val="1039"/>
         </w:numPr>
       </w:pPr>
       <w:r>
@@ -4557,7 +4929,7 @@
         <w:pStyle w:val="Compact"/>
         <w:numPr>
           <w:ilvl w:val="0"/>
-          <w:numId w:val="1037"/>
+          <w:numId w:val="1039"/>
         </w:numPr>
       </w:pPr>
       <w:r>
@@ -4614,7 +4986,7 @@
         <w:pStyle w:val="Compact"/>
         <w:numPr>
           <w:ilvl w:val="0"/>
-          <w:numId w:val="1037"/>
+          <w:numId w:val="1039"/>
         </w:numPr>
       </w:pPr>
       <w:r>
@@ -4634,7 +5006,7 @@
         <w:pStyle w:val="Compact"/>
         <w:numPr>
           <w:ilvl w:val="0"/>
-          <w:numId w:val="1038"/>
+          <w:numId w:val="1040"/>
         </w:numPr>
       </w:pPr>
       <w:r>
@@ -4646,7 +5018,7 @@
         <w:pStyle w:val="Compact"/>
         <w:numPr>
           <w:ilvl w:val="0"/>
-          <w:numId w:val="1038"/>
+          <w:numId w:val="1040"/>
         </w:numPr>
       </w:pPr>
       <w:r>
@@ -4658,7 +5030,7 @@
         <w:pStyle w:val="Compact"/>
         <w:numPr>
           <w:ilvl w:val="0"/>
-          <w:numId w:val="1038"/>
+          <w:numId w:val="1040"/>
         </w:numPr>
       </w:pPr>
       <w:r>
@@ -4694,7 +5066,7 @@
         <w:pStyle w:val="Compact"/>
         <w:numPr>
           <w:ilvl w:val="0"/>
-          <w:numId w:val="1038"/>
+          <w:numId w:val="1040"/>
         </w:numPr>
       </w:pPr>
       <w:r>
@@ -4730,15 +5102,15 @@
         <w:pStyle w:val="Compact"/>
         <w:numPr>
           <w:ilvl w:val="0"/>
-          <w:numId w:val="1038"/>
+          <w:numId w:val="1040"/>
         </w:numPr>
       </w:pPr>
       <w:r>
         <w:t xml:space="preserve">Reemplaza o agrega anotaciones.</w:t>
       </w:r>
     </w:p>
-    <w:bookmarkEnd w:id="55"/>
-    <w:bookmarkStart w:id="61" w:name="Xc2b86501cc804adc80e56831b8510edbedb0cab"/>
+    <w:bookmarkEnd w:id="59"/>
+    <w:bookmarkStart w:id="65" w:name="Xc2b86501cc804adc80e56831b8510edbedb0cab"/>
     <w:p>
       <w:pPr>
         <w:pStyle w:val="Heading2"/>
@@ -4760,7 +5132,7 @@
         <w:pStyle w:val="Compact"/>
         <w:numPr>
           <w:ilvl w:val="0"/>
-          <w:numId w:val="1039"/>
+          <w:numId w:val="1041"/>
         </w:numPr>
       </w:pPr>
       <w:r>
@@ -4772,7 +5144,7 @@
         <w:pStyle w:val="Compact"/>
         <w:numPr>
           <w:ilvl w:val="0"/>
-          <w:numId w:val="1039"/>
+          <w:numId w:val="1041"/>
         </w:numPr>
       </w:pPr>
       <w:r>
@@ -4784,14 +5156,14 @@
         <w:pStyle w:val="Compact"/>
         <w:numPr>
           <w:ilvl w:val="0"/>
-          <w:numId w:val="1039"/>
+          <w:numId w:val="1041"/>
         </w:numPr>
       </w:pPr>
       <w:r>
         <w:t xml:space="preserve">Tamaño muestral y cobertura de réplicas.</w:t>
       </w:r>
     </w:p>
-    <w:bookmarkStart w:id="56" w:name="réplicas-biológicas"/>
+    <w:bookmarkStart w:id="60" w:name="réplicas-biológicas"/>
     <w:p>
       <w:pPr>
         <w:pStyle w:val="Heading3"/>
@@ -4805,7 +5177,7 @@
         <w:pStyle w:val="Compact"/>
         <w:numPr>
           <w:ilvl w:val="0"/>
-          <w:numId w:val="1040"/>
+          <w:numId w:val="1042"/>
         </w:numPr>
       </w:pPr>
       <w:r>
@@ -4817,7 +5189,7 @@
         <w:pStyle w:val="Compact"/>
         <w:numPr>
           <w:ilvl w:val="0"/>
-          <w:numId w:val="1040"/>
+          <w:numId w:val="1042"/>
         </w:numPr>
       </w:pPr>
       <w:r>
@@ -4829,7 +5201,7 @@
         <w:pStyle w:val="Compact"/>
         <w:numPr>
           <w:ilvl w:val="0"/>
-          <w:numId w:val="1040"/>
+          <w:numId w:val="1042"/>
         </w:numPr>
       </w:pPr>
       <w:r>
@@ -4849,7 +5221,7 @@
         <w:pStyle w:val="Compact"/>
         <w:numPr>
           <w:ilvl w:val="0"/>
-          <w:numId w:val="1041"/>
+          <w:numId w:val="1043"/>
         </w:numPr>
       </w:pPr>
       <w:r>
@@ -4861,15 +5233,15 @@
         <w:pStyle w:val="Compact"/>
         <w:numPr>
           <w:ilvl w:val="0"/>
-          <w:numId w:val="1041"/>
+          <w:numId w:val="1043"/>
         </w:numPr>
       </w:pPr>
       <w:r>
         <w:t xml:space="preserve">Conserva las de menor puntaje (más reproducibles).</w:t>
       </w:r>
     </w:p>
-    <w:bookmarkEnd w:id="56"/>
-    <w:bookmarkStart w:id="60" w:name="réplicas-técnicas"/>
+    <w:bookmarkEnd w:id="60"/>
+    <w:bookmarkStart w:id="64" w:name="réplicas-técnicas"/>
     <w:p>
       <w:pPr>
         <w:pStyle w:val="Heading3"/>
@@ -4891,7 +5263,7 @@
         <w:pStyle w:val="Compact"/>
         <w:numPr>
           <w:ilvl w:val="0"/>
-          <w:numId w:val="1042"/>
+          <w:numId w:val="1044"/>
         </w:numPr>
       </w:pPr>
       <w:r>
@@ -4903,7 +5275,7 @@
         <w:pStyle w:val="Compact"/>
         <w:numPr>
           <w:ilvl w:val="0"/>
-          <w:numId w:val="1042"/>
+          <w:numId w:val="1044"/>
         </w:numPr>
       </w:pPr>
       <w:r>
@@ -4915,7 +5287,7 @@
         <w:pStyle w:val="Compact"/>
         <w:numPr>
           <w:ilvl w:val="0"/>
-          <w:numId w:val="1042"/>
+          <w:numId w:val="1044"/>
         </w:numPr>
       </w:pPr>
       <w:r>
@@ -4927,7 +5299,7 @@
         <w:pStyle w:val="Compact"/>
         <w:numPr>
           <w:ilvl w:val="0"/>
-          <w:numId w:val="1042"/>
+          <w:numId w:val="1044"/>
         </w:numPr>
       </w:pPr>
       <w:r>
@@ -4939,7 +5311,7 @@
         <w:pStyle w:val="Compact"/>
         <w:numPr>
           <w:ilvl w:val="0"/>
-          <w:numId w:val="1042"/>
+          <w:numId w:val="1044"/>
         </w:numPr>
       </w:pPr>
       <w:r>
@@ -4955,18 +5327,18 @@
           <wp:inline>
             <wp:extent cx="5334000" cy="2228174"/>
             <wp:effectExtent b="0" l="0" r="0" t="0"/>
-            <wp:docPr descr="Filtrado de réplicas biológicas" title="" id="58" name="Picture"/>
+            <wp:docPr descr="Filtrado de réplicas biológicas" title="" id="62" name="Picture"/>
             <a:graphic>
               <a:graphicData uri="http://schemas.openxmlformats.org/drawingml/2006/picture">
                 <pic:pic>
                   <pic:nvPicPr>
-                    <pic:cNvPr descr="manual_images/04_filter_biological_replicates.png" id="59" name="Picture"/>
+                    <pic:cNvPr descr="manual_images/04_filter_biological_replicates.png" id="63" name="Picture"/>
                     <pic:cNvPicPr>
                       <a:picLocks noChangeArrowheads="1" noChangeAspect="1"/>
                     </pic:cNvPicPr>
                   </pic:nvPicPr>
                   <pic:blipFill>
-                    <a:blip r:embed="rId57"/>
+                    <a:blip r:embed="rId61"/>
                     <a:stretch>
                       <a:fillRect/>
                     </a:stretch>
@@ -4993,9 +5365,9 @@
         </w:drawing>
       </w:r>
     </w:p>
-    <w:bookmarkEnd w:id="60"/>
-    <w:bookmarkEnd w:id="61"/>
-    <w:bookmarkStart w:id="62" w:name="Xfea01682663a764101ef30ec6c870560247e7f1"/>
+    <w:bookmarkEnd w:id="64"/>
+    <w:bookmarkEnd w:id="65"/>
+    <w:bookmarkStart w:id="66" w:name="Xfea01682663a764101ef30ec6c870560247e7f1"/>
     <w:p>
       <w:pPr>
         <w:pStyle w:val="Heading2"/>
@@ -5017,7 +5389,7 @@
         <w:pStyle w:val="Compact"/>
         <w:numPr>
           <w:ilvl w:val="0"/>
-          <w:numId w:val="1043"/>
+          <w:numId w:val="1045"/>
         </w:numPr>
       </w:pPr>
       <w:r>
@@ -5039,7 +5411,7 @@
         <w:pStyle w:val="Compact"/>
         <w:numPr>
           <w:ilvl w:val="0"/>
-          <w:numId w:val="1043"/>
+          <w:numId w:val="1045"/>
         </w:numPr>
       </w:pPr>
       <w:r>
@@ -5051,7 +5423,7 @@
         <w:pStyle w:val="Compact"/>
         <w:numPr>
           <w:ilvl w:val="0"/>
-          <w:numId w:val="1043"/>
+          <w:numId w:val="1045"/>
         </w:numPr>
       </w:pPr>
       <w:r>
@@ -5060,6 +5432,18 @@
     </w:p>
     <w:p>
       <w:pPr>
+        <w:pStyle w:val="Compact"/>
+        <w:numPr>
+          <w:ilvl w:val="0"/>
+          <w:numId w:val="1045"/>
+        </w:numPr>
+      </w:pPr>
+      <w:r>
+        <w:t xml:space="preserve">La familia tipográfica, los estilos de texto, el estadístico de barras de error y la selección de métodos de estadística de curvas se conservan en el roundtrip de metadatos.</w:t>
+      </w:r>
+    </w:p>
+    <w:p>
+      <w:pPr>
         <w:pStyle w:val="FirstParagraph"/>
       </w:pPr>
       <w:r>
@@ -5071,7 +5455,7 @@
         <w:pStyle w:val="Compact"/>
         <w:numPr>
           <w:ilvl w:val="0"/>
-          <w:numId w:val="1044"/>
+          <w:numId w:val="1046"/>
         </w:numPr>
       </w:pPr>
       <w:r>
@@ -5083,7 +5467,7 @@
         <w:pStyle w:val="Compact"/>
         <w:numPr>
           <w:ilvl w:val="0"/>
-          <w:numId w:val="1044"/>
+          <w:numId w:val="1046"/>
         </w:numPr>
       </w:pPr>
       <w:r>
@@ -5095,7 +5479,7 @@
         <w:pStyle w:val="Compact"/>
         <w:numPr>
           <w:ilvl w:val="0"/>
-          <w:numId w:val="1044"/>
+          <w:numId w:val="1046"/>
         </w:numPr>
       </w:pPr>
       <w:r>
@@ -5115,7 +5499,7 @@
         <w:pStyle w:val="Compact"/>
         <w:numPr>
           <w:ilvl w:val="0"/>
-          <w:numId w:val="1045"/>
+          <w:numId w:val="1047"/>
         </w:numPr>
       </w:pPr>
       <w:r>
@@ -5127,7 +5511,7 @@
         <w:pStyle w:val="Compact"/>
         <w:numPr>
           <w:ilvl w:val="0"/>
-          <w:numId w:val="1045"/>
+          <w:numId w:val="1047"/>
         </w:numPr>
       </w:pPr>
       <w:r>
@@ -5139,15 +5523,15 @@
         <w:pStyle w:val="Compact"/>
         <w:numPr>
           <w:ilvl w:val="0"/>
-          <w:numId w:val="1045"/>
+          <w:numId w:val="1047"/>
         </w:numPr>
       </w:pPr>
       <w:r>
         <w:t xml:space="preserve">Verificación de orientación en constructores finales.</w:t>
       </w:r>
     </w:p>
-    <w:bookmarkEnd w:id="62"/>
-    <w:bookmarkStart w:id="63" w:name="X218df2ee725d0504d93acc386923c3d90ed9ec6"/>
+    <w:bookmarkEnd w:id="66"/>
+    <w:bookmarkStart w:id="67" w:name="X218df2ee725d0504d93acc386923c3d90ed9ec6"/>
     <w:p>
       <w:pPr>
         <w:pStyle w:val="Heading2"/>
@@ -5169,7 +5553,7 @@
         <w:pStyle w:val="Compact"/>
         <w:numPr>
           <w:ilvl w:val="0"/>
-          <w:numId w:val="1046"/>
+          <w:numId w:val="1048"/>
         </w:numPr>
       </w:pPr>
       <w:r>
@@ -5202,7 +5586,7 @@
         <w:pStyle w:val="Compact"/>
         <w:numPr>
           <w:ilvl w:val="0"/>
-          <w:numId w:val="1046"/>
+          <w:numId w:val="1048"/>
         </w:numPr>
       </w:pPr>
       <w:r>
@@ -5214,7 +5598,7 @@
         <w:pStyle w:val="Compact"/>
         <w:numPr>
           <w:ilvl w:val="0"/>
-          <w:numId w:val="1046"/>
+          <w:numId w:val="1048"/>
         </w:numPr>
       </w:pPr>
       <w:r>
@@ -5226,7 +5610,7 @@
         <w:pStyle w:val="Compact"/>
         <w:numPr>
           <w:ilvl w:val="0"/>
-          <w:numId w:val="1046"/>
+          <w:numId w:val="1048"/>
         </w:numPr>
       </w:pPr>
       <w:r>
@@ -5238,7 +5622,7 @@
         <w:pStyle w:val="Compact"/>
         <w:numPr>
           <w:ilvl w:val="0"/>
-          <w:numId w:val="1046"/>
+          <w:numId w:val="1048"/>
         </w:numPr>
       </w:pPr>
       <w:r>
@@ -5250,7 +5634,7 @@
         <w:pStyle w:val="Compact"/>
         <w:numPr>
           <w:ilvl w:val="0"/>
-          <w:numId w:val="1046"/>
+          <w:numId w:val="1048"/>
         </w:numPr>
       </w:pPr>
       <w:r>
@@ -5262,15 +5646,23 @@
         <w:pStyle w:val="Compact"/>
         <w:numPr>
           <w:ilvl w:val="0"/>
-          <w:numId w:val="1046"/>
+          <w:numId w:val="1048"/>
         </w:numPr>
       </w:pPr>
       <w:r>
         <w:t xml:space="preserve">Exportación de merge platemap/curvas (si se usó merge).</w:t>
       </w:r>
     </w:p>
-    <w:bookmarkEnd w:id="63"/>
-    <w:bookmarkStart w:id="67" w:name="X08302a07caa98f2a5467429728a16104e228911"/>
+    <w:p>
+      <w:pPr>
+        <w:pStyle w:val="FirstParagraph"/>
+      </w:pPr>
+      <w:r>
+        <w:t xml:space="preserve">Las exportaciones de gráficos conservan la configuración visual activa, incluyendo familia tipográfica, estilos por tipo de texto (negrita/cursiva/subrayado), estadístico de barras de error seleccionado, etiquetas de significancia y ajustes de ejes/leyenda. Las exportaciones de composición conservan los mismos controles tipográficos en todos los gráficos del layout.</w:t>
+      </w:r>
+    </w:p>
+    <w:bookmarkEnd w:id="67"/>
+    <w:bookmarkStart w:id="71" w:name="X08302a07caa98f2a5467429728a16104e228911"/>
     <w:p>
       <w:pPr>
         <w:pStyle w:val="Heading2"/>
@@ -5292,7 +5684,7 @@
         <w:pStyle w:val="Compact"/>
         <w:numPr>
           <w:ilvl w:val="0"/>
-          <w:numId w:val="1047"/>
+          <w:numId w:val="1049"/>
         </w:numPr>
       </w:pPr>
       <w:r>
@@ -5328,7 +5720,7 @@
         <w:pStyle w:val="Compact"/>
         <w:numPr>
           <w:ilvl w:val="0"/>
-          <w:numId w:val="1047"/>
+          <w:numId w:val="1049"/>
         </w:numPr>
       </w:pPr>
       <w:r>
@@ -5340,7 +5732,7 @@
         <w:pStyle w:val="Compact"/>
         <w:numPr>
           <w:ilvl w:val="1"/>
-          <w:numId w:val="1048"/>
+          <w:numId w:val="1050"/>
         </w:numPr>
       </w:pPr>
       <w:r>
@@ -5364,7 +5756,7 @@
         <w:pStyle w:val="Compact"/>
         <w:numPr>
           <w:ilvl w:val="1"/>
-          <w:numId w:val="1048"/>
+          <w:numId w:val="1050"/>
         </w:numPr>
       </w:pPr>
       <w:r>
@@ -5399,7 +5791,7 @@
         <w:pStyle w:val="Compact"/>
         <w:numPr>
           <w:ilvl w:val="0"/>
-          <w:numId w:val="1049"/>
+          <w:numId w:val="1051"/>
         </w:numPr>
       </w:pPr>
       <w:r>
@@ -5417,7 +5809,7 @@
         <w:pStyle w:val="Compact"/>
         <w:numPr>
           <w:ilvl w:val="0"/>
-          <w:numId w:val="1049"/>
+          <w:numId w:val="1051"/>
         </w:numPr>
       </w:pPr>
       <w:r>
@@ -5435,7 +5827,7 @@
         <w:pStyle w:val="Compact"/>
         <w:numPr>
           <w:ilvl w:val="0"/>
-          <w:numId w:val="1049"/>
+          <w:numId w:val="1051"/>
         </w:numPr>
       </w:pPr>
       <w:r>
@@ -5462,7 +5854,7 @@
         <w:pStyle w:val="Compact"/>
         <w:numPr>
           <w:ilvl w:val="0"/>
-          <w:numId w:val="1049"/>
+          <w:numId w:val="1051"/>
         </w:numPr>
       </w:pPr>
       <w:r>
@@ -5480,7 +5872,7 @@
         <w:pStyle w:val="Compact"/>
         <w:numPr>
           <w:ilvl w:val="0"/>
-          <w:numId w:val="1049"/>
+          <w:numId w:val="1051"/>
         </w:numPr>
       </w:pPr>
       <w:r>
@@ -5498,7 +5890,7 @@
         <w:pStyle w:val="Compact"/>
         <w:numPr>
           <w:ilvl w:val="0"/>
-          <w:numId w:val="1049"/>
+          <w:numId w:val="1051"/>
         </w:numPr>
       </w:pPr>
       <w:r>
@@ -5528,7 +5920,7 @@
         <w:pStyle w:val="Compact"/>
         <w:numPr>
           <w:ilvl w:val="0"/>
-          <w:numId w:val="1049"/>
+          <w:numId w:val="1051"/>
         </w:numPr>
       </w:pPr>
       <w:r>
@@ -5554,7 +5946,7 @@
         <w:pStyle w:val="Compact"/>
         <w:numPr>
           <w:ilvl w:val="0"/>
-          <w:numId w:val="1050"/>
+          <w:numId w:val="1052"/>
         </w:numPr>
       </w:pPr>
       <w:r>
@@ -5566,7 +5958,7 @@
         <w:pStyle w:val="Compact"/>
         <w:numPr>
           <w:ilvl w:val="0"/>
-          <w:numId w:val="1050"/>
+          <w:numId w:val="1052"/>
         </w:numPr>
       </w:pPr>
       <w:r>
@@ -5578,7 +5970,7 @@
         <w:pStyle w:val="Compact"/>
         <w:numPr>
           <w:ilvl w:val="0"/>
-          <w:numId w:val="1050"/>
+          <w:numId w:val="1052"/>
         </w:numPr>
       </w:pPr>
       <w:r>
@@ -5590,7 +5982,7 @@
         <w:pStyle w:val="Compact"/>
         <w:numPr>
           <w:ilvl w:val="0"/>
-          <w:numId w:val="1050"/>
+          <w:numId w:val="1052"/>
         </w:numPr>
       </w:pPr>
       <w:r>
@@ -5602,7 +5994,7 @@
         <w:pStyle w:val="Compact"/>
         <w:numPr>
           <w:ilvl w:val="0"/>
-          <w:numId w:val="1050"/>
+          <w:numId w:val="1052"/>
         </w:numPr>
       </w:pPr>
       <w:r>
@@ -5618,18 +6010,18 @@
           <wp:inline>
             <wp:extent cx="5334000" cy="2011947"/>
             <wp:effectExtent b="0" l="0" r="0" t="0"/>
-            <wp:docPr descr="Flujo de parámetros de crecimiento" title="" id="65" name="Picture"/>
+            <wp:docPr descr="Flujo de parámetros de crecimiento" title="" id="69" name="Picture"/>
             <a:graphic>
               <a:graphicData uri="http://schemas.openxmlformats.org/drawingml/2006/picture">
                 <pic:pic>
                   <pic:nvPicPr>
-                    <pic:cNvPr descr="manual_images/13_growth_parameters_workflow.png" id="66" name="Picture"/>
+                    <pic:cNvPr descr="manual_images/13_growth_parameters_workflow.png" id="70" name="Picture"/>
                     <pic:cNvPicPr>
                       <a:picLocks noChangeArrowheads="1" noChangeAspect="1"/>
                     </pic:cNvPicPr>
                   </pic:nvPicPr>
                   <pic:blipFill>
-                    <a:blip r:embed="rId64"/>
+                    <a:blip r:embed="rId68"/>
                     <a:stretch>
                       <a:fillRect/>
                     </a:stretch>
@@ -5656,8 +6048,8 @@
         </w:drawing>
       </w:r>
     </w:p>
-    <w:bookmarkEnd w:id="67"/>
-    <w:bookmarkStart w:id="68" w:name="X44a0d0ba4189ec8e25809d14d8a3a2c3cd163ae"/>
+    <w:bookmarkEnd w:id="71"/>
+    <w:bookmarkStart w:id="72" w:name="X44a0d0ba4189ec8e25809d14d8a3a2c3cd163ae"/>
     <w:p>
       <w:pPr>
         <w:pStyle w:val="Heading2"/>
@@ -5670,7 +6062,7 @@
       <w:pPr>
         <w:numPr>
           <w:ilvl w:val="0"/>
-          <w:numId w:val="1051"/>
+          <w:numId w:val="1053"/>
         </w:numPr>
       </w:pPr>
       <w:r>
@@ -5697,7 +6089,7 @@
       <w:pPr>
         <w:numPr>
           <w:ilvl w:val="0"/>
-          <w:numId w:val="1051"/>
+          <w:numId w:val="1053"/>
         </w:numPr>
       </w:pPr>
       <w:r>
@@ -5724,7 +6116,7 @@
       <w:pPr>
         <w:numPr>
           <w:ilvl w:val="0"/>
-          <w:numId w:val="1051"/>
+          <w:numId w:val="1053"/>
         </w:numPr>
       </w:pPr>
       <w:r>
@@ -5751,7 +6143,7 @@
       <w:pPr>
         <w:numPr>
           <w:ilvl w:val="0"/>
-          <w:numId w:val="1051"/>
+          <w:numId w:val="1053"/>
         </w:numPr>
       </w:pPr>
       <w:r>
@@ -5778,7 +6170,7 @@
       <w:pPr>
         <w:numPr>
           <w:ilvl w:val="0"/>
-          <w:numId w:val="1051"/>
+          <w:numId w:val="1053"/>
         </w:numPr>
       </w:pPr>
       <w:r>
@@ -5805,7 +6197,7 @@
       <w:pPr>
         <w:numPr>
           <w:ilvl w:val="0"/>
-          <w:numId w:val="1051"/>
+          <w:numId w:val="1053"/>
         </w:numPr>
       </w:pPr>
       <w:r>
@@ -5847,7 +6239,7 @@
       <w:pPr>
         <w:numPr>
           <w:ilvl w:val="0"/>
-          <w:numId w:val="1051"/>
+          <w:numId w:val="1053"/>
         </w:numPr>
       </w:pPr>
       <w:r>
@@ -5902,7 +6294,7 @@
       <w:pPr>
         <w:numPr>
           <w:ilvl w:val="0"/>
-          <w:numId w:val="1051"/>
+          <w:numId w:val="1053"/>
         </w:numPr>
       </w:pPr>
       <w:r>
@@ -5929,7 +6321,7 @@
       <w:pPr>
         <w:numPr>
           <w:ilvl w:val="0"/>
-          <w:numId w:val="1051"/>
+          <w:numId w:val="1053"/>
         </w:numPr>
       </w:pPr>
       <w:r>
@@ -5952,8 +6344,8 @@
         <w:t xml:space="preserve">Qué hacer: Reducir parámetros y capas pesadas.</w:t>
       </w:r>
     </w:p>
-    <w:bookmarkEnd w:id="68"/>
-    <w:bookmarkStart w:id="69" w:name="X8b3f1f11e9cb04fc73976d75c0f04065017c149"/>
+    <w:bookmarkEnd w:id="72"/>
+    <w:bookmarkStart w:id="73" w:name="X8b3f1f11e9cb04fc73976d75c0f04065017c149"/>
     <w:p>
       <w:pPr>
         <w:pStyle w:val="Heading2"/>
@@ -5979,8 +6371,8 @@
         <w:t xml:space="preserve">bioszenf@gmail.com</w:t>
       </w:r>
     </w:p>
-    <w:bookmarkEnd w:id="69"/>
-    <w:bookmarkEnd w:id="70"/>
+    <w:bookmarkEnd w:id="73"/>
+    <w:bookmarkEnd w:id="74"/>
     <w:sectPr>
       <w:footnotePr>
         <w:numRestart w:val="eachSect"/>
@@ -6478,6 +6870,12 @@
     <w:abstractNumId w:val="991"/>
   </w:num>
   <w:num w:numId="1030">
+    <w:abstractNumId w:val="991"/>
+  </w:num>
+  <w:num w:numId="1031">
+    <w:abstractNumId w:val="991"/>
+  </w:num>
+  <w:num w:numId="1032">
     <w:abstractNumId w:val="99411"/>
     <w:lvlOverride w:ilvl="0">
       <w:startOverride w:val="1"/>
@@ -6507,12 +6905,6 @@
       <w:startOverride w:val="1"/>
     </w:lvlOverride>
   </w:num>
-  <w:num w:numId="1031">
-    <w:abstractNumId w:val="991"/>
-  </w:num>
-  <w:num w:numId="1032">
-    <w:abstractNumId w:val="991"/>
-  </w:num>
   <w:num w:numId="1033">
     <w:abstractNumId w:val="991"/>
   </w:num>
@@ -6526,6 +6918,12 @@
     <w:abstractNumId w:val="991"/>
   </w:num>
   <w:num w:numId="1037">
+    <w:abstractNumId w:val="991"/>
+  </w:num>
+  <w:num w:numId="1038">
+    <w:abstractNumId w:val="991"/>
+  </w:num>
+  <w:num w:numId="1039">
     <w:abstractNumId w:val="99411"/>
     <w:lvlOverride w:ilvl="0">
       <w:startOverride w:val="1"/>
@@ -6555,7 +6953,7 @@
       <w:startOverride w:val="1"/>
     </w:lvlOverride>
   </w:num>
-  <w:num w:numId="1038">
+  <w:num w:numId="1040">
     <w:abstractNumId w:val="99411"/>
     <w:lvlOverride w:ilvl="0">
       <w:startOverride w:val="1"/>
@@ -6585,12 +6983,6 @@
       <w:startOverride w:val="1"/>
     </w:lvlOverride>
   </w:num>
-  <w:num w:numId="1039">
-    <w:abstractNumId w:val="991"/>
-  </w:num>
-  <w:num w:numId="1040">
-    <w:abstractNumId w:val="991"/>
-  </w:num>
   <w:num w:numId="1041">
     <w:abstractNumId w:val="991"/>
   </w:num>
@@ -6619,6 +7011,12 @@
     <w:abstractNumId w:val="991"/>
   </w:num>
   <w:num w:numId="1050">
+    <w:abstractNumId w:val="991"/>
+  </w:num>
+  <w:num w:numId="1051">
+    <w:abstractNumId w:val="991"/>
+  </w:num>
+  <w:num w:numId="1052">
     <w:abstractNumId w:val="99411"/>
     <w:lvlOverride w:ilvl="0">
       <w:startOverride w:val="1"/>
@@ -6648,7 +7046,7 @@
       <w:startOverride w:val="1"/>
     </w:lvlOverride>
   </w:num>
-  <w:num w:numId="1051">
+  <w:num w:numId="1053">
     <w:abstractNumId w:val="991"/>
   </w:num>
 </w:numbering>

--- a/inst/app/www/MANUAL_ES.docx
+++ b/inst/app/www/MANUAL_ES.docx
@@ -2,23 +2,15 @@
 <file path=word/document.xml><?xml version="1.0" encoding="utf-8"?>
 <w:document xmlns:w="http://schemas.openxmlformats.org/wordprocessingml/2006/main" xmlns:m="http://schemas.openxmlformats.org/officeDocument/2006/math" xmlns:r="http://schemas.openxmlformats.org/officeDocument/2006/relationships" xmlns:o="urn:schemas-microsoft-com:office:office" xmlns:v="urn:schemas-microsoft-com:vml" xmlns:w10="urn:schemas-microsoft-com:office:word" xmlns:a="http://schemas.openxmlformats.org/drawingml/2006/main" xmlns:pic="http://schemas.openxmlformats.org/drawingml/2006/picture" xmlns:wp="http://schemas.openxmlformats.org/drawingml/2006/wordprocessingDrawing">
   <w:body>
-    <w:p>
-      <w:pPr>
-        <w:pStyle w:val="Title"/>
+    <w:bookmarkStart w:id="74" w:name="manual-de-usuario-bioszen-español"/>
+    <w:p>
+      <w:pPr>
+        <w:pStyle w:val="Heading1"/>
       </w:pPr>
       <w:r>
         <w:t xml:space="preserve">Manual de Usuario BIOSZEN (Español)</w:t>
       </w:r>
     </w:p>
-    <w:bookmarkStart w:id="74" w:name="manual-de-usuario-bioszen-español"/>
-    <w:p>
-      <w:pPr>
-        <w:pStyle w:val="Heading1"/>
-      </w:pPr>
-      <w:r>
-        <w:t xml:space="preserve">Manual de Usuario BIOSZEN (Español)</w:t>
-      </w:r>
-    </w:p>
     <w:p>
       <w:pPr>
         <w:pStyle w:val="FirstParagraph"/>
@@ -29,7 +21,7 @@
     </w:p>
     <w:p>
       <w:pPr>
-        <w:pStyle w:val="BodyText"/>
+        <w:pStyle w:val="CaptionedFigure"/>
       </w:pPr>
       <w:r>
         <w:drawing>
@@ -76,6 +68,14 @@
     </w:p>
     <w:p>
       <w:pPr>
+        <w:pStyle w:val="ImageCaption"/>
+      </w:pPr>
+      <w:r>
+        <w:t xml:space="preserve">Vista general de BIOSZEN</w:t>
+      </w:r>
+    </w:p>
+    <w:p>
+      <w:pPr>
         <w:pStyle w:val="BlockText"/>
       </w:pPr>
       <w:r>
@@ -388,7 +388,7 @@
       </w:hyperlink>
     </w:p>
     <w:bookmarkEnd w:id="12"/>
-    <w:bookmarkStart w:id="17" w:name="Xfa07d81b5028cbd5b0e841e8fb030e9e91246a4"/>
+    <w:bookmarkStart w:id="17" w:name="antes-de-empezar"/>
     <w:p>
       <w:pPr>
         <w:pStyle w:val="Heading2"/>
@@ -772,7 +772,7 @@
       </w:r>
     </w:p>
     <w:bookmarkEnd w:id="17"/>
-    <w:bookmarkStart w:id="24" w:name="X9fb895dda62211d8c48fb9835c8aff5234266cd"/>
+    <w:bookmarkStart w:id="24" w:name="inicio-rápido-por-escenario"/>
     <w:p>
       <w:pPr>
         <w:pStyle w:val="Heading2"/>
@@ -1035,7 +1035,7 @@
     </w:p>
     <w:p>
       <w:pPr>
-        <w:pStyle w:val="FirstParagraph"/>
+        <w:pStyle w:val="CaptionedFigure"/>
       </w:pPr>
       <w:r>
         <w:drawing>
@@ -1080,9 +1080,17 @@
         </w:drawing>
       </w:r>
     </w:p>
+    <w:p>
+      <w:pPr>
+        <w:pStyle w:val="ImageCaption"/>
+      </w:pPr>
+      <w:r>
+        <w:t xml:space="preserve">Configuración de gráficos y capas</w:t>
+      </w:r>
+    </w:p>
     <w:bookmarkEnd w:id="23"/>
     <w:bookmarkEnd w:id="24"/>
-    <w:bookmarkStart w:id="25" w:name="X1091fe1583fe3857e5eb63f1db55c9abd452c2a"/>
+    <w:bookmarkStart w:id="25" w:name="elegir-un-modo-de-entrada"/>
     <w:p>
       <w:pPr>
         <w:pStyle w:val="Heading2"/>
@@ -1240,7 +1248,7 @@
       </w:r>
     </w:p>
     <w:bookmarkEnd w:id="25"/>
-    <w:bookmarkStart w:id="34" w:name="Xbe7d00576ea19b5f785210b268d589dfe016b9b"/>
+    <w:bookmarkStart w:id="34" w:name="especificaciones-de-entrada"/>
     <w:p>
       <w:pPr>
         <w:pStyle w:val="Heading2"/>
@@ -1249,7 +1257,7 @@
         <w:t xml:space="preserve">4. Especificaciones de Entrada</w:t>
       </w:r>
     </w:p>
-    <w:bookmarkStart w:id="26" w:name="Xf68407b5dd2b5ce153fdc68437af388089e5a16"/>
+    <w:bookmarkStart w:id="26" w:name="workbook-de-platemap"/>
     <w:p>
       <w:pPr>
         <w:pStyle w:val="Heading3"/>
@@ -1466,7 +1474,7 @@
         <w:t xml:space="preserve">3</w:t>
       </w:r>
       <w:r>
-        <w:t xml:space="preserve">, ...).</w:t>
+        <w:t xml:space="preserve">, …).</w:t>
       </w:r>
     </w:p>
     <w:p>
@@ -1765,7 +1773,7 @@
       </w:r>
     </w:p>
     <w:bookmarkEnd w:id="26"/>
-    <w:bookmarkStart w:id="27" w:name="Xda61436f4146a35c9827245175b1f9ac9e008a5"/>
+    <w:bookmarkStart w:id="27" w:name="archivo-de-curvas"/>
     <w:p>
       <w:pPr>
         <w:pStyle w:val="Heading3"/>
@@ -1851,7 +1859,7 @@
         <w:t xml:space="preserve">A2</w:t>
       </w:r>
       <w:r>
-        <w:t xml:space="preserve">, ...).</w:t>
+        <w:t xml:space="preserve">, …).</w:t>
       </w:r>
     </w:p>
     <w:p>
@@ -2003,7 +2011,7 @@
         <w:t xml:space="preserve">A2</w:t>
       </w:r>
       <w:r>
-        <w:t xml:space="preserve">, ...).</w:t>
+        <w:t xml:space="preserve">, …).</w:t>
       </w:r>
     </w:p>
     <w:p>
@@ -2163,7 +2171,7 @@
       </w:r>
     </w:p>
     <w:bookmarkEnd w:id="27"/>
-    <w:bookmarkStart w:id="28" w:name="Xec42c79e34c9852a155b47685eb842e04ba89d4"/>
+    <w:bookmarkStart w:id="28" w:name="modo-parámetros-agrupados"/>
     <w:p>
       <w:pPr>
         <w:pStyle w:val="Heading3"/>
@@ -2230,7 +2238,7 @@
         <w:t xml:space="preserve">Parametro_2</w:t>
       </w:r>
       <w:r>
-        <w:t xml:space="preserve">, ...).</w:t>
+        <w:t xml:space="preserve">, …).</w:t>
       </w:r>
     </w:p>
     <w:p>
@@ -2287,7 +2295,7 @@
       </w:r>
     </w:p>
     <w:bookmarkEnd w:id="28"/>
-    <w:bookmarkStart w:id="29" w:name="X1b4e6a2869c7556afb3c107fc030195f56a0483"/>
+    <w:bookmarkStart w:id="29" w:name="modo-resumen"/>
     <w:p>
       <w:pPr>
         <w:pStyle w:val="Heading3"/>
@@ -2506,7 +2514,7 @@
       </w:r>
     </w:p>
     <w:bookmarkEnd w:id="29"/>
-    <w:bookmarkStart w:id="30" w:name="Xf16c6e1904251089dd353ddc2e40142df3f2d4c"/>
+    <w:bookmarkStart w:id="30" w:name="modo-csv"/>
     <w:p>
       <w:pPr>
         <w:pStyle w:val="Heading3"/>
@@ -2647,7 +2655,7 @@
       </w:r>
     </w:p>
     <w:bookmarkEnd w:id="30"/>
-    <w:bookmarkStart w:id="33" w:name="X302fd3e56ed3f93c7d8b1e7892925566e0923a5"/>
+    <w:bookmarkStart w:id="33" w:name="Xa3abaa9f5c004687f5c309b02aaa64083345ea6"/>
     <w:p>
       <w:pPr>
         <w:pStyle w:val="Heading3"/>
@@ -2878,7 +2886,7 @@
     </w:p>
     <w:bookmarkEnd w:id="33"/>
     <w:bookmarkEnd w:id="34"/>
-    <w:bookmarkStart w:id="38" w:name="Xae12b15562da4a61da4abe7db29e767bcfa80b7"/>
+    <w:bookmarkStart w:id="38" w:name="flujo-estándar"/>
     <w:p>
       <w:pPr>
         <w:pStyle w:val="Heading2"/>
@@ -3033,7 +3041,7 @@
     </w:p>
     <w:p>
       <w:pPr>
-        <w:pStyle w:val="FirstParagraph"/>
+        <w:pStyle w:val="CaptionedFigure"/>
       </w:pPr>
       <w:r>
         <w:drawing>
@@ -3078,8 +3086,16 @@
         </w:drawing>
       </w:r>
     </w:p>
+    <w:p>
+      <w:pPr>
+        <w:pStyle w:val="ImageCaption"/>
+      </w:pPr>
+      <w:r>
+        <w:t xml:space="preserve">Filtrado por media/condiciones</w:t>
+      </w:r>
+    </w:p>
     <w:bookmarkEnd w:id="38"/>
-    <w:bookmarkStart w:id="55" w:name="Xaf81bc0f9fdfe300180131f47955cd5d6f20688"/>
+    <w:bookmarkStart w:id="55" w:name="tipos-de-gráfico-y-controles"/>
     <w:p>
       <w:pPr>
         <w:pStyle w:val="Heading2"/>
@@ -3708,7 +3724,7 @@
         </w:numPr>
       </w:pPr>
       <w:r>
-        <w:t xml:space="preserve">Negrita, cursiva y subrayado se aplican de forma independiente por tipo de texto: título del gráfico, títulos de ejes, números de ejes, leyenda, etiquetas de datos y texto de significancia.</w:t>
+        <w:t xml:space="preserve">Negrita, cursiva y subrayado se aplican de forma independiente por tipo de texto: título del gráfico, títulos de ejes, etiquetas de ticks de ejes, leyenda, etiquetas de datos y texto de significancia.</w:t>
       </w:r>
     </w:p>
     <w:p>
@@ -3720,6 +3736,30 @@
         </w:numPr>
       </w:pPr>
       <w:r>
+        <w:t xml:space="preserve">El estilo de títulos de eje se aplica tanto al título del eje X como al del eje Y cuando esos títulos están visibles. El estilo de etiquetas de ticks se aplica a las etiquetas mostradas en los ejes, sean números o categorías.</w:t>
+      </w:r>
+    </w:p>
+    <w:p>
+      <w:pPr>
+        <w:pStyle w:val="Compact"/>
+        <w:numPr>
+          <w:ilvl w:val="0"/>
+          <w:numId w:val="1030"/>
+        </w:numPr>
+      </w:pPr>
+      <w:r>
+        <w:t xml:space="preserve">Los controles de leyenda incluyen si se muestra a la derecha cuando corresponde, además del tamaño y estilo del texto de la leyenda (normal, negrita, cursiva y/o subrayado).</w:t>
+      </w:r>
+    </w:p>
+    <w:p>
+      <w:pPr>
+        <w:pStyle w:val="Compact"/>
+        <w:numPr>
+          <w:ilvl w:val="0"/>
+          <w:numId w:val="1030"/>
+        </w:numPr>
+      </w:pPr>
+      <w:r>
         <w:t xml:space="preserve">Cada tipo de texto puede tener su propia combinación de estilos; subrayar significancia, por ejemplo, no obliga a subrayar el título ni la leyenda.</w:t>
       </w:r>
     </w:p>
@@ -3764,7 +3804,7 @@
     </w:p>
     <w:p>
       <w:pPr>
-        <w:pStyle w:val="FirstParagraph"/>
+        <w:pStyle w:val="CaptionedFigure"/>
       </w:pPr>
       <w:r>
         <w:drawing>
@@ -3809,6 +3849,14 @@
         </w:drawing>
       </w:r>
     </w:p>
+    <w:p>
+      <w:pPr>
+        <w:pStyle w:val="ImageCaption"/>
+      </w:pPr>
+      <w:r>
+        <w:t xml:space="preserve">Controles de estilo de texto</w:t>
+      </w:r>
+    </w:p>
     <w:bookmarkEnd w:id="50"/>
     <w:bookmarkStart w:id="54" w:name="panel-de-composición"/>
     <w:p>
@@ -4038,7 +4086,7 @@
     </w:p>
     <w:p>
       <w:pPr>
-        <w:pStyle w:val="BodyText"/>
+        <w:pStyle w:val="CaptionedFigure"/>
       </w:pPr>
       <w:r>
         <w:drawing>
@@ -4083,9 +4131,17 @@
         </w:drawing>
       </w:r>
     </w:p>
+    <w:p>
+      <w:pPr>
+        <w:pStyle w:val="ImageCaption"/>
+      </w:pPr>
+      <w:r>
+        <w:t xml:space="preserve">Configuración de significancia y anotaciones</w:t>
+      </w:r>
+    </w:p>
     <w:bookmarkEnd w:id="54"/>
     <w:bookmarkEnd w:id="55"/>
-    <w:bookmarkStart w:id="56" w:name="X784a3f1f5904a93f9634a04c4f667f10394c63c"/>
+    <w:bookmarkStart w:id="56" w:name="normalización"/>
     <w:p>
       <w:pPr>
         <w:pStyle w:val="Heading2"/>
@@ -4200,7 +4256,7 @@
       </w:r>
     </w:p>
     <w:bookmarkEnd w:id="56"/>
-    <w:bookmarkStart w:id="58" w:name="X08b670b6b7f9a75f2188e36fdc7de5816db16f1"/>
+    <w:bookmarkStart w:id="58" w:name="estadística"/>
     <w:p>
       <w:pPr>
         <w:pStyle w:val="Heading2"/>
@@ -4895,7 +4951,7 @@
     </w:p>
     <w:bookmarkEnd w:id="57"/>
     <w:bookmarkEnd w:id="58"/>
-    <w:bookmarkStart w:id="59" w:name="Xfd951e1857e16be0fbfbc51e6054c4da8871e10"/>
+    <w:bookmarkStart w:id="59" w:name="anotaciones-de-significancia"/>
     <w:p>
       <w:pPr>
         <w:pStyle w:val="Heading2"/>
@@ -5110,7 +5166,7 @@
       </w:r>
     </w:p>
     <w:bookmarkEnd w:id="59"/>
-    <w:bookmarkStart w:id="65" w:name="Xc2b86501cc804adc80e56831b8510edbedb0cab"/>
+    <w:bookmarkStart w:id="65" w:name="control-de-calidad-y-réplicas"/>
     <w:p>
       <w:pPr>
         <w:pStyle w:val="Heading2"/>
@@ -5320,7 +5376,7 @@
     </w:p>
     <w:p>
       <w:pPr>
-        <w:pStyle w:val="FirstParagraph"/>
+        <w:pStyle w:val="CaptionedFigure"/>
       </w:pPr>
       <w:r>
         <w:drawing>
@@ -5365,9 +5421,17 @@
         </w:drawing>
       </w:r>
     </w:p>
+    <w:p>
+      <w:pPr>
+        <w:pStyle w:val="ImageCaption"/>
+      </w:pPr>
+      <w:r>
+        <w:t xml:space="preserve">Filtrado de réplicas biológicas</w:t>
+      </w:r>
+    </w:p>
     <w:bookmarkEnd w:id="64"/>
     <w:bookmarkEnd w:id="65"/>
-    <w:bookmarkStart w:id="66" w:name="Xfea01682663a764101ef30ec6c870560247e7f1"/>
+    <w:bookmarkStart w:id="66" w:name="metadatos-y-reproducibilidad"/>
     <w:p>
       <w:pPr>
         <w:pStyle w:val="Heading2"/>
@@ -5439,7 +5503,31 @@
         </w:numPr>
       </w:pPr>
       <w:r>
-        <w:t xml:space="preserve">La familia tipográfica, los estilos de texto, el estadístico de barras de error y la selección de métodos de estadística de curvas se conservan en el roundtrip de metadatos.</w:t>
+        <w:t xml:space="preserve">Las opciones tipográficas se conservan en el roundtrip de metadatos, incluyendo familia de letra, tamaños y estado normal/negrita/cursiva/subrayado para título del gráfico, títulos de eje X/Y, etiquetas de ticks de ejes, texto de leyenda, etiquetas de datos y texto de significancia.</w:t>
+      </w:r>
+    </w:p>
+    <w:p>
+      <w:pPr>
+        <w:pStyle w:val="Compact"/>
+        <w:numPr>
+          <w:ilvl w:val="0"/>
+          <w:numId w:val="1045"/>
+        </w:numPr>
+      </w:pPr>
+      <w:r>
+        <w:t xml:space="preserve">La visibilidad/posición de la leyenda, incluyendo la selección de leyenda a la derecha cuando corresponde, se guarda en metadatos y se aplica nuevamente al cargarlos.</w:t>
+      </w:r>
+    </w:p>
+    <w:p>
+      <w:pPr>
+        <w:pStyle w:val="Compact"/>
+        <w:numPr>
+          <w:ilvl w:val="0"/>
+          <w:numId w:val="1045"/>
+        </w:numPr>
+      </w:pPr>
+      <w:r>
+        <w:t xml:space="preserve">El estadístico de barras de error y la selección de métodos de estadística de curvas se conservan en el roundtrip de metadatos.</w:t>
       </w:r>
     </w:p>
     <w:p>
@@ -5531,7 +5619,7 @@
       </w:r>
     </w:p>
     <w:bookmarkEnd w:id="66"/>
-    <w:bookmarkStart w:id="67" w:name="X218df2ee725d0504d93acc386923c3d90ed9ec6"/>
+    <w:bookmarkStart w:id="67" w:name="descargas"/>
     <w:p>
       <w:pPr>
         <w:pStyle w:val="Heading2"/>
@@ -5662,7 +5750,7 @@
       </w:r>
     </w:p>
     <w:bookmarkEnd w:id="67"/>
-    <w:bookmarkStart w:id="71" w:name="X08302a07caa98f2a5467429728a16104e228911"/>
+    <w:bookmarkStart w:id="71" w:name="módulo-de-crecimiento"/>
     <w:p>
       <w:pPr>
         <w:pStyle w:val="Heading2"/>
@@ -6004,6 +6092,174 @@
     <w:p>
       <w:pPr>
         <w:pStyle w:val="FirstParagraph"/>
+      </w:pPr>
+      <w:r>
+        <w:t xml:space="preserve">Autoguardado y manejo de interrupciones:</w:t>
+      </w:r>
+    </w:p>
+    <w:p>
+      <w:pPr>
+        <w:pStyle w:val="Compact"/>
+        <w:numPr>
+          <w:ilvl w:val="0"/>
+          <w:numId w:val="1053"/>
+        </w:numPr>
+      </w:pPr>
+      <w:r>
+        <w:t xml:space="preserve">La</w:t>
+      </w:r>
+      <w:r>
+        <w:t xml:space="preserve"> </w:t>
+      </w:r>
+      <w:r>
+        <w:rPr>
+          <w:b/>
+          <w:bCs/>
+        </w:rPr>
+        <w:t xml:space="preserve">Carpeta de autoguardado</w:t>
+      </w:r>
+      <w:r>
+        <w:t xml:space="preserve"> </w:t>
+      </w:r>
+      <w:r>
+        <w:t xml:space="preserve">opcional se puede escribir manualmente o seleccionar con</w:t>
+      </w:r>
+      <w:r>
+        <w:t xml:space="preserve"> </w:t>
+      </w:r>
+      <w:r>
+        <w:rPr>
+          <w:b/>
+          <w:bCs/>
+        </w:rPr>
+        <w:t xml:space="preserve">Examinar…</w:t>
+      </w:r>
+      <w:r>
+        <w:t xml:space="preserve">.</w:t>
+      </w:r>
+    </w:p>
+    <w:p>
+      <w:pPr>
+        <w:pStyle w:val="Compact"/>
+        <w:numPr>
+          <w:ilvl w:val="0"/>
+          <w:numId w:val="1053"/>
+        </w:numPr>
+      </w:pPr>
+      <w:r>
+        <w:t xml:space="preserve">Cuando se define una carpeta de autoguardado, los archivos finales</w:t>
+      </w:r>
+      <w:r>
+        <w:t xml:space="preserve"> </w:t>
+      </w:r>
+      <w:r>
+        <w:rPr>
+          <w:rStyle w:val="VerbatimChar"/>
+        </w:rPr>
+        <w:t xml:space="preserve">Curvas_*.xlsx</w:t>
+      </w:r>
+      <w:r>
+        <w:t xml:space="preserve"> </w:t>
+      </w:r>
+      <w:r>
+        <w:t xml:space="preserve">/</w:t>
+      </w:r>
+      <w:r>
+        <w:t xml:space="preserve"> </w:t>
+      </w:r>
+      <w:r>
+        <w:rPr>
+          <w:rStyle w:val="VerbatimChar"/>
+        </w:rPr>
+        <w:t xml:space="preserve">Parametros_*.xlsx</w:t>
+      </w:r>
+      <w:r>
+        <w:t xml:space="preserve"> </w:t>
+      </w:r>
+      <w:r>
+        <w:t xml:space="preserve">se copian allí automáticamente, y la opción normal</w:t>
+      </w:r>
+      <w:r>
+        <w:t xml:space="preserve"> </w:t>
+      </w:r>
+      <w:r>
+        <w:rPr>
+          <w:b/>
+          <w:bCs/>
+        </w:rPr>
+        <w:t xml:space="preserve">Descargar resultados</w:t>
+      </w:r>
+      <w:r>
+        <w:t xml:space="preserve"> </w:t>
+      </w:r>
+      <w:r>
+        <w:t xml:space="preserve">en ZIP sigue disponible.</w:t>
+      </w:r>
+    </w:p>
+    <w:p>
+      <w:pPr>
+        <w:pStyle w:val="Compact"/>
+        <w:numPr>
+          <w:ilvl w:val="0"/>
+          <w:numId w:val="1053"/>
+        </w:numPr>
+      </w:pPr>
+      <w:r>
+        <w:t xml:space="preserve">Durante procesos largos, BIOSZEN guarda puntos de control por well en una carpeta temporal</w:t>
+      </w:r>
+      <w:r>
+        <w:t xml:space="preserve"> </w:t>
+      </w:r>
+      <w:r>
+        <w:rPr>
+          <w:rStyle w:val="VerbatimChar"/>
+        </w:rPr>
+        <w:t xml:space="preserve">BIOSZEN_growth_checkpoints</w:t>
+      </w:r>
+      <w:r>
+        <w:t xml:space="preserve"> </w:t>
+      </w:r>
+      <w:r>
+        <w:t xml:space="preserve">dentro de la carpeta de autoguardado seleccionada. Estos puntos de control permiten reanudar una corrida interrumpida desde los wells ya completados, en lugar de empezar desde cero.</w:t>
+      </w:r>
+    </w:p>
+    <w:p>
+      <w:pPr>
+        <w:pStyle w:val="Compact"/>
+        <w:numPr>
+          <w:ilvl w:val="0"/>
+          <w:numId w:val="1053"/>
+        </w:numPr>
+      </w:pPr>
+      <w:r>
+        <w:t xml:space="preserve">Los puntos de control se eliminan automáticamente después de completar correctamente el proceso o después de reanudarlo con éxito. Solo se conservan cuando el procesamiento se interrumpe antes de terminar.</w:t>
+      </w:r>
+    </w:p>
+    <w:p>
+      <w:pPr>
+        <w:pStyle w:val="Compact"/>
+        <w:numPr>
+          <w:ilvl w:val="0"/>
+          <w:numId w:val="1053"/>
+        </w:numPr>
+      </w:pPr>
+      <w:r>
+        <w:rPr>
+          <w:b/>
+          <w:bCs/>
+        </w:rPr>
+        <w:t xml:space="preserve">Detener proceso</w:t>
+      </w:r>
+      <w:r>
+        <w:t xml:space="preserve"> </w:t>
+      </w:r>
+      <w:r>
+        <w:t xml:space="preserve">solicita una cancelación segura. La app puede terminar el well/punto de control actual antes de liberar la corrida para que los archivos parciales sigan siendo utilizables y no se modifique el cálculo de parámetros de crecimiento.</w:t>
+      </w:r>
+    </w:p>
+    <w:p>
+      <w:pPr>
+        <w:pStyle w:val="CaptionedFigure"/>
       </w:pPr>
       <w:r>
         <w:drawing>
@@ -6048,8 +6304,16 @@
         </w:drawing>
       </w:r>
     </w:p>
+    <w:p>
+      <w:pPr>
+        <w:pStyle w:val="ImageCaption"/>
+      </w:pPr>
+      <w:r>
+        <w:t xml:space="preserve">Flujo de parámetros de crecimiento</w:t>
+      </w:r>
+    </w:p>
     <w:bookmarkEnd w:id="71"/>
-    <w:bookmarkStart w:id="72" w:name="X44a0d0ba4189ec8e25809d14d8a3a2c3cd163ae"/>
+    <w:bookmarkStart w:id="72" w:name="guía-de-solución-de-problemas"/>
     <w:p>
       <w:pPr>
         <w:pStyle w:val="Heading2"/>
@@ -6062,7 +6326,7 @@
       <w:pPr>
         <w:numPr>
           <w:ilvl w:val="0"/>
-          <w:numId w:val="1053"/>
+          <w:numId w:val="1054"/>
         </w:numPr>
       </w:pPr>
       <w:r>
@@ -6089,7 +6353,7 @@
       <w:pPr>
         <w:numPr>
           <w:ilvl w:val="0"/>
-          <w:numId w:val="1053"/>
+          <w:numId w:val="1054"/>
         </w:numPr>
       </w:pPr>
       <w:r>
@@ -6116,7 +6380,7 @@
       <w:pPr>
         <w:numPr>
           <w:ilvl w:val="0"/>
-          <w:numId w:val="1053"/>
+          <w:numId w:val="1054"/>
         </w:numPr>
       </w:pPr>
       <w:r>
@@ -6143,7 +6407,7 @@
       <w:pPr>
         <w:numPr>
           <w:ilvl w:val="0"/>
-          <w:numId w:val="1053"/>
+          <w:numId w:val="1054"/>
         </w:numPr>
       </w:pPr>
       <w:r>
@@ -6170,7 +6434,7 @@
       <w:pPr>
         <w:numPr>
           <w:ilvl w:val="0"/>
-          <w:numId w:val="1053"/>
+          <w:numId w:val="1054"/>
         </w:numPr>
       </w:pPr>
       <w:r>
@@ -6197,7 +6461,7 @@
       <w:pPr>
         <w:numPr>
           <w:ilvl w:val="0"/>
-          <w:numId w:val="1053"/>
+          <w:numId w:val="1054"/>
         </w:numPr>
       </w:pPr>
       <w:r>
@@ -6239,7 +6503,7 @@
       <w:pPr>
         <w:numPr>
           <w:ilvl w:val="0"/>
-          <w:numId w:val="1053"/>
+          <w:numId w:val="1054"/>
         </w:numPr>
       </w:pPr>
       <w:r>
@@ -6294,7 +6558,7 @@
       <w:pPr>
         <w:numPr>
           <w:ilvl w:val="0"/>
-          <w:numId w:val="1053"/>
+          <w:numId w:val="1054"/>
         </w:numPr>
       </w:pPr>
       <w:r>
@@ -6321,7 +6585,7 @@
       <w:pPr>
         <w:numPr>
           <w:ilvl w:val="0"/>
-          <w:numId w:val="1053"/>
+          <w:numId w:val="1054"/>
         </w:numPr>
       </w:pPr>
       <w:r>
@@ -6345,7 +6609,7 @@
       </w:r>
     </w:p>
     <w:bookmarkEnd w:id="72"/>
-    <w:bookmarkStart w:id="73" w:name="X8b3f1f11e9cb04fc73976d75c0f04065017c149"/>
+    <w:bookmarkStart w:id="73" w:name="soporte"/>
     <w:p>
       <w:pPr>
         <w:pStyle w:val="Heading2"/>
@@ -7047,6 +7311,9 @@
     </w:lvlOverride>
   </w:num>
   <w:num w:numId="1053">
+    <w:abstractNumId w:val="991"/>
+  </w:num>
+  <w:num w:numId="1054">
     <w:abstractNumId w:val="991"/>
   </w:num>
 </w:numbering>

--- a/inst/app/www/MANUAL_ES.docx
+++ b/inst/app/www/MANUAL_ES.docx
@@ -6023,6 +6023,24 @@
     </w:p>
     <w:p>
       <w:pPr>
+        <w:pStyle w:val="Compact"/>
+        <w:numPr>
+          <w:ilvl w:val="0"/>
+          <w:numId w:val="1051"/>
+        </w:numPr>
+      </w:pPr>
+      <w:r>
+        <w:rPr>
+          <w:rStyle w:val="VerbatimChar"/>
+        </w:rPr>
+        <w:t xml:space="preserve">OD0</w:t>
+      </w:r>
+      <w:r>
+        <w:t xml:space="preserve">: señal/OD inicial en el primer punto medido de cada curva.</w:t>
+      </w:r>
+    </w:p>
+    <w:p>
+      <w:pPr>
         <w:pStyle w:val="FirstParagraph"/>
       </w:pPr>
       <w:r>
@@ -6136,6 +6154,46 @@
       </w:r>
       <w:r>
         <w:t xml:space="preserve">.</w:t>
+      </w:r>
+    </w:p>
+    <w:p>
+      <w:pPr>
+        <w:pStyle w:val="Compact"/>
+        <w:numPr>
+          <w:ilvl w:val="0"/>
+          <w:numId w:val="1053"/>
+        </w:numPr>
+      </w:pPr>
+      <w:r>
+        <w:t xml:space="preserve">Si no quieres autoguardado, deja esta carpeta en blanco y descarga el ZIP con</w:t>
+      </w:r>
+      <w:r>
+        <w:t xml:space="preserve"> </w:t>
+      </w:r>
+      <w:r>
+        <w:rPr>
+          <w:b/>
+          <w:bCs/>
+        </w:rPr>
+        <w:t xml:space="preserve">Descargar resultados</w:t>
+      </w:r>
+      <w:r>
+        <w:t xml:space="preserve"> </w:t>
+      </w:r>
+      <w:r>
+        <w:t xml:space="preserve">al final.</w:t>
+      </w:r>
+    </w:p>
+    <w:p>
+      <w:pPr>
+        <w:pStyle w:val="Compact"/>
+        <w:numPr>
+          <w:ilvl w:val="0"/>
+          <w:numId w:val="1053"/>
+        </w:numPr>
+      </w:pPr>
+      <w:r>
+        <w:t xml:space="preserve">Si escribes una carpeta, debe existir previamente. Si la ruta no existe, BIOSZEN muestra un mensaje para corregirla y no inicia esa corrida hasta que la ruta se corrija o se borre.</w:t>
       </w:r>
     </w:p>
     <w:p>

--- a/inst/app/www/MANUAL_ES.docx
+++ b/inst/app/www/MANUAL_ES.docx
@@ -3305,7 +3305,34 @@
         </w:numPr>
       </w:pPr>
       <w:r>
-        <w:t xml:space="preserve">Anotación por etiquetas/barras.</w:t>
+        <w:t xml:space="preserve">La estadística y la significancia automática están disponibles por cada parámetro incluido. Las comparaciones se hacen dentro de cada parámetro, por ejemplo</w:t>
+      </w:r>
+      <w:r>
+        <w:t xml:space="preserve"> </w:t>
+      </w:r>
+      <w:r>
+        <w:rPr>
+          <w:rStyle w:val="VerbatimChar"/>
+        </w:rPr>
+        <w:t xml:space="preserve">Parámetro A - Grupo 1</w:t>
+      </w:r>
+      <w:r>
+        <w:t xml:space="preserve"> </w:t>
+      </w:r>
+      <w:r>
+        <w:t xml:space="preserve">contra</w:t>
+      </w:r>
+      <w:r>
+        <w:t xml:space="preserve"> </w:t>
+      </w:r>
+      <w:r>
+        <w:rPr>
+          <w:rStyle w:val="VerbatimChar"/>
+        </w:rPr>
+        <w:t xml:space="preserve">Parámetro A - Grupo 2</w:t>
+      </w:r>
+      <w:r>
+        <w:t xml:space="preserve">, no contra otro segmento apilado.</w:t>
       </w:r>
     </w:p>
     <w:p>
@@ -3317,7 +3344,43 @@
         </w:numPr>
       </w:pPr>
       <w:r>
-        <w:t xml:space="preserve">Orientación horizontal disponible.</w:t>
+        <w:t xml:space="preserve">Las etiquetas de significancia se pueden agregar sobre el grupo objetivo seleccionado para el parámetro seleccionado; la tabla de resultados incluye una columna</w:t>
+      </w:r>
+      <w:r>
+        <w:t xml:space="preserve"> </w:t>
+      </w:r>
+      <w:r>
+        <w:rPr>
+          <w:rStyle w:val="VerbatimChar"/>
+        </w:rPr>
+        <w:t xml:space="preserve">Parameter</w:t>
+      </w:r>
+      <w:r>
+        <w:t xml:space="preserve">.</w:t>
+      </w:r>
+    </w:p>
+    <w:p>
+      <w:pPr>
+        <w:pStyle w:val="Compact"/>
+        <w:numPr>
+          <w:ilvl w:val="0"/>
+          <w:numId w:val="1025"/>
+        </w:numPr>
+      </w:pPr>
+      <w:r>
+        <w:t xml:space="preserve">Para gráficos apilados se recomiendan las anotaciones como etiquetas.</w:t>
+      </w:r>
+    </w:p>
+    <w:p>
+      <w:pPr>
+        <w:pStyle w:val="Compact"/>
+        <w:numPr>
+          <w:ilvl w:val="0"/>
+          <w:numId w:val="1025"/>
+        </w:numPr>
+      </w:pPr>
+      <w:r>
+        <w:t xml:space="preserve">Orientación horizontal disponible; al voltear el gráfico se conservan leyendas, estilos de texto, barras de error y etiquetas de significancia.</w:t>
       </w:r>
     </w:p>
     <w:bookmarkEnd w:id="42"/>
@@ -3761,6 +3824,24 @@
       </w:pPr>
       <w:r>
         <w:t xml:space="preserve">Cada tipo de texto puede tener su propia combinación de estilos; subrayar significancia, por ejemplo, no obliga a subrayar el título ni la leyenda.</w:t>
+      </w:r>
+    </w:p>
+    <w:p>
+      <w:pPr>
+        <w:pStyle w:val="Compact"/>
+        <w:numPr>
+          <w:ilvl w:val="0"/>
+          <w:numId w:val="1030"/>
+        </w:numPr>
+      </w:pPr>
+      <w:r>
+        <w:rPr>
+          <w:rStyle w:val="VerbatimChar"/>
+        </w:rPr>
+        <w:t xml:space="preserve">Voltear orientación (horizontal)</w:t>
+      </w:r>
+      <w:r>
+        <w:t xml:space="preserve">, cuando está disponible, solo cambia la orientación visual. Conserva los mismos valores graficados, leyendas, familia tipográfica, ajustes de negrita/cursiva/subrayado, barras de error y anotaciones de significancia.</w:t>
       </w:r>
     </w:p>
     <w:p>
@@ -4918,6 +4999,39 @@
     </w:p>
     <w:p>
       <w:pPr>
+        <w:pStyle w:val="FirstParagraph"/>
+      </w:pPr>
+      <w:r>
+        <w:t xml:space="preserve">Para gráficos</w:t>
+      </w:r>
+      <w:r>
+        <w:t xml:space="preserve"> </w:t>
+      </w:r>
+      <w:r>
+        <w:rPr>
+          <w:b/>
+          <w:bCs/>
+        </w:rPr>
+        <w:t xml:space="preserve">Apilados</w:t>
+      </w:r>
+      <w:r>
+        <w:t xml:space="preserve">, la normalidad y la significancia se calculan por separado para cada parámetro incluido. La tabla de salida incluye</w:t>
+      </w:r>
+      <w:r>
+        <w:t xml:space="preserve"> </w:t>
+      </w:r>
+      <w:r>
+        <w:rPr>
+          <w:rStyle w:val="VerbatimChar"/>
+        </w:rPr>
+        <w:t xml:space="preserve">Parameter</w:t>
+      </w:r>
+      <w:r>
+        <w:t xml:space="preserve">, y cada comparación por parámetro debe coincidir con la misma comparación ejecutada desde el gráfico de ese parámetro individual.</w:t>
+      </w:r>
+    </w:p>
+    <w:p>
+      <w:pPr>
         <w:pStyle w:val="BlockText"/>
       </w:pPr>
       <w:r>
@@ -5163,6 +5277,27 @@
       </w:pPr>
       <w:r>
         <w:t xml:space="preserve">Reemplaza o agrega anotaciones.</w:t>
+      </w:r>
+    </w:p>
+    <w:p>
+      <w:pPr>
+        <w:pStyle w:val="FirstParagraph"/>
+      </w:pPr>
+      <w:r>
+        <w:t xml:space="preserve">Para gráficos</w:t>
+      </w:r>
+      <w:r>
+        <w:t xml:space="preserve"> </w:t>
+      </w:r>
+      <w:r>
+        <w:rPr>
+          <w:b/>
+          <w:bCs/>
+        </w:rPr>
+        <w:t xml:space="preserve">Apilados</w:t>
+      </w:r>
+      <w:r>
+        <w:t xml:space="preserve">, elige el parámetro antes de agregar una etiqueta. Las etiquetas automáticas conservan la identidad del parámetro y se ubican sobre el grupo objetivo seleccionado para ese parámetro.</w:t>
       </w:r>
     </w:p>
     <w:bookmarkEnd w:id="59"/>

--- a/inst/app/www/MANUAL_ES.docx
+++ b/inst/app/www/MANUAL_ES.docx
@@ -2,7 +2,7 @@
 <file path=word/document.xml><?xml version="1.0" encoding="utf-8"?>
 <w:document xmlns:w="http://schemas.openxmlformats.org/wordprocessingml/2006/main" xmlns:m="http://schemas.openxmlformats.org/officeDocument/2006/math" xmlns:r="http://schemas.openxmlformats.org/officeDocument/2006/relationships" xmlns:o="urn:schemas-microsoft-com:office:office" xmlns:v="urn:schemas-microsoft-com:vml" xmlns:w10="urn:schemas-microsoft-com:office:word" xmlns:a="http://schemas.openxmlformats.org/drawingml/2006/main" xmlns:pic="http://schemas.openxmlformats.org/drawingml/2006/picture" xmlns:wp="http://schemas.openxmlformats.org/drawingml/2006/wordprocessingDrawing">
   <w:body>
-    <w:bookmarkStart w:id="74" w:name="manual-de-usuario-bioszen-español"/>
+    <w:bookmarkStart w:id="143" w:name="manual-de-usuario-bioszen-español"/>
     <w:p>
       <w:pPr>
         <w:pStyle w:val="Heading1"/>
@@ -21,25 +21,25 @@
     </w:p>
     <w:p>
       <w:pPr>
-        <w:pStyle w:val="CaptionedFigure"/>
+        <w:pStyle w:val="BodyText"/>
       </w:pPr>
       <w:r>
         <w:drawing>
           <wp:inline>
             <wp:extent cx="5334000" cy="2341239"/>
             <wp:effectExtent b="0" l="0" r="0" t="0"/>
-            <wp:docPr descr="Vista general de BIOSZEN" title="" id="10" name="Picture"/>
+            <wp:docPr descr="Vista general de BIOSZEN" title="" id="78" name="Picture"/>
             <a:graphic>
               <a:graphicData uri="http://schemas.openxmlformats.org/drawingml/2006/picture">
                 <pic:pic>
                   <pic:nvPicPr>
-                    <pic:cNvPr descr="manual_images/01_app_home_overview.png" id="11" name="Picture"/>
+                    <pic:cNvPr descr="manual_images/01_app_home_overview.png" id="79" name="Picture"/>
                     <pic:cNvPicPr>
                       <a:picLocks noChangeArrowheads="1" noChangeAspect="1"/>
                     </pic:cNvPicPr>
                   </pic:nvPicPr>
                   <pic:blipFill>
-                    <a:blip r:embed="rId9"/>
+                    <a:blip r:embed="rId77"/>
                     <a:stretch>
                       <a:fillRect/>
                     </a:stretch>
@@ -68,14 +68,6 @@
     </w:p>
     <w:p>
       <w:pPr>
-        <w:pStyle w:val="ImageCaption"/>
-      </w:pPr>
-      <w:r>
-        <w:t xml:space="preserve">Vista general de BIOSZEN</w:t>
-      </w:r>
-    </w:p>
-    <w:p>
-      <w:pPr>
         <w:pStyle w:val="BlockText"/>
       </w:pPr>
       <w:r>
@@ -123,7 +115,7 @@
         <w:t xml:space="preserve">Mantén este manual abierto mientras trabajas. Cada sección incluye acciones rápidas y referencia técnica.</w:t>
       </w:r>
     </w:p>
-    <w:bookmarkStart w:id="12" w:name="mapa-del-manual"/>
+    <w:bookmarkStart w:id="80" w:name="mapa-del-manual"/>
     <w:p>
       <w:pPr>
         <w:pStyle w:val="Heading2"/>
@@ -387,8 +379,8 @@
         </w:r>
       </w:hyperlink>
     </w:p>
-    <w:bookmarkEnd w:id="12"/>
-    <w:bookmarkStart w:id="17" w:name="antes-de-empezar"/>
+    <w:bookmarkEnd w:id="80"/>
+    <w:bookmarkStart w:id="85" w:name="Xfa07d81b5028cbd5b0e841e8fb030e9e91246a4"/>
     <w:p>
       <w:pPr>
         <w:pStyle w:val="Heading2"/>
@@ -681,7 +673,7 @@
           <w:numId w:val="1004"/>
         </w:numPr>
       </w:pPr>
-      <w:hyperlink r:id="rId13">
+      <w:hyperlink r:id="rId81">
         <w:r>
           <w:rPr>
             <w:rStyle w:val="Hyperlink"/>
@@ -698,7 +690,7 @@
           <w:numId w:val="1004"/>
         </w:numPr>
       </w:pPr>
-      <w:hyperlink r:id="rId14">
+      <w:hyperlink r:id="rId82">
         <w:r>
           <w:rPr>
             <w:rStyle w:val="Hyperlink"/>
@@ -715,7 +707,7 @@
           <w:numId w:val="1004"/>
         </w:numPr>
       </w:pPr>
-      <w:hyperlink r:id="rId15">
+      <w:hyperlink r:id="rId83">
         <w:r>
           <w:rPr>
             <w:rStyle w:val="Hyperlink"/>
@@ -732,7 +724,7 @@
           <w:numId w:val="1004"/>
         </w:numPr>
       </w:pPr>
-      <w:hyperlink r:id="rId16">
+      <w:hyperlink r:id="rId84">
         <w:r>
           <w:rPr>
             <w:rStyle w:val="Hyperlink"/>
@@ -771,8 +763,8 @@
         <w:t xml:space="preserve">. Conserva esa carpeta para evitar reinstalaciones.</w:t>
       </w:r>
     </w:p>
-    <w:bookmarkEnd w:id="17"/>
-    <w:bookmarkStart w:id="24" w:name="inicio-rápido-por-escenario"/>
+    <w:bookmarkEnd w:id="85"/>
+    <w:bookmarkStart w:id="92" w:name="X9fb895dda62211d8c48fb9835c8aff5234266cd"/>
     <w:p>
       <w:pPr>
         <w:pStyle w:val="Heading2"/>
@@ -781,7 +773,7 @@
         <w:t xml:space="preserve">2. Inicio Rápido por Escenario</w:t>
       </w:r>
     </w:p>
-    <w:bookmarkStart w:id="18" w:name="X2321f1725a28bb077f5deafe205ec5296906e73"/>
+    <w:bookmarkStart w:id="86" w:name="X2321f1725a28bb077f5deafe205ec5296906e73"/>
     <w:p>
       <w:pPr>
         <w:pStyle w:val="Heading3"/>
@@ -888,8 +880,8 @@
         <w:t xml:space="preserve">Exporta gráfico, tablas, metadatos y bundle ZIP.</w:t>
       </w:r>
     </w:p>
-    <w:bookmarkEnd w:id="18"/>
-    <w:bookmarkStart w:id="19" w:name="Xcf545a811cd07656e0055dc2381ada816e3363b"/>
+    <w:bookmarkEnd w:id="86"/>
+    <w:bookmarkStart w:id="87" w:name="Xcf545a811cd07656e0055dc2381ada816e3363b"/>
     <w:p>
       <w:pPr>
         <w:pStyle w:val="Heading3"/>
@@ -959,8 +951,8 @@
         <w:t xml:space="preserve">Exporta gráficos y metadatos.</w:t>
       </w:r>
     </w:p>
-    <w:bookmarkEnd w:id="19"/>
-    <w:bookmarkStart w:id="23" w:name="X086db0decf77911936b72506b859d7bedfa829a"/>
+    <w:bookmarkEnd w:id="87"/>
+    <w:bookmarkStart w:id="91" w:name="X086db0decf77911936b72506b859d7bedfa829a"/>
     <w:p>
       <w:pPr>
         <w:pStyle w:val="Heading3"/>
@@ -1035,25 +1027,25 @@
     </w:p>
     <w:p>
       <w:pPr>
-        <w:pStyle w:val="CaptionedFigure"/>
+        <w:pStyle w:val="FirstParagraph"/>
       </w:pPr>
       <w:r>
         <w:drawing>
           <wp:inline>
             <wp:extent cx="5334000" cy="2133600"/>
             <wp:effectExtent b="0" l="0" r="0" t="0"/>
-            <wp:docPr descr="Configuración de gráficos y capas" title="" id="21" name="Picture"/>
+            <wp:docPr descr="Configuración de gráficos y capas" title="" id="89" name="Picture"/>
             <a:graphic>
               <a:graphicData uri="http://schemas.openxmlformats.org/drawingml/2006/picture">
                 <pic:pic>
                   <pic:nvPicPr>
-                    <pic:cNvPr descr="manual_images/02_plot_setup_layers.png" id="22" name="Picture"/>
+                    <pic:cNvPr descr="manual_images/02_plot_setup_layers.png" id="90" name="Picture"/>
                     <pic:cNvPicPr>
                       <a:picLocks noChangeArrowheads="1" noChangeAspect="1"/>
                     </pic:cNvPicPr>
                   </pic:nvPicPr>
                   <pic:blipFill>
-                    <a:blip r:embed="rId20"/>
+                    <a:blip r:embed="rId88"/>
                     <a:stretch>
                       <a:fillRect/>
                     </a:stretch>
@@ -1080,17 +1072,9 @@
         </w:drawing>
       </w:r>
     </w:p>
-    <w:p>
-      <w:pPr>
-        <w:pStyle w:val="ImageCaption"/>
-      </w:pPr>
-      <w:r>
-        <w:t xml:space="preserve">Configuración de gráficos y capas</w:t>
-      </w:r>
-    </w:p>
-    <w:bookmarkEnd w:id="23"/>
-    <w:bookmarkEnd w:id="24"/>
-    <w:bookmarkStart w:id="25" w:name="elegir-un-modo-de-entrada"/>
+    <w:bookmarkEnd w:id="91"/>
+    <w:bookmarkEnd w:id="92"/>
+    <w:bookmarkStart w:id="93" w:name="X1091fe1583fe3857e5eb63f1db55c9abd452c2a"/>
     <w:p>
       <w:pPr>
         <w:pStyle w:val="Heading2"/>
@@ -1247,8 +1231,8 @@
         <w:t xml:space="preserve">.</w:t>
       </w:r>
     </w:p>
-    <w:bookmarkEnd w:id="25"/>
-    <w:bookmarkStart w:id="34" w:name="especificaciones-de-entrada"/>
+    <w:bookmarkEnd w:id="93"/>
+    <w:bookmarkStart w:id="102" w:name="Xbe7d00576ea19b5f785210b268d589dfe016b9b"/>
     <w:p>
       <w:pPr>
         <w:pStyle w:val="Heading2"/>
@@ -1257,7 +1241,7 @@
         <w:t xml:space="preserve">4. Especificaciones de Entrada</w:t>
       </w:r>
     </w:p>
-    <w:bookmarkStart w:id="26" w:name="workbook-de-platemap"/>
+    <w:bookmarkStart w:id="94" w:name="Xf68407b5dd2b5ce153fdc68437af388089e5a16"/>
     <w:p>
       <w:pPr>
         <w:pStyle w:val="Heading3"/>
@@ -1474,7 +1458,7 @@
         <w:t xml:space="preserve">3</w:t>
       </w:r>
       <w:r>
-        <w:t xml:space="preserve">, …).</w:t>
+        <w:t xml:space="preserve">, ...).</w:t>
       </w:r>
     </w:p>
     <w:p>
@@ -1772,8 +1756,8 @@
         <w:t xml:space="preserve">Y_Title</w:t>
       </w:r>
     </w:p>
-    <w:bookmarkEnd w:id="26"/>
-    <w:bookmarkStart w:id="27" w:name="archivo-de-curvas"/>
+    <w:bookmarkEnd w:id="94"/>
+    <w:bookmarkStart w:id="95" w:name="Xda61436f4146a35c9827245175b1f9ac9e008a5"/>
     <w:p>
       <w:pPr>
         <w:pStyle w:val="Heading3"/>
@@ -1859,7 +1843,7 @@
         <w:t xml:space="preserve">A2</w:t>
       </w:r>
       <w:r>
-        <w:t xml:space="preserve">, …).</w:t>
+        <w:t xml:space="preserve">, ...).</w:t>
       </w:r>
     </w:p>
     <w:p>
@@ -2011,7 +1995,7 @@
         <w:t xml:space="preserve">A2</w:t>
       </w:r>
       <w:r>
-        <w:t xml:space="preserve">, …).</w:t>
+        <w:t xml:space="preserve">, ...).</w:t>
       </w:r>
     </w:p>
     <w:p>
@@ -2170,8 +2154,8 @@
         <w:t xml:space="preserve">(platemap) y los encabezados de curvas.</w:t>
       </w:r>
     </w:p>
-    <w:bookmarkEnd w:id="27"/>
-    <w:bookmarkStart w:id="28" w:name="modo-parámetros-agrupados"/>
+    <w:bookmarkEnd w:id="95"/>
+    <w:bookmarkStart w:id="96" w:name="Xec42c79e34c9852a155b47685eb842e04ba89d4"/>
     <w:p>
       <w:pPr>
         <w:pStyle w:val="Heading3"/>
@@ -2238,7 +2222,7 @@
         <w:t xml:space="preserve">Parametro_2</w:t>
       </w:r>
       <w:r>
-        <w:t xml:space="preserve">, …).</w:t>
+        <w:t xml:space="preserve">, ...).</w:t>
       </w:r>
     </w:p>
     <w:p>
@@ -2294,8 +2278,8 @@
         <w:t xml:space="preserve">).</w:t>
       </w:r>
     </w:p>
-    <w:bookmarkEnd w:id="28"/>
-    <w:bookmarkStart w:id="29" w:name="modo-resumen"/>
+    <w:bookmarkEnd w:id="96"/>
+    <w:bookmarkStart w:id="97" w:name="X1b4e6a2869c7556afb3c107fc030195f56a0483"/>
     <w:p>
       <w:pPr>
         <w:pStyle w:val="Heading3"/>
@@ -2513,8 +2497,8 @@
         <w:t xml:space="preserve">o una hoja de resumen de curvas embebida.</w:t>
       </w:r>
     </w:p>
-    <w:bookmarkEnd w:id="29"/>
-    <w:bookmarkStart w:id="30" w:name="modo-csv"/>
+    <w:bookmarkEnd w:id="97"/>
+    <w:bookmarkStart w:id="98" w:name="Xf16c6e1904251089dd353ddc2e40142df3f2d4c"/>
     <w:p>
       <w:pPr>
         <w:pStyle w:val="Heading3"/>
@@ -2654,8 +2638,8 @@
         <w:t xml:space="preserve">+ wells).</w:t>
       </w:r>
     </w:p>
-    <w:bookmarkEnd w:id="30"/>
-    <w:bookmarkStart w:id="33" w:name="Xa3abaa9f5c004687f5c309b02aaa64083345ea6"/>
+    <w:bookmarkEnd w:id="98"/>
+    <w:bookmarkStart w:id="101" w:name="X302fd3e56ed3f93c7d8b1e7892925566e0923a5"/>
     <w:p>
       <w:pPr>
         <w:pStyle w:val="Heading3"/>
@@ -2674,7 +2658,7 @@
       <w:r>
         <w:t xml:space="preserve"> </w:t>
       </w:r>
-      <w:hyperlink r:id="rId31">
+      <w:hyperlink r:id="rId99">
         <w:r>
           <w:rPr>
             <w:rStyle w:val="Hyperlink"/>
@@ -2718,7 +2702,7 @@
       <w:r>
         <w:t xml:space="preserve"> </w:t>
       </w:r>
-      <w:hyperlink r:id="rId32">
+      <w:hyperlink r:id="rId100">
         <w:r>
           <w:rPr>
             <w:rStyle w:val="Hyperlink"/>
@@ -2884,9 +2868,9 @@
         <w:t xml:space="preserve">tipo específico de medición.</w:t>
       </w:r>
     </w:p>
-    <w:bookmarkEnd w:id="33"/>
-    <w:bookmarkEnd w:id="34"/>
-    <w:bookmarkStart w:id="38" w:name="flujo-estándar"/>
+    <w:bookmarkEnd w:id="101"/>
+    <w:bookmarkEnd w:id="102"/>
+    <w:bookmarkStart w:id="106" w:name="Xae12b15562da4a61da4abe7db29e767bcfa80b7"/>
     <w:p>
       <w:pPr>
         <w:pStyle w:val="Heading2"/>
@@ -3041,25 +3025,25 @@
     </w:p>
     <w:p>
       <w:pPr>
-        <w:pStyle w:val="CaptionedFigure"/>
+        <w:pStyle w:val="FirstParagraph"/>
       </w:pPr>
       <w:r>
         <w:drawing>
           <wp:inline>
             <wp:extent cx="5334000" cy="1320297"/>
             <wp:effectExtent b="0" l="0" r="0" t="0"/>
-            <wp:docPr descr="Filtrado por media/condiciones" title="" id="36" name="Picture"/>
+            <wp:docPr descr="Filtrado por media/condiciones" title="" id="104" name="Picture"/>
             <a:graphic>
               <a:graphicData uri="http://schemas.openxmlformats.org/drawingml/2006/picture">
                 <pic:pic>
                   <pic:nvPicPr>
-                    <pic:cNvPr descr="manual_images/03_filter_media_conditions.png" id="37" name="Picture"/>
+                    <pic:cNvPr descr="manual_images/03_filter_media_conditions.png" id="105" name="Picture"/>
                     <pic:cNvPicPr>
                       <a:picLocks noChangeArrowheads="1" noChangeAspect="1"/>
                     </pic:cNvPicPr>
                   </pic:nvPicPr>
                   <pic:blipFill>
-                    <a:blip r:embed="rId35"/>
+                    <a:blip r:embed="rId103"/>
                     <a:stretch>
                       <a:fillRect/>
                     </a:stretch>
@@ -3086,16 +3070,8 @@
         </w:drawing>
       </w:r>
     </w:p>
-    <w:p>
-      <w:pPr>
-        <w:pStyle w:val="ImageCaption"/>
-      </w:pPr>
-      <w:r>
-        <w:t xml:space="preserve">Filtrado por media/condiciones</w:t>
-      </w:r>
-    </w:p>
-    <w:bookmarkEnd w:id="38"/>
-    <w:bookmarkStart w:id="55" w:name="tipos-de-gráfico-y-controles"/>
+    <w:bookmarkEnd w:id="106"/>
+    <w:bookmarkStart w:id="124" w:name="Xaf81bc0f9fdfe300180131f47955cd5d6f20688"/>
     <w:p>
       <w:pPr>
         <w:pStyle w:val="Heading2"/>
@@ -3104,7 +3080,7 @@
         <w:t xml:space="preserve">6. Tipos de Gráfico y Controles</w:t>
       </w:r>
     </w:p>
-    <w:bookmarkStart w:id="39" w:name="caja"/>
+    <w:bookmarkStart w:id="107" w:name="caja"/>
     <w:p>
       <w:pPr>
         <w:pStyle w:val="Heading3"/>
@@ -3170,8 +3146,8 @@
         <w:t xml:space="preserve">mejora legibilidad con etiquetas largas.</w:t>
       </w:r>
     </w:p>
-    <w:bookmarkEnd w:id="39"/>
-    <w:bookmarkStart w:id="40" w:name="barras"/>
+    <w:bookmarkEnd w:id="107"/>
+    <w:bookmarkStart w:id="108" w:name="barras"/>
     <w:p>
       <w:pPr>
         <w:pStyle w:val="Heading3"/>
@@ -3216,8 +3192,8 @@
         <w:t xml:space="preserve">Orientación horizontal disponible.</w:t>
       </w:r>
     </w:p>
-    <w:bookmarkEnd w:id="40"/>
-    <w:bookmarkStart w:id="41" w:name="violín"/>
+    <w:bookmarkEnd w:id="108"/>
+    <w:bookmarkStart w:id="109" w:name="violín"/>
     <w:p>
       <w:pPr>
         <w:pStyle w:val="Heading3"/>
@@ -3262,8 +3238,8 @@
         <w:t xml:space="preserve">Orientación horizontal disponible.</w:t>
       </w:r>
     </w:p>
-    <w:bookmarkEnd w:id="41"/>
-    <w:bookmarkStart w:id="42" w:name="apilado"/>
+    <w:bookmarkEnd w:id="109"/>
+    <w:bookmarkStart w:id="110" w:name="apilado"/>
     <w:p>
       <w:pPr>
         <w:pStyle w:val="Heading3"/>
@@ -3383,8 +3359,8 @@
         <w:t xml:space="preserve">Orientación horizontal disponible; al voltear el gráfico se conservan leyendas, estilos de texto, barras de error y etiquetas de significancia.</w:t>
       </w:r>
     </w:p>
-    <w:bookmarkEnd w:id="42"/>
-    <w:bookmarkStart w:id="43" w:name="correlación"/>
+    <w:bookmarkEnd w:id="110"/>
+    <w:bookmarkStart w:id="111" w:name="correlación"/>
     <w:p>
       <w:pPr>
         <w:pStyle w:val="Heading3"/>
@@ -3477,8 +3453,8 @@
         <w:t xml:space="preserve">Panel avanzado con cribado uno-contra-todos y exportación Excel.</w:t>
       </w:r>
     </w:p>
-    <w:bookmarkEnd w:id="43"/>
-    <w:bookmarkStart w:id="44" w:name="mapa-de-calor"/>
+    <w:bookmarkEnd w:id="111"/>
+    <w:bookmarkStart w:id="112" w:name="mapa-de-calor"/>
     <w:p>
       <w:pPr>
         <w:pStyle w:val="Heading3"/>
@@ -3535,8 +3511,8 @@
         <w:t xml:space="preserve">Etiquetas de valor en celdas opcionales.</w:t>
       </w:r>
     </w:p>
-    <w:bookmarkEnd w:id="44"/>
-    <w:bookmarkStart w:id="45" w:name="matriz-de-correlación"/>
+    <w:bookmarkEnd w:id="112"/>
+    <w:bookmarkStart w:id="113" w:name="matriz-de-correlación"/>
     <w:p>
       <w:pPr>
         <w:pStyle w:val="Heading3"/>
@@ -3581,8 +3557,8 @@
         <w:t xml:space="preserve">Opción de mostrar solo etiquetas significativas.</w:t>
       </w:r>
     </w:p>
-    <w:bookmarkEnd w:id="45"/>
-    <w:bookmarkStart w:id="46" w:name="curvas"/>
+    <w:bookmarkEnd w:id="113"/>
+    <w:bookmarkStart w:id="114" w:name="curvas"/>
     <w:p>
       <w:pPr>
         <w:pStyle w:val="Heading3"/>
@@ -3627,8 +3603,8 @@
         <w:t xml:space="preserve">Opción de mostrar trayectorias crudas de réplicas.</w:t>
       </w:r>
     </w:p>
-    <w:bookmarkEnd w:id="46"/>
-    <w:bookmarkStart w:id="50" w:name="controles-compartidos-de-apariencia"/>
+    <w:bookmarkEnd w:id="114"/>
+    <w:bookmarkStart w:id="118" w:name="controles-compartidos-de-apariencia"/>
     <w:p>
       <w:pPr>
         <w:pStyle w:val="Heading3"/>
@@ -3885,25 +3861,25 @@
     </w:p>
     <w:p>
       <w:pPr>
-        <w:pStyle w:val="CaptionedFigure"/>
+        <w:pStyle w:val="FirstParagraph"/>
       </w:pPr>
       <w:r>
         <w:drawing>
           <wp:inline>
             <wp:extent cx="3185962" cy="5014762"/>
             <wp:effectExtent b="0" l="0" r="0" t="0"/>
-            <wp:docPr descr="Controles de estilo de texto" title="" id="48" name="Picture"/>
+            <wp:docPr descr="Controles de estilo de texto" title="" id="116" name="Picture"/>
             <a:graphic>
               <a:graphicData uri="http://schemas.openxmlformats.org/drawingml/2006/picture">
                 <pic:pic>
                   <pic:nvPicPr>
-                    <pic:cNvPr descr="manual_images/11_text_styling_controls.png" id="49" name="Picture"/>
+                    <pic:cNvPr descr="manual_images/11_text_styling_controls.png" id="117" name="Picture"/>
                     <pic:cNvPicPr>
                       <a:picLocks noChangeArrowheads="1" noChangeAspect="1"/>
                     </pic:cNvPicPr>
                   </pic:nvPicPr>
                   <pic:blipFill>
-                    <a:blip r:embed="rId47"/>
+                    <a:blip r:embed="rId115"/>
                     <a:stretch>
                       <a:fillRect/>
                     </a:stretch>
@@ -3930,16 +3906,8 @@
         </w:drawing>
       </w:r>
     </w:p>
-    <w:p>
-      <w:pPr>
-        <w:pStyle w:val="ImageCaption"/>
-      </w:pPr>
-      <w:r>
-        <w:t xml:space="preserve">Controles de estilo de texto</w:t>
-      </w:r>
-    </w:p>
-    <w:bookmarkEnd w:id="50"/>
-    <w:bookmarkStart w:id="54" w:name="panel-de-composición"/>
+    <w:bookmarkEnd w:id="118"/>
+    <w:bookmarkStart w:id="123" w:name="panel-de-composición"/>
     <w:p>
       <w:pPr>
         <w:pStyle w:val="Heading3"/>
@@ -3953,7 +3921,7 @@
         <w:pStyle w:val="FirstParagraph"/>
       </w:pPr>
       <w:r>
-        <w:t xml:space="preserve">Pasos recomendados:</w:t>
+        <w:t xml:space="preserve">Flujo recomendado:</w:t>
       </w:r>
     </w:p>
     <w:p>
@@ -3965,7 +3933,7 @@
         </w:numPr>
       </w:pPr>
       <w:r>
-        <w:t xml:space="preserve">Desde cada gráfico, usar</w:t>
+        <w:t xml:space="preserve">Crear y editar cada gráfico de origen y luego usar</w:t>
       </w:r>
       <w:r>
         <w:t xml:space="preserve"> </w:t>
@@ -3990,7 +3958,7 @@
         </w:numPr>
       </w:pPr>
       <w:r>
-        <w:t xml:space="preserve">Abrir pestaña</w:t>
+        <w:t xml:space="preserve">Abrir</w:t>
       </w:r>
       <w:r>
         <w:t xml:space="preserve"> </w:t>
@@ -4003,7 +3971,10 @@
         <w:t xml:space="preserve">Panel de Composición</w:t>
       </w:r>
       <w:r>
-        <w:t xml:space="preserve">.</w:t>
+        <w:t xml:space="preserve"> </w:t>
+      </w:r>
+      <w:r>
+        <w:t xml:space="preserve">y usar el selector para incluir, excluir y ordenar gráficos. Deseleccionar un gráfico lo quita de la composición activa sin borrar el gráfico de origen.</w:t>
       </w:r>
     </w:p>
     <w:p>
@@ -4015,7 +3986,7 @@
         </w:numPr>
       </w:pPr>
       <w:r>
-        <w:t xml:space="preserve">Seleccionar y ordenar gráficos.</w:t>
+        <w:t xml:space="preserve">Definir filas y columnas. Para distribuciones no rectangulares o celdas repetidas, ingresar la malla; los anchos de columna y altos de fila controlan el tamaño y la posición relativos.</w:t>
       </w:r>
     </w:p>
     <w:p>
@@ -4027,7 +3998,7 @@
         </w:numPr>
       </w:pPr>
       <w:r>
-        <w:t xml:space="preserve">Configurar layout (filas/columnas, malla, tamaño final).</w:t>
+        <w:t xml:space="preserve">Definir ancho y alto de la composición en píxeles. Estos valores determinan el lienzo de previsualización y su proporción; son independientes de los DPI de exportación y del tamaño de diapositiva de PowerPoint.</w:t>
       </w:r>
     </w:p>
     <w:p>
@@ -4039,75 +4010,7 @@
         </w:numPr>
       </w:pPr>
       <w:r>
-        <w:t xml:space="preserve">Ajustar estilo (modo de leyenda, lado de leyenda, fuentes, tamaños, paleta).</w:t>
-      </w:r>
-    </w:p>
-    <w:p>
-      <w:pPr>
-        <w:pStyle w:val="Compact"/>
-        <w:numPr>
-          <w:ilvl w:val="0"/>
-          <w:numId w:val="1032"/>
-        </w:numPr>
-      </w:pPr>
-      <w:r>
-        <w:t xml:space="preserve">Agregar texto enriquecido y overrides opcionales.</w:t>
-      </w:r>
-    </w:p>
-    <w:p>
-      <w:pPr>
-        <w:pStyle w:val="Compact"/>
-        <w:numPr>
-          <w:ilvl w:val="0"/>
-          <w:numId w:val="1032"/>
-        </w:numPr>
-      </w:pPr>
-      <w:r>
-        <w:t xml:space="preserve">Exportar a</w:t>
-      </w:r>
-      <w:r>
-        <w:t xml:space="preserve"> </w:t>
-      </w:r>
-      <w:r>
-        <w:rPr>
-          <w:rStyle w:val="VerbatimChar"/>
-        </w:rPr>
-        <w:t xml:space="preserve">PNG</w:t>
-      </w:r>
-      <w:r>
-        <w:t xml:space="preserve">,</w:t>
-      </w:r>
-      <w:r>
-        <w:t xml:space="preserve"> </w:t>
-      </w:r>
-      <w:r>
-        <w:rPr>
-          <w:rStyle w:val="VerbatimChar"/>
-        </w:rPr>
-        <w:t xml:space="preserve">PPTX</w:t>
-      </w:r>
-      <w:r>
-        <w:t xml:space="preserve">,</w:t>
-      </w:r>
-      <w:r>
-        <w:t xml:space="preserve"> </w:t>
-      </w:r>
-      <w:r>
-        <w:rPr>
-          <w:rStyle w:val="VerbatimChar"/>
-        </w:rPr>
-        <w:t xml:space="preserve">PDF</w:t>
-      </w:r>
-      <w:r>
-        <w:t xml:space="preserve">.</w:t>
-      </w:r>
-    </w:p>
-    <w:p>
-      <w:pPr>
-        <w:pStyle w:val="FirstParagraph"/>
-      </w:pPr>
-      <w:r>
-        <w:t xml:space="preserve">Los controles de estilo de la composición se aplican en paralelo a todos los gráficos seleccionados. La sección</w:t>
+        <w:t xml:space="preserve">Configurar estilo, leyendas compartidas, tipografía, paleta, texto enriquecido y ajustes opcionales por gráfico.</w:t>
       </w:r>
       <w:r>
         <w:t xml:space="preserve"> </w:t>
@@ -4117,75 +4020,313 @@
           <w:b/>
           <w:bCs/>
         </w:rPr>
+        <w:t xml:space="preserve">Aplicar la tipografía de la composición a todos los gráficos</w:t>
+      </w:r>
+      <w:r>
+        <w:t xml:space="preserve"> </w:t>
+      </w:r>
+      <w:r>
+        <w:t xml:space="preserve">modifica tamaños de etiquetas de ticks, ángulos y alineación X/Y, familia tipográfica y estilos de texto en todos los gráficos incluidos sin cambiar la geometría de los datos.</w:t>
+      </w:r>
+    </w:p>
+    <w:p>
+      <w:pPr>
+        <w:pStyle w:val="Compact"/>
+        <w:numPr>
+          <w:ilvl w:val="0"/>
+          <w:numId w:val="1032"/>
+        </w:numPr>
+      </w:pPr>
+      <w:r>
+        <w:t xml:space="preserve">Configurar el formato de diapositiva (</w:t>
+      </w:r>
+      <w:r>
+        <w:rPr>
+          <w:rStyle w:val="VerbatimChar"/>
+        </w:rPr>
+        <w:t xml:space="preserve">4:3</w:t>
+      </w:r>
+      <w:r>
+        <w:t xml:space="preserve">,</w:t>
+      </w:r>
+      <w:r>
+        <w:t xml:space="preserve"> </w:t>
+      </w:r>
+      <w:r>
+        <w:rPr>
+          <w:rStyle w:val="VerbatimChar"/>
+        </w:rPr>
+        <w:t xml:space="preserve">16:9</w:t>
+      </w:r>
+      <w:r>
+        <w:t xml:space="preserve"> </w:t>
+      </w:r>
+      <w:r>
+        <w:t xml:space="preserve">o personalizado), ancho, alto, orientación y margen de borde.</w:t>
+      </w:r>
+    </w:p>
+    <w:p>
+      <w:pPr>
+        <w:pStyle w:val="Compact"/>
+        <w:numPr>
+          <w:ilvl w:val="0"/>
+          <w:numId w:val="1032"/>
+        </w:numPr>
+      </w:pPr>
+      <w:r>
+        <w:t xml:space="preserve">Revisar la previsualización y exportar</w:t>
+      </w:r>
+      <w:r>
+        <w:t xml:space="preserve"> </w:t>
+      </w:r>
+      <w:r>
+        <w:rPr>
+          <w:rStyle w:val="VerbatimChar"/>
+        </w:rPr>
+        <w:t xml:space="preserve">PNG</w:t>
+      </w:r>
+      <w:r>
+        <w:t xml:space="preserve">,</w:t>
+      </w:r>
+      <w:r>
+        <w:t xml:space="preserve"> </w:t>
+      </w:r>
+      <w:r>
+        <w:rPr>
+          <w:rStyle w:val="VerbatimChar"/>
+        </w:rPr>
+        <w:t xml:space="preserve">PPTX</w:t>
+      </w:r>
+      <w:r>
+        <w:t xml:space="preserve">,</w:t>
+      </w:r>
+      <w:r>
+        <w:t xml:space="preserve"> </w:t>
+      </w:r>
+      <w:r>
+        <w:rPr>
+          <w:rStyle w:val="VerbatimChar"/>
+        </w:rPr>
+        <w:t xml:space="preserve">PDF</w:t>
+      </w:r>
+      <w:r>
+        <w:t xml:space="preserve"> </w:t>
+      </w:r>
+      <w:r>
+        <w:t xml:space="preserve">o el metadata de composición.</w:t>
+      </w:r>
+    </w:p>
+    <w:bookmarkStart w:id="122" w:name="dpi-y-dimensiones-físicas"/>
+    <w:p>
+      <w:pPr>
+        <w:pStyle w:val="Heading4"/>
+      </w:pPr>
+      <w:r>
+        <w:t xml:space="preserve">DPI y dimensiones físicas</w:t>
+      </w:r>
+    </w:p>
+    <w:p>
+      <w:pPr>
+        <w:pStyle w:val="Compact"/>
+        <w:numPr>
+          <w:ilvl w:val="0"/>
+          <w:numId w:val="1033"/>
+        </w:numPr>
+      </w:pPr>
+      <w:r>
+        <w:t xml:space="preserve">La resolución de exportación predeterminada es</w:t>
+      </w:r>
+      <w:r>
+        <w:t xml:space="preserve"> </w:t>
+      </w:r>
+      <w:r>
+        <w:rPr>
+          <w:b/>
+          <w:bCs/>
+        </w:rPr>
+        <w:t xml:space="preserve">300 DPI</w:t>
+      </w:r>
+      <w:r>
+        <w:t xml:space="preserve">. El rango compatible es</w:t>
+      </w:r>
+      <w:r>
+        <w:t xml:space="preserve"> </w:t>
+      </w:r>
+      <w:r>
+        <w:rPr>
+          <w:b/>
+          <w:bCs/>
+        </w:rPr>
+        <w:t xml:space="preserve">72 a 600 DPI</w:t>
+      </w:r>
+      <w:r>
+        <w:t xml:space="preserve"> </w:t>
+      </w:r>
+      <w:r>
+        <w:t xml:space="preserve">y el valor sigue siendo editable.</w:t>
+      </w:r>
+    </w:p>
+    <w:p>
+      <w:pPr>
+        <w:pStyle w:val="Compact"/>
+        <w:numPr>
+          <w:ilvl w:val="0"/>
+          <w:numId w:val="1033"/>
+        </w:numPr>
+      </w:pPr>
+      <w:r>
+        <w:t xml:space="preserve">Los DPI se aplican a salidas raster, incluyendo</w:t>
+      </w:r>
+      <w:r>
+        <w:t xml:space="preserve"> </w:t>
+      </w:r>
+      <w:r>
+        <w:rPr>
+          <w:rStyle w:val="VerbatimChar"/>
+        </w:rPr>
+        <w:t xml:space="preserve">PNG</w:t>
+      </w:r>
+      <w:r>
+        <w:t xml:space="preserve">, imagen raster copiada al portapapeles y el respaldo raster que se usa solo cuando no está disponible la representación vectorial editable de PowerPoint.</w:t>
+      </w:r>
+    </w:p>
+    <w:p>
+      <w:pPr>
+        <w:pStyle w:val="Compact"/>
+        <w:numPr>
+          <w:ilvl w:val="0"/>
+          <w:numId w:val="1033"/>
+        </w:numPr>
+      </w:pPr>
+      <w:r>
+        <w:rPr>
+          <w:rStyle w:val="VerbatimChar"/>
+        </w:rPr>
+        <w:t xml:space="preserve">PDF</w:t>
+      </w:r>
+      <w:r>
+        <w:t xml:space="preserve"> </w:t>
+      </w:r>
+      <w:r>
+        <w:t xml:space="preserve">y la ruta normal editable de</w:t>
+      </w:r>
+      <w:r>
+        <w:t xml:space="preserve"> </w:t>
+      </w:r>
+      <w:r>
+        <w:rPr>
+          <w:rStyle w:val="VerbatimChar"/>
+        </w:rPr>
+        <w:t xml:space="preserve">PPTX</w:t>
+      </w:r>
+      <w:r>
+        <w:t xml:space="preserve"> </w:t>
+      </w:r>
+      <w:r>
+        <w:t xml:space="preserve">son vectoriales, por lo que los DPI no modifican sus elementos vectoriales. El DPI seleccionado igualmente se guarda en el metadata para reproducibilidad y para cualquier respaldo raster.</w:t>
+      </w:r>
+    </w:p>
+    <w:p>
+      <w:pPr>
+        <w:pStyle w:val="Compact"/>
+        <w:numPr>
+          <w:ilvl w:val="0"/>
+          <w:numId w:val="1033"/>
+        </w:numPr>
+      </w:pPr>
+      <w:r>
+        <w:t xml:space="preserve">La previsualización del navegador utiliza densidad de píxeles de pantalla/CSS. Cambiar los DPI de exportación no redimensiona ni reposiciona la previsualización.</w:t>
+      </w:r>
+    </w:p>
+    <w:p>
+      <w:pPr>
+        <w:pStyle w:val="Compact"/>
+        <w:numPr>
+          <w:ilvl w:val="0"/>
+          <w:numId w:val="1033"/>
+        </w:numPr>
+      </w:pPr>
+      <w:r>
+        <w:t xml:space="preserve">Aumentar los DPI incrementa la cantidad de píxeles, el tiempo de renderizado, el uso de memoria y el tamaño del archivo. No cambia el ancho/alto de la composición, las proporciones, las posiciones del layout ni las dimensiones de la diapositiva.</w:t>
+      </w:r>
+    </w:p>
+    <w:p>
+      <w:pPr>
+        <w:pStyle w:val="Compact"/>
+        <w:numPr>
+          <w:ilvl w:val="0"/>
+          <w:numId w:val="1033"/>
+        </w:numPr>
+      </w:pPr>
+      <w:r>
+        <w:t xml:space="preserve">El ancho/alto de composición controlan el lienzo lógico. El ancho/alto de PowerPoint controlan la diapositiva física. Los DPI controlan la calidad de muestreo raster. Son ajustes independientes.</w:t>
+      </w:r>
+    </w:p>
+    <w:p>
+      <w:pPr>
+        <w:pStyle w:val="Compact"/>
+        <w:numPr>
+          <w:ilvl w:val="0"/>
+          <w:numId w:val="1033"/>
+        </w:numPr>
+      </w:pPr>
+      <w:r>
+        <w:t xml:space="preserve">El metadata guarda el DPI efectivo y lo restaura al cargarlo. El metadata antiguo sin campo DPI usa 300 DPI. Valores ausentes, no numéricos, cero, negativos o fuera de rango vuelven de forma segura a 300 DPI; los demás campos válidos igualmente se restauran.</w:t>
+      </w:r>
+    </w:p>
+    <w:p>
+      <w:pPr>
+        <w:pStyle w:val="FirstParagraph"/>
+      </w:pPr>
+      <w:r>
+        <w:t xml:space="preserve">Los controles de estilo de la composición se aplican en paralelo a todos los gráficos seleccionados. La sección</w:t>
+      </w:r>
+      <w:r>
+        <w:t xml:space="preserve"> </w:t>
+      </w:r>
+      <w:r>
+        <w:rPr>
+          <w:b/>
+          <w:bCs/>
+        </w:rPr>
         <w:t xml:space="preserve">Estilo de texto</w:t>
       </w:r>
       <w:r>
         <w:t xml:space="preserve"> </w:t>
       </w:r>
       <w:r>
-        <w:t xml:space="preserve">de composición replica los controles de gráficos individuales: la familia tipográfica se aplica a todo el texto de todos los gráficos, mientras que negrita/cursiva/subrayado se seleccionan por separado para títulos, ejes, leyendas, etiquetas de datos y texto de significancia. Las exportaciones de composición conservan estos ajustes en</w:t>
-      </w:r>
-      <w:r>
-        <w:t xml:space="preserve"> </w:t>
-      </w:r>
-      <w:r>
-        <w:rPr>
-          <w:rStyle w:val="VerbatimChar"/>
-        </w:rPr>
-        <w:t xml:space="preserve">PNG</w:t>
-      </w:r>
-      <w:r>
-        <w:t xml:space="preserve">,</w:t>
-      </w:r>
-      <w:r>
-        <w:t xml:space="preserve"> </w:t>
-      </w:r>
-      <w:r>
-        <w:rPr>
-          <w:rStyle w:val="VerbatimChar"/>
-        </w:rPr>
-        <w:t xml:space="preserve">PDF</w:t>
-      </w:r>
-      <w:r>
-        <w:t xml:space="preserve"> </w:t>
-      </w:r>
-      <w:r>
-        <w:t xml:space="preserve">y</w:t>
-      </w:r>
-      <w:r>
-        <w:t xml:space="preserve"> </w:t>
-      </w:r>
-      <w:r>
-        <w:rPr>
-          <w:rStyle w:val="VerbatimChar"/>
-        </w:rPr>
-        <w:t xml:space="preserve">PPTX</w:t>
-      </w:r>
-      <w:r>
-        <w:t xml:space="preserve">.</w:t>
-      </w:r>
-    </w:p>
-    <w:p>
-      <w:pPr>
-        <w:pStyle w:val="CaptionedFigure"/>
+        <w:t xml:space="preserve">de composición replica los controles de gráficos individuales: la familia tipográfica se aplica a todo el texto de todos los gráficos, mientras que negrita/cursiva/subrayado se seleccionan por separado para títulos, ejes, leyendas, etiquetas de datos y texto de significancia. El metadata de composición también conserva layout, dimensiones, ajustes de diapositiva, DPI, tipografía, configuración de leyendas, paleta, texto enriquecido y ajustes por gráfico.</w:t>
+      </w:r>
+    </w:p>
+    <w:p>
+      <w:pPr>
+        <w:pStyle w:val="BodyText"/>
+      </w:pPr>
+      <w:r>
+        <w:t xml:space="preserve">La exportación a PowerPoint siempre crea una diapositiva y ajusta proporcionalmente el layout de la previsualización dentro de los márgenes seleccionados. Si la diapositiva es demasiado pequeña, BIOSZEN reduce proporcionalmente la composición y avisa al usuario en lugar de superponer o cortar gráficos. Los layouts muy densos, etiquetas largas, fuentes grandes y diapositivas verticales pequeñas pueden requerir una diapositiva mayor, menos gráficos, etiquetas más breves o márgenes más amplios. La tipografía puede diferir levemente entre la previsualización y PowerPoint porque el navegador y PowerPoint usan métricas distintas; BIOSZEN aplica un margen proporcional de seguridad al reducir el layout.</w:t>
+      </w:r>
+    </w:p>
+    <w:p>
+      <w:pPr>
+        <w:pStyle w:val="BodyText"/>
       </w:pPr>
       <w:r>
         <w:drawing>
           <wp:inline>
             <wp:extent cx="5334000" cy="2115879"/>
             <wp:effectExtent b="0" l="0" r="0" t="0"/>
-            <wp:docPr descr="Configuración de significancia y anotaciones" title="" id="52" name="Picture"/>
+            <wp:docPr descr="Configuración de significancia y anotaciones" title="" id="120" name="Picture"/>
             <a:graphic>
               <a:graphicData uri="http://schemas.openxmlformats.org/drawingml/2006/picture">
                 <pic:pic>
                   <pic:nvPicPr>
-                    <pic:cNvPr descr="manual_images/10_significance_annotations.png" id="53" name="Picture"/>
+                    <pic:cNvPr descr="manual_images/10_significance_annotations.png" id="121" name="Picture"/>
                     <pic:cNvPicPr>
                       <a:picLocks noChangeArrowheads="1" noChangeAspect="1"/>
                     </pic:cNvPicPr>
                   </pic:nvPicPr>
                   <pic:blipFill>
-                    <a:blip r:embed="rId51"/>
+                    <a:blip r:embed="rId119"/>
                     <a:stretch>
                       <a:fillRect/>
                     </a:stretch>
@@ -4212,17 +4353,10 @@
         </w:drawing>
       </w:r>
     </w:p>
-    <w:p>
-      <w:pPr>
-        <w:pStyle w:val="ImageCaption"/>
-      </w:pPr>
-      <w:r>
-        <w:t xml:space="preserve">Configuración de significancia y anotaciones</w:t>
-      </w:r>
-    </w:p>
-    <w:bookmarkEnd w:id="54"/>
-    <w:bookmarkEnd w:id="55"/>
-    <w:bookmarkStart w:id="56" w:name="normalización"/>
+    <w:bookmarkEnd w:id="122"/>
+    <w:bookmarkEnd w:id="123"/>
+    <w:bookmarkEnd w:id="124"/>
+    <w:bookmarkStart w:id="125" w:name="X784a3f1f5904a93f9634a04c4f667f10394c63c"/>
     <w:p>
       <w:pPr>
         <w:pStyle w:val="Heading2"/>
@@ -4260,7 +4394,7 @@
         <w:pStyle w:val="Compact"/>
         <w:numPr>
           <w:ilvl w:val="0"/>
-          <w:numId w:val="1033"/>
+          <w:numId w:val="1034"/>
         </w:numPr>
       </w:pPr>
       <w:r>
@@ -4284,7 +4418,7 @@
         <w:pStyle w:val="Compact"/>
         <w:numPr>
           <w:ilvl w:val="0"/>
-          <w:numId w:val="1033"/>
+          <w:numId w:val="1034"/>
         </w:numPr>
       </w:pPr>
       <w:r>
@@ -4329,15 +4463,15 @@
         <w:pStyle w:val="Compact"/>
         <w:numPr>
           <w:ilvl w:val="0"/>
-          <w:numId w:val="1033"/>
+          <w:numId w:val="1034"/>
         </w:numPr>
       </w:pPr>
       <w:r>
         <w:t xml:space="preserve">Si no hay emparejamiento estricto, se aplica lógica de respaldo.</w:t>
       </w:r>
     </w:p>
-    <w:bookmarkEnd w:id="56"/>
-    <w:bookmarkStart w:id="58" w:name="estadística"/>
+    <w:bookmarkEnd w:id="125"/>
+    <w:bookmarkStart w:id="127" w:name="X08b670b6b7f9a75f2188e36fdc7de5816db16f1"/>
     <w:p>
       <w:pPr>
         <w:pStyle w:val="Heading2"/>
@@ -4346,7 +4480,7 @@
         <w:t xml:space="preserve">8. Estadística</w:t>
       </w:r>
     </w:p>
-    <w:bookmarkStart w:id="57" w:name="herramientas-estadísticas-principales"/>
+    <w:bookmarkStart w:id="126" w:name="herramientas-estadísticas-principales"/>
     <w:p>
       <w:pPr>
         <w:pStyle w:val="Heading3"/>
@@ -4360,7 +4494,7 @@
         <w:pStyle w:val="Compact"/>
         <w:numPr>
           <w:ilvl w:val="0"/>
-          <w:numId w:val="1034"/>
+          <w:numId w:val="1035"/>
         </w:numPr>
       </w:pPr>
       <w:r>
@@ -4381,7 +4515,7 @@
         <w:pStyle w:val="Compact"/>
         <w:numPr>
           <w:ilvl w:val="0"/>
-          <w:numId w:val="1034"/>
+          <w:numId w:val="1035"/>
         </w:numPr>
       </w:pPr>
       <w:r>
@@ -4402,7 +4536,7 @@
         <w:pStyle w:val="Compact"/>
         <w:numPr>
           <w:ilvl w:val="0"/>
-          <w:numId w:val="1034"/>
+          <w:numId w:val="1035"/>
         </w:numPr>
       </w:pPr>
       <w:r>
@@ -4423,7 +4557,7 @@
         <w:pStyle w:val="Compact"/>
         <w:numPr>
           <w:ilvl w:val="0"/>
-          <w:numId w:val="1034"/>
+          <w:numId w:val="1035"/>
         </w:numPr>
       </w:pPr>
       <w:r>
@@ -4444,7 +4578,7 @@
         <w:pStyle w:val="Compact"/>
         <w:numPr>
           <w:ilvl w:val="0"/>
-          <w:numId w:val="1034"/>
+          <w:numId w:val="1035"/>
         </w:numPr>
       </w:pPr>
       <w:r>
@@ -4465,7 +4599,7 @@
         <w:pStyle w:val="Compact"/>
         <w:numPr>
           <w:ilvl w:val="0"/>
-          <w:numId w:val="1034"/>
+          <w:numId w:val="1035"/>
         </w:numPr>
       </w:pPr>
       <w:r>
@@ -4498,7 +4632,7 @@
         <w:pStyle w:val="Compact"/>
         <w:numPr>
           <w:ilvl w:val="0"/>
-          <w:numId w:val="1034"/>
+          <w:numId w:val="1035"/>
         </w:numPr>
       </w:pPr>
       <w:r>
@@ -4519,7 +4653,7 @@
         <w:pStyle w:val="Compact"/>
         <w:numPr>
           <w:ilvl w:val="0"/>
-          <w:numId w:val="1034"/>
+          <w:numId w:val="1035"/>
         </w:numPr>
       </w:pPr>
       <w:r>
@@ -4548,7 +4682,7 @@
         <w:pStyle w:val="Compact"/>
         <w:numPr>
           <w:ilvl w:val="0"/>
-          <w:numId w:val="1035"/>
+          <w:numId w:val="1036"/>
         </w:numPr>
       </w:pPr>
       <w:r>
@@ -4569,7 +4703,7 @@
         <w:pStyle w:val="Compact"/>
         <w:numPr>
           <w:ilvl w:val="0"/>
-          <w:numId w:val="1035"/>
+          <w:numId w:val="1036"/>
         </w:numPr>
       </w:pPr>
       <w:r>
@@ -4590,7 +4724,7 @@
         <w:pStyle w:val="Compact"/>
         <w:numPr>
           <w:ilvl w:val="0"/>
-          <w:numId w:val="1035"/>
+          <w:numId w:val="1036"/>
         </w:numPr>
       </w:pPr>
       <w:r>
@@ -4611,7 +4745,7 @@
         <w:pStyle w:val="Compact"/>
         <w:numPr>
           <w:ilvl w:val="0"/>
-          <w:numId w:val="1035"/>
+          <w:numId w:val="1036"/>
         </w:numPr>
       </w:pPr>
       <w:r>
@@ -4698,7 +4832,7 @@
         <w:pStyle w:val="Compact"/>
         <w:numPr>
           <w:ilvl w:val="0"/>
-          <w:numId w:val="1036"/>
+          <w:numId w:val="1037"/>
         </w:numPr>
       </w:pPr>
       <w:r>
@@ -4755,7 +4889,7 @@
         <w:pStyle w:val="Compact"/>
         <w:numPr>
           <w:ilvl w:val="0"/>
-          <w:numId w:val="1036"/>
+          <w:numId w:val="1037"/>
         </w:numPr>
       </w:pPr>
       <w:r>
@@ -4797,7 +4931,7 @@
         <w:pStyle w:val="Compact"/>
         <w:numPr>
           <w:ilvl w:val="0"/>
-          <w:numId w:val="1036"/>
+          <w:numId w:val="1037"/>
         </w:numPr>
       </w:pPr>
       <w:r>
@@ -4824,7 +4958,7 @@
         <w:pStyle w:val="Compact"/>
         <w:numPr>
           <w:ilvl w:val="0"/>
-          <w:numId w:val="1036"/>
+          <w:numId w:val="1037"/>
         </w:numPr>
       </w:pPr>
       <w:r>
@@ -4910,7 +5044,7 @@
         <w:pStyle w:val="Compact"/>
         <w:numPr>
           <w:ilvl w:val="0"/>
-          <w:numId w:val="1037"/>
+          <w:numId w:val="1038"/>
         </w:numPr>
       </w:pPr>
       <w:r>
@@ -4922,7 +5056,7 @@
         <w:pStyle w:val="Compact"/>
         <w:numPr>
           <w:ilvl w:val="0"/>
-          <w:numId w:val="1037"/>
+          <w:numId w:val="1038"/>
         </w:numPr>
       </w:pPr>
       <w:r>
@@ -4934,7 +5068,7 @@
         <w:pStyle w:val="Compact"/>
         <w:numPr>
           <w:ilvl w:val="0"/>
-          <w:numId w:val="1037"/>
+          <w:numId w:val="1038"/>
         </w:numPr>
       </w:pPr>
       <w:r>
@@ -4954,7 +5088,7 @@
         <w:pStyle w:val="Compact"/>
         <w:numPr>
           <w:ilvl w:val="0"/>
-          <w:numId w:val="1038"/>
+          <w:numId w:val="1039"/>
         </w:numPr>
       </w:pPr>
       <w:r>
@@ -4966,7 +5100,7 @@
         <w:pStyle w:val="Compact"/>
         <w:numPr>
           <w:ilvl w:val="0"/>
-          <w:numId w:val="1038"/>
+          <w:numId w:val="1039"/>
         </w:numPr>
       </w:pPr>
       <w:r>
@@ -4978,7 +5112,7 @@
         <w:pStyle w:val="Compact"/>
         <w:numPr>
           <w:ilvl w:val="0"/>
-          <w:numId w:val="1038"/>
+          <w:numId w:val="1039"/>
         </w:numPr>
       </w:pPr>
       <w:r>
@@ -4990,7 +5124,7 @@
         <w:pStyle w:val="Compact"/>
         <w:numPr>
           <w:ilvl w:val="0"/>
-          <w:numId w:val="1038"/>
+          <w:numId w:val="1039"/>
         </w:numPr>
       </w:pPr>
       <w:r>
@@ -5063,9 +5197,9 @@
         <w:t xml:space="preserve">y algunas rutas no paramétricas que requieren datos crudos se desactivan.</w:t>
       </w:r>
     </w:p>
-    <w:bookmarkEnd w:id="57"/>
-    <w:bookmarkEnd w:id="58"/>
-    <w:bookmarkStart w:id="59" w:name="anotaciones-de-significancia"/>
+    <w:bookmarkEnd w:id="126"/>
+    <w:bookmarkEnd w:id="127"/>
+    <w:bookmarkStart w:id="128" w:name="Xfd951e1857e16be0fbfbc51e6054c4da8871e10"/>
     <w:p>
       <w:pPr>
         <w:pStyle w:val="Heading2"/>
@@ -5087,7 +5221,7 @@
         <w:pStyle w:val="Compact"/>
         <w:numPr>
           <w:ilvl w:val="0"/>
-          <w:numId w:val="1039"/>
+          <w:numId w:val="1040"/>
         </w:numPr>
       </w:pPr>
       <w:r>
@@ -5099,7 +5233,7 @@
         <w:pStyle w:val="Compact"/>
         <w:numPr>
           <w:ilvl w:val="0"/>
-          <w:numId w:val="1039"/>
+          <w:numId w:val="1040"/>
         </w:numPr>
       </w:pPr>
       <w:r>
@@ -5156,7 +5290,7 @@
         <w:pStyle w:val="Compact"/>
         <w:numPr>
           <w:ilvl w:val="0"/>
-          <w:numId w:val="1039"/>
+          <w:numId w:val="1040"/>
         </w:numPr>
       </w:pPr>
       <w:r>
@@ -5176,7 +5310,7 @@
         <w:pStyle w:val="Compact"/>
         <w:numPr>
           <w:ilvl w:val="0"/>
-          <w:numId w:val="1040"/>
+          <w:numId w:val="1041"/>
         </w:numPr>
       </w:pPr>
       <w:r>
@@ -5188,7 +5322,7 @@
         <w:pStyle w:val="Compact"/>
         <w:numPr>
           <w:ilvl w:val="0"/>
-          <w:numId w:val="1040"/>
+          <w:numId w:val="1041"/>
         </w:numPr>
       </w:pPr>
       <w:r>
@@ -5200,7 +5334,7 @@
         <w:pStyle w:val="Compact"/>
         <w:numPr>
           <w:ilvl w:val="0"/>
-          <w:numId w:val="1040"/>
+          <w:numId w:val="1041"/>
         </w:numPr>
       </w:pPr>
       <w:r>
@@ -5236,7 +5370,7 @@
         <w:pStyle w:val="Compact"/>
         <w:numPr>
           <w:ilvl w:val="0"/>
-          <w:numId w:val="1040"/>
+          <w:numId w:val="1041"/>
         </w:numPr>
       </w:pPr>
       <w:r>
@@ -5272,7 +5406,7 @@
         <w:pStyle w:val="Compact"/>
         <w:numPr>
           <w:ilvl w:val="0"/>
-          <w:numId w:val="1040"/>
+          <w:numId w:val="1041"/>
         </w:numPr>
       </w:pPr>
       <w:r>
@@ -5300,8 +5434,8 @@
         <w:t xml:space="preserve">, elige el parámetro antes de agregar una etiqueta. Las etiquetas automáticas conservan la identidad del parámetro y se ubican sobre el grupo objetivo seleccionado para ese parámetro.</w:t>
       </w:r>
     </w:p>
-    <w:bookmarkEnd w:id="59"/>
-    <w:bookmarkStart w:id="65" w:name="control-de-calidad-y-réplicas"/>
+    <w:bookmarkEnd w:id="128"/>
+    <w:bookmarkStart w:id="134" w:name="Xc2b86501cc804adc80e56831b8510edbedb0cab"/>
     <w:p>
       <w:pPr>
         <w:pStyle w:val="Heading2"/>
@@ -5323,7 +5457,7 @@
         <w:pStyle w:val="Compact"/>
         <w:numPr>
           <w:ilvl w:val="0"/>
-          <w:numId w:val="1041"/>
+          <w:numId w:val="1042"/>
         </w:numPr>
       </w:pPr>
       <w:r>
@@ -5335,7 +5469,7 @@
         <w:pStyle w:val="Compact"/>
         <w:numPr>
           <w:ilvl w:val="0"/>
-          <w:numId w:val="1041"/>
+          <w:numId w:val="1042"/>
         </w:numPr>
       </w:pPr>
       <w:r>
@@ -5347,14 +5481,14 @@
         <w:pStyle w:val="Compact"/>
         <w:numPr>
           <w:ilvl w:val="0"/>
-          <w:numId w:val="1041"/>
+          <w:numId w:val="1042"/>
         </w:numPr>
       </w:pPr>
       <w:r>
         <w:t xml:space="preserve">Tamaño muestral y cobertura de réplicas.</w:t>
       </w:r>
     </w:p>
-    <w:bookmarkStart w:id="60" w:name="réplicas-biológicas"/>
+    <w:bookmarkStart w:id="129" w:name="réplicas-biológicas"/>
     <w:p>
       <w:pPr>
         <w:pStyle w:val="Heading3"/>
@@ -5368,7 +5502,7 @@
         <w:pStyle w:val="Compact"/>
         <w:numPr>
           <w:ilvl w:val="0"/>
-          <w:numId w:val="1042"/>
+          <w:numId w:val="1043"/>
         </w:numPr>
       </w:pPr>
       <w:r>
@@ -5380,7 +5514,7 @@
         <w:pStyle w:val="Compact"/>
         <w:numPr>
           <w:ilvl w:val="0"/>
-          <w:numId w:val="1042"/>
+          <w:numId w:val="1043"/>
         </w:numPr>
       </w:pPr>
       <w:r>
@@ -5392,7 +5526,7 @@
         <w:pStyle w:val="Compact"/>
         <w:numPr>
           <w:ilvl w:val="0"/>
-          <w:numId w:val="1042"/>
+          <w:numId w:val="1043"/>
         </w:numPr>
       </w:pPr>
       <w:r>
@@ -5412,7 +5546,7 @@
         <w:pStyle w:val="Compact"/>
         <w:numPr>
           <w:ilvl w:val="0"/>
-          <w:numId w:val="1043"/>
+          <w:numId w:val="1044"/>
         </w:numPr>
       </w:pPr>
       <w:r>
@@ -5424,15 +5558,15 @@
         <w:pStyle w:val="Compact"/>
         <w:numPr>
           <w:ilvl w:val="0"/>
-          <w:numId w:val="1043"/>
+          <w:numId w:val="1044"/>
         </w:numPr>
       </w:pPr>
       <w:r>
         <w:t xml:space="preserve">Conserva las de menor puntaje (más reproducibles).</w:t>
       </w:r>
     </w:p>
-    <w:bookmarkEnd w:id="60"/>
-    <w:bookmarkStart w:id="64" w:name="réplicas-técnicas"/>
+    <w:bookmarkEnd w:id="129"/>
+    <w:bookmarkStart w:id="133" w:name="réplicas-técnicas"/>
     <w:p>
       <w:pPr>
         <w:pStyle w:val="Heading3"/>
@@ -5454,7 +5588,7 @@
         <w:pStyle w:val="Compact"/>
         <w:numPr>
           <w:ilvl w:val="0"/>
-          <w:numId w:val="1044"/>
+          <w:numId w:val="1045"/>
         </w:numPr>
       </w:pPr>
       <w:r>
@@ -5466,7 +5600,7 @@
         <w:pStyle w:val="Compact"/>
         <w:numPr>
           <w:ilvl w:val="0"/>
-          <w:numId w:val="1044"/>
+          <w:numId w:val="1045"/>
         </w:numPr>
       </w:pPr>
       <w:r>
@@ -5478,7 +5612,7 @@
         <w:pStyle w:val="Compact"/>
         <w:numPr>
           <w:ilvl w:val="0"/>
-          <w:numId w:val="1044"/>
+          <w:numId w:val="1045"/>
         </w:numPr>
       </w:pPr>
       <w:r>
@@ -5490,7 +5624,7 @@
         <w:pStyle w:val="Compact"/>
         <w:numPr>
           <w:ilvl w:val="0"/>
-          <w:numId w:val="1044"/>
+          <w:numId w:val="1045"/>
         </w:numPr>
       </w:pPr>
       <w:r>
@@ -5502,7 +5636,7 @@
         <w:pStyle w:val="Compact"/>
         <w:numPr>
           <w:ilvl w:val="0"/>
-          <w:numId w:val="1044"/>
+          <w:numId w:val="1045"/>
         </w:numPr>
       </w:pPr>
       <w:r>
@@ -5511,25 +5645,25 @@
     </w:p>
     <w:p>
       <w:pPr>
-        <w:pStyle w:val="CaptionedFigure"/>
+        <w:pStyle w:val="FirstParagraph"/>
       </w:pPr>
       <w:r>
         <w:drawing>
           <wp:inline>
             <wp:extent cx="5334000" cy="2228174"/>
             <wp:effectExtent b="0" l="0" r="0" t="0"/>
-            <wp:docPr descr="Filtrado de réplicas biológicas" title="" id="62" name="Picture"/>
+            <wp:docPr descr="Filtrado de réplicas biológicas" title="" id="131" name="Picture"/>
             <a:graphic>
               <a:graphicData uri="http://schemas.openxmlformats.org/drawingml/2006/picture">
                 <pic:pic>
                   <pic:nvPicPr>
-                    <pic:cNvPr descr="manual_images/04_filter_biological_replicates.png" id="63" name="Picture"/>
+                    <pic:cNvPr descr="manual_images/04_filter_biological_replicates.png" id="132" name="Picture"/>
                     <pic:cNvPicPr>
                       <a:picLocks noChangeArrowheads="1" noChangeAspect="1"/>
                     </pic:cNvPicPr>
                   </pic:nvPicPr>
                   <pic:blipFill>
-                    <a:blip r:embed="rId61"/>
+                    <a:blip r:embed="rId130"/>
                     <a:stretch>
                       <a:fillRect/>
                     </a:stretch>
@@ -5556,17 +5690,9 @@
         </w:drawing>
       </w:r>
     </w:p>
-    <w:p>
-      <w:pPr>
-        <w:pStyle w:val="ImageCaption"/>
-      </w:pPr>
-      <w:r>
-        <w:t xml:space="preserve">Filtrado de réplicas biológicas</w:t>
-      </w:r>
-    </w:p>
-    <w:bookmarkEnd w:id="64"/>
-    <w:bookmarkEnd w:id="65"/>
-    <w:bookmarkStart w:id="66" w:name="metadatos-y-reproducibilidad"/>
+    <w:bookmarkEnd w:id="133"/>
+    <w:bookmarkEnd w:id="134"/>
+    <w:bookmarkStart w:id="135" w:name="Xfea01682663a764101ef30ec6c870560247e7f1"/>
     <w:p>
       <w:pPr>
         <w:pStyle w:val="Heading2"/>
@@ -5588,7 +5714,7 @@
         <w:pStyle w:val="Compact"/>
         <w:numPr>
           <w:ilvl w:val="0"/>
-          <w:numId w:val="1045"/>
+          <w:numId w:val="1046"/>
         </w:numPr>
       </w:pPr>
       <w:r>
@@ -5610,7 +5736,7 @@
         <w:pStyle w:val="Compact"/>
         <w:numPr>
           <w:ilvl w:val="0"/>
-          <w:numId w:val="1045"/>
+          <w:numId w:val="1046"/>
         </w:numPr>
       </w:pPr>
       <w:r>
@@ -5622,7 +5748,7 @@
         <w:pStyle w:val="Compact"/>
         <w:numPr>
           <w:ilvl w:val="0"/>
-          <w:numId w:val="1045"/>
+          <w:numId w:val="1046"/>
         </w:numPr>
       </w:pPr>
       <w:r>
@@ -5634,7 +5760,7 @@
         <w:pStyle w:val="Compact"/>
         <w:numPr>
           <w:ilvl w:val="0"/>
-          <w:numId w:val="1045"/>
+          <w:numId w:val="1046"/>
         </w:numPr>
       </w:pPr>
       <w:r>
@@ -5646,7 +5772,7 @@
         <w:pStyle w:val="Compact"/>
         <w:numPr>
           <w:ilvl w:val="0"/>
-          <w:numId w:val="1045"/>
+          <w:numId w:val="1046"/>
         </w:numPr>
       </w:pPr>
       <w:r>
@@ -5658,7 +5784,7 @@
         <w:pStyle w:val="Compact"/>
         <w:numPr>
           <w:ilvl w:val="0"/>
-          <w:numId w:val="1045"/>
+          <w:numId w:val="1046"/>
         </w:numPr>
       </w:pPr>
       <w:r>
@@ -5678,7 +5804,7 @@
         <w:pStyle w:val="Compact"/>
         <w:numPr>
           <w:ilvl w:val="0"/>
-          <w:numId w:val="1046"/>
+          <w:numId w:val="1047"/>
         </w:numPr>
       </w:pPr>
       <w:r>
@@ -5690,7 +5816,7 @@
         <w:pStyle w:val="Compact"/>
         <w:numPr>
           <w:ilvl w:val="0"/>
-          <w:numId w:val="1046"/>
+          <w:numId w:val="1047"/>
         </w:numPr>
       </w:pPr>
       <w:r>
@@ -5702,7 +5828,7 @@
         <w:pStyle w:val="Compact"/>
         <w:numPr>
           <w:ilvl w:val="0"/>
-          <w:numId w:val="1046"/>
+          <w:numId w:val="1047"/>
         </w:numPr>
       </w:pPr>
       <w:r>
@@ -5722,7 +5848,7 @@
         <w:pStyle w:val="Compact"/>
         <w:numPr>
           <w:ilvl w:val="0"/>
-          <w:numId w:val="1047"/>
+          <w:numId w:val="1048"/>
         </w:numPr>
       </w:pPr>
       <w:r>
@@ -5734,7 +5860,7 @@
         <w:pStyle w:val="Compact"/>
         <w:numPr>
           <w:ilvl w:val="0"/>
-          <w:numId w:val="1047"/>
+          <w:numId w:val="1048"/>
         </w:numPr>
       </w:pPr>
       <w:r>
@@ -5746,15 +5872,15 @@
         <w:pStyle w:val="Compact"/>
         <w:numPr>
           <w:ilvl w:val="0"/>
-          <w:numId w:val="1047"/>
+          <w:numId w:val="1048"/>
         </w:numPr>
       </w:pPr>
       <w:r>
         <w:t xml:space="preserve">Verificación de orientación en constructores finales.</w:t>
       </w:r>
     </w:p>
-    <w:bookmarkEnd w:id="66"/>
-    <w:bookmarkStart w:id="67" w:name="descargas"/>
+    <w:bookmarkEnd w:id="135"/>
+    <w:bookmarkStart w:id="136" w:name="X218df2ee725d0504d93acc386923c3d90ed9ec6"/>
     <w:p>
       <w:pPr>
         <w:pStyle w:val="Heading2"/>
@@ -5776,7 +5902,7 @@
         <w:pStyle w:val="Compact"/>
         <w:numPr>
           <w:ilvl w:val="0"/>
-          <w:numId w:val="1048"/>
+          <w:numId w:val="1049"/>
         </w:numPr>
       </w:pPr>
       <w:r>
@@ -5809,7 +5935,7 @@
         <w:pStyle w:val="Compact"/>
         <w:numPr>
           <w:ilvl w:val="0"/>
-          <w:numId w:val="1048"/>
+          <w:numId w:val="1049"/>
         </w:numPr>
       </w:pPr>
       <w:r>
@@ -5821,7 +5947,7 @@
         <w:pStyle w:val="Compact"/>
         <w:numPr>
           <w:ilvl w:val="0"/>
-          <w:numId w:val="1048"/>
+          <w:numId w:val="1049"/>
         </w:numPr>
       </w:pPr>
       <w:r>
@@ -5833,7 +5959,7 @@
         <w:pStyle w:val="Compact"/>
         <w:numPr>
           <w:ilvl w:val="0"/>
-          <w:numId w:val="1048"/>
+          <w:numId w:val="1049"/>
         </w:numPr>
       </w:pPr>
       <w:r>
@@ -5845,7 +5971,7 @@
         <w:pStyle w:val="Compact"/>
         <w:numPr>
           <w:ilvl w:val="0"/>
-          <w:numId w:val="1048"/>
+          <w:numId w:val="1049"/>
         </w:numPr>
       </w:pPr>
       <w:r>
@@ -5857,7 +5983,7 @@
         <w:pStyle w:val="Compact"/>
         <w:numPr>
           <w:ilvl w:val="0"/>
-          <w:numId w:val="1048"/>
+          <w:numId w:val="1049"/>
         </w:numPr>
       </w:pPr>
       <w:r>
@@ -5869,7 +5995,7 @@
         <w:pStyle w:val="Compact"/>
         <w:numPr>
           <w:ilvl w:val="0"/>
-          <w:numId w:val="1048"/>
+          <w:numId w:val="1049"/>
         </w:numPr>
       </w:pPr>
       <w:r>
@@ -5884,382 +6010,12 @@
         <w:t xml:space="preserve">Las exportaciones de gráficos conservan la configuración visual activa, incluyendo familia tipográfica, estilos por tipo de texto (negrita/cursiva/subrayado), estadístico de barras de error seleccionado, etiquetas de significancia y ajustes de ejes/leyenda. Las exportaciones de composición conservan los mismos controles tipográficos en todos los gráficos del layout.</w:t>
       </w:r>
     </w:p>
-    <w:bookmarkEnd w:id="67"/>
-    <w:bookmarkStart w:id="71" w:name="módulo-de-crecimiento"/>
-    <w:p>
-      <w:pPr>
-        <w:pStyle w:val="Heading2"/>
-      </w:pPr>
-      <w:r>
-        <w:t xml:space="preserve">13. Módulo de Crecimiento</w:t>
-      </w:r>
-    </w:p>
-    <w:p>
-      <w:pPr>
-        <w:pStyle w:val="FirstParagraph"/>
-      </w:pPr>
-      <w:r>
-        <w:t xml:space="preserve">Soporte de archivos en pestaña crecimiento:</w:t>
-      </w:r>
-    </w:p>
-    <w:p>
-      <w:pPr>
-        <w:pStyle w:val="Compact"/>
-        <w:numPr>
-          <w:ilvl w:val="0"/>
-          <w:numId w:val="1049"/>
-        </w:numPr>
-      </w:pPr>
-      <w:r>
-        <w:t xml:space="preserve">Tipo aceptado:</w:t>
-      </w:r>
-      <w:r>
-        <w:t xml:space="preserve"> </w:t>
-      </w:r>
-      <w:r>
-        <w:rPr>
-          <w:rStyle w:val="VerbatimChar"/>
-        </w:rPr>
-        <w:t xml:space="preserve">Excel</w:t>
-      </w:r>
-      <w:r>
-        <w:t xml:space="preserve"> </w:t>
-      </w:r>
-      <w:r>
-        <w:t xml:space="preserve">(</w:t>
-      </w:r>
-      <w:r>
-        <w:rPr>
-          <w:rStyle w:val="VerbatimChar"/>
-        </w:rPr>
-        <w:t xml:space="preserve">.xlsx</w:t>
-      </w:r>
-      <w:r>
-        <w:t xml:space="preserve">).</w:t>
-      </w:r>
-    </w:p>
-    <w:p>
-      <w:pPr>
-        <w:pStyle w:val="Compact"/>
-        <w:numPr>
-          <w:ilvl w:val="0"/>
-          <w:numId w:val="1049"/>
-        </w:numPr>
-      </w:pPr>
-      <w:r>
-        <w:t xml:space="preserve">Estructuras auto-detectadas:</w:t>
-      </w:r>
-    </w:p>
-    <w:p>
-      <w:pPr>
-        <w:pStyle w:val="Compact"/>
-        <w:numPr>
-          <w:ilvl w:val="1"/>
-          <w:numId w:val="1050"/>
-        </w:numPr>
-      </w:pPr>
-      <w:r>
-        <w:t xml:space="preserve">Layout crudo tipo lector/Tecan (normalmente datos desde filas posteriores en</w:t>
-      </w:r>
-      <w:r>
-        <w:t xml:space="preserve"> </w:t>
-      </w:r>
-      <w:r>
-        <w:rPr>
-          <w:rStyle w:val="VerbatimChar"/>
-        </w:rPr>
-        <w:t xml:space="preserve">Sheet1</w:t>
-      </w:r>
-      <w:r>
-        <w:t xml:space="preserve">).</w:t>
-      </w:r>
-    </w:p>
-    <w:p>
-      <w:pPr>
-        <w:pStyle w:val="Compact"/>
-        <w:numPr>
-          <w:ilvl w:val="1"/>
-          <w:numId w:val="1050"/>
-        </w:numPr>
-      </w:pPr>
-      <w:r>
-        <w:t xml:space="preserve">Tabla procesada desde</w:t>
-      </w:r>
-      <w:r>
-        <w:t xml:space="preserve"> </w:t>
-      </w:r>
-      <w:r>
-        <w:rPr>
-          <w:rStyle w:val="VerbatimChar"/>
-        </w:rPr>
-        <w:t xml:space="preserve">A1</w:t>
-      </w:r>
-      <w:r>
-        <w:t xml:space="preserve"> </w:t>
-      </w:r>
-      <w:r>
-        <w:t xml:space="preserve">(primera columna tiempo, siguientes columnas curvas/wells).</w:t>
-      </w:r>
-    </w:p>
-    <w:p>
-      <w:pPr>
-        <w:pStyle w:val="FirstParagraph"/>
-      </w:pPr>
-      <w:r>
-        <w:t xml:space="preserve">Parámetros extraídos:</w:t>
-      </w:r>
-    </w:p>
-    <w:p>
-      <w:pPr>
-        <w:pStyle w:val="Compact"/>
-        <w:numPr>
-          <w:ilvl w:val="0"/>
-          <w:numId w:val="1051"/>
-        </w:numPr>
-      </w:pPr>
-      <w:r>
-        <w:rPr>
-          <w:rStyle w:val="VerbatimChar"/>
-        </w:rPr>
-        <w:t xml:space="preserve">uMax</w:t>
-      </w:r>
-      <w:r>
-        <w:t xml:space="preserve">: pendiente máxima en fase exponencial.</w:t>
-      </w:r>
-    </w:p>
-    <w:p>
-      <w:pPr>
-        <w:pStyle w:val="Compact"/>
-        <w:numPr>
-          <w:ilvl w:val="0"/>
-          <w:numId w:val="1051"/>
-        </w:numPr>
-      </w:pPr>
-      <w:r>
-        <w:rPr>
-          <w:rStyle w:val="VerbatimChar"/>
-        </w:rPr>
-        <w:t xml:space="preserve">max_percap_time</w:t>
-      </w:r>
-      <w:r>
-        <w:t xml:space="preserve">: ventana temporal de máximo crecimiento per-cápita.</w:t>
-      </w:r>
-    </w:p>
-    <w:p>
-      <w:pPr>
-        <w:pStyle w:val="Compact"/>
-        <w:numPr>
-          <w:ilvl w:val="0"/>
-          <w:numId w:val="1051"/>
-        </w:numPr>
-      </w:pPr>
-      <w:r>
-        <w:rPr>
-          <w:rStyle w:val="VerbatimChar"/>
-        </w:rPr>
-        <w:t xml:space="preserve">doub_time</w:t>
-      </w:r>
-      <w:r>
-        <w:t xml:space="preserve">: tiempo de duplicación (</w:t>
-      </w:r>
-      <w:r>
-        <w:rPr>
-          <w:rStyle w:val="VerbatimChar"/>
-        </w:rPr>
-        <w:t xml:space="preserve">ln(2) / uMax</w:t>
-      </w:r>
-      <w:r>
-        <w:t xml:space="preserve">).</w:t>
-      </w:r>
-    </w:p>
-    <w:p>
-      <w:pPr>
-        <w:pStyle w:val="Compact"/>
-        <w:numPr>
-          <w:ilvl w:val="0"/>
-          <w:numId w:val="1051"/>
-        </w:numPr>
-      </w:pPr>
-      <w:r>
-        <w:rPr>
-          <w:rStyle w:val="VerbatimChar"/>
-        </w:rPr>
-        <w:t xml:space="preserve">lag_time</w:t>
-      </w:r>
-      <w:r>
-        <w:t xml:space="preserve">: transición previa al crecimiento exponencial.</w:t>
-      </w:r>
-    </w:p>
-    <w:p>
-      <w:pPr>
-        <w:pStyle w:val="Compact"/>
-        <w:numPr>
-          <w:ilvl w:val="0"/>
-          <w:numId w:val="1051"/>
-        </w:numPr>
-      </w:pPr>
-      <w:r>
-        <w:rPr>
-          <w:rStyle w:val="VerbatimChar"/>
-        </w:rPr>
-        <w:t xml:space="preserve">ODmax</w:t>
-      </w:r>
-      <w:r>
-        <w:t xml:space="preserve">: señal/OD máxima medida.</w:t>
-      </w:r>
-    </w:p>
-    <w:p>
-      <w:pPr>
-        <w:pStyle w:val="Compact"/>
-        <w:numPr>
-          <w:ilvl w:val="0"/>
-          <w:numId w:val="1051"/>
-        </w:numPr>
-      </w:pPr>
-      <w:r>
-        <w:rPr>
-          <w:rStyle w:val="VerbatimChar"/>
-        </w:rPr>
-        <w:t xml:space="preserve">max_time</w:t>
-      </w:r>
-      <w:r>
-        <w:t xml:space="preserve">: tiempo en que se alcanza</w:t>
-      </w:r>
-      <w:r>
-        <w:t xml:space="preserve"> </w:t>
-      </w:r>
-      <w:r>
-        <w:rPr>
-          <w:rStyle w:val="VerbatimChar"/>
-        </w:rPr>
-        <w:t xml:space="preserve">ODmax</w:t>
-      </w:r>
-      <w:r>
-        <w:t xml:space="preserve">.</w:t>
-      </w:r>
-    </w:p>
-    <w:p>
-      <w:pPr>
-        <w:pStyle w:val="Compact"/>
-        <w:numPr>
-          <w:ilvl w:val="0"/>
-          <w:numId w:val="1051"/>
-        </w:numPr>
-      </w:pPr>
-      <w:r>
-        <w:rPr>
-          <w:rStyle w:val="VerbatimChar"/>
-        </w:rPr>
-        <w:t xml:space="preserve">AUC</w:t>
-      </w:r>
-      <w:r>
-        <w:t xml:space="preserve">: área bajo la curva.</w:t>
-      </w:r>
-    </w:p>
-    <w:p>
-      <w:pPr>
-        <w:pStyle w:val="Compact"/>
-        <w:numPr>
-          <w:ilvl w:val="0"/>
-          <w:numId w:val="1051"/>
-        </w:numPr>
-      </w:pPr>
-      <w:r>
-        <w:rPr>
-          <w:rStyle w:val="VerbatimChar"/>
-        </w:rPr>
-        <w:t xml:space="preserve">OD0</w:t>
-      </w:r>
-      <w:r>
-        <w:t xml:space="preserve">: señal/OD inicial en el primer punto medido de cada curva.</w:t>
-      </w:r>
-    </w:p>
-    <w:p>
-      <w:pPr>
-        <w:pStyle w:val="FirstParagraph"/>
-      </w:pPr>
-      <w:r>
-        <w:t xml:space="preserve">Flujo típico:</w:t>
-      </w:r>
-    </w:p>
-    <w:p>
-      <w:pPr>
-        <w:pStyle w:val="Compact"/>
-        <w:numPr>
-          <w:ilvl w:val="0"/>
-          <w:numId w:val="1052"/>
-        </w:numPr>
-      </w:pPr>
-      <w:r>
-        <w:t xml:space="preserve">Carga uno o más archivos de crecimiento.</w:t>
-      </w:r>
-    </w:p>
-    <w:p>
-      <w:pPr>
-        <w:pStyle w:val="Compact"/>
-        <w:numPr>
-          <w:ilvl w:val="0"/>
-          <w:numId w:val="1052"/>
-        </w:numPr>
-      </w:pPr>
-      <w:r>
-        <w:t xml:space="preserve">Define tiempo máximo e intervalo.</w:t>
-      </w:r>
-    </w:p>
-    <w:p>
-      <w:pPr>
-        <w:pStyle w:val="Compact"/>
-        <w:numPr>
-          <w:ilvl w:val="0"/>
-          <w:numId w:val="1052"/>
-        </w:numPr>
-      </w:pPr>
-      <w:r>
-        <w:t xml:space="preserve">Ejecuta extracción.</w:t>
-      </w:r>
-    </w:p>
-    <w:p>
-      <w:pPr>
-        <w:pStyle w:val="Compact"/>
-        <w:numPr>
-          <w:ilvl w:val="0"/>
-          <w:numId w:val="1052"/>
-        </w:numPr>
-      </w:pPr>
-      <w:r>
-        <w:t xml:space="preserve">Descarga ZIP de resultados.</w:t>
-      </w:r>
-    </w:p>
-    <w:p>
-      <w:pPr>
-        <w:pStyle w:val="Compact"/>
-        <w:numPr>
-          <w:ilvl w:val="0"/>
-          <w:numId w:val="1052"/>
-        </w:numPr>
-      </w:pPr>
-      <w:r>
-        <w:t xml:space="preserve">Reusa resultados en flujos de gráficos.</w:t>
-      </w:r>
-    </w:p>
-    <w:p>
-      <w:pPr>
-        <w:pStyle w:val="FirstParagraph"/>
-      </w:pPr>
-      <w:r>
-        <w:t xml:space="preserve">Autoguardado y manejo de interrupciones:</w:t>
-      </w:r>
-    </w:p>
-    <w:p>
-      <w:pPr>
-        <w:pStyle w:val="Compact"/>
-        <w:numPr>
-          <w:ilvl w:val="0"/>
-          <w:numId w:val="1053"/>
-        </w:numPr>
-      </w:pPr>
-      <w:r>
-        <w:t xml:space="preserve">La</w:t>
+    <w:p>
+      <w:pPr>
+        <w:pStyle w:val="BodyText"/>
+      </w:pPr>
+      <w:r>
+        <w:t xml:space="preserve">Las exportaciones raster usan</w:t>
       </w:r>
       <w:r>
         <w:t xml:space="preserve"> </w:t>
@@ -6269,13 +6025,391 @@
           <w:b/>
           <w:bCs/>
         </w:rPr>
-        <w:t xml:space="preserve">Carpeta de autoguardado</w:t>
-      </w:r>
-      <w:r>
-        <w:t xml:space="preserve"> </w:t>
-      </w:r>
-      <w:r>
-        <w:t xml:space="preserve">opcional se puede escribir manualmente o seleccionar con</w:t>
+        <w:t xml:space="preserve">300 DPI de forma predeterminada</w:t>
+      </w:r>
+      <w:r>
+        <w:t xml:space="preserve"> </w:t>
+      </w:r>
+      <w:r>
+        <w:t xml:space="preserve">y aceptan valores compatibles elegidos por el usuario entre 72 y 600 DPI. El DPI efectivo seleccionado se incluye en el metadata y en las versiones del bundle. Los elementos vectoriales PDF/PPTX no usan DPI; el ancho, alto y tamaño de diapositiva se configuran por separado.</w:t>
+      </w:r>
+    </w:p>
+    <w:bookmarkEnd w:id="136"/>
+    <w:bookmarkStart w:id="140" w:name="X08302a07caa98f2a5467429728a16104e228911"/>
+    <w:p>
+      <w:pPr>
+        <w:pStyle w:val="Heading2"/>
+      </w:pPr>
+      <w:r>
+        <w:t xml:space="preserve">13. Módulo de Crecimiento</w:t>
+      </w:r>
+    </w:p>
+    <w:p>
+      <w:pPr>
+        <w:pStyle w:val="FirstParagraph"/>
+      </w:pPr>
+      <w:r>
+        <w:t xml:space="preserve">Soporte de archivos en pestaña crecimiento:</w:t>
+      </w:r>
+    </w:p>
+    <w:p>
+      <w:pPr>
+        <w:pStyle w:val="Compact"/>
+        <w:numPr>
+          <w:ilvl w:val="0"/>
+          <w:numId w:val="1050"/>
+        </w:numPr>
+      </w:pPr>
+      <w:r>
+        <w:t xml:space="preserve">Tipo aceptado:</w:t>
+      </w:r>
+      <w:r>
+        <w:t xml:space="preserve"> </w:t>
+      </w:r>
+      <w:r>
+        <w:rPr>
+          <w:rStyle w:val="VerbatimChar"/>
+        </w:rPr>
+        <w:t xml:space="preserve">Excel</w:t>
+      </w:r>
+      <w:r>
+        <w:t xml:space="preserve"> </w:t>
+      </w:r>
+      <w:r>
+        <w:t xml:space="preserve">(</w:t>
+      </w:r>
+      <w:r>
+        <w:rPr>
+          <w:rStyle w:val="VerbatimChar"/>
+        </w:rPr>
+        <w:t xml:space="preserve">.xlsx</w:t>
+      </w:r>
+      <w:r>
+        <w:t xml:space="preserve">).</w:t>
+      </w:r>
+    </w:p>
+    <w:p>
+      <w:pPr>
+        <w:pStyle w:val="Compact"/>
+        <w:numPr>
+          <w:ilvl w:val="0"/>
+          <w:numId w:val="1050"/>
+        </w:numPr>
+      </w:pPr>
+      <w:r>
+        <w:t xml:space="preserve">Estructuras auto-detectadas:</w:t>
+      </w:r>
+    </w:p>
+    <w:p>
+      <w:pPr>
+        <w:pStyle w:val="Compact"/>
+        <w:numPr>
+          <w:ilvl w:val="1"/>
+          <w:numId w:val="1051"/>
+        </w:numPr>
+      </w:pPr>
+      <w:r>
+        <w:t xml:space="preserve">Layout crudo tipo lector/Tecan (normalmente datos desde filas posteriores en</w:t>
+      </w:r>
+      <w:r>
+        <w:t xml:space="preserve"> </w:t>
+      </w:r>
+      <w:r>
+        <w:rPr>
+          <w:rStyle w:val="VerbatimChar"/>
+        </w:rPr>
+        <w:t xml:space="preserve">Sheet1</w:t>
+      </w:r>
+      <w:r>
+        <w:t xml:space="preserve">).</w:t>
+      </w:r>
+    </w:p>
+    <w:p>
+      <w:pPr>
+        <w:pStyle w:val="Compact"/>
+        <w:numPr>
+          <w:ilvl w:val="1"/>
+          <w:numId w:val="1051"/>
+        </w:numPr>
+      </w:pPr>
+      <w:r>
+        <w:t xml:space="preserve">Tabla procesada desde</w:t>
+      </w:r>
+      <w:r>
+        <w:t xml:space="preserve"> </w:t>
+      </w:r>
+      <w:r>
+        <w:rPr>
+          <w:rStyle w:val="VerbatimChar"/>
+        </w:rPr>
+        <w:t xml:space="preserve">A1</w:t>
+      </w:r>
+      <w:r>
+        <w:t xml:space="preserve"> </w:t>
+      </w:r>
+      <w:r>
+        <w:t xml:space="preserve">(primera columna tiempo, siguientes columnas curvas/wells).</w:t>
+      </w:r>
+    </w:p>
+    <w:p>
+      <w:pPr>
+        <w:pStyle w:val="FirstParagraph"/>
+      </w:pPr>
+      <w:r>
+        <w:t xml:space="preserve">Parámetros extraídos:</w:t>
+      </w:r>
+    </w:p>
+    <w:p>
+      <w:pPr>
+        <w:pStyle w:val="Compact"/>
+        <w:numPr>
+          <w:ilvl w:val="0"/>
+          <w:numId w:val="1052"/>
+        </w:numPr>
+      </w:pPr>
+      <w:r>
+        <w:rPr>
+          <w:rStyle w:val="VerbatimChar"/>
+        </w:rPr>
+        <w:t xml:space="preserve">uMax</w:t>
+      </w:r>
+      <w:r>
+        <w:t xml:space="preserve">: pendiente máxima en fase exponencial.</w:t>
+      </w:r>
+    </w:p>
+    <w:p>
+      <w:pPr>
+        <w:pStyle w:val="Compact"/>
+        <w:numPr>
+          <w:ilvl w:val="0"/>
+          <w:numId w:val="1052"/>
+        </w:numPr>
+      </w:pPr>
+      <w:r>
+        <w:rPr>
+          <w:rStyle w:val="VerbatimChar"/>
+        </w:rPr>
+        <w:t xml:space="preserve">max_percap_time</w:t>
+      </w:r>
+      <w:r>
+        <w:t xml:space="preserve">: ventana temporal de máximo crecimiento per-cápita.</w:t>
+      </w:r>
+    </w:p>
+    <w:p>
+      <w:pPr>
+        <w:pStyle w:val="Compact"/>
+        <w:numPr>
+          <w:ilvl w:val="0"/>
+          <w:numId w:val="1052"/>
+        </w:numPr>
+      </w:pPr>
+      <w:r>
+        <w:rPr>
+          <w:rStyle w:val="VerbatimChar"/>
+        </w:rPr>
+        <w:t xml:space="preserve">doub_time</w:t>
+      </w:r>
+      <w:r>
+        <w:t xml:space="preserve">: tiempo de duplicación (</w:t>
+      </w:r>
+      <w:r>
+        <w:rPr>
+          <w:rStyle w:val="VerbatimChar"/>
+        </w:rPr>
+        <w:t xml:space="preserve">ln(2) / uMax</w:t>
+      </w:r>
+      <w:r>
+        <w:t xml:space="preserve">).</w:t>
+      </w:r>
+    </w:p>
+    <w:p>
+      <w:pPr>
+        <w:pStyle w:val="Compact"/>
+        <w:numPr>
+          <w:ilvl w:val="0"/>
+          <w:numId w:val="1052"/>
+        </w:numPr>
+      </w:pPr>
+      <w:r>
+        <w:rPr>
+          <w:rStyle w:val="VerbatimChar"/>
+        </w:rPr>
+        <w:t xml:space="preserve">lag_time</w:t>
+      </w:r>
+      <w:r>
+        <w:t xml:space="preserve">: transición previa al crecimiento exponencial.</w:t>
+      </w:r>
+    </w:p>
+    <w:p>
+      <w:pPr>
+        <w:pStyle w:val="Compact"/>
+        <w:numPr>
+          <w:ilvl w:val="0"/>
+          <w:numId w:val="1052"/>
+        </w:numPr>
+      </w:pPr>
+      <w:r>
+        <w:rPr>
+          <w:rStyle w:val="VerbatimChar"/>
+        </w:rPr>
+        <w:t xml:space="preserve">ODmax</w:t>
+      </w:r>
+      <w:r>
+        <w:t xml:space="preserve">: señal/OD máxima medida.</w:t>
+      </w:r>
+    </w:p>
+    <w:p>
+      <w:pPr>
+        <w:pStyle w:val="Compact"/>
+        <w:numPr>
+          <w:ilvl w:val="0"/>
+          <w:numId w:val="1052"/>
+        </w:numPr>
+      </w:pPr>
+      <w:r>
+        <w:rPr>
+          <w:rStyle w:val="VerbatimChar"/>
+        </w:rPr>
+        <w:t xml:space="preserve">max_time</w:t>
+      </w:r>
+      <w:r>
+        <w:t xml:space="preserve">: tiempo en que se alcanza</w:t>
+      </w:r>
+      <w:r>
+        <w:t xml:space="preserve"> </w:t>
+      </w:r>
+      <w:r>
+        <w:rPr>
+          <w:rStyle w:val="VerbatimChar"/>
+        </w:rPr>
+        <w:t xml:space="preserve">ODmax</w:t>
+      </w:r>
+      <w:r>
+        <w:t xml:space="preserve">.</w:t>
+      </w:r>
+    </w:p>
+    <w:p>
+      <w:pPr>
+        <w:pStyle w:val="Compact"/>
+        <w:numPr>
+          <w:ilvl w:val="0"/>
+          <w:numId w:val="1052"/>
+        </w:numPr>
+      </w:pPr>
+      <w:r>
+        <w:rPr>
+          <w:rStyle w:val="VerbatimChar"/>
+        </w:rPr>
+        <w:t xml:space="preserve">AUC</w:t>
+      </w:r>
+      <w:r>
+        <w:t xml:space="preserve">: área bajo la curva.</w:t>
+      </w:r>
+    </w:p>
+    <w:p>
+      <w:pPr>
+        <w:pStyle w:val="Compact"/>
+        <w:numPr>
+          <w:ilvl w:val="0"/>
+          <w:numId w:val="1052"/>
+        </w:numPr>
+      </w:pPr>
+      <w:r>
+        <w:rPr>
+          <w:rStyle w:val="VerbatimChar"/>
+        </w:rPr>
+        <w:t xml:space="preserve">OD0</w:t>
+      </w:r>
+      <w:r>
+        <w:t xml:space="preserve">: señal/OD inicial en el primer punto medido de cada curva.</w:t>
+      </w:r>
+    </w:p>
+    <w:p>
+      <w:pPr>
+        <w:pStyle w:val="FirstParagraph"/>
+      </w:pPr>
+      <w:r>
+        <w:t xml:space="preserve">Flujo típico:</w:t>
+      </w:r>
+    </w:p>
+    <w:p>
+      <w:pPr>
+        <w:pStyle w:val="Compact"/>
+        <w:numPr>
+          <w:ilvl w:val="0"/>
+          <w:numId w:val="1053"/>
+        </w:numPr>
+      </w:pPr>
+      <w:r>
+        <w:t xml:space="preserve">Carga uno o más archivos de crecimiento.</w:t>
+      </w:r>
+    </w:p>
+    <w:p>
+      <w:pPr>
+        <w:pStyle w:val="Compact"/>
+        <w:numPr>
+          <w:ilvl w:val="0"/>
+          <w:numId w:val="1053"/>
+        </w:numPr>
+      </w:pPr>
+      <w:r>
+        <w:t xml:space="preserve">Define tiempo máximo e intervalo.</w:t>
+      </w:r>
+    </w:p>
+    <w:p>
+      <w:pPr>
+        <w:pStyle w:val="Compact"/>
+        <w:numPr>
+          <w:ilvl w:val="0"/>
+          <w:numId w:val="1053"/>
+        </w:numPr>
+      </w:pPr>
+      <w:r>
+        <w:t xml:space="preserve">Ejecuta extracción.</w:t>
+      </w:r>
+    </w:p>
+    <w:p>
+      <w:pPr>
+        <w:pStyle w:val="Compact"/>
+        <w:numPr>
+          <w:ilvl w:val="0"/>
+          <w:numId w:val="1053"/>
+        </w:numPr>
+      </w:pPr>
+      <w:r>
+        <w:t xml:space="preserve">Descarga ZIP de resultados.</w:t>
+      </w:r>
+    </w:p>
+    <w:p>
+      <w:pPr>
+        <w:pStyle w:val="Compact"/>
+        <w:numPr>
+          <w:ilvl w:val="0"/>
+          <w:numId w:val="1053"/>
+        </w:numPr>
+      </w:pPr>
+      <w:r>
+        <w:t xml:space="preserve">Reusa resultados en flujos de gráficos.</w:t>
+      </w:r>
+    </w:p>
+    <w:p>
+      <w:pPr>
+        <w:pStyle w:val="FirstParagraph"/>
+      </w:pPr>
+      <w:r>
+        <w:t xml:space="preserve">Autoguardado y manejo de interrupciones:</w:t>
+      </w:r>
+    </w:p>
+    <w:p>
+      <w:pPr>
+        <w:pStyle w:val="Compact"/>
+        <w:numPr>
+          <w:ilvl w:val="0"/>
+          <w:numId w:val="1054"/>
+        </w:numPr>
+      </w:pPr>
+      <w:r>
+        <w:t xml:space="preserve">La</w:t>
       </w:r>
       <w:r>
         <w:t xml:space="preserve"> </w:t>
@@ -6285,22 +6419,13 @@
           <w:b/>
           <w:bCs/>
         </w:rPr>
-        <w:t xml:space="preserve">Examinar…</w:t>
-      </w:r>
-      <w:r>
-        <w:t xml:space="preserve">.</w:t>
-      </w:r>
-    </w:p>
-    <w:p>
-      <w:pPr>
-        <w:pStyle w:val="Compact"/>
-        <w:numPr>
-          <w:ilvl w:val="0"/>
-          <w:numId w:val="1053"/>
-        </w:numPr>
-      </w:pPr>
-      <w:r>
-        <w:t xml:space="preserve">Si no quieres autoguardado, deja esta carpeta en blanco y descarga el ZIP con</w:t>
+        <w:t xml:space="preserve">Carpeta de autoguardado</w:t>
+      </w:r>
+      <w:r>
+        <w:t xml:space="preserve"> </w:t>
+      </w:r>
+      <w:r>
+        <w:t xml:space="preserve">opcional se puede escribir manualmente o seleccionar con</w:t>
       </w:r>
       <w:r>
         <w:t xml:space="preserve"> </w:t>
@@ -6310,67 +6435,22 @@
           <w:b/>
           <w:bCs/>
         </w:rPr>
-        <w:t xml:space="preserve">Descargar resultados</w:t>
-      </w:r>
-      <w:r>
-        <w:t xml:space="preserve"> </w:t>
-      </w:r>
-      <w:r>
-        <w:t xml:space="preserve">al final.</w:t>
-      </w:r>
-    </w:p>
-    <w:p>
-      <w:pPr>
-        <w:pStyle w:val="Compact"/>
-        <w:numPr>
-          <w:ilvl w:val="0"/>
-          <w:numId w:val="1053"/>
-        </w:numPr>
-      </w:pPr>
-      <w:r>
-        <w:t xml:space="preserve">Si escribes una carpeta, debe existir previamente. Si la ruta no existe, BIOSZEN muestra un mensaje para corregirla y no inicia esa corrida hasta que la ruta se corrija o se borre.</w:t>
-      </w:r>
-    </w:p>
-    <w:p>
-      <w:pPr>
-        <w:pStyle w:val="Compact"/>
-        <w:numPr>
-          <w:ilvl w:val="0"/>
-          <w:numId w:val="1053"/>
-        </w:numPr>
-      </w:pPr>
-      <w:r>
-        <w:t xml:space="preserve">Cuando se define una carpeta de autoguardado, los archivos finales</w:t>
-      </w:r>
-      <w:r>
-        <w:t xml:space="preserve"> </w:t>
-      </w:r>
-      <w:r>
-        <w:rPr>
-          <w:rStyle w:val="VerbatimChar"/>
-        </w:rPr>
-        <w:t xml:space="preserve">Curvas_*.xlsx</w:t>
-      </w:r>
-      <w:r>
-        <w:t xml:space="preserve"> </w:t>
-      </w:r>
-      <w:r>
-        <w:t xml:space="preserve">/</w:t>
-      </w:r>
-      <w:r>
-        <w:t xml:space="preserve"> </w:t>
-      </w:r>
-      <w:r>
-        <w:rPr>
-          <w:rStyle w:val="VerbatimChar"/>
-        </w:rPr>
-        <w:t xml:space="preserve">Parametros_*.xlsx</w:t>
-      </w:r>
-      <w:r>
-        <w:t xml:space="preserve"> </w:t>
-      </w:r>
-      <w:r>
-        <w:t xml:space="preserve">se copian allí automáticamente, y la opción normal</w:t>
+        <w:t xml:space="preserve">Examinar...</w:t>
+      </w:r>
+      <w:r>
+        <w:t xml:space="preserve">.</w:t>
+      </w:r>
+    </w:p>
+    <w:p>
+      <w:pPr>
+        <w:pStyle w:val="Compact"/>
+        <w:numPr>
+          <w:ilvl w:val="0"/>
+          <w:numId w:val="1054"/>
+        </w:numPr>
+      </w:pPr>
+      <w:r>
+        <w:t xml:space="preserve">Si no quieres autoguardado, deja esta carpeta en blanco y descarga el ZIP con</w:t>
       </w:r>
       <w:r>
         <w:t xml:space="preserve"> </w:t>
@@ -6386,61 +6466,131 @@
         <w:t xml:space="preserve"> </w:t>
       </w:r>
       <w:r>
-        <w:t xml:space="preserve">en ZIP sigue disponible.</w:t>
-      </w:r>
-    </w:p>
-    <w:p>
-      <w:pPr>
-        <w:pStyle w:val="Compact"/>
-        <w:numPr>
-          <w:ilvl w:val="0"/>
-          <w:numId w:val="1053"/>
-        </w:numPr>
-      </w:pPr>
-      <w:r>
-        <w:t xml:space="preserve">Durante procesos largos, BIOSZEN guarda puntos de control por well en una carpeta temporal</w:t>
-      </w:r>
-      <w:r>
-        <w:t xml:space="preserve"> </w:t>
-      </w:r>
-      <w:r>
-        <w:rPr>
-          <w:rStyle w:val="VerbatimChar"/>
-        </w:rPr>
-        <w:t xml:space="preserve">BIOSZEN_growth_checkpoints</w:t>
-      </w:r>
-      <w:r>
-        <w:t xml:space="preserve"> </w:t>
-      </w:r>
-      <w:r>
-        <w:t xml:space="preserve">dentro de la carpeta de autoguardado seleccionada. Estos puntos de control permiten reanudar una corrida interrumpida desde los wells ya completados, en lugar de empezar desde cero.</w:t>
-      </w:r>
-    </w:p>
-    <w:p>
-      <w:pPr>
-        <w:pStyle w:val="Compact"/>
-        <w:numPr>
-          <w:ilvl w:val="0"/>
-          <w:numId w:val="1053"/>
-        </w:numPr>
-      </w:pPr>
-      <w:r>
-        <w:t xml:space="preserve">Los puntos de control se eliminan automáticamente después de completar correctamente el proceso o después de reanudarlo con éxito. Solo se conservan cuando el procesamiento se interrumpe antes de terminar.</w:t>
-      </w:r>
-    </w:p>
-    <w:p>
-      <w:pPr>
-        <w:pStyle w:val="Compact"/>
-        <w:numPr>
-          <w:ilvl w:val="0"/>
-          <w:numId w:val="1053"/>
-        </w:numPr>
-      </w:pPr>
+        <w:t xml:space="preserve">al final.</w:t>
+      </w:r>
+    </w:p>
+    <w:p>
+      <w:pPr>
+        <w:pStyle w:val="Compact"/>
+        <w:numPr>
+          <w:ilvl w:val="0"/>
+          <w:numId w:val="1054"/>
+        </w:numPr>
+      </w:pPr>
+      <w:r>
+        <w:t xml:space="preserve">Si escribes una carpeta, debe existir previamente. Si la ruta no existe, BIOSZEN muestra un mensaje para corregirla y no inicia esa corrida hasta que la ruta se corrija o se borre.</w:t>
+      </w:r>
+    </w:p>
+    <w:p>
+      <w:pPr>
+        <w:pStyle w:val="Compact"/>
+        <w:numPr>
+          <w:ilvl w:val="0"/>
+          <w:numId w:val="1054"/>
+        </w:numPr>
+      </w:pPr>
+      <w:r>
+        <w:t xml:space="preserve">Cuando se define una carpeta de autoguardado, los archivos finales</w:t>
+      </w:r>
+      <w:r>
+        <w:t xml:space="preserve"> </w:t>
+      </w:r>
+      <w:r>
+        <w:rPr>
+          <w:rStyle w:val="VerbatimChar"/>
+        </w:rPr>
+        <w:t xml:space="preserve">Curvas_*.xlsx</w:t>
+      </w:r>
+      <w:r>
+        <w:t xml:space="preserve"> </w:t>
+      </w:r>
+      <w:r>
+        <w:t xml:space="preserve">/</w:t>
+      </w:r>
+      <w:r>
+        <w:t xml:space="preserve"> </w:t>
+      </w:r>
+      <w:r>
+        <w:rPr>
+          <w:rStyle w:val="VerbatimChar"/>
+        </w:rPr>
+        <w:t xml:space="preserve">Parametros_*.xlsx</w:t>
+      </w:r>
+      <w:r>
+        <w:t xml:space="preserve"> </w:t>
+      </w:r>
+      <w:r>
+        <w:t xml:space="preserve">se copian allí automáticamente, y la opción normal</w:t>
+      </w:r>
+      <w:r>
+        <w:t xml:space="preserve"> </w:t>
+      </w:r>
       <w:r>
         <w:rPr>
           <w:b/>
           <w:bCs/>
         </w:rPr>
+        <w:t xml:space="preserve">Descargar resultados</w:t>
+      </w:r>
+      <w:r>
+        <w:t xml:space="preserve"> </w:t>
+      </w:r>
+      <w:r>
+        <w:t xml:space="preserve">en ZIP sigue disponible.</w:t>
+      </w:r>
+    </w:p>
+    <w:p>
+      <w:pPr>
+        <w:pStyle w:val="Compact"/>
+        <w:numPr>
+          <w:ilvl w:val="0"/>
+          <w:numId w:val="1054"/>
+        </w:numPr>
+      </w:pPr>
+      <w:r>
+        <w:t xml:space="preserve">Durante procesos largos, BIOSZEN guarda puntos de control por well en una carpeta temporal</w:t>
+      </w:r>
+      <w:r>
+        <w:t xml:space="preserve"> </w:t>
+      </w:r>
+      <w:r>
+        <w:rPr>
+          <w:rStyle w:val="VerbatimChar"/>
+        </w:rPr>
+        <w:t xml:space="preserve">BIOSZEN_growth_checkpoints</w:t>
+      </w:r>
+      <w:r>
+        <w:t xml:space="preserve"> </w:t>
+      </w:r>
+      <w:r>
+        <w:t xml:space="preserve">dentro de la carpeta de autoguardado seleccionada. Estos puntos de control permiten reanudar una corrida interrumpida desde los wells ya completados, en lugar de empezar desde cero.</w:t>
+      </w:r>
+    </w:p>
+    <w:p>
+      <w:pPr>
+        <w:pStyle w:val="Compact"/>
+        <w:numPr>
+          <w:ilvl w:val="0"/>
+          <w:numId w:val="1054"/>
+        </w:numPr>
+      </w:pPr>
+      <w:r>
+        <w:t xml:space="preserve">Los puntos de control se eliminan automáticamente después de completar correctamente el proceso o después de reanudarlo con éxito. Solo se conservan cuando el procesamiento se interrumpe antes de terminar.</w:t>
+      </w:r>
+    </w:p>
+    <w:p>
+      <w:pPr>
+        <w:pStyle w:val="Compact"/>
+        <w:numPr>
+          <w:ilvl w:val="0"/>
+          <w:numId w:val="1054"/>
+        </w:numPr>
+      </w:pPr>
+      <w:r>
+        <w:rPr>
+          <w:b/>
+          <w:bCs/>
+        </w:rPr>
         <w:t xml:space="preserve">Detener proceso</w:t>
       </w:r>
       <w:r>
@@ -6452,25 +6602,25 @@
     </w:p>
     <w:p>
       <w:pPr>
-        <w:pStyle w:val="CaptionedFigure"/>
+        <w:pStyle w:val="FirstParagraph"/>
       </w:pPr>
       <w:r>
         <w:drawing>
           <wp:inline>
             <wp:extent cx="5334000" cy="2011947"/>
             <wp:effectExtent b="0" l="0" r="0" t="0"/>
-            <wp:docPr descr="Flujo de parámetros de crecimiento" title="" id="69" name="Picture"/>
+            <wp:docPr descr="Flujo de parámetros de crecimiento" title="" id="138" name="Picture"/>
             <a:graphic>
               <a:graphicData uri="http://schemas.openxmlformats.org/drawingml/2006/picture">
                 <pic:pic>
                   <pic:nvPicPr>
-                    <pic:cNvPr descr="manual_images/13_growth_parameters_workflow.png" id="70" name="Picture"/>
+                    <pic:cNvPr descr="manual_images/13_growth_parameters_workflow.png" id="139" name="Picture"/>
                     <pic:cNvPicPr>
                       <a:picLocks noChangeArrowheads="1" noChangeAspect="1"/>
                     </pic:cNvPicPr>
                   </pic:nvPicPr>
                   <pic:blipFill>
-                    <a:blip r:embed="rId68"/>
+                    <a:blip r:embed="rId137"/>
                     <a:stretch>
                       <a:fillRect/>
                     </a:stretch>
@@ -6497,16 +6647,8 @@
         </w:drawing>
       </w:r>
     </w:p>
-    <w:p>
-      <w:pPr>
-        <w:pStyle w:val="ImageCaption"/>
-      </w:pPr>
-      <w:r>
-        <w:t xml:space="preserve">Flujo de parámetros de crecimiento</w:t>
-      </w:r>
-    </w:p>
-    <w:bookmarkEnd w:id="71"/>
-    <w:bookmarkStart w:id="72" w:name="guía-de-solución-de-problemas"/>
+    <w:bookmarkEnd w:id="140"/>
+    <w:bookmarkStart w:id="141" w:name="X44a0d0ba4189ec8e25809d14d8a3a2c3cd163ae"/>
     <w:p>
       <w:pPr>
         <w:pStyle w:val="Heading2"/>
@@ -6519,7 +6661,7 @@
       <w:pPr>
         <w:numPr>
           <w:ilvl w:val="0"/>
-          <w:numId w:val="1054"/>
+          <w:numId w:val="1055"/>
         </w:numPr>
       </w:pPr>
       <w:r>
@@ -6546,7 +6688,7 @@
       <w:pPr>
         <w:numPr>
           <w:ilvl w:val="0"/>
-          <w:numId w:val="1054"/>
+          <w:numId w:val="1055"/>
         </w:numPr>
       </w:pPr>
       <w:r>
@@ -6573,7 +6715,7 @@
       <w:pPr>
         <w:numPr>
           <w:ilvl w:val="0"/>
-          <w:numId w:val="1054"/>
+          <w:numId w:val="1055"/>
         </w:numPr>
       </w:pPr>
       <w:r>
@@ -6600,7 +6742,7 @@
       <w:pPr>
         <w:numPr>
           <w:ilvl w:val="0"/>
-          <w:numId w:val="1054"/>
+          <w:numId w:val="1055"/>
         </w:numPr>
       </w:pPr>
       <w:r>
@@ -6627,7 +6769,7 @@
       <w:pPr>
         <w:numPr>
           <w:ilvl w:val="0"/>
-          <w:numId w:val="1054"/>
+          <w:numId w:val="1055"/>
         </w:numPr>
       </w:pPr>
       <w:r>
@@ -6654,7 +6796,7 @@
       <w:pPr>
         <w:numPr>
           <w:ilvl w:val="0"/>
-          <w:numId w:val="1054"/>
+          <w:numId w:val="1055"/>
         </w:numPr>
       </w:pPr>
       <w:r>
@@ -6696,7 +6838,7 @@
       <w:pPr>
         <w:numPr>
           <w:ilvl w:val="0"/>
-          <w:numId w:val="1054"/>
+          <w:numId w:val="1055"/>
         </w:numPr>
       </w:pPr>
       <w:r>
@@ -6751,7 +6893,7 @@
       <w:pPr>
         <w:numPr>
           <w:ilvl w:val="0"/>
-          <w:numId w:val="1054"/>
+          <w:numId w:val="1055"/>
         </w:numPr>
       </w:pPr>
       <w:r>
@@ -6778,7 +6920,7 @@
       <w:pPr>
         <w:numPr>
           <w:ilvl w:val="0"/>
-          <w:numId w:val="1054"/>
+          <w:numId w:val="1055"/>
         </w:numPr>
       </w:pPr>
       <w:r>
@@ -6801,8 +6943,8 @@
         <w:t xml:space="preserve">Qué hacer: Reducir parámetros y capas pesadas.</w:t>
       </w:r>
     </w:p>
-    <w:bookmarkEnd w:id="72"/>
-    <w:bookmarkStart w:id="73" w:name="soporte"/>
+    <w:bookmarkEnd w:id="141"/>
+    <w:bookmarkStart w:id="142" w:name="X8b3f1f11e9cb04fc73976d75c0f04065017c149"/>
     <w:p>
       <w:pPr>
         <w:pStyle w:val="Heading2"/>
@@ -6828,8 +6970,8 @@
         <w:t xml:space="preserve">bioszenf@gmail.com</w:t>
       </w:r>
     </w:p>
-    <w:bookmarkEnd w:id="73"/>
-    <w:bookmarkEnd w:id="74"/>
+    <w:bookmarkEnd w:id="142"/>
+    <w:bookmarkEnd w:id="143"/>
     <w:sectPr>
       <w:footnotePr>
         <w:numRestart w:val="eachSect"/>
@@ -7381,34 +7523,7 @@
     <w:abstractNumId w:val="991"/>
   </w:num>
   <w:num w:numId="1039">
-    <w:abstractNumId w:val="99411"/>
-    <w:lvlOverride w:ilvl="0">
-      <w:startOverride w:val="1"/>
-    </w:lvlOverride>
-    <w:lvlOverride w:ilvl="1">
-      <w:startOverride w:val="1"/>
-    </w:lvlOverride>
-    <w:lvlOverride w:ilvl="2">
-      <w:startOverride w:val="1"/>
-    </w:lvlOverride>
-    <w:lvlOverride w:ilvl="3">
-      <w:startOverride w:val="1"/>
-    </w:lvlOverride>
-    <w:lvlOverride w:ilvl="4">
-      <w:startOverride w:val="1"/>
-    </w:lvlOverride>
-    <w:lvlOverride w:ilvl="5">
-      <w:startOverride w:val="1"/>
-    </w:lvlOverride>
-    <w:lvlOverride w:ilvl="6">
-      <w:startOverride w:val="1"/>
-    </w:lvlOverride>
-    <w:lvlOverride w:ilvl="7">
-      <w:startOverride w:val="1"/>
-    </w:lvlOverride>
-    <w:lvlOverride w:ilvl="8">
-      <w:startOverride w:val="1"/>
-    </w:lvlOverride>
+    <w:abstractNumId w:val="991"/>
   </w:num>
   <w:num w:numId="1040">
     <w:abstractNumId w:val="99411"/>
@@ -7441,7 +7556,34 @@
     </w:lvlOverride>
   </w:num>
   <w:num w:numId="1041">
-    <w:abstractNumId w:val="991"/>
+    <w:abstractNumId w:val="99411"/>
+    <w:lvlOverride w:ilvl="0">
+      <w:startOverride w:val="1"/>
+    </w:lvlOverride>
+    <w:lvlOverride w:ilvl="1">
+      <w:startOverride w:val="1"/>
+    </w:lvlOverride>
+    <w:lvlOverride w:ilvl="2">
+      <w:startOverride w:val="1"/>
+    </w:lvlOverride>
+    <w:lvlOverride w:ilvl="3">
+      <w:startOverride w:val="1"/>
+    </w:lvlOverride>
+    <w:lvlOverride w:ilvl="4">
+      <w:startOverride w:val="1"/>
+    </w:lvlOverride>
+    <w:lvlOverride w:ilvl="5">
+      <w:startOverride w:val="1"/>
+    </w:lvlOverride>
+    <w:lvlOverride w:ilvl="6">
+      <w:startOverride w:val="1"/>
+    </w:lvlOverride>
+    <w:lvlOverride w:ilvl="7">
+      <w:startOverride w:val="1"/>
+    </w:lvlOverride>
+    <w:lvlOverride w:ilvl="8">
+      <w:startOverride w:val="1"/>
+    </w:lvlOverride>
   </w:num>
   <w:num w:numId="1042">
     <w:abstractNumId w:val="991"/>
@@ -7474,6 +7616,9 @@
     <w:abstractNumId w:val="991"/>
   </w:num>
   <w:num w:numId="1052">
+    <w:abstractNumId w:val="991"/>
+  </w:num>
+  <w:num w:numId="1053">
     <w:abstractNumId w:val="99411"/>
     <w:lvlOverride w:ilvl="0">
       <w:startOverride w:val="1"/>
@@ -7503,10 +7648,10 @@
       <w:startOverride w:val="1"/>
     </w:lvlOverride>
   </w:num>
-  <w:num w:numId="1053">
+  <w:num w:numId="1054">
     <w:abstractNumId w:val="991"/>
   </w:num>
-  <w:num w:numId="1054">
+  <w:num w:numId="1055">
     <w:abstractNumId w:val="991"/>
   </w:num>
 </w:numbering>
@@ -8168,7 +8313,7 @@
       <w:color w:themeColor="accent1" w:themeShade="BF" w:val="365F91"/>
     </w:rPr>
   </w:style>
-  <w:style w:type="paragraph" w:customStyle="1" w:styleId="SourceCode">
+  <w:style w:customStyle="1" w:styleId="SourceCode" w:type="paragraph">
     <w:name w:val="Source Code"/>
     <w:basedOn w:val="Normal"/>
     <w:link w:val="VerbatimChar"/>
@@ -8176,7 +8321,7 @@
       <w:wordWrap w:val="off"/>
     </w:pPr>
   </w:style>
-  <w:style w:type="character" w:customStyle="1" w:styleId="KeywordTok">
+  <w:style w:customStyle="1" w:styleId="KeywordTok" w:type="character">
     <w:name w:val="KeywordTok"/>
     <w:basedOn w:val="VerbatimChar"/>
     <w:rPr>
@@ -8184,77 +8329,77 @@
       <w:color w:val="007020"/>
     </w:rPr>
   </w:style>
-  <w:style w:type="character" w:customStyle="1" w:styleId="DataTypeTok">
+  <w:style w:customStyle="1" w:styleId="DataTypeTok" w:type="character">
     <w:name w:val="DataTypeTok"/>
     <w:basedOn w:val="VerbatimChar"/>
     <w:rPr>
       <w:color w:val="902000"/>
     </w:rPr>
   </w:style>
-  <w:style w:type="character" w:customStyle="1" w:styleId="DecValTok">
+  <w:style w:customStyle="1" w:styleId="DecValTok" w:type="character">
     <w:name w:val="DecValTok"/>
     <w:basedOn w:val="VerbatimChar"/>
     <w:rPr>
       <w:color w:val="40a070"/>
     </w:rPr>
   </w:style>
-  <w:style w:type="character" w:customStyle="1" w:styleId="BaseNTok">
+  <w:style w:customStyle="1" w:styleId="BaseNTok" w:type="character">
     <w:name w:val="BaseNTok"/>
     <w:basedOn w:val="VerbatimChar"/>
     <w:rPr>
       <w:color w:val="40a070"/>
     </w:rPr>
   </w:style>
-  <w:style w:type="character" w:customStyle="1" w:styleId="FloatTok">
+  <w:style w:customStyle="1" w:styleId="FloatTok" w:type="character">
     <w:name w:val="FloatTok"/>
     <w:basedOn w:val="VerbatimChar"/>
     <w:rPr>
       <w:color w:val="40a070"/>
     </w:rPr>
   </w:style>
-  <w:style w:type="character" w:customStyle="1" w:styleId="ConstantTok">
+  <w:style w:customStyle="1" w:styleId="ConstantTok" w:type="character">
     <w:name w:val="ConstantTok"/>
     <w:basedOn w:val="VerbatimChar"/>
     <w:rPr>
       <w:color w:val="880000"/>
     </w:rPr>
   </w:style>
-  <w:style w:type="character" w:customStyle="1" w:styleId="CharTok">
+  <w:style w:customStyle="1" w:styleId="CharTok" w:type="character">
     <w:name w:val="CharTok"/>
     <w:basedOn w:val="VerbatimChar"/>
     <w:rPr>
       <w:color w:val="4070a0"/>
     </w:rPr>
   </w:style>
-  <w:style w:type="character" w:customStyle="1" w:styleId="SpecialCharTok">
+  <w:style w:customStyle="1" w:styleId="SpecialCharTok" w:type="character">
     <w:name w:val="SpecialCharTok"/>
     <w:basedOn w:val="VerbatimChar"/>
     <w:rPr>
       <w:color w:val="4070a0"/>
     </w:rPr>
   </w:style>
-  <w:style w:type="character" w:customStyle="1" w:styleId="StringTok">
+  <w:style w:customStyle="1" w:styleId="StringTok" w:type="character">
     <w:name w:val="StringTok"/>
     <w:basedOn w:val="VerbatimChar"/>
     <w:rPr>
       <w:color w:val="4070a0"/>
     </w:rPr>
   </w:style>
-  <w:style w:type="character" w:customStyle="1" w:styleId="VerbatimStringTok">
+  <w:style w:customStyle="1" w:styleId="VerbatimStringTok" w:type="character">
     <w:name w:val="VerbatimStringTok"/>
     <w:basedOn w:val="VerbatimChar"/>
     <w:rPr>
       <w:color w:val="4070a0"/>
     </w:rPr>
   </w:style>
-  <w:style w:type="character" w:customStyle="1" w:styleId="SpecialStringTok">
+  <w:style w:customStyle="1" w:styleId="SpecialStringTok" w:type="character">
     <w:name w:val="SpecialStringTok"/>
     <w:basedOn w:val="VerbatimChar"/>
     <w:rPr>
       <w:color w:val="bb6688"/>
     </w:rPr>
   </w:style>
-  <w:style w:type="character" w:customStyle="1" w:styleId="ImportTok">
+  <w:style w:customStyle="1" w:styleId="ImportTok" w:type="character">
     <w:name w:val="ImportTok"/>
     <w:basedOn w:val="VerbatimChar"/>
     <w:rPr>
@@ -8262,7 +8407,7 @@
       <w:color w:val="008000"/>
     </w:rPr>
   </w:style>
-  <w:style w:type="character" w:customStyle="1" w:styleId="CommentTok">
+  <w:style w:customStyle="1" w:styleId="CommentTok" w:type="character">
     <w:name w:val="CommentTok"/>
     <w:basedOn w:val="VerbatimChar"/>
     <w:rPr>
@@ -8270,7 +8415,7 @@
       <w:color w:val="60a0b0"/>
     </w:rPr>
   </w:style>
-  <w:style w:type="character" w:customStyle="1" w:styleId="DocumentationTok">
+  <w:style w:customStyle="1" w:styleId="DocumentationTok" w:type="character">
     <w:name w:val="DocumentationTok"/>
     <w:basedOn w:val="VerbatimChar"/>
     <w:rPr>
@@ -8278,7 +8423,7 @@
       <w:color w:val="ba2121"/>
     </w:rPr>
   </w:style>
-  <w:style w:type="character" w:customStyle="1" w:styleId="AnnotationTok">
+  <w:style w:customStyle="1" w:styleId="AnnotationTok" w:type="character">
     <w:name w:val="AnnotationTok"/>
     <w:basedOn w:val="VerbatimChar"/>
     <w:rPr>
@@ -8287,7 +8432,7 @@
       <w:color w:val="60a0b0"/>
     </w:rPr>
   </w:style>
-  <w:style w:type="character" w:customStyle="1" w:styleId="CommentVarTok">
+  <w:style w:customStyle="1" w:styleId="CommentVarTok" w:type="character">
     <w:name w:val="CommentVarTok"/>
     <w:basedOn w:val="VerbatimChar"/>
     <w:rPr>
@@ -8296,28 +8441,28 @@
       <w:color w:val="60a0b0"/>
     </w:rPr>
   </w:style>
-  <w:style w:type="character" w:customStyle="1" w:styleId="OtherTok">
+  <w:style w:customStyle="1" w:styleId="OtherTok" w:type="character">
     <w:name w:val="OtherTok"/>
     <w:basedOn w:val="VerbatimChar"/>
     <w:rPr>
       <w:color w:val="007020"/>
     </w:rPr>
   </w:style>
-  <w:style w:type="character" w:customStyle="1" w:styleId="FunctionTok">
+  <w:style w:customStyle="1" w:styleId="FunctionTok" w:type="character">
     <w:name w:val="FunctionTok"/>
     <w:basedOn w:val="VerbatimChar"/>
     <w:rPr>
       <w:color w:val="06287e"/>
     </w:rPr>
   </w:style>
-  <w:style w:type="character" w:customStyle="1" w:styleId="VariableTok">
+  <w:style w:customStyle="1" w:styleId="VariableTok" w:type="character">
     <w:name w:val="VariableTok"/>
     <w:basedOn w:val="VerbatimChar"/>
     <w:rPr>
       <w:color w:val="19177c"/>
     </w:rPr>
   </w:style>
-  <w:style w:type="character" w:customStyle="1" w:styleId="ControlFlowTok">
+  <w:style w:customStyle="1" w:styleId="ControlFlowTok" w:type="character">
     <w:name w:val="ControlFlowTok"/>
     <w:basedOn w:val="VerbatimChar"/>
     <w:rPr>
@@ -8325,45 +8470,45 @@
       <w:color w:val="007020"/>
     </w:rPr>
   </w:style>
-  <w:style w:type="character" w:customStyle="1" w:styleId="OperatorTok">
+  <w:style w:customStyle="1" w:styleId="OperatorTok" w:type="character">
     <w:name w:val="OperatorTok"/>
     <w:basedOn w:val="VerbatimChar"/>
     <w:rPr>
       <w:color w:val="666666"/>
     </w:rPr>
   </w:style>
-  <w:style w:type="character" w:customStyle="1" w:styleId="BuiltInTok">
+  <w:style w:customStyle="1" w:styleId="BuiltInTok" w:type="character">
     <w:name w:val="BuiltInTok"/>
     <w:basedOn w:val="VerbatimChar"/>
     <w:rPr>
       <w:color w:val="008000"/>
     </w:rPr>
   </w:style>
-  <w:style w:type="character" w:customStyle="1" w:styleId="ExtensionTok">
+  <w:style w:customStyle="1" w:styleId="ExtensionTok" w:type="character">
     <w:name w:val="ExtensionTok"/>
     <w:basedOn w:val="VerbatimChar"/>
     <w:rPr/>
   </w:style>
-  <w:style w:type="character" w:customStyle="1" w:styleId="PreprocessorTok">
+  <w:style w:customStyle="1" w:styleId="PreprocessorTok" w:type="character">
     <w:name w:val="PreprocessorTok"/>
     <w:basedOn w:val="VerbatimChar"/>
     <w:rPr>
       <w:color w:val="bc7a00"/>
     </w:rPr>
   </w:style>
-  <w:style w:type="character" w:customStyle="1" w:styleId="AttributeTok">
+  <w:style w:customStyle="1" w:styleId="AttributeTok" w:type="character">
     <w:name w:val="AttributeTok"/>
     <w:basedOn w:val="VerbatimChar"/>
     <w:rPr>
       <w:color w:val="7d9029"/>
     </w:rPr>
   </w:style>
-  <w:style w:type="character" w:customStyle="1" w:styleId="RegionMarkerTok">
+  <w:style w:customStyle="1" w:styleId="RegionMarkerTok" w:type="character">
     <w:name w:val="RegionMarkerTok"/>
     <w:basedOn w:val="VerbatimChar"/>
     <w:rPr/>
   </w:style>
-  <w:style w:type="character" w:customStyle="1" w:styleId="InformationTok">
+  <w:style w:customStyle="1" w:styleId="InformationTok" w:type="character">
     <w:name w:val="InformationTok"/>
     <w:basedOn w:val="VerbatimChar"/>
     <w:rPr>
@@ -8372,7 +8517,7 @@
       <w:color w:val="60a0b0"/>
     </w:rPr>
   </w:style>
-  <w:style w:type="character" w:customStyle="1" w:styleId="WarningTok">
+  <w:style w:customStyle="1" w:styleId="WarningTok" w:type="character">
     <w:name w:val="WarningTok"/>
     <w:basedOn w:val="VerbatimChar"/>
     <w:rPr>
@@ -8381,7 +8526,7 @@
       <w:color w:val="60a0b0"/>
     </w:rPr>
   </w:style>
-  <w:style w:type="character" w:customStyle="1" w:styleId="AlertTok">
+  <w:style w:customStyle="1" w:styleId="AlertTok" w:type="character">
     <w:name w:val="AlertTok"/>
     <w:basedOn w:val="VerbatimChar"/>
     <w:rPr>
@@ -8389,7 +8534,7 @@
       <w:color w:val="ff0000"/>
     </w:rPr>
   </w:style>
-  <w:style w:type="character" w:customStyle="1" w:styleId="ErrorTok">
+  <w:style w:customStyle="1" w:styleId="ErrorTok" w:type="character">
     <w:name w:val="ErrorTok"/>
     <w:basedOn w:val="VerbatimChar"/>
     <w:rPr>
@@ -8397,7 +8542,7 @@
       <w:color w:val="ff0000"/>
     </w:rPr>
   </w:style>
-  <w:style w:type="character" w:customStyle="1" w:styleId="NormalTok">
+  <w:style w:customStyle="1" w:styleId="NormalTok" w:type="character">
     <w:name w:val="NormalTok"/>
     <w:basedOn w:val="VerbatimChar"/>
     <w:rPr/>

--- a/inst/app/www/MANUAL_ES.docx
+++ b/inst/app/www/MANUAL_ES.docx
@@ -2,7 +2,7 @@
 <file path=word/document.xml><?xml version="1.0" encoding="utf-8"?>
 <w:document xmlns:w="http://schemas.openxmlformats.org/wordprocessingml/2006/main" xmlns:m="http://schemas.openxmlformats.org/officeDocument/2006/math" xmlns:r="http://schemas.openxmlformats.org/officeDocument/2006/relationships" xmlns:o="urn:schemas-microsoft-com:office:office" xmlns:v="urn:schemas-microsoft-com:vml" xmlns:w10="urn:schemas-microsoft-com:office:word" xmlns:a="http://schemas.openxmlformats.org/drawingml/2006/main" xmlns:pic="http://schemas.openxmlformats.org/drawingml/2006/picture" xmlns:wp="http://schemas.openxmlformats.org/drawingml/2006/wordprocessingDrawing">
   <w:body>
-    <w:bookmarkStart w:id="143" w:name="manual-de-usuario-bioszen-español"/>
+    <w:bookmarkStart w:id="76" w:name="manual-de-usuario-bioszen-español"/>
     <w:p>
       <w:pPr>
         <w:pStyle w:val="Heading1"/>
@@ -28,18 +28,18 @@
           <wp:inline>
             <wp:extent cx="5334000" cy="2341239"/>
             <wp:effectExtent b="0" l="0" r="0" t="0"/>
-            <wp:docPr descr="Vista general de BIOSZEN" title="" id="78" name="Picture"/>
+            <wp:docPr descr="Vista general de BIOSZEN" title="" id="10" name="Picture"/>
             <a:graphic>
               <a:graphicData uri="http://schemas.openxmlformats.org/drawingml/2006/picture">
                 <pic:pic>
                   <pic:nvPicPr>
-                    <pic:cNvPr descr="manual_images/01_app_home_overview.png" id="79" name="Picture"/>
+                    <pic:cNvPr descr="manual_images/01_app_home_overview.png" id="11" name="Picture"/>
                     <pic:cNvPicPr>
                       <a:picLocks noChangeArrowheads="1" noChangeAspect="1"/>
                     </pic:cNvPicPr>
                   </pic:nvPicPr>
                   <pic:blipFill>
-                    <a:blip r:embed="rId77"/>
+                    <a:blip r:embed="rId9"/>
                     <a:stretch>
                       <a:fillRect/>
                     </a:stretch>
@@ -115,7 +115,7 @@
         <w:t xml:space="preserve">Mantén este manual abierto mientras trabajas. Cada sección incluye acciones rápidas y referencia técnica.</w:t>
       </w:r>
     </w:p>
-    <w:bookmarkStart w:id="80" w:name="mapa-del-manual"/>
+    <w:bookmarkStart w:id="12" w:name="mapa-del-manual"/>
     <w:p>
       <w:pPr>
         <w:pStyle w:val="Heading2"/>
@@ -379,8 +379,8 @@
         </w:r>
       </w:hyperlink>
     </w:p>
-    <w:bookmarkEnd w:id="80"/>
-    <w:bookmarkStart w:id="85" w:name="Xfa07d81b5028cbd5b0e841e8fb030e9e91246a4"/>
+    <w:bookmarkEnd w:id="12"/>
+    <w:bookmarkStart w:id="17" w:name="Xfa07d81b5028cbd5b0e841e8fb030e9e91246a4"/>
     <w:p>
       <w:pPr>
         <w:pStyle w:val="Heading2"/>
@@ -428,6 +428,18 @@
           <w:rStyle w:val="VerbatimChar"/>
         </w:rPr>
         <w:t xml:space="preserve">app.R</w:t>
+      </w:r>
+      <w:r>
+        <w:t xml:space="preserve">,</w:t>
+      </w:r>
+      <w:r>
+        <w:t xml:space="preserve"> </w:t>
+      </w:r>
+      <w:r>
+        <w:rPr>
+          <w:rStyle w:val="VerbatimChar"/>
+        </w:rPr>
+        <w:t xml:space="preserve">BIOSZEN::BIOSZEN()</w:t>
       </w:r>
       <w:r>
         <w:t xml:space="preserve"> </w:t>
@@ -629,6 +641,195 @@
         <w:pStyle w:val="FirstParagraph"/>
       </w:pPr>
       <w:r>
+        <w:t xml:space="preserve">Instala el paquete estable desde R-universe con:</w:t>
+      </w:r>
+    </w:p>
+    <w:p>
+      <w:pPr>
+        <w:pStyle w:val="SourceCode"/>
+      </w:pPr>
+      <w:r>
+        <w:rPr>
+          <w:rStyle w:val="FunctionTok"/>
+        </w:rPr>
+        <w:t xml:space="preserve">install.packages</w:t>
+      </w:r>
+      <w:r>
+        <w:rPr>
+          <w:rStyle w:val="NormalTok"/>
+        </w:rPr>
+        <w:t xml:space="preserve">(</w:t>
+      </w:r>
+      <w:r>
+        <w:br/>
+      </w:r>
+      <w:r>
+        <w:rPr>
+          <w:rStyle w:val="NormalTok"/>
+        </w:rPr>
+        <w:t xml:space="preserve">  </w:t>
+      </w:r>
+      <w:r>
+        <w:rPr>
+          <w:rStyle w:val="StringTok"/>
+        </w:rPr>
+        <w:t xml:space="preserve">"BIOSZEN"</w:t>
+      </w:r>
+      <w:r>
+        <w:rPr>
+          <w:rStyle w:val="NormalTok"/>
+        </w:rPr>
+        <w:t xml:space="preserve">,</w:t>
+      </w:r>
+      <w:r>
+        <w:br/>
+      </w:r>
+      <w:r>
+        <w:rPr>
+          <w:rStyle w:val="NormalTok"/>
+        </w:rPr>
+        <w:t xml:space="preserve">  </w:t>
+      </w:r>
+      <w:r>
+        <w:rPr>
+          <w:rStyle w:val="AttributeTok"/>
+        </w:rPr>
+        <w:t xml:space="preserve">repos =</w:t>
+      </w:r>
+      <w:r>
+        <w:rPr>
+          <w:rStyle w:val="NormalTok"/>
+        </w:rPr>
+        <w:t xml:space="preserve"> </w:t>
+      </w:r>
+      <w:r>
+        <w:rPr>
+          <w:rStyle w:val="FunctionTok"/>
+        </w:rPr>
+        <w:t xml:space="preserve">c</w:t>
+      </w:r>
+      <w:r>
+        <w:rPr>
+          <w:rStyle w:val="NormalTok"/>
+        </w:rPr>
+        <w:t xml:space="preserve">(</w:t>
+      </w:r>
+      <w:r>
+        <w:br/>
+      </w:r>
+      <w:r>
+        <w:rPr>
+          <w:rStyle w:val="NormalTok"/>
+        </w:rPr>
+        <w:t xml:space="preserve">    </w:t>
+      </w:r>
+      <w:r>
+        <w:rPr>
+          <w:rStyle w:val="StringTok"/>
+        </w:rPr>
+        <w:t xml:space="preserve">"https://bioszen.r-universe.dev"</w:t>
+      </w:r>
+      <w:r>
+        <w:rPr>
+          <w:rStyle w:val="NormalTok"/>
+        </w:rPr>
+        <w:t xml:space="preserve">,</w:t>
+      </w:r>
+      <w:r>
+        <w:br/>
+      </w:r>
+      <w:r>
+        <w:rPr>
+          <w:rStyle w:val="NormalTok"/>
+        </w:rPr>
+        <w:t xml:space="preserve">    </w:t>
+      </w:r>
+      <w:r>
+        <w:rPr>
+          <w:rStyle w:val="StringTok"/>
+        </w:rPr>
+        <w:t xml:space="preserve">"https://cloud.r-project.org"</w:t>
+      </w:r>
+      <w:r>
+        <w:br/>
+      </w:r>
+      <w:r>
+        <w:rPr>
+          <w:rStyle w:val="NormalTok"/>
+        </w:rPr>
+        <w:t xml:space="preserve">  )</w:t>
+      </w:r>
+      <w:r>
+        <w:br/>
+      </w:r>
+      <w:r>
+        <w:rPr>
+          <w:rStyle w:val="NormalTok"/>
+        </w:rPr>
+        <w:t xml:space="preserve">)</w:t>
+      </w:r>
+      <w:r>
+        <w:br/>
+      </w:r>
+      <w:r>
+        <w:rPr>
+          <w:rStyle w:val="NormalTok"/>
+        </w:rPr>
+        <w:t xml:space="preserve">BIOSZEN</w:t>
+      </w:r>
+      <w:r>
+        <w:rPr>
+          <w:rStyle w:val="SpecialCharTok"/>
+        </w:rPr>
+        <w:t xml:space="preserve">::</w:t>
+      </w:r>
+      <w:r>
+        <w:rPr>
+          <w:rStyle w:val="FunctionTok"/>
+        </w:rPr>
+        <w:t xml:space="preserve">BIOSZEN</w:t>
+      </w:r>
+      <w:r>
+        <w:rPr>
+          <w:rStyle w:val="NormalTok"/>
+        </w:rPr>
+        <w:t xml:space="preserve">()</w:t>
+      </w:r>
+    </w:p>
+    <w:p>
+      <w:pPr>
+        <w:pStyle w:val="FirstParagraph"/>
+      </w:pPr>
+      <w:r>
+        <w:t xml:space="preserve">Los métodos independientes mediante</w:t>
+      </w:r>
+      <w:r>
+        <w:t xml:space="preserve"> </w:t>
+      </w:r>
+      <w:r>
+        <w:rPr>
+          <w:rStyle w:val="VerbatimChar"/>
+        </w:rPr>
+        <w:t xml:space="preserve">App.R</w:t>
+      </w:r>
+      <w:r>
+        <w:t xml:space="preserve"> </w:t>
+      </w:r>
+      <w:r>
+        <w:t xml:space="preserve">y el bundle siguen disponibles</w:t>
+      </w:r>
+      <w:r>
+        <w:t xml:space="preserve"> </w:t>
+      </w:r>
+      <w:r>
+        <w:t xml:space="preserve">para quienes prefieran no instalar BIOSZEN desde un repositorio de paquetes.</w:t>
+      </w:r>
+    </w:p>
+    <w:p>
+      <w:pPr>
+        <w:pStyle w:val="BodyText"/>
+      </w:pPr>
+      <w:r>
         <w:t xml:space="preserve">Plantillas de referencia disponibles en la app (</w:t>
       </w:r>
       <w:r>
@@ -673,7 +874,7 @@
           <w:numId w:val="1004"/>
         </w:numPr>
       </w:pPr>
-      <w:hyperlink r:id="rId81">
+      <w:hyperlink r:id="rId13">
         <w:r>
           <w:rPr>
             <w:rStyle w:val="Hyperlink"/>
@@ -690,7 +891,7 @@
           <w:numId w:val="1004"/>
         </w:numPr>
       </w:pPr>
-      <w:hyperlink r:id="rId82">
+      <w:hyperlink r:id="rId14">
         <w:r>
           <w:rPr>
             <w:rStyle w:val="Hyperlink"/>
@@ -707,7 +908,7 @@
           <w:numId w:val="1004"/>
         </w:numPr>
       </w:pPr>
-      <w:hyperlink r:id="rId83">
+      <w:hyperlink r:id="rId15">
         <w:r>
           <w:rPr>
             <w:rStyle w:val="Hyperlink"/>
@@ -724,7 +925,7 @@
           <w:numId w:val="1004"/>
         </w:numPr>
       </w:pPr>
-      <w:hyperlink r:id="rId84">
+      <w:hyperlink r:id="rId16">
         <w:r>
           <w:rPr>
             <w:rStyle w:val="Hyperlink"/>
@@ -763,8 +964,8 @@
         <w:t xml:space="preserve">. Conserva esa carpeta para evitar reinstalaciones.</w:t>
       </w:r>
     </w:p>
-    <w:bookmarkEnd w:id="85"/>
-    <w:bookmarkStart w:id="92" w:name="X9fb895dda62211d8c48fb9835c8aff5234266cd"/>
+    <w:bookmarkEnd w:id="17"/>
+    <w:bookmarkStart w:id="25" w:name="X9fb895dda62211d8c48fb9835c8aff5234266cd"/>
     <w:p>
       <w:pPr>
         <w:pStyle w:val="Heading2"/>
@@ -773,7 +974,7 @@
         <w:t xml:space="preserve">2. Inicio Rápido por Escenario</w:t>
       </w:r>
     </w:p>
-    <w:bookmarkStart w:id="86" w:name="X2321f1725a28bb077f5deafe205ec5296906e73"/>
+    <w:bookmarkStart w:id="18" w:name="X2321f1725a28bb077f5deafe205ec5296906e73"/>
     <w:p>
       <w:pPr>
         <w:pStyle w:val="Heading3"/>
@@ -880,8 +1081,8 @@
         <w:t xml:space="preserve">Exporta gráfico, tablas, metadatos y bundle ZIP.</w:t>
       </w:r>
     </w:p>
-    <w:bookmarkEnd w:id="86"/>
-    <w:bookmarkStart w:id="87" w:name="Xcf545a811cd07656e0055dc2381ada816e3363b"/>
+    <w:bookmarkEnd w:id="18"/>
+    <w:bookmarkStart w:id="19" w:name="Xcf545a811cd07656e0055dc2381ada816e3363b"/>
     <w:p>
       <w:pPr>
         <w:pStyle w:val="Heading3"/>
@@ -951,8 +1152,8 @@
         <w:t xml:space="preserve">Exporta gráficos y metadatos.</w:t>
       </w:r>
     </w:p>
-    <w:bookmarkEnd w:id="87"/>
-    <w:bookmarkStart w:id="91" w:name="X086db0decf77911936b72506b859d7bedfa829a"/>
+    <w:bookmarkEnd w:id="19"/>
+    <w:bookmarkStart w:id="20" w:name="X086db0decf77911936b72506b859d7bedfa829a"/>
     <w:p>
       <w:pPr>
         <w:pStyle w:val="Heading3"/>
@@ -1023,6 +1224,229 @@
       </w:pPr>
       <w:r>
         <w:t xml:space="preserve">Activa capas avanzadas solo al final.</w:t>
+      </w:r>
+    </w:p>
+    <w:bookmarkEnd w:id="20"/>
+    <w:bookmarkStart w:id="24" w:name="X4db9812a0bf1faf805046245ea70fc9be790166"/>
+    <w:p>
+      <w:pPr>
+        <w:pStyle w:val="Heading3"/>
+      </w:pPr>
+      <w:r>
+        <w:t xml:space="preserve">Escenario D: Necesito un script reproducible en R</w:t>
+      </w:r>
+    </w:p>
+    <w:p>
+      <w:pPr>
+        <w:pStyle w:val="Compact"/>
+        <w:numPr>
+          <w:ilvl w:val="0"/>
+          <w:numId w:val="1008"/>
+        </w:numPr>
+      </w:pPr>
+      <w:r>
+        <w:t xml:space="preserve">Inicia la misma app con</w:t>
+      </w:r>
+      <w:r>
+        <w:t xml:space="preserve"> </w:t>
+      </w:r>
+      <w:r>
+        <w:rPr>
+          <w:rStyle w:val="VerbatimChar"/>
+        </w:rPr>
+        <w:t xml:space="preserve">BIOSZEN::BIOSZEN()</w:t>
+      </w:r>
+      <w:r>
+        <w:t xml:space="preserve">;</w:t>
+      </w:r>
+      <w:r>
+        <w:t xml:space="preserve"> </w:t>
+      </w:r>
+      <w:r>
+        <w:rPr>
+          <w:rStyle w:val="VerbatimChar"/>
+        </w:rPr>
+        <w:t xml:space="preserve">BIOSZEN::run_app()</w:t>
+      </w:r>
+      <w:r>
+        <w:t xml:space="preserve"> </w:t>
+      </w:r>
+      <w:r>
+        <w:t xml:space="preserve">sigue disponible.</w:t>
+      </w:r>
+    </w:p>
+    <w:p>
+      <w:pPr>
+        <w:pStyle w:val="Compact"/>
+        <w:numPr>
+          <w:ilvl w:val="0"/>
+          <w:numId w:val="1008"/>
+        </w:numPr>
+      </w:pPr>
+      <w:r>
+        <w:t xml:space="preserve">Usa</w:t>
+      </w:r>
+      <w:r>
+        <w:t xml:space="preserve"> </w:t>
+      </w:r>
+      <w:r>
+        <w:rPr>
+          <w:rStyle w:val="VerbatimChar"/>
+        </w:rPr>
+        <w:t xml:space="preserve">BIOSZEN::growth_parameters()</w:t>
+      </w:r>
+      <w:r>
+        <w:t xml:space="preserve"> </w:t>
+      </w:r>
+      <w:r>
+        <w:t xml:space="preserve">para obtener los mismos parámetros de crecimiento que la pestaña de crecimiento sin abrir la interfaz visual.</w:t>
+      </w:r>
+    </w:p>
+    <w:p>
+      <w:pPr>
+        <w:pStyle w:val="Compact"/>
+        <w:numPr>
+          <w:ilvl w:val="0"/>
+          <w:numId w:val="1008"/>
+        </w:numPr>
+      </w:pPr>
+      <w:r>
+        <w:rPr>
+          <w:rStyle w:val="VerbatimChar"/>
+        </w:rPr>
+        <w:t xml:space="preserve">growth_parameters()</w:t>
+      </w:r>
+      <w:r>
+        <w:t xml:space="preserve"> </w:t>
+      </w:r>
+      <w:r>
+        <w:t xml:space="preserve">acepta data frames anchos/ordenados, uno o más archivos</w:t>
+      </w:r>
+      <w:r>
+        <w:t xml:space="preserve"> </w:t>
+      </w:r>
+      <w:r>
+        <w:rPr>
+          <w:rStyle w:val="VerbatimChar"/>
+        </w:rPr>
+        <w:t xml:space="preserve">.xlsx</w:t>
+      </w:r>
+      <w:r>
+        <w:t xml:space="preserve">/</w:t>
+      </w:r>
+      <w:r>
+        <w:rPr>
+          <w:rStyle w:val="VerbatimChar"/>
+        </w:rPr>
+        <w:t xml:space="preserve">.xls</w:t>
+      </w:r>
+      <w:r>
+        <w:t xml:space="preserve">/</w:t>
+      </w:r>
+      <w:r>
+        <w:rPr>
+          <w:rStyle w:val="VerbatimChar"/>
+        </w:rPr>
+        <w:t xml:space="preserve">.csv</w:t>
+      </w:r>
+      <w:r>
+        <w:t xml:space="preserve">, o una carpeta. No escribe archivos salvo que se indique</w:t>
+      </w:r>
+      <w:r>
+        <w:t xml:space="preserve"> </w:t>
+      </w:r>
+      <w:r>
+        <w:rPr>
+          <w:rStyle w:val="VerbatimChar"/>
+        </w:rPr>
+        <w:t xml:space="preserve">output_dir</w:t>
+      </w:r>
+      <w:r>
+        <w:t xml:space="preserve">.</w:t>
+      </w:r>
+    </w:p>
+    <w:p>
+      <w:pPr>
+        <w:pStyle w:val="Compact"/>
+        <w:numPr>
+          <w:ilvl w:val="0"/>
+          <w:numId w:val="1008"/>
+        </w:numPr>
+      </w:pPr>
+      <w:r>
+        <w:t xml:space="preserve">Usa</w:t>
+      </w:r>
+      <w:r>
+        <w:t xml:space="preserve"> </w:t>
+      </w:r>
+      <w:r>
+        <w:rPr>
+          <w:rStyle w:val="VerbatimChar"/>
+        </w:rPr>
+        <w:t xml:space="preserve">BIOSZEN::bioszen_update_available()</w:t>
+      </w:r>
+      <w:r>
+        <w:t xml:space="preserve"> </w:t>
+      </w:r>
+      <w:r>
+        <w:t xml:space="preserve">para revisar actualizaciones y</w:t>
+      </w:r>
+      <w:r>
+        <w:t xml:space="preserve"> </w:t>
+      </w:r>
+      <w:r>
+        <w:rPr>
+          <w:rStyle w:val="VerbatimChar"/>
+        </w:rPr>
+        <w:t xml:space="preserve">BIOSZEN::bioszen_update()</w:t>
+      </w:r>
+      <w:r>
+        <w:t xml:space="preserve"> </w:t>
+      </w:r>
+      <w:r>
+        <w:t xml:space="preserve">para instalar una después de confirmarla y cerrar la app.</w:t>
+      </w:r>
+    </w:p>
+    <w:p>
+      <w:pPr>
+        <w:pStyle w:val="Compact"/>
+        <w:numPr>
+          <w:ilvl w:val="0"/>
+          <w:numId w:val="1008"/>
+        </w:numPr>
+      </w:pPr>
+      <w:r>
+        <w:t xml:space="preserve">Usa</w:t>
+      </w:r>
+      <w:r>
+        <w:t xml:space="preserve"> </w:t>
+      </w:r>
+      <w:r>
+        <w:rPr>
+          <w:rStyle w:val="VerbatimChar"/>
+        </w:rPr>
+        <w:t xml:space="preserve">BIOSZEN::bioszen_citation()</w:t>
+      </w:r>
+      <w:r>
+        <w:t xml:space="preserve"> </w:t>
+      </w:r>
+      <w:r>
+        <w:t xml:space="preserve">o</w:t>
+      </w:r>
+      <w:r>
+        <w:t xml:space="preserve"> </w:t>
+      </w:r>
+      <w:r>
+        <w:rPr>
+          <w:rStyle w:val="VerbatimChar"/>
+        </w:rPr>
+        <w:t xml:space="preserve">citation("BIOSZEN")</w:t>
+      </w:r>
+      <w:r>
+        <w:t xml:space="preserve"> </w:t>
+      </w:r>
+      <w:r>
+        <w:t xml:space="preserve">para la cita oficial.</w:t>
       </w:r>
     </w:p>
     <w:p>
@@ -1034,18 +1458,18 @@
           <wp:inline>
             <wp:extent cx="5334000" cy="2133600"/>
             <wp:effectExtent b="0" l="0" r="0" t="0"/>
-            <wp:docPr descr="Configuración de gráficos y capas" title="" id="89" name="Picture"/>
+            <wp:docPr descr="Configuración de gráficos y capas" title="" id="22" name="Picture"/>
             <a:graphic>
               <a:graphicData uri="http://schemas.openxmlformats.org/drawingml/2006/picture">
                 <pic:pic>
                   <pic:nvPicPr>
-                    <pic:cNvPr descr="manual_images/02_plot_setup_layers.png" id="90" name="Picture"/>
+                    <pic:cNvPr descr="manual_images/02_plot_setup_layers.png" id="23" name="Picture"/>
                     <pic:cNvPicPr>
                       <a:picLocks noChangeArrowheads="1" noChangeAspect="1"/>
                     </pic:cNvPicPr>
                   </pic:nvPicPr>
                   <pic:blipFill>
-                    <a:blip r:embed="rId88"/>
+                    <a:blip r:embed="rId21"/>
                     <a:stretch>
                       <a:fillRect/>
                     </a:stretch>
@@ -1072,9 +1496,9 @@
         </w:drawing>
       </w:r>
     </w:p>
-    <w:bookmarkEnd w:id="91"/>
-    <w:bookmarkEnd w:id="92"/>
-    <w:bookmarkStart w:id="93" w:name="X1091fe1583fe3857e5eb63f1db55c9abd452c2a"/>
+    <w:bookmarkEnd w:id="24"/>
+    <w:bookmarkEnd w:id="25"/>
+    <w:bookmarkStart w:id="26" w:name="X1091fe1583fe3857e5eb63f1db55c9abd452c2a"/>
     <w:p>
       <w:pPr>
         <w:pStyle w:val="Heading2"/>
@@ -1087,7 +1511,7 @@
       <w:pPr>
         <w:numPr>
           <w:ilvl w:val="0"/>
-          <w:numId w:val="1008"/>
+          <w:numId w:val="1009"/>
         </w:numPr>
       </w:pPr>
       <w:r>
@@ -1114,7 +1538,7 @@
       <w:pPr>
         <w:numPr>
           <w:ilvl w:val="0"/>
-          <w:numId w:val="1008"/>
+          <w:numId w:val="1009"/>
         </w:numPr>
       </w:pPr>
       <w:r>
@@ -1169,7 +1593,7 @@
       <w:pPr>
         <w:numPr>
           <w:ilvl w:val="0"/>
-          <w:numId w:val="1008"/>
+          <w:numId w:val="1009"/>
         </w:numPr>
       </w:pPr>
       <w:r>
@@ -1196,7 +1620,7 @@
       <w:pPr>
         <w:numPr>
           <w:ilvl w:val="0"/>
-          <w:numId w:val="1008"/>
+          <w:numId w:val="1009"/>
         </w:numPr>
       </w:pPr>
       <w:r>
@@ -1231,8 +1655,8 @@
         <w:t xml:space="preserve">.</w:t>
       </w:r>
     </w:p>
-    <w:bookmarkEnd w:id="93"/>
-    <w:bookmarkStart w:id="102" w:name="Xbe7d00576ea19b5f785210b268d589dfe016b9b"/>
+    <w:bookmarkEnd w:id="26"/>
+    <w:bookmarkStart w:id="35" w:name="Xbe7d00576ea19b5f785210b268d589dfe016b9b"/>
     <w:p>
       <w:pPr>
         <w:pStyle w:val="Heading2"/>
@@ -1241,7 +1665,7 @@
         <w:t xml:space="preserve">4. Especificaciones de Entrada</w:t>
       </w:r>
     </w:p>
-    <w:bookmarkStart w:id="94" w:name="Xf68407b5dd2b5ce153fdc68437af388089e5a16"/>
+    <w:bookmarkStart w:id="27" w:name="Xf68407b5dd2b5ce153fdc68437af388089e5a16"/>
     <w:p>
       <w:pPr>
         <w:pStyle w:val="Heading3"/>
@@ -1263,7 +1687,7 @@
         <w:pStyle w:val="Compact"/>
         <w:numPr>
           <w:ilvl w:val="0"/>
-          <w:numId w:val="1009"/>
+          <w:numId w:val="1010"/>
         </w:numPr>
       </w:pPr>
       <w:r>
@@ -1281,7 +1705,7 @@
         <w:pStyle w:val="Compact"/>
         <w:numPr>
           <w:ilvl w:val="0"/>
-          <w:numId w:val="1009"/>
+          <w:numId w:val="1010"/>
         </w:numPr>
       </w:pPr>
       <w:r>
@@ -1319,7 +1743,7 @@
         <w:pStyle w:val="Compact"/>
         <w:numPr>
           <w:ilvl w:val="0"/>
-          <w:numId w:val="1010"/>
+          <w:numId w:val="1011"/>
         </w:numPr>
       </w:pPr>
       <w:r>
@@ -1358,7 +1782,7 @@
         <w:pStyle w:val="Compact"/>
         <w:numPr>
           <w:ilvl w:val="0"/>
-          <w:numId w:val="1010"/>
+          <w:numId w:val="1011"/>
         </w:numPr>
       </w:pPr>
       <w:r>
@@ -1376,7 +1800,7 @@
         <w:pStyle w:val="Compact"/>
         <w:numPr>
           <w:ilvl w:val="0"/>
-          <w:numId w:val="1010"/>
+          <w:numId w:val="1011"/>
         </w:numPr>
       </w:pPr>
       <w:r>
@@ -1415,7 +1839,7 @@
         <w:pStyle w:val="Compact"/>
         <w:numPr>
           <w:ilvl w:val="0"/>
-          <w:numId w:val="1010"/>
+          <w:numId w:val="1011"/>
         </w:numPr>
       </w:pPr>
       <w:r>
@@ -1466,7 +1890,7 @@
         <w:pStyle w:val="Compact"/>
         <w:numPr>
           <w:ilvl w:val="0"/>
-          <w:numId w:val="1010"/>
+          <w:numId w:val="1011"/>
         </w:numPr>
       </w:pPr>
       <w:r>
@@ -1556,7 +1980,7 @@
         <w:pStyle w:val="Compact"/>
         <w:numPr>
           <w:ilvl w:val="0"/>
-          <w:numId w:val="1010"/>
+          <w:numId w:val="1011"/>
         </w:numPr>
       </w:pPr>
       <w:r>
@@ -1577,7 +2001,7 @@
         <w:pStyle w:val="Compact"/>
         <w:numPr>
           <w:ilvl w:val="0"/>
-          <w:numId w:val="1010"/>
+          <w:numId w:val="1011"/>
         </w:numPr>
       </w:pPr>
       <w:r>
@@ -1595,7 +2019,7 @@
         <w:pStyle w:val="Compact"/>
         <w:numPr>
           <w:ilvl w:val="0"/>
-          <w:numId w:val="1010"/>
+          <w:numId w:val="1011"/>
         </w:numPr>
       </w:pPr>
       <w:r>
@@ -1615,7 +2039,7 @@
         <w:pStyle w:val="Compact"/>
         <w:numPr>
           <w:ilvl w:val="0"/>
-          <w:numId w:val="1011"/>
+          <w:numId w:val="1012"/>
         </w:numPr>
       </w:pPr>
       <w:r>
@@ -1701,7 +2125,7 @@
         <w:pStyle w:val="Compact"/>
         <w:numPr>
           <w:ilvl w:val="0"/>
-          <w:numId w:val="1012"/>
+          <w:numId w:val="1013"/>
         </w:numPr>
       </w:pPr>
       <w:r>
@@ -1716,7 +2140,7 @@
         <w:pStyle w:val="Compact"/>
         <w:numPr>
           <w:ilvl w:val="0"/>
-          <w:numId w:val="1012"/>
+          <w:numId w:val="1013"/>
         </w:numPr>
       </w:pPr>
       <w:r>
@@ -1731,7 +2155,7 @@
         <w:pStyle w:val="Compact"/>
         <w:numPr>
           <w:ilvl w:val="0"/>
-          <w:numId w:val="1012"/>
+          <w:numId w:val="1013"/>
         </w:numPr>
       </w:pPr>
       <w:r>
@@ -1746,7 +2170,7 @@
         <w:pStyle w:val="Compact"/>
         <w:numPr>
           <w:ilvl w:val="0"/>
-          <w:numId w:val="1012"/>
+          <w:numId w:val="1013"/>
         </w:numPr>
       </w:pPr>
       <w:r>
@@ -1756,8 +2180,8 @@
         <w:t xml:space="preserve">Y_Title</w:t>
       </w:r>
     </w:p>
-    <w:bookmarkEnd w:id="94"/>
-    <w:bookmarkStart w:id="95" w:name="Xda61436f4146a35c9827245175b1f9ac9e008a5"/>
+    <w:bookmarkEnd w:id="27"/>
+    <w:bookmarkStart w:id="28" w:name="Xda61436f4146a35c9827245175b1f9ac9e008a5"/>
     <w:p>
       <w:pPr>
         <w:pStyle w:val="Heading3"/>
@@ -1800,7 +2224,7 @@
         <w:pStyle w:val="Compact"/>
         <w:numPr>
           <w:ilvl w:val="0"/>
-          <w:numId w:val="1013"/>
+          <w:numId w:val="1014"/>
         </w:numPr>
       </w:pPr>
       <w:r>
@@ -1851,7 +2275,7 @@
         <w:pStyle w:val="Compact"/>
         <w:numPr>
           <w:ilvl w:val="0"/>
-          <w:numId w:val="1013"/>
+          <w:numId w:val="1014"/>
         </w:numPr>
       </w:pPr>
       <w:r>
@@ -1958,7 +2382,7 @@
         <w:pStyle w:val="Compact"/>
         <w:numPr>
           <w:ilvl w:val="0"/>
-          <w:numId w:val="1014"/>
+          <w:numId w:val="1015"/>
         </w:numPr>
       </w:pPr>
       <w:r>
@@ -2003,7 +2427,7 @@
         <w:pStyle w:val="Compact"/>
         <w:numPr>
           <w:ilvl w:val="0"/>
-          <w:numId w:val="1014"/>
+          <w:numId w:val="1015"/>
         </w:numPr>
       </w:pPr>
       <w:r>
@@ -2015,7 +2439,7 @@
         <w:pStyle w:val="Compact"/>
         <w:numPr>
           <w:ilvl w:val="1"/>
-          <w:numId w:val="1015"/>
+          <w:numId w:val="1016"/>
         </w:numPr>
       </w:pPr>
       <w:r>
@@ -2048,7 +2472,7 @@
         <w:pStyle w:val="Compact"/>
         <w:numPr>
           <w:ilvl w:val="1"/>
-          <w:numId w:val="1015"/>
+          <w:numId w:val="1016"/>
         </w:numPr>
       </w:pPr>
       <w:r>
@@ -2093,7 +2517,7 @@
         <w:pStyle w:val="Compact"/>
         <w:numPr>
           <w:ilvl w:val="1"/>
-          <w:numId w:val="1015"/>
+          <w:numId w:val="1016"/>
         </w:numPr>
       </w:pPr>
       <w:r>
@@ -2154,8 +2578,8 @@
         <w:t xml:space="preserve">(platemap) y los encabezados de curvas.</w:t>
       </w:r>
     </w:p>
-    <w:bookmarkEnd w:id="95"/>
-    <w:bookmarkStart w:id="96" w:name="Xec42c79e34c9852a155b47685eb842e04ba89d4"/>
+    <w:bookmarkEnd w:id="28"/>
+    <w:bookmarkStart w:id="29" w:name="Xec42c79e34c9852a155b47685eb842e04ba89d4"/>
     <w:p>
       <w:pPr>
         <w:pStyle w:val="Heading3"/>
@@ -2169,7 +2593,7 @@
         <w:pStyle w:val="Compact"/>
         <w:numPr>
           <w:ilvl w:val="0"/>
-          <w:numId w:val="1016"/>
+          <w:numId w:val="1017"/>
         </w:numPr>
       </w:pPr>
       <w:r>
@@ -2194,7 +2618,7 @@
         <w:pStyle w:val="Compact"/>
         <w:numPr>
           <w:ilvl w:val="0"/>
-          <w:numId w:val="1016"/>
+          <w:numId w:val="1017"/>
         </w:numPr>
       </w:pPr>
       <w:r>
@@ -2230,7 +2654,7 @@
         <w:pStyle w:val="Compact"/>
         <w:numPr>
           <w:ilvl w:val="0"/>
-          <w:numId w:val="1016"/>
+          <w:numId w:val="1017"/>
         </w:numPr>
       </w:pPr>
       <w:r>
@@ -2242,7 +2666,7 @@
         <w:pStyle w:val="Compact"/>
         <w:numPr>
           <w:ilvl w:val="0"/>
-          <w:numId w:val="1016"/>
+          <w:numId w:val="1017"/>
         </w:numPr>
       </w:pPr>
       <w:r>
@@ -2278,8 +2702,8 @@
         <w:t xml:space="preserve">).</w:t>
       </w:r>
     </w:p>
-    <w:bookmarkEnd w:id="96"/>
-    <w:bookmarkStart w:id="97" w:name="X1b4e6a2869c7556afb3c107fc030195f56a0483"/>
+    <w:bookmarkEnd w:id="29"/>
+    <w:bookmarkStart w:id="30" w:name="X1b4e6a2869c7556afb3c107fc030195f56a0483"/>
     <w:p>
       <w:pPr>
         <w:pStyle w:val="Heading3"/>
@@ -2293,7 +2717,7 @@
         <w:pStyle w:val="Compact"/>
         <w:numPr>
           <w:ilvl w:val="0"/>
-          <w:numId w:val="1017"/>
+          <w:numId w:val="1018"/>
         </w:numPr>
       </w:pPr>
       <w:r>
@@ -2318,83 +2742,11 @@
         <w:pStyle w:val="Compact"/>
         <w:numPr>
           <w:ilvl w:val="0"/>
-          <w:numId w:val="1017"/>
+          <w:numId w:val="1018"/>
         </w:numPr>
       </w:pPr>
       <w:r>
         <w:t xml:space="preserve">BIOSZEN detecta resumen de parámetros con cualquiera de estos nombres de hoja:</w:t>
-      </w:r>
-    </w:p>
-    <w:p>
-      <w:pPr>
-        <w:pStyle w:val="Compact"/>
-        <w:numPr>
-          <w:ilvl w:val="1"/>
-          <w:numId w:val="1018"/>
-        </w:numPr>
-      </w:pPr>
-      <w:r>
-        <w:rPr>
-          <w:rStyle w:val="VerbatimChar"/>
-        </w:rPr>
-        <w:t xml:space="preserve">Parameters_Summary</w:t>
-      </w:r>
-    </w:p>
-    <w:p>
-      <w:pPr>
-        <w:pStyle w:val="Compact"/>
-        <w:numPr>
-          <w:ilvl w:val="1"/>
-          <w:numId w:val="1018"/>
-        </w:numPr>
-      </w:pPr>
-      <w:r>
-        <w:rPr>
-          <w:rStyle w:val="VerbatimChar"/>
-        </w:rPr>
-        <w:t xml:space="preserve">Parametros_Summary</w:t>
-      </w:r>
-    </w:p>
-    <w:p>
-      <w:pPr>
-        <w:pStyle w:val="Compact"/>
-        <w:numPr>
-          <w:ilvl w:val="1"/>
-          <w:numId w:val="1018"/>
-        </w:numPr>
-      </w:pPr>
-      <w:r>
-        <w:rPr>
-          <w:rStyle w:val="VerbatimChar"/>
-        </w:rPr>
-        <w:t xml:space="preserve">Summary_Parameters</w:t>
-      </w:r>
-    </w:p>
-    <w:p>
-      <w:pPr>
-        <w:pStyle w:val="Compact"/>
-        <w:numPr>
-          <w:ilvl w:val="1"/>
-          <w:numId w:val="1018"/>
-        </w:numPr>
-      </w:pPr>
-      <w:r>
-        <w:rPr>
-          <w:rStyle w:val="VerbatimChar"/>
-        </w:rPr>
-        <w:t xml:space="preserve">Resumen_Parametros</w:t>
-      </w:r>
-    </w:p>
-    <w:p>
-      <w:pPr>
-        <w:pStyle w:val="Compact"/>
-        <w:numPr>
-          <w:ilvl w:val="0"/>
-          <w:numId w:val="1017"/>
-        </w:numPr>
-      </w:pPr>
-      <w:r>
-        <w:t xml:space="preserve">BIOSZEN detecta resumen de curvas embebidas con cualquiera de estos nombres:</w:t>
       </w:r>
     </w:p>
     <w:p>
@@ -2409,7 +2761,7 @@
         <w:rPr>
           <w:rStyle w:val="VerbatimChar"/>
         </w:rPr>
-        <w:t xml:space="preserve">Curves_Summary</w:t>
+        <w:t xml:space="preserve">Parameters_Summary</w:t>
       </w:r>
     </w:p>
     <w:p>
@@ -2424,7 +2776,7 @@
         <w:rPr>
           <w:rStyle w:val="VerbatimChar"/>
         </w:rPr>
-        <w:t xml:space="preserve">Curvas_Summary</w:t>
+        <w:t xml:space="preserve">Parametros_Summary</w:t>
       </w:r>
     </w:p>
     <w:p>
@@ -2439,7 +2791,7 @@
         <w:rPr>
           <w:rStyle w:val="VerbatimChar"/>
         </w:rPr>
-        <w:t xml:space="preserve">Summary_Curves</w:t>
+        <w:t xml:space="preserve">Summary_Parameters</w:t>
       </w:r>
     </w:p>
     <w:p>
@@ -2454,6 +2806,78 @@
         <w:rPr>
           <w:rStyle w:val="VerbatimChar"/>
         </w:rPr>
+        <w:t xml:space="preserve">Resumen_Parametros</w:t>
+      </w:r>
+    </w:p>
+    <w:p>
+      <w:pPr>
+        <w:pStyle w:val="Compact"/>
+        <w:numPr>
+          <w:ilvl w:val="0"/>
+          <w:numId w:val="1018"/>
+        </w:numPr>
+      </w:pPr>
+      <w:r>
+        <w:t xml:space="preserve">BIOSZEN detecta resumen de curvas embebidas con cualquiera de estos nombres:</w:t>
+      </w:r>
+    </w:p>
+    <w:p>
+      <w:pPr>
+        <w:pStyle w:val="Compact"/>
+        <w:numPr>
+          <w:ilvl w:val="1"/>
+          <w:numId w:val="1020"/>
+        </w:numPr>
+      </w:pPr>
+      <w:r>
+        <w:rPr>
+          <w:rStyle w:val="VerbatimChar"/>
+        </w:rPr>
+        <w:t xml:space="preserve">Curves_Summary</w:t>
+      </w:r>
+    </w:p>
+    <w:p>
+      <w:pPr>
+        <w:pStyle w:val="Compact"/>
+        <w:numPr>
+          <w:ilvl w:val="1"/>
+          <w:numId w:val="1020"/>
+        </w:numPr>
+      </w:pPr>
+      <w:r>
+        <w:rPr>
+          <w:rStyle w:val="VerbatimChar"/>
+        </w:rPr>
+        <w:t xml:space="preserve">Curvas_Summary</w:t>
+      </w:r>
+    </w:p>
+    <w:p>
+      <w:pPr>
+        <w:pStyle w:val="Compact"/>
+        <w:numPr>
+          <w:ilvl w:val="1"/>
+          <w:numId w:val="1020"/>
+        </w:numPr>
+      </w:pPr>
+      <w:r>
+        <w:rPr>
+          <w:rStyle w:val="VerbatimChar"/>
+        </w:rPr>
+        <w:t xml:space="preserve">Summary_Curves</w:t>
+      </w:r>
+    </w:p>
+    <w:p>
+      <w:pPr>
+        <w:pStyle w:val="Compact"/>
+        <w:numPr>
+          <w:ilvl w:val="1"/>
+          <w:numId w:val="1020"/>
+        </w:numPr>
+      </w:pPr>
+      <w:r>
+        <w:rPr>
+          <w:rStyle w:val="VerbatimChar"/>
+        </w:rPr>
         <w:t xml:space="preserve">Resumen_Curvas</w:t>
       </w:r>
     </w:p>
@@ -2462,7 +2886,7 @@
         <w:pStyle w:val="Compact"/>
         <w:numPr>
           <w:ilvl w:val="0"/>
-          <w:numId w:val="1017"/>
+          <w:numId w:val="1018"/>
         </w:numPr>
       </w:pPr>
       <w:r>
@@ -2474,7 +2898,7 @@
         <w:pStyle w:val="Compact"/>
         <w:numPr>
           <w:ilvl w:val="0"/>
-          <w:numId w:val="1017"/>
+          <w:numId w:val="1018"/>
         </w:numPr>
       </w:pPr>
       <w:r>
@@ -2497,8 +2921,8 @@
         <w:t xml:space="preserve">o una hoja de resumen de curvas embebida.</w:t>
       </w:r>
     </w:p>
-    <w:bookmarkEnd w:id="97"/>
-    <w:bookmarkStart w:id="98" w:name="Xf16c6e1904251089dd353ddc2e40142df3f2d4c"/>
+    <w:bookmarkEnd w:id="30"/>
+    <w:bookmarkStart w:id="31" w:name="Xf16c6e1904251089dd353ddc2e40142df3f2d4c"/>
     <w:p>
       <w:pPr>
         <w:pStyle w:val="Heading3"/>
@@ -2512,7 +2936,7 @@
         <w:pStyle w:val="Compact"/>
         <w:numPr>
           <w:ilvl w:val="0"/>
-          <w:numId w:val="1020"/>
+          <w:numId w:val="1021"/>
         </w:numPr>
       </w:pPr>
       <w:r>
@@ -2582,7 +3006,7 @@
         <w:pStyle w:val="Compact"/>
         <w:numPr>
           <w:ilvl w:val="0"/>
-          <w:numId w:val="1020"/>
+          <w:numId w:val="1021"/>
         </w:numPr>
       </w:pPr>
       <w:r>
@@ -2594,7 +3018,7 @@
         <w:pStyle w:val="Compact"/>
         <w:numPr>
           <w:ilvl w:val="0"/>
-          <w:numId w:val="1020"/>
+          <w:numId w:val="1021"/>
         </w:numPr>
       </w:pPr>
       <w:r>
@@ -2638,8 +3062,8 @@
         <w:t xml:space="preserve">+ wells).</w:t>
       </w:r>
     </w:p>
-    <w:bookmarkEnd w:id="98"/>
-    <w:bookmarkStart w:id="101" w:name="X302fd3e56ed3f93c7d8b1e7892925566e0923a5"/>
+    <w:bookmarkEnd w:id="31"/>
+    <w:bookmarkStart w:id="34" w:name="X302fd3e56ed3f93c7d8b1e7892925566e0923a5"/>
     <w:p>
       <w:pPr>
         <w:pStyle w:val="Heading3"/>
@@ -2658,7 +3082,7 @@
       <w:r>
         <w:t xml:space="preserve"> </w:t>
       </w:r>
-      <w:hyperlink r:id="rId99">
+      <w:hyperlink r:id="rId32">
         <w:r>
           <w:rPr>
             <w:rStyle w:val="Hyperlink"/>
@@ -2702,7 +3126,7 @@
       <w:r>
         <w:t xml:space="preserve"> </w:t>
       </w:r>
-      <w:hyperlink r:id="rId100">
+      <w:hyperlink r:id="rId33">
         <w:r>
           <w:rPr>
             <w:rStyle w:val="Hyperlink"/>
@@ -2868,9 +3292,9 @@
         <w:t xml:space="preserve">tipo específico de medición.</w:t>
       </w:r>
     </w:p>
-    <w:bookmarkEnd w:id="101"/>
-    <w:bookmarkEnd w:id="102"/>
-    <w:bookmarkStart w:id="106" w:name="Xae12b15562da4a61da4abe7db29e767bcfa80b7"/>
+    <w:bookmarkEnd w:id="34"/>
+    <w:bookmarkEnd w:id="35"/>
+    <w:bookmarkStart w:id="39" w:name="Xae12b15562da4a61da4abe7db29e767bcfa80b7"/>
     <w:p>
       <w:pPr>
         <w:pStyle w:val="Heading2"/>
@@ -2884,7 +3308,7 @@
         <w:pStyle w:val="Compact"/>
         <w:numPr>
           <w:ilvl w:val="0"/>
-          <w:numId w:val="1021"/>
+          <w:numId w:val="1022"/>
         </w:numPr>
       </w:pPr>
       <w:r>
@@ -2896,7 +3320,7 @@
         <w:pStyle w:val="Compact"/>
         <w:numPr>
           <w:ilvl w:val="0"/>
-          <w:numId w:val="1021"/>
+          <w:numId w:val="1022"/>
         </w:numPr>
       </w:pPr>
       <w:r>
@@ -2908,7 +3332,7 @@
         <w:pStyle w:val="Compact"/>
         <w:numPr>
           <w:ilvl w:val="0"/>
-          <w:numId w:val="1021"/>
+          <w:numId w:val="1022"/>
         </w:numPr>
       </w:pPr>
       <w:r>
@@ -2920,7 +3344,7 @@
         <w:pStyle w:val="Compact"/>
         <w:numPr>
           <w:ilvl w:val="0"/>
-          <w:numId w:val="1021"/>
+          <w:numId w:val="1022"/>
         </w:numPr>
       </w:pPr>
       <w:r>
@@ -2956,7 +3380,7 @@
         <w:pStyle w:val="Compact"/>
         <w:numPr>
           <w:ilvl w:val="0"/>
-          <w:numId w:val="1021"/>
+          <w:numId w:val="1022"/>
         </w:numPr>
       </w:pPr>
       <w:r>
@@ -2968,7 +3392,7 @@
         <w:pStyle w:val="Compact"/>
         <w:numPr>
           <w:ilvl w:val="0"/>
-          <w:numId w:val="1021"/>
+          <w:numId w:val="1022"/>
         </w:numPr>
       </w:pPr>
       <w:r>
@@ -2980,7 +3404,7 @@
         <w:pStyle w:val="Compact"/>
         <w:numPr>
           <w:ilvl w:val="0"/>
-          <w:numId w:val="1021"/>
+          <w:numId w:val="1022"/>
         </w:numPr>
       </w:pPr>
       <w:r>
@@ -2992,7 +3416,7 @@
         <w:pStyle w:val="Compact"/>
         <w:numPr>
           <w:ilvl w:val="0"/>
-          <w:numId w:val="1021"/>
+          <w:numId w:val="1022"/>
         </w:numPr>
       </w:pPr>
       <w:r>
@@ -3004,7 +3428,7 @@
         <w:pStyle w:val="Compact"/>
         <w:numPr>
           <w:ilvl w:val="0"/>
-          <w:numId w:val="1021"/>
+          <w:numId w:val="1022"/>
         </w:numPr>
       </w:pPr>
       <w:r>
@@ -3016,7 +3440,7 @@
         <w:pStyle w:val="Compact"/>
         <w:numPr>
           <w:ilvl w:val="0"/>
-          <w:numId w:val="1021"/>
+          <w:numId w:val="1022"/>
         </w:numPr>
       </w:pPr>
       <w:r>
@@ -3032,18 +3456,18 @@
           <wp:inline>
             <wp:extent cx="5334000" cy="1320297"/>
             <wp:effectExtent b="0" l="0" r="0" t="0"/>
-            <wp:docPr descr="Filtrado por media/condiciones" title="" id="104" name="Picture"/>
+            <wp:docPr descr="Filtrado por media/condiciones" title="" id="37" name="Picture"/>
             <a:graphic>
               <a:graphicData uri="http://schemas.openxmlformats.org/drawingml/2006/picture">
                 <pic:pic>
                   <pic:nvPicPr>
-                    <pic:cNvPr descr="manual_images/03_filter_media_conditions.png" id="105" name="Picture"/>
+                    <pic:cNvPr descr="manual_images/03_filter_media_conditions.png" id="38" name="Picture"/>
                     <pic:cNvPicPr>
                       <a:picLocks noChangeArrowheads="1" noChangeAspect="1"/>
                     </pic:cNvPicPr>
                   </pic:nvPicPr>
                   <pic:blipFill>
-                    <a:blip r:embed="rId103"/>
+                    <a:blip r:embed="rId36"/>
                     <a:stretch>
                       <a:fillRect/>
                     </a:stretch>
@@ -3070,8 +3494,8 @@
         </w:drawing>
       </w:r>
     </w:p>
-    <w:bookmarkEnd w:id="106"/>
-    <w:bookmarkStart w:id="124" w:name="Xaf81bc0f9fdfe300180131f47955cd5d6f20688"/>
+    <w:bookmarkEnd w:id="39"/>
+    <w:bookmarkStart w:id="57" w:name="Xaf81bc0f9fdfe300180131f47955cd5d6f20688"/>
     <w:p>
       <w:pPr>
         <w:pStyle w:val="Heading2"/>
@@ -3080,7 +3504,7 @@
         <w:t xml:space="preserve">6. Tipos de Gráfico y Controles</w:t>
       </w:r>
     </w:p>
-    <w:bookmarkStart w:id="107" w:name="caja"/>
+    <w:bookmarkStart w:id="40" w:name="caja"/>
     <w:p>
       <w:pPr>
         <w:pStyle w:val="Heading3"/>
@@ -3094,7 +3518,7 @@
         <w:pStyle w:val="Compact"/>
         <w:numPr>
           <w:ilvl w:val="0"/>
-          <w:numId w:val="1022"/>
+          <w:numId w:val="1023"/>
         </w:numPr>
       </w:pPr>
       <w:r>
@@ -3106,7 +3530,7 @@
         <w:pStyle w:val="Compact"/>
         <w:numPr>
           <w:ilvl w:val="0"/>
-          <w:numId w:val="1022"/>
+          <w:numId w:val="1023"/>
         </w:numPr>
       </w:pPr>
       <w:r>
@@ -3118,7 +3542,7 @@
         <w:pStyle w:val="Compact"/>
         <w:numPr>
           <w:ilvl w:val="0"/>
-          <w:numId w:val="1022"/>
+          <w:numId w:val="1023"/>
         </w:numPr>
       </w:pPr>
       <w:r>
@@ -3130,7 +3554,7 @@
         <w:pStyle w:val="Compact"/>
         <w:numPr>
           <w:ilvl w:val="0"/>
-          <w:numId w:val="1022"/>
+          <w:numId w:val="1023"/>
         </w:numPr>
       </w:pPr>
       <w:r>
@@ -3146,8 +3570,8 @@
         <w:t xml:space="preserve">mejora legibilidad con etiquetas largas.</w:t>
       </w:r>
     </w:p>
-    <w:bookmarkEnd w:id="107"/>
-    <w:bookmarkStart w:id="108" w:name="barras"/>
+    <w:bookmarkEnd w:id="40"/>
+    <w:bookmarkStart w:id="41" w:name="barras"/>
     <w:p>
       <w:pPr>
         <w:pStyle w:val="Heading3"/>
@@ -3161,7 +3585,7 @@
         <w:pStyle w:val="Compact"/>
         <w:numPr>
           <w:ilvl w:val="0"/>
-          <w:numId w:val="1023"/>
+          <w:numId w:val="1024"/>
         </w:numPr>
       </w:pPr>
       <w:r>
@@ -3173,7 +3597,7 @@
         <w:pStyle w:val="Compact"/>
         <w:numPr>
           <w:ilvl w:val="0"/>
-          <w:numId w:val="1023"/>
+          <w:numId w:val="1024"/>
         </w:numPr>
       </w:pPr>
       <w:r>
@@ -3185,15 +3609,15 @@
         <w:pStyle w:val="Compact"/>
         <w:numPr>
           <w:ilvl w:val="0"/>
-          <w:numId w:val="1023"/>
+          <w:numId w:val="1024"/>
         </w:numPr>
       </w:pPr>
       <w:r>
         <w:t xml:space="preserve">Orientación horizontal disponible.</w:t>
       </w:r>
     </w:p>
-    <w:bookmarkEnd w:id="108"/>
-    <w:bookmarkStart w:id="109" w:name="violín"/>
+    <w:bookmarkEnd w:id="41"/>
+    <w:bookmarkStart w:id="42" w:name="violín"/>
     <w:p>
       <w:pPr>
         <w:pStyle w:val="Heading3"/>
@@ -3207,7 +3631,7 @@
         <w:pStyle w:val="Compact"/>
         <w:numPr>
           <w:ilvl w:val="0"/>
-          <w:numId w:val="1024"/>
+          <w:numId w:val="1025"/>
         </w:numPr>
       </w:pPr>
       <w:r>
@@ -3219,7 +3643,7 @@
         <w:pStyle w:val="Compact"/>
         <w:numPr>
           <w:ilvl w:val="0"/>
-          <w:numId w:val="1024"/>
+          <w:numId w:val="1025"/>
         </w:numPr>
       </w:pPr>
       <w:r>
@@ -3231,15 +3655,15 @@
         <w:pStyle w:val="Compact"/>
         <w:numPr>
           <w:ilvl w:val="0"/>
-          <w:numId w:val="1024"/>
+          <w:numId w:val="1025"/>
         </w:numPr>
       </w:pPr>
       <w:r>
         <w:t xml:space="preserve">Orientación horizontal disponible.</w:t>
       </w:r>
     </w:p>
-    <w:bookmarkEnd w:id="109"/>
-    <w:bookmarkStart w:id="110" w:name="apilado"/>
+    <w:bookmarkEnd w:id="42"/>
+    <w:bookmarkStart w:id="43" w:name="apilado"/>
     <w:p>
       <w:pPr>
         <w:pStyle w:val="Heading3"/>
@@ -3253,7 +3677,7 @@
         <w:pStyle w:val="Compact"/>
         <w:numPr>
           <w:ilvl w:val="0"/>
-          <w:numId w:val="1025"/>
+          <w:numId w:val="1026"/>
         </w:numPr>
       </w:pPr>
       <w:r>
@@ -3265,7 +3689,7 @@
         <w:pStyle w:val="Compact"/>
         <w:numPr>
           <w:ilvl w:val="0"/>
-          <w:numId w:val="1025"/>
+          <w:numId w:val="1026"/>
         </w:numPr>
       </w:pPr>
       <w:r>
@@ -3277,7 +3701,7 @@
         <w:pStyle w:val="Compact"/>
         <w:numPr>
           <w:ilvl w:val="0"/>
-          <w:numId w:val="1025"/>
+          <w:numId w:val="1026"/>
         </w:numPr>
       </w:pPr>
       <w:r>
@@ -3316,7 +3740,7 @@
         <w:pStyle w:val="Compact"/>
         <w:numPr>
           <w:ilvl w:val="0"/>
-          <w:numId w:val="1025"/>
+          <w:numId w:val="1026"/>
         </w:numPr>
       </w:pPr>
       <w:r>
@@ -3340,7 +3764,7 @@
         <w:pStyle w:val="Compact"/>
         <w:numPr>
           <w:ilvl w:val="0"/>
-          <w:numId w:val="1025"/>
+          <w:numId w:val="1026"/>
         </w:numPr>
       </w:pPr>
       <w:r>
@@ -3352,15 +3776,15 @@
         <w:pStyle w:val="Compact"/>
         <w:numPr>
           <w:ilvl w:val="0"/>
-          <w:numId w:val="1025"/>
+          <w:numId w:val="1026"/>
         </w:numPr>
       </w:pPr>
       <w:r>
         <w:t xml:space="preserve">Orientación horizontal disponible; al voltear el gráfico se conservan leyendas, estilos de texto, barras de error y etiquetas de significancia.</w:t>
       </w:r>
     </w:p>
-    <w:bookmarkEnd w:id="110"/>
-    <w:bookmarkStart w:id="111" w:name="correlación"/>
+    <w:bookmarkEnd w:id="43"/>
+    <w:bookmarkStart w:id="44" w:name="correlación"/>
     <w:p>
       <w:pPr>
         <w:pStyle w:val="Heading3"/>
@@ -3374,7 +3798,7 @@
         <w:pStyle w:val="Compact"/>
         <w:numPr>
           <w:ilvl w:val="0"/>
-          <w:numId w:val="1026"/>
+          <w:numId w:val="1027"/>
         </w:numPr>
       </w:pPr>
       <w:r>
@@ -3386,7 +3810,7 @@
         <w:pStyle w:val="Compact"/>
         <w:numPr>
           <w:ilvl w:val="0"/>
-          <w:numId w:val="1026"/>
+          <w:numId w:val="1027"/>
         </w:numPr>
       </w:pPr>
       <w:r>
@@ -3398,7 +3822,7 @@
         <w:pStyle w:val="Compact"/>
         <w:numPr>
           <w:ilvl w:val="0"/>
-          <w:numId w:val="1026"/>
+          <w:numId w:val="1027"/>
         </w:numPr>
       </w:pPr>
       <w:r>
@@ -3446,15 +3870,15 @@
         <w:pStyle w:val="Compact"/>
         <w:numPr>
           <w:ilvl w:val="0"/>
-          <w:numId w:val="1026"/>
+          <w:numId w:val="1027"/>
         </w:numPr>
       </w:pPr>
       <w:r>
         <w:t xml:space="preserve">Panel avanzado con cribado uno-contra-todos y exportación Excel.</w:t>
       </w:r>
     </w:p>
-    <w:bookmarkEnd w:id="111"/>
-    <w:bookmarkStart w:id="112" w:name="mapa-de-calor"/>
+    <w:bookmarkEnd w:id="44"/>
+    <w:bookmarkStart w:id="45" w:name="mapa-de-calor"/>
     <w:p>
       <w:pPr>
         <w:pStyle w:val="Heading3"/>
@@ -3468,7 +3892,7 @@
         <w:pStyle w:val="Compact"/>
         <w:numPr>
           <w:ilvl w:val="0"/>
-          <w:numId w:val="1027"/>
+          <w:numId w:val="1028"/>
         </w:numPr>
       </w:pPr>
       <w:r>
@@ -3480,7 +3904,7 @@
         <w:pStyle w:val="Compact"/>
         <w:numPr>
           <w:ilvl w:val="0"/>
-          <w:numId w:val="1027"/>
+          <w:numId w:val="1028"/>
         </w:numPr>
       </w:pPr>
       <w:r>
@@ -3492,7 +3916,7 @@
         <w:pStyle w:val="Compact"/>
         <w:numPr>
           <w:ilvl w:val="0"/>
-          <w:numId w:val="1027"/>
+          <w:numId w:val="1028"/>
         </w:numPr>
       </w:pPr>
       <w:r>
@@ -3504,15 +3928,15 @@
         <w:pStyle w:val="Compact"/>
         <w:numPr>
           <w:ilvl w:val="0"/>
-          <w:numId w:val="1027"/>
+          <w:numId w:val="1028"/>
         </w:numPr>
       </w:pPr>
       <w:r>
         <w:t xml:space="preserve">Etiquetas de valor en celdas opcionales.</w:t>
       </w:r>
     </w:p>
-    <w:bookmarkEnd w:id="112"/>
-    <w:bookmarkStart w:id="113" w:name="matriz-de-correlación"/>
+    <w:bookmarkEnd w:id="45"/>
+    <w:bookmarkStart w:id="46" w:name="matriz-de-correlación"/>
     <w:p>
       <w:pPr>
         <w:pStyle w:val="Heading3"/>
@@ -3526,7 +3950,7 @@
         <w:pStyle w:val="Compact"/>
         <w:numPr>
           <w:ilvl w:val="0"/>
-          <w:numId w:val="1028"/>
+          <w:numId w:val="1029"/>
         </w:numPr>
       </w:pPr>
       <w:r>
@@ -3538,7 +3962,7 @@
         <w:pStyle w:val="Compact"/>
         <w:numPr>
           <w:ilvl w:val="0"/>
-          <w:numId w:val="1028"/>
+          <w:numId w:val="1029"/>
         </w:numPr>
       </w:pPr>
       <w:r>
@@ -3550,15 +3974,15 @@
         <w:pStyle w:val="Compact"/>
         <w:numPr>
           <w:ilvl w:val="0"/>
-          <w:numId w:val="1028"/>
+          <w:numId w:val="1029"/>
         </w:numPr>
       </w:pPr>
       <w:r>
         <w:t xml:space="preserve">Opción de mostrar solo etiquetas significativas.</w:t>
       </w:r>
     </w:p>
-    <w:bookmarkEnd w:id="113"/>
-    <w:bookmarkStart w:id="114" w:name="curvas"/>
+    <w:bookmarkEnd w:id="46"/>
+    <w:bookmarkStart w:id="47" w:name="curvas"/>
     <w:p>
       <w:pPr>
         <w:pStyle w:val="Heading3"/>
@@ -3572,19 +3996,19 @@
         <w:pStyle w:val="Compact"/>
         <w:numPr>
           <w:ilvl w:val="0"/>
-          <w:numId w:val="1029"/>
-        </w:numPr>
-      </w:pPr>
-      <w:r>
-        <w:t xml:space="preserve">Configura ejes, etiquetas y grosor.</w:t>
-      </w:r>
-    </w:p>
-    <w:p>
-      <w:pPr>
-        <w:pStyle w:val="Compact"/>
-        <w:numPr>
-          <w:ilvl w:val="0"/>
-          <w:numId w:val="1029"/>
+          <w:numId w:val="1030"/>
+        </w:numPr>
+      </w:pPr>
+      <w:r>
+        <w:t xml:space="preserve">Configura ejes, etiquetas, grosor de línea y tamaño de puntos de curvas.</w:t>
+      </w:r>
+    </w:p>
+    <w:p>
+      <w:pPr>
+        <w:pStyle w:val="Compact"/>
+        <w:numPr>
+          <w:ilvl w:val="0"/>
+          <w:numId w:val="1030"/>
         </w:numPr>
       </w:pPr>
       <w:r>
@@ -3596,23 +4020,13 @@
         <w:pStyle w:val="Compact"/>
         <w:numPr>
           <w:ilvl w:val="0"/>
-          <w:numId w:val="1029"/>
+          <w:numId w:val="1030"/>
         </w:numPr>
       </w:pPr>
       <w:r>
         <w:t xml:space="preserve">Opción de mostrar trayectorias crudas de réplicas.</w:t>
       </w:r>
     </w:p>
-    <w:bookmarkEnd w:id="114"/>
-    <w:bookmarkStart w:id="118" w:name="controles-compartidos-de-apariencia"/>
-    <w:p>
-      <w:pPr>
-        <w:pStyle w:val="Heading3"/>
-      </w:pPr>
-      <w:r>
-        <w:t xml:space="preserve">Controles compartidos de apariencia</w:t>
-      </w:r>
-    </w:p>
     <w:p>
       <w:pPr>
         <w:pStyle w:val="Compact"/>
@@ -3621,99 +4035,40 @@
           <w:numId w:val="1030"/>
         </w:numPr>
       </w:pPr>
-      <w:r>
-        <w:t xml:space="preserve">El selector</w:t>
-      </w:r>
-      <w:r>
-        <w:t xml:space="preserve"> </w:t>
-      </w:r>
       <w:r>
         <w:rPr>
           <w:b/>
           <w:bCs/>
         </w:rPr>
-        <w:t xml:space="preserve">Estadístico de barras de error</w:t>
-      </w:r>
-      <w:r>
-        <w:t xml:space="preserve"> </w:t>
-      </w:r>
-      <w:r>
-        <w:t xml:space="preserve">controla las barras de desviación cuando están disponibles:</w:t>
-      </w:r>
-    </w:p>
-    <w:p>
-      <w:pPr>
-        <w:pStyle w:val="Compact"/>
-        <w:numPr>
-          <w:ilvl w:val="1"/>
+        <w:t xml:space="preserve">Tamaño de puntos de curvas</w:t>
+      </w:r>
+      <w:r>
+        <w:t xml:space="preserve"> </w:t>
+      </w:r>
+      <w:r>
+        <w:t xml:space="preserve">controla los marcadores visibles cuando se selecciona la geometría de línea y puntos. Solo cambia el tamaño de los marcadores; no modifica los valores, la geometría de las líneas ni los resultados estadísticos.</w:t>
+      </w:r>
+    </w:p>
+    <w:bookmarkEnd w:id="47"/>
+    <w:bookmarkStart w:id="51" w:name="controles-compartidos-de-apariencia"/>
+    <w:p>
+      <w:pPr>
+        <w:pStyle w:val="Heading3"/>
+      </w:pPr>
+      <w:r>
+        <w:t xml:space="preserve">Controles compartidos de apariencia</w:t>
+      </w:r>
+    </w:p>
+    <w:p>
+      <w:pPr>
+        <w:pStyle w:val="Compact"/>
+        <w:numPr>
+          <w:ilvl w:val="0"/>
           <w:numId w:val="1031"/>
         </w:numPr>
       </w:pPr>
       <w:r>
-        <w:rPr>
-          <w:rStyle w:val="VerbatimChar"/>
-        </w:rPr>
-        <w:t xml:space="preserve">SD</w:t>
-      </w:r>
-      <w:r>
-        <w:t xml:space="preserve">/</w:t>
-      </w:r>
-      <w:r>
-        <w:rPr>
-          <w:rStyle w:val="VerbatimChar"/>
-        </w:rPr>
-        <w:t xml:space="preserve">DE</w:t>
-      </w:r>
-      <w:r>
-        <w:t xml:space="preserve">: media +/- desviación estándar.</w:t>
-      </w:r>
-    </w:p>
-    <w:p>
-      <w:pPr>
-        <w:pStyle w:val="Compact"/>
-        <w:numPr>
-          <w:ilvl w:val="1"/>
-          <w:numId w:val="1031"/>
-        </w:numPr>
-      </w:pPr>
-      <w:r>
-        <w:rPr>
-          <w:rStyle w:val="VerbatimChar"/>
-        </w:rPr>
-        <w:t xml:space="preserve">SEM</w:t>
-      </w:r>
-      <w:r>
-        <w:t xml:space="preserve">: media +/- error estándar.</w:t>
-      </w:r>
-    </w:p>
-    <w:p>
-      <w:pPr>
-        <w:pStyle w:val="Compact"/>
-        <w:numPr>
-          <w:ilvl w:val="1"/>
-          <w:numId w:val="1031"/>
-        </w:numPr>
-      </w:pPr>
-      <w:r>
-        <w:rPr>
-          <w:rStyle w:val="VerbatimChar"/>
-        </w:rPr>
-        <w:t xml:space="preserve">Min-Max</w:t>
-      </w:r>
-      <w:r>
-        <w:t xml:space="preserve">: mínimo observado a máximo observado; disponible solo en Caja.</w:t>
-      </w:r>
-    </w:p>
-    <w:p>
-      <w:pPr>
-        <w:pStyle w:val="Compact"/>
-        <w:numPr>
-          <w:ilvl w:val="0"/>
-          <w:numId w:val="1030"/>
-        </w:numPr>
-      </w:pPr>
-      <w:r>
-        <w:t xml:space="preserve">La sección desplegable</w:t>
+        <w:t xml:space="preserve">El selector</w:t>
       </w:r>
       <w:r>
         <w:t xml:space="preserve"> </w:t>
@@ -3723,28 +4078,119 @@
           <w:b/>
           <w:bCs/>
         </w:rPr>
-        <w:t xml:space="preserve">Estilo de texto</w:t>
-      </w:r>
-      <w:r>
-        <w:t xml:space="preserve"> </w:t>
-      </w:r>
-      <w:r>
-        <w:t xml:space="preserve">está disponible para gráficos individuales.</w:t>
-      </w:r>
-    </w:p>
-    <w:p>
-      <w:pPr>
-        <w:pStyle w:val="Compact"/>
-        <w:numPr>
-          <w:ilvl w:val="0"/>
-          <w:numId w:val="1030"/>
-        </w:numPr>
-      </w:pPr>
+        <w:t xml:space="preserve">Estadístico de barras de error</w:t>
+      </w:r>
+      <w:r>
+        <w:t xml:space="preserve"> </w:t>
+      </w:r>
+      <w:r>
+        <w:t xml:space="preserve">controla las barras de desviación cuando están disponibles:</w:t>
+      </w:r>
+    </w:p>
+    <w:p>
+      <w:pPr>
+        <w:pStyle w:val="Compact"/>
+        <w:numPr>
+          <w:ilvl w:val="1"/>
+          <w:numId w:val="1032"/>
+        </w:numPr>
+      </w:pPr>
+      <w:r>
+        <w:rPr>
+          <w:rStyle w:val="VerbatimChar"/>
+        </w:rPr>
+        <w:t xml:space="preserve">SD</w:t>
+      </w:r>
+      <w:r>
+        <w:t xml:space="preserve">/</w:t>
+      </w:r>
+      <w:r>
+        <w:rPr>
+          <w:rStyle w:val="VerbatimChar"/>
+        </w:rPr>
+        <w:t xml:space="preserve">DE</w:t>
+      </w:r>
+      <w:r>
+        <w:t xml:space="preserve">: media +/- desviación estándar.</w:t>
+      </w:r>
+    </w:p>
+    <w:p>
+      <w:pPr>
+        <w:pStyle w:val="Compact"/>
+        <w:numPr>
+          <w:ilvl w:val="1"/>
+          <w:numId w:val="1032"/>
+        </w:numPr>
+      </w:pPr>
+      <w:r>
+        <w:rPr>
+          <w:rStyle w:val="VerbatimChar"/>
+        </w:rPr>
+        <w:t xml:space="preserve">SEM</w:t>
+      </w:r>
+      <w:r>
+        <w:t xml:space="preserve">: media +/- error estándar.</w:t>
+      </w:r>
+    </w:p>
+    <w:p>
+      <w:pPr>
+        <w:pStyle w:val="Compact"/>
+        <w:numPr>
+          <w:ilvl w:val="1"/>
+          <w:numId w:val="1032"/>
+        </w:numPr>
+      </w:pPr>
+      <w:r>
+        <w:rPr>
+          <w:rStyle w:val="VerbatimChar"/>
+        </w:rPr>
+        <w:t xml:space="preserve">Min-Max</w:t>
+      </w:r>
+      <w:r>
+        <w:t xml:space="preserve">: mínimo observado a máximo observado; disponible solo en Caja.</w:t>
+      </w:r>
+    </w:p>
+    <w:p>
+      <w:pPr>
+        <w:pStyle w:val="Compact"/>
+        <w:numPr>
+          <w:ilvl w:val="0"/>
+          <w:numId w:val="1031"/>
+        </w:numPr>
+      </w:pPr>
+      <w:r>
+        <w:t xml:space="preserve">La sección desplegable</w:t>
+      </w:r>
+      <w:r>
+        <w:t xml:space="preserve"> </w:t>
+      </w:r>
       <w:r>
         <w:rPr>
           <w:b/>
           <w:bCs/>
         </w:rPr>
+        <w:t xml:space="preserve">Estilo de texto</w:t>
+      </w:r>
+      <w:r>
+        <w:t xml:space="preserve"> </w:t>
+      </w:r>
+      <w:r>
+        <w:t xml:space="preserve">está disponible para gráficos individuales.</w:t>
+      </w:r>
+    </w:p>
+    <w:p>
+      <w:pPr>
+        <w:pStyle w:val="Compact"/>
+        <w:numPr>
+          <w:ilvl w:val="0"/>
+          <w:numId w:val="1031"/>
+        </w:numPr>
+      </w:pPr>
+      <w:r>
+        <w:rPr>
+          <w:b/>
+          <w:bCs/>
+        </w:rPr>
         <w:t xml:space="preserve">Familia tipográfica</w:t>
       </w:r>
       <w:r>
@@ -3759,7 +4205,7 @@
         <w:pStyle w:val="Compact"/>
         <w:numPr>
           <w:ilvl w:val="0"/>
-          <w:numId w:val="1030"/>
+          <w:numId w:val="1031"/>
         </w:numPr>
       </w:pPr>
       <w:r>
@@ -3771,7 +4217,7 @@
         <w:pStyle w:val="Compact"/>
         <w:numPr>
           <w:ilvl w:val="0"/>
-          <w:numId w:val="1030"/>
+          <w:numId w:val="1031"/>
         </w:numPr>
       </w:pPr>
       <w:r>
@@ -3783,7 +4229,7 @@
         <w:pStyle w:val="Compact"/>
         <w:numPr>
           <w:ilvl w:val="0"/>
-          <w:numId w:val="1030"/>
+          <w:numId w:val="1031"/>
         </w:numPr>
       </w:pPr>
       <w:r>
@@ -3795,7 +4241,7 @@
         <w:pStyle w:val="Compact"/>
         <w:numPr>
           <w:ilvl w:val="0"/>
-          <w:numId w:val="1030"/>
+          <w:numId w:val="1031"/>
         </w:numPr>
       </w:pPr>
       <w:r>
@@ -3807,7 +4253,7 @@
         <w:pStyle w:val="Compact"/>
         <w:numPr>
           <w:ilvl w:val="0"/>
-          <w:numId w:val="1030"/>
+          <w:numId w:val="1031"/>
         </w:numPr>
       </w:pPr>
       <w:r>
@@ -3825,7 +4271,7 @@
         <w:pStyle w:val="Compact"/>
         <w:numPr>
           <w:ilvl w:val="0"/>
-          <w:numId w:val="1030"/>
+          <w:numId w:val="1031"/>
         </w:numPr>
       </w:pPr>
       <w:r>
@@ -3868,18 +4314,18 @@
           <wp:inline>
             <wp:extent cx="3185962" cy="5014762"/>
             <wp:effectExtent b="0" l="0" r="0" t="0"/>
-            <wp:docPr descr="Controles de estilo de texto" title="" id="116" name="Picture"/>
+            <wp:docPr descr="Controles de estilo de texto" title="" id="49" name="Picture"/>
             <a:graphic>
               <a:graphicData uri="http://schemas.openxmlformats.org/drawingml/2006/picture">
                 <pic:pic>
                   <pic:nvPicPr>
-                    <pic:cNvPr descr="manual_images/11_text_styling_controls.png" id="117" name="Picture"/>
+                    <pic:cNvPr descr="manual_images/11_text_styling_controls.png" id="50" name="Picture"/>
                     <pic:cNvPicPr>
                       <a:picLocks noChangeArrowheads="1" noChangeAspect="1"/>
                     </pic:cNvPicPr>
                   </pic:nvPicPr>
                   <pic:blipFill>
-                    <a:blip r:embed="rId115"/>
+                    <a:blip r:embed="rId48"/>
                     <a:stretch>
                       <a:fillRect/>
                     </a:stretch>
@@ -3906,8 +4352,8 @@
         </w:drawing>
       </w:r>
     </w:p>
-    <w:bookmarkEnd w:id="118"/>
-    <w:bookmarkStart w:id="123" w:name="panel-de-composición"/>
+    <w:bookmarkEnd w:id="51"/>
+    <w:bookmarkStart w:id="56" w:name="panel-de-composición"/>
     <w:p>
       <w:pPr>
         <w:pStyle w:val="Heading3"/>
@@ -3929,7 +4375,7 @@
         <w:pStyle w:val="Compact"/>
         <w:numPr>
           <w:ilvl w:val="0"/>
-          <w:numId w:val="1032"/>
+          <w:numId w:val="1033"/>
         </w:numPr>
       </w:pPr>
       <w:r>
@@ -3954,7 +4400,7 @@
         <w:pStyle w:val="Compact"/>
         <w:numPr>
           <w:ilvl w:val="0"/>
-          <w:numId w:val="1032"/>
+          <w:numId w:val="1033"/>
         </w:numPr>
       </w:pPr>
       <w:r>
@@ -3982,7 +4428,7 @@
         <w:pStyle w:val="Compact"/>
         <w:numPr>
           <w:ilvl w:val="0"/>
-          <w:numId w:val="1032"/>
+          <w:numId w:val="1033"/>
         </w:numPr>
       </w:pPr>
       <w:r>
@@ -3994,7 +4440,7 @@
         <w:pStyle w:val="Compact"/>
         <w:numPr>
           <w:ilvl w:val="0"/>
-          <w:numId w:val="1032"/>
+          <w:numId w:val="1033"/>
         </w:numPr>
       </w:pPr>
       <w:r>
@@ -4006,7 +4452,7 @@
         <w:pStyle w:val="Compact"/>
         <w:numPr>
           <w:ilvl w:val="0"/>
-          <w:numId w:val="1032"/>
+          <w:numId w:val="1033"/>
         </w:numPr>
       </w:pPr>
       <w:r>
@@ -4034,7 +4480,7 @@
         <w:pStyle w:val="Compact"/>
         <w:numPr>
           <w:ilvl w:val="0"/>
-          <w:numId w:val="1032"/>
+          <w:numId w:val="1033"/>
         </w:numPr>
       </w:pPr>
       <w:r>
@@ -4070,7 +4516,7 @@
         <w:pStyle w:val="Compact"/>
         <w:numPr>
           <w:ilvl w:val="0"/>
-          <w:numId w:val="1032"/>
+          <w:numId w:val="1033"/>
         </w:numPr>
       </w:pPr>
       <w:r>
@@ -4116,7 +4562,7 @@
         <w:t xml:space="preserve">o el metadata de composición.</w:t>
       </w:r>
     </w:p>
-    <w:bookmarkStart w:id="122" w:name="dpi-y-dimensiones-físicas"/>
+    <w:bookmarkStart w:id="55" w:name="dpi-y-dimensiones-físicas"/>
     <w:p>
       <w:pPr>
         <w:pStyle w:val="Heading4"/>
@@ -4130,7 +4576,7 @@
         <w:pStyle w:val="Compact"/>
         <w:numPr>
           <w:ilvl w:val="0"/>
-          <w:numId w:val="1033"/>
+          <w:numId w:val="1034"/>
         </w:numPr>
       </w:pPr>
       <w:r>
@@ -4171,7 +4617,7 @@
         <w:pStyle w:val="Compact"/>
         <w:numPr>
           <w:ilvl w:val="0"/>
-          <w:numId w:val="1033"/>
+          <w:numId w:val="1034"/>
         </w:numPr>
       </w:pPr>
       <w:r>
@@ -4195,7 +4641,7 @@
         <w:pStyle w:val="Compact"/>
         <w:numPr>
           <w:ilvl w:val="0"/>
-          <w:numId w:val="1033"/>
+          <w:numId w:val="1034"/>
         </w:numPr>
       </w:pPr>
       <w:r>
@@ -4231,7 +4677,7 @@
         <w:pStyle w:val="Compact"/>
         <w:numPr>
           <w:ilvl w:val="0"/>
-          <w:numId w:val="1033"/>
+          <w:numId w:val="1034"/>
         </w:numPr>
       </w:pPr>
       <w:r>
@@ -4243,7 +4689,7 @@
         <w:pStyle w:val="Compact"/>
         <w:numPr>
           <w:ilvl w:val="0"/>
-          <w:numId w:val="1033"/>
+          <w:numId w:val="1034"/>
         </w:numPr>
       </w:pPr>
       <w:r>
@@ -4255,7 +4701,7 @@
         <w:pStyle w:val="Compact"/>
         <w:numPr>
           <w:ilvl w:val="0"/>
-          <w:numId w:val="1033"/>
+          <w:numId w:val="1034"/>
         </w:numPr>
       </w:pPr>
       <w:r>
@@ -4267,7 +4713,7 @@
         <w:pStyle w:val="Compact"/>
         <w:numPr>
           <w:ilvl w:val="0"/>
-          <w:numId w:val="1033"/>
+          <w:numId w:val="1034"/>
         </w:numPr>
       </w:pPr>
       <w:r>
@@ -4315,18 +4761,18 @@
           <wp:inline>
             <wp:extent cx="5334000" cy="2115879"/>
             <wp:effectExtent b="0" l="0" r="0" t="0"/>
-            <wp:docPr descr="Configuración de significancia y anotaciones" title="" id="120" name="Picture"/>
+            <wp:docPr descr="Configuración de significancia y anotaciones" title="" id="53" name="Picture"/>
             <a:graphic>
               <a:graphicData uri="http://schemas.openxmlformats.org/drawingml/2006/picture">
                 <pic:pic>
                   <pic:nvPicPr>
-                    <pic:cNvPr descr="manual_images/10_significance_annotations.png" id="121" name="Picture"/>
+                    <pic:cNvPr descr="manual_images/10_significance_annotations.png" id="54" name="Picture"/>
                     <pic:cNvPicPr>
                       <a:picLocks noChangeArrowheads="1" noChangeAspect="1"/>
                     </pic:cNvPicPr>
                   </pic:nvPicPr>
                   <pic:blipFill>
-                    <a:blip r:embed="rId119"/>
+                    <a:blip r:embed="rId52"/>
                     <a:stretch>
                       <a:fillRect/>
                     </a:stretch>
@@ -4353,10 +4799,10 @@
         </w:drawing>
       </w:r>
     </w:p>
-    <w:bookmarkEnd w:id="122"/>
-    <w:bookmarkEnd w:id="123"/>
-    <w:bookmarkEnd w:id="124"/>
-    <w:bookmarkStart w:id="125" w:name="X784a3f1f5904a93f9634a04c4f667f10394c63c"/>
+    <w:bookmarkEnd w:id="55"/>
+    <w:bookmarkEnd w:id="56"/>
+    <w:bookmarkEnd w:id="57"/>
+    <w:bookmarkStart w:id="58" w:name="X784a3f1f5904a93f9634a04c4f667f10394c63c"/>
     <w:p>
       <w:pPr>
         <w:pStyle w:val="Heading2"/>
@@ -4394,7 +4840,7 @@
         <w:pStyle w:val="Compact"/>
         <w:numPr>
           <w:ilvl w:val="0"/>
-          <w:numId w:val="1034"/>
+          <w:numId w:val="1035"/>
         </w:numPr>
       </w:pPr>
       <w:r>
@@ -4418,7 +4864,7 @@
         <w:pStyle w:val="Compact"/>
         <w:numPr>
           <w:ilvl w:val="0"/>
-          <w:numId w:val="1034"/>
+          <w:numId w:val="1035"/>
         </w:numPr>
       </w:pPr>
       <w:r>
@@ -4463,15 +4909,15 @@
         <w:pStyle w:val="Compact"/>
         <w:numPr>
           <w:ilvl w:val="0"/>
-          <w:numId w:val="1034"/>
+          <w:numId w:val="1035"/>
         </w:numPr>
       </w:pPr>
       <w:r>
         <w:t xml:space="preserve">Si no hay emparejamiento estricto, se aplica lógica de respaldo.</w:t>
       </w:r>
     </w:p>
-    <w:bookmarkEnd w:id="125"/>
-    <w:bookmarkStart w:id="127" w:name="X08b670b6b7f9a75f2188e36fdc7de5816db16f1"/>
+    <w:bookmarkEnd w:id="58"/>
+    <w:bookmarkStart w:id="60" w:name="X08b670b6b7f9a75f2188e36fdc7de5816db16f1"/>
     <w:p>
       <w:pPr>
         <w:pStyle w:val="Heading2"/>
@@ -4480,7 +4926,7 @@
         <w:t xml:space="preserve">8. Estadística</w:t>
       </w:r>
     </w:p>
-    <w:bookmarkStart w:id="126" w:name="herramientas-estadísticas-principales"/>
+    <w:bookmarkStart w:id="59" w:name="herramientas-estadísticas-principales"/>
     <w:p>
       <w:pPr>
         <w:pStyle w:val="Heading3"/>
@@ -4494,7 +4940,7 @@
         <w:pStyle w:val="Compact"/>
         <w:numPr>
           <w:ilvl w:val="0"/>
-          <w:numId w:val="1035"/>
+          <w:numId w:val="1036"/>
         </w:numPr>
       </w:pPr>
       <w:r>
@@ -4515,7 +4961,7 @@
         <w:pStyle w:val="Compact"/>
         <w:numPr>
           <w:ilvl w:val="0"/>
-          <w:numId w:val="1035"/>
+          <w:numId w:val="1036"/>
         </w:numPr>
       </w:pPr>
       <w:r>
@@ -4536,7 +4982,7 @@
         <w:pStyle w:val="Compact"/>
         <w:numPr>
           <w:ilvl w:val="0"/>
-          <w:numId w:val="1035"/>
+          <w:numId w:val="1036"/>
         </w:numPr>
       </w:pPr>
       <w:r>
@@ -4557,7 +5003,7 @@
         <w:pStyle w:val="Compact"/>
         <w:numPr>
           <w:ilvl w:val="0"/>
-          <w:numId w:val="1035"/>
+          <w:numId w:val="1036"/>
         </w:numPr>
       </w:pPr>
       <w:r>
@@ -4578,7 +5024,7 @@
         <w:pStyle w:val="Compact"/>
         <w:numPr>
           <w:ilvl w:val="0"/>
-          <w:numId w:val="1035"/>
+          <w:numId w:val="1036"/>
         </w:numPr>
       </w:pPr>
       <w:r>
@@ -4599,7 +5045,7 @@
         <w:pStyle w:val="Compact"/>
         <w:numPr>
           <w:ilvl w:val="0"/>
-          <w:numId w:val="1035"/>
+          <w:numId w:val="1036"/>
         </w:numPr>
       </w:pPr>
       <w:r>
@@ -4632,7 +5078,7 @@
         <w:pStyle w:val="Compact"/>
         <w:numPr>
           <w:ilvl w:val="0"/>
-          <w:numId w:val="1035"/>
+          <w:numId w:val="1036"/>
         </w:numPr>
       </w:pPr>
       <w:r>
@@ -4653,7 +5099,7 @@
         <w:pStyle w:val="Compact"/>
         <w:numPr>
           <w:ilvl w:val="0"/>
-          <w:numId w:val="1035"/>
+          <w:numId w:val="1036"/>
         </w:numPr>
       </w:pPr>
       <w:r>
@@ -4682,7 +5128,7 @@
         <w:pStyle w:val="Compact"/>
         <w:numPr>
           <w:ilvl w:val="0"/>
-          <w:numId w:val="1036"/>
+          <w:numId w:val="1037"/>
         </w:numPr>
       </w:pPr>
       <w:r>
@@ -4703,7 +5149,7 @@
         <w:pStyle w:val="Compact"/>
         <w:numPr>
           <w:ilvl w:val="0"/>
-          <w:numId w:val="1036"/>
+          <w:numId w:val="1037"/>
         </w:numPr>
       </w:pPr>
       <w:r>
@@ -4724,7 +5170,7 @@
         <w:pStyle w:val="Compact"/>
         <w:numPr>
           <w:ilvl w:val="0"/>
-          <w:numId w:val="1036"/>
+          <w:numId w:val="1037"/>
         </w:numPr>
       </w:pPr>
       <w:r>
@@ -4745,7 +5191,7 @@
         <w:pStyle w:val="Compact"/>
         <w:numPr>
           <w:ilvl w:val="0"/>
-          <w:numId w:val="1036"/>
+          <w:numId w:val="1037"/>
         </w:numPr>
       </w:pPr>
       <w:r>
@@ -4832,7 +5278,7 @@
         <w:pStyle w:val="Compact"/>
         <w:numPr>
           <w:ilvl w:val="0"/>
-          <w:numId w:val="1037"/>
+          <w:numId w:val="1038"/>
         </w:numPr>
       </w:pPr>
       <w:r>
@@ -4889,7 +5335,7 @@
         <w:pStyle w:val="Compact"/>
         <w:numPr>
           <w:ilvl w:val="0"/>
-          <w:numId w:val="1037"/>
+          <w:numId w:val="1038"/>
         </w:numPr>
       </w:pPr>
       <w:r>
@@ -4931,7 +5377,7 @@
         <w:pStyle w:val="Compact"/>
         <w:numPr>
           <w:ilvl w:val="0"/>
-          <w:numId w:val="1037"/>
+          <w:numId w:val="1038"/>
         </w:numPr>
       </w:pPr>
       <w:r>
@@ -4958,7 +5404,7 @@
         <w:pStyle w:val="Compact"/>
         <w:numPr>
           <w:ilvl w:val="0"/>
-          <w:numId w:val="1037"/>
+          <w:numId w:val="1038"/>
         </w:numPr>
       </w:pPr>
       <w:r>
@@ -5044,7 +5490,7 @@
         <w:pStyle w:val="Compact"/>
         <w:numPr>
           <w:ilvl w:val="0"/>
-          <w:numId w:val="1038"/>
+          <w:numId w:val="1039"/>
         </w:numPr>
       </w:pPr>
       <w:r>
@@ -5056,7 +5502,7 @@
         <w:pStyle w:val="Compact"/>
         <w:numPr>
           <w:ilvl w:val="0"/>
-          <w:numId w:val="1038"/>
+          <w:numId w:val="1039"/>
         </w:numPr>
       </w:pPr>
       <w:r>
@@ -5068,7 +5514,7 @@
         <w:pStyle w:val="Compact"/>
         <w:numPr>
           <w:ilvl w:val="0"/>
-          <w:numId w:val="1038"/>
+          <w:numId w:val="1039"/>
         </w:numPr>
       </w:pPr>
       <w:r>
@@ -5088,7 +5534,7 @@
         <w:pStyle w:val="Compact"/>
         <w:numPr>
           <w:ilvl w:val="0"/>
-          <w:numId w:val="1039"/>
+          <w:numId w:val="1040"/>
         </w:numPr>
       </w:pPr>
       <w:r>
@@ -5100,7 +5546,7 @@
         <w:pStyle w:val="Compact"/>
         <w:numPr>
           <w:ilvl w:val="0"/>
-          <w:numId w:val="1039"/>
+          <w:numId w:val="1040"/>
         </w:numPr>
       </w:pPr>
       <w:r>
@@ -5112,7 +5558,7 @@
         <w:pStyle w:val="Compact"/>
         <w:numPr>
           <w:ilvl w:val="0"/>
-          <w:numId w:val="1039"/>
+          <w:numId w:val="1040"/>
         </w:numPr>
       </w:pPr>
       <w:r>
@@ -5124,7 +5570,7 @@
         <w:pStyle w:val="Compact"/>
         <w:numPr>
           <w:ilvl w:val="0"/>
-          <w:numId w:val="1039"/>
+          <w:numId w:val="1040"/>
         </w:numPr>
       </w:pPr>
       <w:r>
@@ -5197,9 +5643,9 @@
         <w:t xml:space="preserve">y algunas rutas no paramétricas que requieren datos crudos se desactivan.</w:t>
       </w:r>
     </w:p>
-    <w:bookmarkEnd w:id="126"/>
-    <w:bookmarkEnd w:id="127"/>
-    <w:bookmarkStart w:id="128" w:name="Xfd951e1857e16be0fbfbc51e6054c4da8871e10"/>
+    <w:bookmarkEnd w:id="59"/>
+    <w:bookmarkEnd w:id="60"/>
+    <w:bookmarkStart w:id="61" w:name="Xfd951e1857e16be0fbfbc51e6054c4da8871e10"/>
     <w:p>
       <w:pPr>
         <w:pStyle w:val="Heading2"/>
@@ -5221,7 +5667,7 @@
         <w:pStyle w:val="Compact"/>
         <w:numPr>
           <w:ilvl w:val="0"/>
-          <w:numId w:val="1040"/>
+          <w:numId w:val="1041"/>
         </w:numPr>
       </w:pPr>
       <w:r>
@@ -5233,7 +5679,7 @@
         <w:pStyle w:val="Compact"/>
         <w:numPr>
           <w:ilvl w:val="0"/>
-          <w:numId w:val="1040"/>
+          <w:numId w:val="1041"/>
         </w:numPr>
       </w:pPr>
       <w:r>
@@ -5290,7 +5736,7 @@
         <w:pStyle w:val="Compact"/>
         <w:numPr>
           <w:ilvl w:val="0"/>
-          <w:numId w:val="1040"/>
+          <w:numId w:val="1041"/>
         </w:numPr>
       </w:pPr>
       <w:r>
@@ -5310,7 +5756,7 @@
         <w:pStyle w:val="Compact"/>
         <w:numPr>
           <w:ilvl w:val="0"/>
-          <w:numId w:val="1041"/>
+          <w:numId w:val="1042"/>
         </w:numPr>
       </w:pPr>
       <w:r>
@@ -5322,7 +5768,7 @@
         <w:pStyle w:val="Compact"/>
         <w:numPr>
           <w:ilvl w:val="0"/>
-          <w:numId w:val="1041"/>
+          <w:numId w:val="1042"/>
         </w:numPr>
       </w:pPr>
       <w:r>
@@ -5334,7 +5780,7 @@
         <w:pStyle w:val="Compact"/>
         <w:numPr>
           <w:ilvl w:val="0"/>
-          <w:numId w:val="1041"/>
+          <w:numId w:val="1042"/>
         </w:numPr>
       </w:pPr>
       <w:r>
@@ -5370,7 +5816,7 @@
         <w:pStyle w:val="Compact"/>
         <w:numPr>
           <w:ilvl w:val="0"/>
-          <w:numId w:val="1041"/>
+          <w:numId w:val="1042"/>
         </w:numPr>
       </w:pPr>
       <w:r>
@@ -5406,7 +5852,7 @@
         <w:pStyle w:val="Compact"/>
         <w:numPr>
           <w:ilvl w:val="0"/>
-          <w:numId w:val="1041"/>
+          <w:numId w:val="1042"/>
         </w:numPr>
       </w:pPr>
       <w:r>
@@ -5434,8 +5880,8 @@
         <w:t xml:space="preserve">, elige el parámetro antes de agregar una etiqueta. Las etiquetas automáticas conservan la identidad del parámetro y se ubican sobre el grupo objetivo seleccionado para ese parámetro.</w:t>
       </w:r>
     </w:p>
-    <w:bookmarkEnd w:id="128"/>
-    <w:bookmarkStart w:id="134" w:name="Xc2b86501cc804adc80e56831b8510edbedb0cab"/>
+    <w:bookmarkEnd w:id="61"/>
+    <w:bookmarkStart w:id="67" w:name="Xc2b86501cc804adc80e56831b8510edbedb0cab"/>
     <w:p>
       <w:pPr>
         <w:pStyle w:val="Heading2"/>
@@ -5457,7 +5903,7 @@
         <w:pStyle w:val="Compact"/>
         <w:numPr>
           <w:ilvl w:val="0"/>
-          <w:numId w:val="1042"/>
+          <w:numId w:val="1043"/>
         </w:numPr>
       </w:pPr>
       <w:r>
@@ -5469,7 +5915,7 @@
         <w:pStyle w:val="Compact"/>
         <w:numPr>
           <w:ilvl w:val="0"/>
-          <w:numId w:val="1042"/>
+          <w:numId w:val="1043"/>
         </w:numPr>
       </w:pPr>
       <w:r>
@@ -5481,14 +5927,14 @@
         <w:pStyle w:val="Compact"/>
         <w:numPr>
           <w:ilvl w:val="0"/>
-          <w:numId w:val="1042"/>
+          <w:numId w:val="1043"/>
         </w:numPr>
       </w:pPr>
       <w:r>
         <w:t xml:space="preserve">Tamaño muestral y cobertura de réplicas.</w:t>
       </w:r>
     </w:p>
-    <w:bookmarkStart w:id="129" w:name="réplicas-biológicas"/>
+    <w:bookmarkStart w:id="62" w:name="réplicas-biológicas"/>
     <w:p>
       <w:pPr>
         <w:pStyle w:val="Heading3"/>
@@ -5502,7 +5948,7 @@
         <w:pStyle w:val="Compact"/>
         <w:numPr>
           <w:ilvl w:val="0"/>
-          <w:numId w:val="1043"/>
+          <w:numId w:val="1044"/>
         </w:numPr>
       </w:pPr>
       <w:r>
@@ -5514,7 +5960,7 @@
         <w:pStyle w:val="Compact"/>
         <w:numPr>
           <w:ilvl w:val="0"/>
-          <w:numId w:val="1043"/>
+          <w:numId w:val="1044"/>
         </w:numPr>
       </w:pPr>
       <w:r>
@@ -5526,7 +5972,7 @@
         <w:pStyle w:val="Compact"/>
         <w:numPr>
           <w:ilvl w:val="0"/>
-          <w:numId w:val="1043"/>
+          <w:numId w:val="1044"/>
         </w:numPr>
       </w:pPr>
       <w:r>
@@ -5546,7 +5992,7 @@
         <w:pStyle w:val="Compact"/>
         <w:numPr>
           <w:ilvl w:val="0"/>
-          <w:numId w:val="1044"/>
+          <w:numId w:val="1045"/>
         </w:numPr>
       </w:pPr>
       <w:r>
@@ -5558,15 +6004,15 @@
         <w:pStyle w:val="Compact"/>
         <w:numPr>
           <w:ilvl w:val="0"/>
-          <w:numId w:val="1044"/>
+          <w:numId w:val="1045"/>
         </w:numPr>
       </w:pPr>
       <w:r>
         <w:t xml:space="preserve">Conserva las de menor puntaje (más reproducibles).</w:t>
       </w:r>
     </w:p>
-    <w:bookmarkEnd w:id="129"/>
-    <w:bookmarkStart w:id="133" w:name="réplicas-técnicas"/>
+    <w:bookmarkEnd w:id="62"/>
+    <w:bookmarkStart w:id="66" w:name="réplicas-técnicas"/>
     <w:p>
       <w:pPr>
         <w:pStyle w:val="Heading3"/>
@@ -5588,7 +6034,7 @@
         <w:pStyle w:val="Compact"/>
         <w:numPr>
           <w:ilvl w:val="0"/>
-          <w:numId w:val="1045"/>
+          <w:numId w:val="1046"/>
         </w:numPr>
       </w:pPr>
       <w:r>
@@ -5600,7 +6046,7 @@
         <w:pStyle w:val="Compact"/>
         <w:numPr>
           <w:ilvl w:val="0"/>
-          <w:numId w:val="1045"/>
+          <w:numId w:val="1046"/>
         </w:numPr>
       </w:pPr>
       <w:r>
@@ -5612,7 +6058,7 @@
         <w:pStyle w:val="Compact"/>
         <w:numPr>
           <w:ilvl w:val="0"/>
-          <w:numId w:val="1045"/>
+          <w:numId w:val="1046"/>
         </w:numPr>
       </w:pPr>
       <w:r>
@@ -5624,7 +6070,7 @@
         <w:pStyle w:val="Compact"/>
         <w:numPr>
           <w:ilvl w:val="0"/>
-          <w:numId w:val="1045"/>
+          <w:numId w:val="1046"/>
         </w:numPr>
       </w:pPr>
       <w:r>
@@ -5636,7 +6082,7 @@
         <w:pStyle w:val="Compact"/>
         <w:numPr>
           <w:ilvl w:val="0"/>
-          <w:numId w:val="1045"/>
+          <w:numId w:val="1046"/>
         </w:numPr>
       </w:pPr>
       <w:r>
@@ -5652,18 +6098,18 @@
           <wp:inline>
             <wp:extent cx="5334000" cy="2228174"/>
             <wp:effectExtent b="0" l="0" r="0" t="0"/>
-            <wp:docPr descr="Filtrado de réplicas biológicas" title="" id="131" name="Picture"/>
+            <wp:docPr descr="Filtrado de réplicas biológicas" title="" id="64" name="Picture"/>
             <a:graphic>
               <a:graphicData uri="http://schemas.openxmlformats.org/drawingml/2006/picture">
                 <pic:pic>
                   <pic:nvPicPr>
-                    <pic:cNvPr descr="manual_images/04_filter_biological_replicates.png" id="132" name="Picture"/>
+                    <pic:cNvPr descr="manual_images/04_filter_biological_replicates.png" id="65" name="Picture"/>
                     <pic:cNvPicPr>
                       <a:picLocks noChangeArrowheads="1" noChangeAspect="1"/>
                     </pic:cNvPicPr>
                   </pic:nvPicPr>
                   <pic:blipFill>
-                    <a:blip r:embed="rId130"/>
+                    <a:blip r:embed="rId63"/>
                     <a:stretch>
                       <a:fillRect/>
                     </a:stretch>
@@ -5690,9 +6136,9 @@
         </w:drawing>
       </w:r>
     </w:p>
-    <w:bookmarkEnd w:id="133"/>
-    <w:bookmarkEnd w:id="134"/>
-    <w:bookmarkStart w:id="135" w:name="Xfea01682663a764101ef30ec6c870560247e7f1"/>
+    <w:bookmarkEnd w:id="66"/>
+    <w:bookmarkEnd w:id="67"/>
+    <w:bookmarkStart w:id="68" w:name="Xfea01682663a764101ef30ec6c870560247e7f1"/>
     <w:p>
       <w:pPr>
         <w:pStyle w:val="Heading2"/>
@@ -5714,7 +6160,7 @@
         <w:pStyle w:val="Compact"/>
         <w:numPr>
           <w:ilvl w:val="0"/>
-          <w:numId w:val="1046"/>
+          <w:numId w:val="1047"/>
         </w:numPr>
       </w:pPr>
       <w:r>
@@ -5736,7 +6182,7 @@
         <w:pStyle w:val="Compact"/>
         <w:numPr>
           <w:ilvl w:val="0"/>
-          <w:numId w:val="1046"/>
+          <w:numId w:val="1047"/>
         </w:numPr>
       </w:pPr>
       <w:r>
@@ -5748,7 +6194,7 @@
         <w:pStyle w:val="Compact"/>
         <w:numPr>
           <w:ilvl w:val="0"/>
-          <w:numId w:val="1046"/>
+          <w:numId w:val="1047"/>
         </w:numPr>
       </w:pPr>
       <w:r>
@@ -5760,7 +6206,7 @@
         <w:pStyle w:val="Compact"/>
         <w:numPr>
           <w:ilvl w:val="0"/>
-          <w:numId w:val="1046"/>
+          <w:numId w:val="1047"/>
         </w:numPr>
       </w:pPr>
       <w:r>
@@ -5772,7 +6218,7 @@
         <w:pStyle w:val="Compact"/>
         <w:numPr>
           <w:ilvl w:val="0"/>
-          <w:numId w:val="1046"/>
+          <w:numId w:val="1047"/>
         </w:numPr>
       </w:pPr>
       <w:r>
@@ -5784,7 +6230,19 @@
         <w:pStyle w:val="Compact"/>
         <w:numPr>
           <w:ilvl w:val="0"/>
-          <w:numId w:val="1046"/>
+          <w:numId w:val="1047"/>
+        </w:numPr>
+      </w:pPr>
+      <w:r>
+        <w:t xml:space="preserve">El tamaño de puntos de curvas se guarda en los metadatos de diseño de curvas y se restaura al cargarlos. Los metadatos de diseño no restauran el orden de grupos/muestras, el ámbito ni la selección de cepa.</w:t>
+      </w:r>
+    </w:p>
+    <w:p>
+      <w:pPr>
+        <w:pStyle w:val="Compact"/>
+        <w:numPr>
+          <w:ilvl w:val="0"/>
+          <w:numId w:val="1047"/>
         </w:numPr>
       </w:pPr>
       <w:r>
@@ -5804,7 +6262,7 @@
         <w:pStyle w:val="Compact"/>
         <w:numPr>
           <w:ilvl w:val="0"/>
-          <w:numId w:val="1047"/>
+          <w:numId w:val="1048"/>
         </w:numPr>
       </w:pPr>
       <w:r>
@@ -5816,7 +6274,7 @@
         <w:pStyle w:val="Compact"/>
         <w:numPr>
           <w:ilvl w:val="0"/>
-          <w:numId w:val="1047"/>
+          <w:numId w:val="1048"/>
         </w:numPr>
       </w:pPr>
       <w:r>
@@ -5828,7 +6286,7 @@
         <w:pStyle w:val="Compact"/>
         <w:numPr>
           <w:ilvl w:val="0"/>
-          <w:numId w:val="1047"/>
+          <w:numId w:val="1048"/>
         </w:numPr>
       </w:pPr>
       <w:r>
@@ -5848,7 +6306,7 @@
         <w:pStyle w:val="Compact"/>
         <w:numPr>
           <w:ilvl w:val="0"/>
-          <w:numId w:val="1048"/>
+          <w:numId w:val="1049"/>
         </w:numPr>
       </w:pPr>
       <w:r>
@@ -5860,7 +6318,7 @@
         <w:pStyle w:val="Compact"/>
         <w:numPr>
           <w:ilvl w:val="0"/>
-          <w:numId w:val="1048"/>
+          <w:numId w:val="1049"/>
         </w:numPr>
       </w:pPr>
       <w:r>
@@ -5872,15 +6330,15 @@
         <w:pStyle w:val="Compact"/>
         <w:numPr>
           <w:ilvl w:val="0"/>
-          <w:numId w:val="1048"/>
+          <w:numId w:val="1049"/>
         </w:numPr>
       </w:pPr>
       <w:r>
         <w:t xml:space="preserve">Verificación de orientación en constructores finales.</w:t>
       </w:r>
     </w:p>
-    <w:bookmarkEnd w:id="135"/>
-    <w:bookmarkStart w:id="136" w:name="X218df2ee725d0504d93acc386923c3d90ed9ec6"/>
+    <w:bookmarkEnd w:id="68"/>
+    <w:bookmarkStart w:id="69" w:name="X218df2ee725d0504d93acc386923c3d90ed9ec6"/>
     <w:p>
       <w:pPr>
         <w:pStyle w:val="Heading2"/>
@@ -5902,7 +6360,7 @@
         <w:pStyle w:val="Compact"/>
         <w:numPr>
           <w:ilvl w:val="0"/>
-          <w:numId w:val="1049"/>
+          <w:numId w:val="1050"/>
         </w:numPr>
       </w:pPr>
       <w:r>
@@ -5935,7 +6393,7 @@
         <w:pStyle w:val="Compact"/>
         <w:numPr>
           <w:ilvl w:val="0"/>
-          <w:numId w:val="1049"/>
+          <w:numId w:val="1050"/>
         </w:numPr>
       </w:pPr>
       <w:r>
@@ -5947,7 +6405,7 @@
         <w:pStyle w:val="Compact"/>
         <w:numPr>
           <w:ilvl w:val="0"/>
-          <w:numId w:val="1049"/>
+          <w:numId w:val="1050"/>
         </w:numPr>
       </w:pPr>
       <w:r>
@@ -5959,7 +6417,7 @@
         <w:pStyle w:val="Compact"/>
         <w:numPr>
           <w:ilvl w:val="0"/>
-          <w:numId w:val="1049"/>
+          <w:numId w:val="1050"/>
         </w:numPr>
       </w:pPr>
       <w:r>
@@ -5971,7 +6429,7 @@
         <w:pStyle w:val="Compact"/>
         <w:numPr>
           <w:ilvl w:val="0"/>
-          <w:numId w:val="1049"/>
+          <w:numId w:val="1050"/>
         </w:numPr>
       </w:pPr>
       <w:r>
@@ -5983,7 +6441,7 @@
         <w:pStyle w:val="Compact"/>
         <w:numPr>
           <w:ilvl w:val="0"/>
-          <w:numId w:val="1049"/>
+          <w:numId w:val="1050"/>
         </w:numPr>
       </w:pPr>
       <w:r>
@@ -5995,7 +6453,7 @@
         <w:pStyle w:val="Compact"/>
         <w:numPr>
           <w:ilvl w:val="0"/>
-          <w:numId w:val="1049"/>
+          <w:numId w:val="1050"/>
         </w:numPr>
       </w:pPr>
       <w:r>
@@ -6034,8 +6492,8 @@
         <w:t xml:space="preserve">y aceptan valores compatibles elegidos por el usuario entre 72 y 600 DPI. El DPI efectivo seleccionado se incluye en el metadata y en las versiones del bundle. Los elementos vectoriales PDF/PPTX no usan DPI; el ancho, alto y tamaño de diapositiva se configuran por separado.</w:t>
       </w:r>
     </w:p>
-    <w:bookmarkEnd w:id="136"/>
-    <w:bookmarkStart w:id="140" w:name="X08302a07caa98f2a5467429728a16104e228911"/>
+    <w:bookmarkEnd w:id="69"/>
+    <w:bookmarkStart w:id="73" w:name="X08302a07caa98f2a5467429728a16104e228911"/>
     <w:p>
       <w:pPr>
         <w:pStyle w:val="Heading2"/>
@@ -6057,7 +6515,7 @@
         <w:pStyle w:val="Compact"/>
         <w:numPr>
           <w:ilvl w:val="0"/>
-          <w:numId w:val="1050"/>
+          <w:numId w:val="1051"/>
         </w:numPr>
       </w:pPr>
       <w:r>
@@ -6093,7 +6551,7 @@
         <w:pStyle w:val="Compact"/>
         <w:numPr>
           <w:ilvl w:val="0"/>
-          <w:numId w:val="1050"/>
+          <w:numId w:val="1051"/>
         </w:numPr>
       </w:pPr>
       <w:r>
@@ -6105,7 +6563,7 @@
         <w:pStyle w:val="Compact"/>
         <w:numPr>
           <w:ilvl w:val="1"/>
-          <w:numId w:val="1051"/>
+          <w:numId w:val="1052"/>
         </w:numPr>
       </w:pPr>
       <w:r>
@@ -6129,7 +6587,7 @@
         <w:pStyle w:val="Compact"/>
         <w:numPr>
           <w:ilvl w:val="1"/>
-          <w:numId w:val="1051"/>
+          <w:numId w:val="1052"/>
         </w:numPr>
       </w:pPr>
       <w:r>
@@ -6164,7 +6622,7 @@
         <w:pStyle w:val="Compact"/>
         <w:numPr>
           <w:ilvl w:val="0"/>
-          <w:numId w:val="1052"/>
+          <w:numId w:val="1053"/>
         </w:numPr>
       </w:pPr>
       <w:r>
@@ -6182,7 +6640,7 @@
         <w:pStyle w:val="Compact"/>
         <w:numPr>
           <w:ilvl w:val="0"/>
-          <w:numId w:val="1052"/>
+          <w:numId w:val="1053"/>
         </w:numPr>
       </w:pPr>
       <w:r>
@@ -6200,7 +6658,7 @@
         <w:pStyle w:val="Compact"/>
         <w:numPr>
           <w:ilvl w:val="0"/>
-          <w:numId w:val="1052"/>
+          <w:numId w:val="1053"/>
         </w:numPr>
       </w:pPr>
       <w:r>
@@ -6227,7 +6685,7 @@
         <w:pStyle w:val="Compact"/>
         <w:numPr>
           <w:ilvl w:val="0"/>
-          <w:numId w:val="1052"/>
+          <w:numId w:val="1053"/>
         </w:numPr>
       </w:pPr>
       <w:r>
@@ -6245,7 +6703,7 @@
         <w:pStyle w:val="Compact"/>
         <w:numPr>
           <w:ilvl w:val="0"/>
-          <w:numId w:val="1052"/>
+          <w:numId w:val="1053"/>
         </w:numPr>
       </w:pPr>
       <w:r>
@@ -6263,7 +6721,7 @@
         <w:pStyle w:val="Compact"/>
         <w:numPr>
           <w:ilvl w:val="0"/>
-          <w:numId w:val="1052"/>
+          <w:numId w:val="1053"/>
         </w:numPr>
       </w:pPr>
       <w:r>
@@ -6293,7 +6751,7 @@
         <w:pStyle w:val="Compact"/>
         <w:numPr>
           <w:ilvl w:val="0"/>
-          <w:numId w:val="1052"/>
+          <w:numId w:val="1053"/>
         </w:numPr>
       </w:pPr>
       <w:r>
@@ -6311,7 +6769,7 @@
         <w:pStyle w:val="Compact"/>
         <w:numPr>
           <w:ilvl w:val="0"/>
-          <w:numId w:val="1052"/>
+          <w:numId w:val="1053"/>
         </w:numPr>
       </w:pPr>
       <w:r>
@@ -6337,7 +6795,7 @@
         <w:pStyle w:val="Compact"/>
         <w:numPr>
           <w:ilvl w:val="0"/>
-          <w:numId w:val="1053"/>
+          <w:numId w:val="1054"/>
         </w:numPr>
       </w:pPr>
       <w:r>
@@ -6349,7 +6807,7 @@
         <w:pStyle w:val="Compact"/>
         <w:numPr>
           <w:ilvl w:val="0"/>
-          <w:numId w:val="1053"/>
+          <w:numId w:val="1054"/>
         </w:numPr>
       </w:pPr>
       <w:r>
@@ -6361,7 +6819,7 @@
         <w:pStyle w:val="Compact"/>
         <w:numPr>
           <w:ilvl w:val="0"/>
-          <w:numId w:val="1053"/>
+          <w:numId w:val="1054"/>
         </w:numPr>
       </w:pPr>
       <w:r>
@@ -6373,7 +6831,7 @@
         <w:pStyle w:val="Compact"/>
         <w:numPr>
           <w:ilvl w:val="0"/>
-          <w:numId w:val="1053"/>
+          <w:numId w:val="1054"/>
         </w:numPr>
       </w:pPr>
       <w:r>
@@ -6385,7 +6843,7 @@
         <w:pStyle w:val="Compact"/>
         <w:numPr>
           <w:ilvl w:val="0"/>
-          <w:numId w:val="1053"/>
+          <w:numId w:val="1054"/>
         </w:numPr>
       </w:pPr>
       <w:r>
@@ -6405,7 +6863,7 @@
         <w:pStyle w:val="Compact"/>
         <w:numPr>
           <w:ilvl w:val="0"/>
-          <w:numId w:val="1054"/>
+          <w:numId w:val="1055"/>
         </w:numPr>
       </w:pPr>
       <w:r>
@@ -6446,7 +6904,7 @@
         <w:pStyle w:val="Compact"/>
         <w:numPr>
           <w:ilvl w:val="0"/>
-          <w:numId w:val="1054"/>
+          <w:numId w:val="1055"/>
         </w:numPr>
       </w:pPr>
       <w:r>
@@ -6474,7 +6932,7 @@
         <w:pStyle w:val="Compact"/>
         <w:numPr>
           <w:ilvl w:val="0"/>
-          <w:numId w:val="1054"/>
+          <w:numId w:val="1055"/>
         </w:numPr>
       </w:pPr>
       <w:r>
@@ -6486,7 +6944,7 @@
         <w:pStyle w:val="Compact"/>
         <w:numPr>
           <w:ilvl w:val="0"/>
-          <w:numId w:val="1054"/>
+          <w:numId w:val="1055"/>
         </w:numPr>
       </w:pPr>
       <w:r>
@@ -6544,7 +7002,7 @@
         <w:pStyle w:val="Compact"/>
         <w:numPr>
           <w:ilvl w:val="0"/>
-          <w:numId w:val="1054"/>
+          <w:numId w:val="1055"/>
         </w:numPr>
       </w:pPr>
       <w:r>
@@ -6571,7 +7029,7 @@
         <w:pStyle w:val="Compact"/>
         <w:numPr>
           <w:ilvl w:val="0"/>
-          <w:numId w:val="1054"/>
+          <w:numId w:val="1055"/>
         </w:numPr>
       </w:pPr>
       <w:r>
@@ -6583,7 +7041,7 @@
         <w:pStyle w:val="Compact"/>
         <w:numPr>
           <w:ilvl w:val="0"/>
-          <w:numId w:val="1054"/>
+          <w:numId w:val="1055"/>
         </w:numPr>
       </w:pPr>
       <w:r>
@@ -6603,24 +7061,246 @@
     <w:p>
       <w:pPr>
         <w:pStyle w:val="FirstParagraph"/>
+      </w:pPr>
+      <w:r>
+        <w:t xml:space="preserve">Comando equivalente en R:</w:t>
+      </w:r>
+    </w:p>
+    <w:p>
+      <w:pPr>
+        <w:pStyle w:val="SourceCode"/>
+      </w:pPr>
+      <w:r>
+        <w:rPr>
+          <w:rStyle w:val="NormalTok"/>
+        </w:rPr>
+        <w:t xml:space="preserve">parametros </w:t>
+      </w:r>
+      <w:r>
+        <w:rPr>
+          <w:rStyle w:val="OtherTok"/>
+        </w:rPr>
+        <w:t xml:space="preserve">&lt;-</w:t>
+      </w:r>
+      <w:r>
+        <w:rPr>
+          <w:rStyle w:val="NormalTok"/>
+        </w:rPr>
+        <w:t xml:space="preserve"> BIOSZEN</w:t>
+      </w:r>
+      <w:r>
+        <w:rPr>
+          <w:rStyle w:val="SpecialCharTok"/>
+        </w:rPr>
+        <w:t xml:space="preserve">::</w:t>
+      </w:r>
+      <w:r>
+        <w:rPr>
+          <w:rStyle w:val="FunctionTok"/>
+        </w:rPr>
+        <w:t xml:space="preserve">growth_parameters</w:t>
+      </w:r>
+      <w:r>
+        <w:rPr>
+          <w:rStyle w:val="NormalTok"/>
+        </w:rPr>
+        <w:t xml:space="preserve">(</w:t>
+      </w:r>
+      <w:r>
+        <w:rPr>
+          <w:rStyle w:val="StringTok"/>
+        </w:rPr>
+        <w:t xml:space="preserve">"Curvas.xlsx"</w:t>
+      </w:r>
+      <w:r>
+        <w:rPr>
+          <w:rStyle w:val="NormalTok"/>
+        </w:rPr>
+        <w:t xml:space="preserve">)</w:t>
+      </w:r>
+      <w:r>
+        <w:br/>
+      </w:r>
+      <w:r>
+        <w:rPr>
+          <w:rStyle w:val="NormalTok"/>
+        </w:rPr>
+        <w:t xml:space="preserve">parametros </w:t>
+      </w:r>
+      <w:r>
+        <w:rPr>
+          <w:rStyle w:val="OtherTok"/>
+        </w:rPr>
+        <w:t xml:space="preserve">&lt;-</w:t>
+      </w:r>
+      <w:r>
+        <w:rPr>
+          <w:rStyle w:val="NormalTok"/>
+        </w:rPr>
+        <w:t xml:space="preserve"> BIOSZEN</w:t>
+      </w:r>
+      <w:r>
+        <w:rPr>
+          <w:rStyle w:val="SpecialCharTok"/>
+        </w:rPr>
+        <w:t xml:space="preserve">::</w:t>
+      </w:r>
+      <w:r>
+        <w:rPr>
+          <w:rStyle w:val="FunctionTok"/>
+        </w:rPr>
+        <w:t xml:space="preserve">growth_parameters</w:t>
+      </w:r>
+      <w:r>
+        <w:rPr>
+          <w:rStyle w:val="NormalTok"/>
+        </w:rPr>
+        <w:t xml:space="preserve">(</w:t>
+      </w:r>
+      <w:r>
+        <w:br/>
+      </w:r>
+      <w:r>
+        <w:rPr>
+          <w:rStyle w:val="NormalTok"/>
+        </w:rPr>
+        <w:t xml:space="preserve">  </w:t>
+      </w:r>
+      <w:r>
+        <w:rPr>
+          <w:rStyle w:val="StringTok"/>
+        </w:rPr>
+        <w:t xml:space="preserve">"Curvas.xlsx"</w:t>
+      </w:r>
+      <w:r>
+        <w:rPr>
+          <w:rStyle w:val="NormalTok"/>
+        </w:rPr>
+        <w:t xml:space="preserve">,</w:t>
+      </w:r>
+      <w:r>
+        <w:br/>
+      </w:r>
+      <w:r>
+        <w:rPr>
+          <w:rStyle w:val="NormalTok"/>
+        </w:rPr>
+        <w:t xml:space="preserve">  </w:t>
+      </w:r>
+      <w:r>
+        <w:rPr>
+          <w:rStyle w:val="AttributeTok"/>
+        </w:rPr>
+        <w:t xml:space="preserve">output_dir =</w:t>
+      </w:r>
+      <w:r>
+        <w:rPr>
+          <w:rStyle w:val="NormalTok"/>
+        </w:rPr>
+        <w:t xml:space="preserve"> </w:t>
+      </w:r>
+      <w:r>
+        <w:rPr>
+          <w:rStyle w:val="StringTok"/>
+        </w:rPr>
+        <w:t xml:space="preserve">"resultados_crecimiento"</w:t>
+      </w:r>
+      <w:r>
+        <w:rPr>
+          <w:rStyle w:val="NormalTok"/>
+        </w:rPr>
+        <w:t xml:space="preserve">,</w:t>
+      </w:r>
+      <w:r>
+        <w:br/>
+      </w:r>
+      <w:r>
+        <w:rPr>
+          <w:rStyle w:val="NormalTok"/>
+        </w:rPr>
+        <w:t xml:space="preserve">  </w:t>
+      </w:r>
+      <w:r>
+        <w:rPr>
+          <w:rStyle w:val="AttributeTok"/>
+        </w:rPr>
+        <w:t xml:space="preserve">overwrite =</w:t>
+      </w:r>
+      <w:r>
+        <w:rPr>
+          <w:rStyle w:val="NormalTok"/>
+        </w:rPr>
+        <w:t xml:space="preserve"> </w:t>
+      </w:r>
+      <w:r>
+        <w:rPr>
+          <w:rStyle w:val="ConstantTok"/>
+        </w:rPr>
+        <w:t xml:space="preserve">FALSE</w:t>
+      </w:r>
+      <w:r>
+        <w:br/>
+      </w:r>
+      <w:r>
+        <w:rPr>
+          <w:rStyle w:val="NormalTok"/>
+        </w:rPr>
+        <w:t xml:space="preserve">)</w:t>
+      </w:r>
+    </w:p>
+    <w:p>
+      <w:pPr>
+        <w:pStyle w:val="FirstParagraph"/>
+      </w:pPr>
+      <w:r>
+        <w:t xml:space="preserve">El comando ejecuta primero el mismo detector robusto y usa el mismo fallback</w:t>
+      </w:r>
+      <w:r>
+        <w:t xml:space="preserve"> </w:t>
+      </w:r>
+      <w:r>
+        <w:t xml:space="preserve">permisivo solo para los valores que el método robusto no pudo calcular. Las</w:t>
+      </w:r>
+      <w:r>
+        <w:t xml:space="preserve"> </w:t>
+      </w:r>
+      <w:r>
+        <w:t xml:space="preserve">columnas y resultados numéricos coinciden con la pestaña de crecimiento. Sin</w:t>
+      </w:r>
+      <w:r>
+        <w:t xml:space="preserve"> </w:t>
+      </w:r>
+      <w:r>
+        <w:rPr>
+          <w:rStyle w:val="VerbatimChar"/>
+        </w:rPr>
+        <w:t xml:space="preserve">output_dir</w:t>
+      </w:r>
+      <w:r>
+        <w:t xml:space="preserve">, devuelve el resultado en R y no crea archivos.</w:t>
+      </w:r>
+    </w:p>
+    <w:p>
+      <w:pPr>
+        <w:pStyle w:val="BodyText"/>
       </w:pPr>
       <w:r>
         <w:drawing>
           <wp:inline>
             <wp:extent cx="5334000" cy="2011947"/>
             <wp:effectExtent b="0" l="0" r="0" t="0"/>
-            <wp:docPr descr="Flujo de parámetros de crecimiento" title="" id="138" name="Picture"/>
+            <wp:docPr descr="Flujo de parámetros de crecimiento" title="" id="71" name="Picture"/>
             <a:graphic>
               <a:graphicData uri="http://schemas.openxmlformats.org/drawingml/2006/picture">
                 <pic:pic>
                   <pic:nvPicPr>
-                    <pic:cNvPr descr="manual_images/13_growth_parameters_workflow.png" id="139" name="Picture"/>
+                    <pic:cNvPr descr="manual_images/13_growth_parameters_workflow.png" id="72" name="Picture"/>
                     <pic:cNvPicPr>
                       <a:picLocks noChangeArrowheads="1" noChangeAspect="1"/>
                     </pic:cNvPicPr>
                   </pic:nvPicPr>
                   <pic:blipFill>
-                    <a:blip r:embed="rId137"/>
+                    <a:blip r:embed="rId70"/>
                     <a:stretch>
                       <a:fillRect/>
                     </a:stretch>
@@ -6647,8 +7327,8 @@
         </w:drawing>
       </w:r>
     </w:p>
-    <w:bookmarkEnd w:id="140"/>
-    <w:bookmarkStart w:id="141" w:name="X44a0d0ba4189ec8e25809d14d8a3a2c3cd163ae"/>
+    <w:bookmarkEnd w:id="73"/>
+    <w:bookmarkStart w:id="74" w:name="X44a0d0ba4189ec8e25809d14d8a3a2c3cd163ae"/>
     <w:p>
       <w:pPr>
         <w:pStyle w:val="Heading2"/>
@@ -6661,7 +7341,7 @@
       <w:pPr>
         <w:numPr>
           <w:ilvl w:val="0"/>
-          <w:numId w:val="1055"/>
+          <w:numId w:val="1056"/>
         </w:numPr>
       </w:pPr>
       <w:r>
@@ -6688,7 +7368,7 @@
       <w:pPr>
         <w:numPr>
           <w:ilvl w:val="0"/>
-          <w:numId w:val="1055"/>
+          <w:numId w:val="1056"/>
         </w:numPr>
       </w:pPr>
       <w:r>
@@ -6715,7 +7395,7 @@
       <w:pPr>
         <w:numPr>
           <w:ilvl w:val="0"/>
-          <w:numId w:val="1055"/>
+          <w:numId w:val="1056"/>
         </w:numPr>
       </w:pPr>
       <w:r>
@@ -6742,7 +7422,7 @@
       <w:pPr>
         <w:numPr>
           <w:ilvl w:val="0"/>
-          <w:numId w:val="1055"/>
+          <w:numId w:val="1056"/>
         </w:numPr>
       </w:pPr>
       <w:r>
@@ -6769,7 +7449,7 @@
       <w:pPr>
         <w:numPr>
           <w:ilvl w:val="0"/>
-          <w:numId w:val="1055"/>
+          <w:numId w:val="1056"/>
         </w:numPr>
       </w:pPr>
       <w:r>
@@ -6796,7 +7476,7 @@
       <w:pPr>
         <w:numPr>
           <w:ilvl w:val="0"/>
-          <w:numId w:val="1055"/>
+          <w:numId w:val="1056"/>
         </w:numPr>
       </w:pPr>
       <w:r>
@@ -6838,7 +7518,7 @@
       <w:pPr>
         <w:numPr>
           <w:ilvl w:val="0"/>
-          <w:numId w:val="1055"/>
+          <w:numId w:val="1056"/>
         </w:numPr>
       </w:pPr>
       <w:r>
@@ -6893,7 +7573,7 @@
       <w:pPr>
         <w:numPr>
           <w:ilvl w:val="0"/>
-          <w:numId w:val="1055"/>
+          <w:numId w:val="1056"/>
         </w:numPr>
       </w:pPr>
       <w:r>
@@ -6920,7 +7600,7 @@
       <w:pPr>
         <w:numPr>
           <w:ilvl w:val="0"/>
-          <w:numId w:val="1055"/>
+          <w:numId w:val="1056"/>
         </w:numPr>
       </w:pPr>
       <w:r>
@@ -6943,8 +7623,8 @@
         <w:t xml:space="preserve">Qué hacer: Reducir parámetros y capas pesadas.</w:t>
       </w:r>
     </w:p>
-    <w:bookmarkEnd w:id="141"/>
-    <w:bookmarkStart w:id="142" w:name="X8b3f1f11e9cb04fc73976d75c0f04065017c149"/>
+    <w:bookmarkEnd w:id="74"/>
+    <w:bookmarkStart w:id="75" w:name="X8b3f1f11e9cb04fc73976d75c0f04065017c149"/>
     <w:p>
       <w:pPr>
         <w:pStyle w:val="Heading2"/>
@@ -6970,8 +7650,8 @@
         <w:t xml:space="preserve">bioszenf@gmail.com</w:t>
       </w:r>
     </w:p>
-    <w:bookmarkEnd w:id="142"/>
-    <w:bookmarkEnd w:id="143"/>
+    <w:bookmarkEnd w:id="75"/>
+    <w:bookmarkEnd w:id="76"/>
     <w:sectPr>
       <w:footnotePr>
         <w:numRestart w:val="eachSect"/>
@@ -7415,6 +8095,9 @@
     <w:abstractNumId w:val="991"/>
   </w:num>
   <w:num w:numId="1021">
+    <w:abstractNumId w:val="991"/>
+  </w:num>
+  <w:num w:numId="1022">
     <w:abstractNumId w:val="99411"/>
     <w:lvlOverride w:ilvl="0">
       <w:startOverride w:val="1"/>
@@ -7444,9 +8127,6 @@
       <w:startOverride w:val="1"/>
     </w:lvlOverride>
   </w:num>
-  <w:num w:numId="1022">
-    <w:abstractNumId w:val="991"/>
-  </w:num>
   <w:num w:numId="1023">
     <w:abstractNumId w:val="991"/>
   </w:num>
@@ -7475,6 +8155,9 @@
     <w:abstractNumId w:val="991"/>
   </w:num>
   <w:num w:numId="1032">
+    <w:abstractNumId w:val="991"/>
+  </w:num>
+  <w:num w:numId="1033">
     <w:abstractNumId w:val="99411"/>
     <w:lvlOverride w:ilvl="0">
       <w:startOverride w:val="1"/>
@@ -7504,9 +8187,6 @@
       <w:startOverride w:val="1"/>
     </w:lvlOverride>
   </w:num>
-  <w:num w:numId="1033">
-    <w:abstractNumId w:val="991"/>
-  </w:num>
   <w:num w:numId="1034">
     <w:abstractNumId w:val="991"/>
   </w:num>
@@ -7526,34 +8206,7 @@
     <w:abstractNumId w:val="991"/>
   </w:num>
   <w:num w:numId="1040">
-    <w:abstractNumId w:val="99411"/>
-    <w:lvlOverride w:ilvl="0">
-      <w:startOverride w:val="1"/>
-    </w:lvlOverride>
-    <w:lvlOverride w:ilvl="1">
-      <w:startOverride w:val="1"/>
-    </w:lvlOverride>
-    <w:lvlOverride w:ilvl="2">
-      <w:startOverride w:val="1"/>
-    </w:lvlOverride>
-    <w:lvlOverride w:ilvl="3">
-      <w:startOverride w:val="1"/>
-    </w:lvlOverride>
-    <w:lvlOverride w:ilvl="4">
-      <w:startOverride w:val="1"/>
-    </w:lvlOverride>
-    <w:lvlOverride w:ilvl="5">
-      <w:startOverride w:val="1"/>
-    </w:lvlOverride>
-    <w:lvlOverride w:ilvl="6">
-      <w:startOverride w:val="1"/>
-    </w:lvlOverride>
-    <w:lvlOverride w:ilvl="7">
-      <w:startOverride w:val="1"/>
-    </w:lvlOverride>
-    <w:lvlOverride w:ilvl="8">
-      <w:startOverride w:val="1"/>
-    </w:lvlOverride>
+    <w:abstractNumId w:val="991"/>
   </w:num>
   <w:num w:numId="1041">
     <w:abstractNumId w:val="99411"/>
@@ -7586,7 +8239,34 @@
     </w:lvlOverride>
   </w:num>
   <w:num w:numId="1042">
-    <w:abstractNumId w:val="991"/>
+    <w:abstractNumId w:val="99411"/>
+    <w:lvlOverride w:ilvl="0">
+      <w:startOverride w:val="1"/>
+    </w:lvlOverride>
+    <w:lvlOverride w:ilvl="1">
+      <w:startOverride w:val="1"/>
+    </w:lvlOverride>
+    <w:lvlOverride w:ilvl="2">
+      <w:startOverride w:val="1"/>
+    </w:lvlOverride>
+    <w:lvlOverride w:ilvl="3">
+      <w:startOverride w:val="1"/>
+    </w:lvlOverride>
+    <w:lvlOverride w:ilvl="4">
+      <w:startOverride w:val="1"/>
+    </w:lvlOverride>
+    <w:lvlOverride w:ilvl="5">
+      <w:startOverride w:val="1"/>
+    </w:lvlOverride>
+    <w:lvlOverride w:ilvl="6">
+      <w:startOverride w:val="1"/>
+    </w:lvlOverride>
+    <w:lvlOverride w:ilvl="7">
+      <w:startOverride w:val="1"/>
+    </w:lvlOverride>
+    <w:lvlOverride w:ilvl="8">
+      <w:startOverride w:val="1"/>
+    </w:lvlOverride>
   </w:num>
   <w:num w:numId="1043">
     <w:abstractNumId w:val="991"/>
@@ -7619,6 +8299,9 @@
     <w:abstractNumId w:val="991"/>
   </w:num>
   <w:num w:numId="1053">
+    <w:abstractNumId w:val="991"/>
+  </w:num>
+  <w:num w:numId="1054">
     <w:abstractNumId w:val="99411"/>
     <w:lvlOverride w:ilvl="0">
       <w:startOverride w:val="1"/>
@@ -7648,10 +8331,10 @@
       <w:startOverride w:val="1"/>
     </w:lvlOverride>
   </w:num>
-  <w:num w:numId="1054">
+  <w:num w:numId="1055">
     <w:abstractNumId w:val="991"/>
   </w:num>
-  <w:num w:numId="1055">
+  <w:num w:numId="1056">
     <w:abstractNumId w:val="991"/>
   </w:num>
 </w:numbering>
@@ -8313,7 +8996,7 @@
       <w:color w:themeColor="accent1" w:themeShade="BF" w:val="365F91"/>
     </w:rPr>
   </w:style>
-  <w:style w:customStyle="1" w:styleId="SourceCode" w:type="paragraph">
+  <w:style w:type="paragraph" w:customStyle="1" w:styleId="SourceCode">
     <w:name w:val="Source Code"/>
     <w:basedOn w:val="Normal"/>
     <w:link w:val="VerbatimChar"/>
@@ -8321,7 +9004,7 @@
       <w:wordWrap w:val="off"/>
     </w:pPr>
   </w:style>
-  <w:style w:customStyle="1" w:styleId="KeywordTok" w:type="character">
+  <w:style w:type="character" w:customStyle="1" w:styleId="KeywordTok">
     <w:name w:val="KeywordTok"/>
     <w:basedOn w:val="VerbatimChar"/>
     <w:rPr>
@@ -8329,77 +9012,77 @@
       <w:color w:val="007020"/>
     </w:rPr>
   </w:style>
-  <w:style w:customStyle="1" w:styleId="DataTypeTok" w:type="character">
+  <w:style w:type="character" w:customStyle="1" w:styleId="DataTypeTok">
     <w:name w:val="DataTypeTok"/>
     <w:basedOn w:val="VerbatimChar"/>
     <w:rPr>
       <w:color w:val="902000"/>
     </w:rPr>
   </w:style>
-  <w:style w:customStyle="1" w:styleId="DecValTok" w:type="character">
+  <w:style w:type="character" w:customStyle="1" w:styleId="DecValTok">
     <w:name w:val="DecValTok"/>
     <w:basedOn w:val="VerbatimChar"/>
     <w:rPr>
       <w:color w:val="40a070"/>
     </w:rPr>
   </w:style>
-  <w:style w:customStyle="1" w:styleId="BaseNTok" w:type="character">
+  <w:style w:type="character" w:customStyle="1" w:styleId="BaseNTok">
     <w:name w:val="BaseNTok"/>
     <w:basedOn w:val="VerbatimChar"/>
     <w:rPr>
       <w:color w:val="40a070"/>
     </w:rPr>
   </w:style>
-  <w:style w:customStyle="1" w:styleId="FloatTok" w:type="character">
+  <w:style w:type="character" w:customStyle="1" w:styleId="FloatTok">
     <w:name w:val="FloatTok"/>
     <w:basedOn w:val="VerbatimChar"/>
     <w:rPr>
       <w:color w:val="40a070"/>
     </w:rPr>
   </w:style>
-  <w:style w:customStyle="1" w:styleId="ConstantTok" w:type="character">
+  <w:style w:type="character" w:customStyle="1" w:styleId="ConstantTok">
     <w:name w:val="ConstantTok"/>
     <w:basedOn w:val="VerbatimChar"/>
     <w:rPr>
       <w:color w:val="880000"/>
     </w:rPr>
   </w:style>
-  <w:style w:customStyle="1" w:styleId="CharTok" w:type="character">
+  <w:style w:type="character" w:customStyle="1" w:styleId="CharTok">
     <w:name w:val="CharTok"/>
     <w:basedOn w:val="VerbatimChar"/>
     <w:rPr>
       <w:color w:val="4070a0"/>
     </w:rPr>
   </w:style>
-  <w:style w:customStyle="1" w:styleId="SpecialCharTok" w:type="character">
+  <w:style w:type="character" w:customStyle="1" w:styleId="SpecialCharTok">
     <w:name w:val="SpecialCharTok"/>
     <w:basedOn w:val="VerbatimChar"/>
     <w:rPr>
       <w:color w:val="4070a0"/>
     </w:rPr>
   </w:style>
-  <w:style w:customStyle="1" w:styleId="StringTok" w:type="character">
+  <w:style w:type="character" w:customStyle="1" w:styleId="StringTok">
     <w:name w:val="StringTok"/>
     <w:basedOn w:val="VerbatimChar"/>
     <w:rPr>
       <w:color w:val="4070a0"/>
     </w:rPr>
   </w:style>
-  <w:style w:customStyle="1" w:styleId="VerbatimStringTok" w:type="character">
+  <w:style w:type="character" w:customStyle="1" w:styleId="VerbatimStringTok">
     <w:name w:val="VerbatimStringTok"/>
     <w:basedOn w:val="VerbatimChar"/>
     <w:rPr>
       <w:color w:val="4070a0"/>
     </w:rPr>
   </w:style>
-  <w:style w:customStyle="1" w:styleId="SpecialStringTok" w:type="character">
+  <w:style w:type="character" w:customStyle="1" w:styleId="SpecialStringTok">
     <w:name w:val="SpecialStringTok"/>
     <w:basedOn w:val="VerbatimChar"/>
     <w:rPr>
       <w:color w:val="bb6688"/>
     </w:rPr>
   </w:style>
-  <w:style w:customStyle="1" w:styleId="ImportTok" w:type="character">
+  <w:style w:type="character" w:customStyle="1" w:styleId="ImportTok">
     <w:name w:val="ImportTok"/>
     <w:basedOn w:val="VerbatimChar"/>
     <w:rPr>
@@ -8407,7 +9090,7 @@
       <w:color w:val="008000"/>
     </w:rPr>
   </w:style>
-  <w:style w:customStyle="1" w:styleId="CommentTok" w:type="character">
+  <w:style w:type="character" w:customStyle="1" w:styleId="CommentTok">
     <w:name w:val="CommentTok"/>
     <w:basedOn w:val="VerbatimChar"/>
     <w:rPr>
@@ -8415,7 +9098,7 @@
       <w:color w:val="60a0b0"/>
     </w:rPr>
   </w:style>
-  <w:style w:customStyle="1" w:styleId="DocumentationTok" w:type="character">
+  <w:style w:type="character" w:customStyle="1" w:styleId="DocumentationTok">
     <w:name w:val="DocumentationTok"/>
     <w:basedOn w:val="VerbatimChar"/>
     <w:rPr>
@@ -8423,7 +9106,7 @@
       <w:color w:val="ba2121"/>
     </w:rPr>
   </w:style>
-  <w:style w:customStyle="1" w:styleId="AnnotationTok" w:type="character">
+  <w:style w:type="character" w:customStyle="1" w:styleId="AnnotationTok">
     <w:name w:val="AnnotationTok"/>
     <w:basedOn w:val="VerbatimChar"/>
     <w:rPr>
@@ -8432,7 +9115,7 @@
       <w:color w:val="60a0b0"/>
     </w:rPr>
   </w:style>
-  <w:style w:customStyle="1" w:styleId="CommentVarTok" w:type="character">
+  <w:style w:type="character" w:customStyle="1" w:styleId="CommentVarTok">
     <w:name w:val="CommentVarTok"/>
     <w:basedOn w:val="VerbatimChar"/>
     <w:rPr>
@@ -8441,28 +9124,28 @@
       <w:color w:val="60a0b0"/>
     </w:rPr>
   </w:style>
-  <w:style w:customStyle="1" w:styleId="OtherTok" w:type="character">
+  <w:style w:type="character" w:customStyle="1" w:styleId="OtherTok">
     <w:name w:val="OtherTok"/>
     <w:basedOn w:val="VerbatimChar"/>
     <w:rPr>
       <w:color w:val="007020"/>
     </w:rPr>
   </w:style>
-  <w:style w:customStyle="1" w:styleId="FunctionTok" w:type="character">
+  <w:style w:type="character" w:customStyle="1" w:styleId="FunctionTok">
     <w:name w:val="FunctionTok"/>
     <w:basedOn w:val="VerbatimChar"/>
     <w:rPr>
       <w:color w:val="06287e"/>
     </w:rPr>
   </w:style>
-  <w:style w:customStyle="1" w:styleId="VariableTok" w:type="character">
+  <w:style w:type="character" w:customStyle="1" w:styleId="VariableTok">
     <w:name w:val="VariableTok"/>
     <w:basedOn w:val="VerbatimChar"/>
     <w:rPr>
       <w:color w:val="19177c"/>
     </w:rPr>
   </w:style>
-  <w:style w:customStyle="1" w:styleId="ControlFlowTok" w:type="character">
+  <w:style w:type="character" w:customStyle="1" w:styleId="ControlFlowTok">
     <w:name w:val="ControlFlowTok"/>
     <w:basedOn w:val="VerbatimChar"/>
     <w:rPr>
@@ -8470,45 +9153,45 @@
       <w:color w:val="007020"/>
     </w:rPr>
   </w:style>
-  <w:style w:customStyle="1" w:styleId="OperatorTok" w:type="character">
+  <w:style w:type="character" w:customStyle="1" w:styleId="OperatorTok">
     <w:name w:val="OperatorTok"/>
     <w:basedOn w:val="VerbatimChar"/>
     <w:rPr>
       <w:color w:val="666666"/>
     </w:rPr>
   </w:style>
-  <w:style w:customStyle="1" w:styleId="BuiltInTok" w:type="character">
+  <w:style w:type="character" w:customStyle="1" w:styleId="BuiltInTok">
     <w:name w:val="BuiltInTok"/>
     <w:basedOn w:val="VerbatimChar"/>
     <w:rPr>
       <w:color w:val="008000"/>
     </w:rPr>
   </w:style>
-  <w:style w:customStyle="1" w:styleId="ExtensionTok" w:type="character">
+  <w:style w:type="character" w:customStyle="1" w:styleId="ExtensionTok">
     <w:name w:val="ExtensionTok"/>
     <w:basedOn w:val="VerbatimChar"/>
     <w:rPr/>
   </w:style>
-  <w:style w:customStyle="1" w:styleId="PreprocessorTok" w:type="character">
+  <w:style w:type="character" w:customStyle="1" w:styleId="PreprocessorTok">
     <w:name w:val="PreprocessorTok"/>
     <w:basedOn w:val="VerbatimChar"/>
     <w:rPr>
       <w:color w:val="bc7a00"/>
     </w:rPr>
   </w:style>
-  <w:style w:customStyle="1" w:styleId="AttributeTok" w:type="character">
+  <w:style w:type="character" w:customStyle="1" w:styleId="AttributeTok">
     <w:name w:val="AttributeTok"/>
     <w:basedOn w:val="VerbatimChar"/>
     <w:rPr>
       <w:color w:val="7d9029"/>
     </w:rPr>
   </w:style>
-  <w:style w:customStyle="1" w:styleId="RegionMarkerTok" w:type="character">
+  <w:style w:type="character" w:customStyle="1" w:styleId="RegionMarkerTok">
     <w:name w:val="RegionMarkerTok"/>
     <w:basedOn w:val="VerbatimChar"/>
     <w:rPr/>
   </w:style>
-  <w:style w:customStyle="1" w:styleId="InformationTok" w:type="character">
+  <w:style w:type="character" w:customStyle="1" w:styleId="InformationTok">
     <w:name w:val="InformationTok"/>
     <w:basedOn w:val="VerbatimChar"/>
     <w:rPr>
@@ -8517,7 +9200,7 @@
       <w:color w:val="60a0b0"/>
     </w:rPr>
   </w:style>
-  <w:style w:customStyle="1" w:styleId="WarningTok" w:type="character">
+  <w:style w:type="character" w:customStyle="1" w:styleId="WarningTok">
     <w:name w:val="WarningTok"/>
     <w:basedOn w:val="VerbatimChar"/>
     <w:rPr>
@@ -8526,7 +9209,7 @@
       <w:color w:val="60a0b0"/>
     </w:rPr>
   </w:style>
-  <w:style w:customStyle="1" w:styleId="AlertTok" w:type="character">
+  <w:style w:type="character" w:customStyle="1" w:styleId="AlertTok">
     <w:name w:val="AlertTok"/>
     <w:basedOn w:val="VerbatimChar"/>
     <w:rPr>
@@ -8534,7 +9217,7 @@
       <w:color w:val="ff0000"/>
     </w:rPr>
   </w:style>
-  <w:style w:customStyle="1" w:styleId="ErrorTok" w:type="character">
+  <w:style w:type="character" w:customStyle="1" w:styleId="ErrorTok">
     <w:name w:val="ErrorTok"/>
     <w:basedOn w:val="VerbatimChar"/>
     <w:rPr>
@@ -8542,7 +9225,7 @@
       <w:color w:val="ff0000"/>
     </w:rPr>
   </w:style>
-  <w:style w:customStyle="1" w:styleId="NormalTok" w:type="character">
+  <w:style w:type="character" w:customStyle="1" w:styleId="NormalTok">
     <w:name w:val="NormalTok"/>
     <w:basedOn w:val="VerbatimChar"/>
     <w:rPr/>

--- a/inst/app/www/MANUAL_ES.docx
+++ b/inst/app/www/MANUAL_ES.docx
@@ -2,7 +2,7 @@
 <file path=word/document.xml><?xml version="1.0" encoding="utf-8"?>
 <w:document xmlns:w="http://schemas.openxmlformats.org/wordprocessingml/2006/main" xmlns:m="http://schemas.openxmlformats.org/officeDocument/2006/math" xmlns:r="http://schemas.openxmlformats.org/officeDocument/2006/relationships" xmlns:o="urn:schemas-microsoft-com:office:office" xmlns:v="urn:schemas-microsoft-com:vml" xmlns:w10="urn:schemas-microsoft-com:office:word" xmlns:a="http://schemas.openxmlformats.org/drawingml/2006/main" xmlns:pic="http://schemas.openxmlformats.org/drawingml/2006/picture" xmlns:wp="http://schemas.openxmlformats.org/drawingml/2006/wordprocessingDrawing">
   <w:body>
-    <w:bookmarkStart w:id="76" w:name="manual-de-usuario-bioszen-español"/>
+    <w:bookmarkStart w:id="149" w:name="manual-de-usuario-bioszen-español"/>
     <w:p>
       <w:pPr>
         <w:pStyle w:val="Heading1"/>
@@ -28,18 +28,18 @@
           <wp:inline>
             <wp:extent cx="5334000" cy="2341239"/>
             <wp:effectExtent b="0" l="0" r="0" t="0"/>
-            <wp:docPr descr="Vista general de BIOSZEN" title="" id="10" name="Picture"/>
+            <wp:docPr descr="Vista general de BIOSZEN" title="" id="80" name="Picture"/>
             <a:graphic>
               <a:graphicData uri="http://schemas.openxmlformats.org/drawingml/2006/picture">
                 <pic:pic>
                   <pic:nvPicPr>
-                    <pic:cNvPr descr="manual_images/01_app_home_overview.png" id="11" name="Picture"/>
+                    <pic:cNvPr descr="manual_images/01_app_home_overview.png" id="81" name="Picture"/>
                     <pic:cNvPicPr>
                       <a:picLocks noChangeArrowheads="1" noChangeAspect="1"/>
                     </pic:cNvPicPr>
                   </pic:nvPicPr>
                   <pic:blipFill>
-                    <a:blip r:embed="rId9"/>
+                    <a:blip r:embed="rId79"/>
                     <a:stretch>
                       <a:fillRect/>
                     </a:stretch>
@@ -115,7 +115,7 @@
         <w:t xml:space="preserve">Mantén este manual abierto mientras trabajas. Cada sección incluye acciones rápidas y referencia técnica.</w:t>
       </w:r>
     </w:p>
-    <w:bookmarkStart w:id="12" w:name="mapa-del-manual"/>
+    <w:bookmarkStart w:id="82" w:name="mapa-del-manual"/>
     <w:p>
       <w:pPr>
         <w:pStyle w:val="Heading2"/>
@@ -379,8 +379,8 @@
         </w:r>
       </w:hyperlink>
     </w:p>
-    <w:bookmarkEnd w:id="12"/>
-    <w:bookmarkStart w:id="17" w:name="Xfa07d81b5028cbd5b0e841e8fb030e9e91246a4"/>
+    <w:bookmarkEnd w:id="82"/>
+    <w:bookmarkStart w:id="87" w:name="Xfa07d81b5028cbd5b0e841e8fb030e9e91246a4"/>
     <w:p>
       <w:pPr>
         <w:pStyle w:val="Heading2"/>
@@ -801,42 +801,146 @@
         <w:pStyle w:val="FirstParagraph"/>
       </w:pPr>
       <w:r>
-        <w:t xml:space="preserve">Los métodos independientes mediante</w:t>
-      </w:r>
-      <w:r>
-        <w:t xml:space="preserve"> </w:t>
-      </w:r>
-      <w:r>
-        <w:rPr>
-          <w:rStyle w:val="VerbatimChar"/>
-        </w:rPr>
-        <w:t xml:space="preserve">App.R</w:t>
-      </w:r>
-      <w:r>
-        <w:t xml:space="preserve"> </w:t>
-      </w:r>
-      <w:r>
-        <w:t xml:space="preserve">y el bundle siguen disponibles</w:t>
-      </w:r>
-      <w:r>
-        <w:t xml:space="preserve"> </w:t>
-      </w:r>
-      <w:r>
-        <w:t xml:space="preserve">para quienes prefieran no instalar BIOSZEN desde un repositorio de paquetes.</w:t>
-      </w:r>
-    </w:p>
-    <w:p>
-      <w:pPr>
-        <w:pStyle w:val="BodyText"/>
-      </w:pPr>
-      <w:r>
-        <w:t xml:space="preserve">Plantillas de referencia disponibles en la app (</w:t>
+        <w:t xml:space="preserve">El lanzador del paquete abre el navegador configurado como predeterminado en el</w:t>
+      </w:r>
+      <w:r>
+        <w:t xml:space="preserve"> </w:t>
+      </w:r>
+      <w:r>
+        <w:t xml:space="preserve">sistema operativo. Usa</w:t>
+      </w:r>
+      <w:r>
+        <w:t xml:space="preserve"> </w:t>
+      </w:r>
+      <w:r>
+        <w:rPr>
+          <w:rStyle w:val="VerbatimChar"/>
+        </w:rPr>
+        <w:t xml:space="preserve">BIOSZEN::BIOSZEN(app_window = TRUE)</w:t>
+      </w:r>
+      <w:r>
+        <w:t xml:space="preserve"> </w:t>
+      </w:r>
+      <w:r>
+        <w:t xml:space="preserve">para solicitar una</w:t>
+      </w:r>
+      <w:r>
+        <w:t xml:space="preserve"> </w:t>
+      </w:r>
+      <w:r>
+        <w:t xml:space="preserve">ventana de aplicación independiente de un navegador Chromium. El Addin de</w:t>
+      </w:r>
+      <w:r>
+        <w:t xml:space="preserve"> </w:t>
+      </w:r>
+      <w:r>
+        <w:t xml:space="preserve">RStudio se instala y registra automáticamente con BIOSZEN; no es necesario</w:t>
+      </w:r>
+      <w:r>
+        <w:t xml:space="preserve"> </w:t>
+      </w:r>
+      <w:r>
+        <w:t xml:space="preserve">copiar archivos del Addin manualmente. Reinicia RStudio después de instalar o</w:t>
+      </w:r>
+      <w:r>
+        <w:t xml:space="preserve"> </w:t>
+      </w:r>
+      <w:r>
+        <w:t xml:space="preserve">actualizar BIOSZEN y usa</w:t>
+      </w:r>
+      <w:r>
+        <w:t xml:space="preserve"> </w:t>
       </w:r>
       <w:r>
         <w:rPr>
           <w:b/>
           <w:bCs/>
         </w:rPr>
+        <w:t xml:space="preserve">Addins &gt; Launch BIOSZEN in Browser</w:t>
+      </w:r>
+      <w:r>
+        <w:t xml:space="preserve"> </w:t>
+      </w:r>
+      <w:r>
+        <w:t xml:space="preserve">para iniciar la</w:t>
+      </w:r>
+      <w:r>
+        <w:t xml:space="preserve"> </w:t>
+      </w:r>
+      <w:r>
+        <w:t xml:space="preserve">app sin escribir un comando. Opcionalmente, puedes asignar un atajo en **Addins</w:t>
+      </w:r>
+    </w:p>
+    <w:p>
+      <w:pPr>
+        <w:pStyle w:val="BlockText"/>
+      </w:pPr>
+      <w:r>
+        <w:t xml:space="preserve">Browse Addins &gt; Keyboard Shortcuts**. Usa</w:t>
+      </w:r>
+      <w:r>
+        <w:t xml:space="preserve"> </w:t>
+      </w:r>
+      <w:r>
+        <w:rPr>
+          <w:rStyle w:val="VerbatimChar"/>
+        </w:rPr>
+        <w:t xml:space="preserve">launch.browser = FALSE</w:t>
+      </w:r>
+      <w:r>
+        <w:t xml:space="preserve"> </w:t>
+      </w:r>
+      <w:r>
+        <w:t xml:space="preserve">solo si no</w:t>
+      </w:r>
+      <w:r>
+        <w:t xml:space="preserve"> </w:t>
+      </w:r>
+      <w:r>
+        <w:t xml:space="preserve">deseas que el navegador se abra automáticamente.</w:t>
+      </w:r>
+    </w:p>
+    <w:p>
+      <w:pPr>
+        <w:pStyle w:val="FirstParagraph"/>
+      </w:pPr>
+      <w:r>
+        <w:t xml:space="preserve">Los métodos independientes mediante</w:t>
+      </w:r>
+      <w:r>
+        <w:t xml:space="preserve"> </w:t>
+      </w:r>
+      <w:r>
+        <w:rPr>
+          <w:rStyle w:val="VerbatimChar"/>
+        </w:rPr>
+        <w:t xml:space="preserve">App.R</w:t>
+      </w:r>
+      <w:r>
+        <w:t xml:space="preserve"> </w:t>
+      </w:r>
+      <w:r>
+        <w:t xml:space="preserve">y el bundle siguen disponibles</w:t>
+      </w:r>
+      <w:r>
+        <w:t xml:space="preserve"> </w:t>
+      </w:r>
+      <w:r>
+        <w:t xml:space="preserve">para quienes prefieran no instalar BIOSZEN desde un repositorio de paquetes.</w:t>
+      </w:r>
+    </w:p>
+    <w:p>
+      <w:pPr>
+        <w:pStyle w:val="BodyText"/>
+      </w:pPr>
+      <w:r>
+        <w:t xml:space="preserve">Plantillas de referencia disponibles en la app (</w:t>
+      </w:r>
+      <w:r>
+        <w:rPr>
+          <w:b/>
+          <w:bCs/>
+        </w:rPr>
         <w:t xml:space="preserve">Archivos de entrada de referencia (descargar)</w:t>
       </w:r>
       <w:r>
@@ -874,7 +978,7 @@
           <w:numId w:val="1004"/>
         </w:numPr>
       </w:pPr>
-      <w:hyperlink r:id="rId13">
+      <w:hyperlink r:id="rId83">
         <w:r>
           <w:rPr>
             <w:rStyle w:val="Hyperlink"/>
@@ -891,7 +995,7 @@
           <w:numId w:val="1004"/>
         </w:numPr>
       </w:pPr>
-      <w:hyperlink r:id="rId14">
+      <w:hyperlink r:id="rId84">
         <w:r>
           <w:rPr>
             <w:rStyle w:val="Hyperlink"/>
@@ -908,7 +1012,7 @@
           <w:numId w:val="1004"/>
         </w:numPr>
       </w:pPr>
-      <w:hyperlink r:id="rId15">
+      <w:hyperlink r:id="rId85">
         <w:r>
           <w:rPr>
             <w:rStyle w:val="Hyperlink"/>
@@ -925,7 +1029,7 @@
           <w:numId w:val="1004"/>
         </w:numPr>
       </w:pPr>
-      <w:hyperlink r:id="rId16">
+      <w:hyperlink r:id="rId86">
         <w:r>
           <w:rPr>
             <w:rStyle w:val="Hyperlink"/>
@@ -964,8 +1068,8 @@
         <w:t xml:space="preserve">. Conserva esa carpeta para evitar reinstalaciones.</w:t>
       </w:r>
     </w:p>
-    <w:bookmarkEnd w:id="17"/>
-    <w:bookmarkStart w:id="25" w:name="X9fb895dda62211d8c48fb9835c8aff5234266cd"/>
+    <w:bookmarkEnd w:id="87"/>
+    <w:bookmarkStart w:id="95" w:name="X9fb895dda62211d8c48fb9835c8aff5234266cd"/>
     <w:p>
       <w:pPr>
         <w:pStyle w:val="Heading2"/>
@@ -974,7 +1078,7 @@
         <w:t xml:space="preserve">2. Inicio Rápido por Escenario</w:t>
       </w:r>
     </w:p>
-    <w:bookmarkStart w:id="18" w:name="X2321f1725a28bb077f5deafe205ec5296906e73"/>
+    <w:bookmarkStart w:id="88" w:name="X2321f1725a28bb077f5deafe205ec5296906e73"/>
     <w:p>
       <w:pPr>
         <w:pStyle w:val="Heading3"/>
@@ -1081,8 +1185,8 @@
         <w:t xml:space="preserve">Exporta gráfico, tablas, metadatos y bundle ZIP.</w:t>
       </w:r>
     </w:p>
-    <w:bookmarkEnd w:id="18"/>
-    <w:bookmarkStart w:id="19" w:name="Xcf545a811cd07656e0055dc2381ada816e3363b"/>
+    <w:bookmarkEnd w:id="88"/>
+    <w:bookmarkStart w:id="89" w:name="Xcf545a811cd07656e0055dc2381ada816e3363b"/>
     <w:p>
       <w:pPr>
         <w:pStyle w:val="Heading3"/>
@@ -1152,8 +1256,8 @@
         <w:t xml:space="preserve">Exporta gráficos y metadatos.</w:t>
       </w:r>
     </w:p>
-    <w:bookmarkEnd w:id="19"/>
-    <w:bookmarkStart w:id="20" w:name="X086db0decf77911936b72506b859d7bedfa829a"/>
+    <w:bookmarkEnd w:id="89"/>
+    <w:bookmarkStart w:id="90" w:name="X086db0decf77911936b72506b859d7bedfa829a"/>
     <w:p>
       <w:pPr>
         <w:pStyle w:val="Heading3"/>
@@ -1226,8 +1330,8 @@
         <w:t xml:space="preserve">Activa capas avanzadas solo al final.</w:t>
       </w:r>
     </w:p>
-    <w:bookmarkEnd w:id="20"/>
-    <w:bookmarkStart w:id="24" w:name="X4db9812a0bf1faf805046245ea70fc9be790166"/>
+    <w:bookmarkEnd w:id="90"/>
+    <w:bookmarkStart w:id="94" w:name="X4db9812a0bf1faf805046245ea70fc9be790166"/>
     <w:p>
       <w:pPr>
         <w:pStyle w:val="Heading3"/>
@@ -1284,6 +1388,34 @@
         </w:numPr>
       </w:pPr>
       <w:r>
+        <w:t xml:space="preserve">En RStudio, el comando instalado automáticamente</w:t>
+      </w:r>
+      <w:r>
+        <w:t xml:space="preserve"> </w:t>
+      </w:r>
+      <w:r>
+        <w:rPr>
+          <w:b/>
+          <w:bCs/>
+        </w:rPr>
+        <w:t xml:space="preserve">Addins &gt; Launch BIOSZEN in Browser</w:t>
+      </w:r>
+      <w:r>
+        <w:t xml:space="preserve"> </w:t>
+      </w:r>
+      <w:r>
+        <w:t xml:space="preserve">ofrece el mismo inicio con un clic y abre el navegador predeterminado del sistema operativo.</w:t>
+      </w:r>
+    </w:p>
+    <w:p>
+      <w:pPr>
+        <w:pStyle w:val="Compact"/>
+        <w:numPr>
+          <w:ilvl w:val="0"/>
+          <w:numId w:val="1008"/>
+        </w:numPr>
+      </w:pPr>
+      <w:r>
         <w:t xml:space="preserve">Usa</w:t>
       </w:r>
       <w:r>
@@ -1405,6 +1537,108 @@
       </w:r>
       <w:r>
         <w:t xml:space="preserve">para instalar una después de confirmarla y cerrar la app.</w:t>
+      </w:r>
+    </w:p>
+    <w:p>
+      <w:pPr>
+        <w:pStyle w:val="Compact"/>
+        <w:numPr>
+          <w:ilvl w:val="0"/>
+          <w:numId w:val="1008"/>
+        </w:numPr>
+      </w:pPr>
+      <w:r>
+        <w:t xml:space="preserve">Cuando BIOSZEN se inicia como paquete de R instalado, el botón azul</w:t>
+      </w:r>
+      <w:r>
+        <w:t xml:space="preserve"> </w:t>
+      </w:r>
+      <w:r>
+        <w:rPr>
+          <w:b/>
+          <w:bCs/>
+        </w:rPr>
+        <w:t xml:space="preserve">Actualizar</w:t>
+      </w:r>
+      <w:r>
+        <w:t xml:space="preserve"> </w:t>
+      </w:r>
+      <w:r>
+        <w:t xml:space="preserve">mantiene el mismo flujo de actualización: informa si no existe una versión estable más reciente y, si existe, muestra ambas versiones antes de solicitar confirmación.</w:t>
+      </w:r>
+    </w:p>
+    <w:p>
+      <w:pPr>
+        <w:pStyle w:val="Compact"/>
+        <w:numPr>
+          <w:ilvl w:val="0"/>
+          <w:numId w:val="1008"/>
+        </w:numPr>
+      </w:pPr>
+      <w:r>
+        <w:t xml:space="preserve">Cuando BIOSZEN se inicia desde el bundle standalone local, el botón cambia a</w:t>
+      </w:r>
+      <w:r>
+        <w:t xml:space="preserve"> </w:t>
+      </w:r>
+      <w:r>
+        <w:rPr>
+          <w:b/>
+          <w:bCs/>
+        </w:rPr>
+        <w:t xml:space="preserve">Instalar paquete</w:t>
+      </w:r>
+      <w:r>
+        <w:t xml:space="preserve">. Después de confirmar, BIOSZEN se cierra e instala el paquete estable de R-universe en la biblioteca personal de R. Reinicia R y luego usa</w:t>
+      </w:r>
+      <w:r>
+        <w:t xml:space="preserve"> </w:t>
+      </w:r>
+      <w:r>
+        <w:rPr>
+          <w:rStyle w:val="VerbatimChar"/>
+        </w:rPr>
+        <w:t xml:space="preserve">BIOSZEN::BIOSZEN()</w:t>
+      </w:r>
+      <w:r>
+        <w:t xml:space="preserve">. Si ya existe una instalación normal del paquete, BIOSZEN lo informa en lugar de instalarlo nuevamente.</w:t>
+      </w:r>
+    </w:p>
+    <w:p>
+      <w:pPr>
+        <w:pStyle w:val="Compact"/>
+        <w:numPr>
+          <w:ilvl w:val="0"/>
+          <w:numId w:val="1008"/>
+        </w:numPr>
+      </w:pPr>
+      <w:r>
+        <w:rPr>
+          <w:b/>
+          <w:bCs/>
+        </w:rPr>
+        <w:t xml:space="preserve">Seguridad de instalación y actualización:</w:t>
+      </w:r>
+      <w:r>
+        <w:t xml:space="preserve"> </w:t>
+      </w:r>
+      <w:r>
+        <w:t xml:space="preserve">ninguna acción instala silenciosamente. Guarda o descarga el trabajo no guardado antes de confirmar. BIOSZEN cierra Shiny antes de modificar archivos del paquete, y las comprobaciones no envían datos experimentales cargados, información personal ni credenciales. Si se interrumpe la descarga o la biblioteca de R está bloqueada, el launcher standalone continúa disponible; reinicia R y vuelve a intentarlo o ejecuta</w:t>
+      </w:r>
+      <w:r>
+        <w:t xml:space="preserve"> </w:t>
+      </w:r>
+      <w:r>
+        <w:rPr>
+          <w:rStyle w:val="VerbatimChar"/>
+        </w:rPr>
+        <w:t xml:space="preserve">BIOSZEN::bioszen_update()</w:t>
+      </w:r>
+      <w:r>
+        <w:t xml:space="preserve"> </w:t>
+      </w:r>
+      <w:r>
+        <w:t xml:space="preserve">para una instalación existente.</w:t>
       </w:r>
     </w:p>
     <w:p>
@@ -1458,18 +1692,18 @@
           <wp:inline>
             <wp:extent cx="5334000" cy="2133600"/>
             <wp:effectExtent b="0" l="0" r="0" t="0"/>
-            <wp:docPr descr="Configuración de gráficos y capas" title="" id="22" name="Picture"/>
+            <wp:docPr descr="Configuración de gráficos y capas" title="" id="92" name="Picture"/>
             <a:graphic>
               <a:graphicData uri="http://schemas.openxmlformats.org/drawingml/2006/picture">
                 <pic:pic>
                   <pic:nvPicPr>
-                    <pic:cNvPr descr="manual_images/02_plot_setup_layers.png" id="23" name="Picture"/>
+                    <pic:cNvPr descr="manual_images/02_plot_setup_layers.png" id="93" name="Picture"/>
                     <pic:cNvPicPr>
                       <a:picLocks noChangeArrowheads="1" noChangeAspect="1"/>
                     </pic:cNvPicPr>
                   </pic:nvPicPr>
                   <pic:blipFill>
-                    <a:blip r:embed="rId21"/>
+                    <a:blip r:embed="rId91"/>
                     <a:stretch>
                       <a:fillRect/>
                     </a:stretch>
@@ -1496,9 +1730,9 @@
         </w:drawing>
       </w:r>
     </w:p>
-    <w:bookmarkEnd w:id="24"/>
-    <w:bookmarkEnd w:id="25"/>
-    <w:bookmarkStart w:id="26" w:name="X1091fe1583fe3857e5eb63f1db55c9abd452c2a"/>
+    <w:bookmarkEnd w:id="94"/>
+    <w:bookmarkEnd w:id="95"/>
+    <w:bookmarkStart w:id="96" w:name="X1091fe1583fe3857e5eb63f1db55c9abd452c2a"/>
     <w:p>
       <w:pPr>
         <w:pStyle w:val="Heading2"/>
@@ -1655,8 +1889,8 @@
         <w:t xml:space="preserve">.</w:t>
       </w:r>
     </w:p>
-    <w:bookmarkEnd w:id="26"/>
-    <w:bookmarkStart w:id="35" w:name="Xbe7d00576ea19b5f785210b268d589dfe016b9b"/>
+    <w:bookmarkEnd w:id="96"/>
+    <w:bookmarkStart w:id="105" w:name="Xbe7d00576ea19b5f785210b268d589dfe016b9b"/>
     <w:p>
       <w:pPr>
         <w:pStyle w:val="Heading2"/>
@@ -1665,7 +1899,7 @@
         <w:t xml:space="preserve">4. Especificaciones de Entrada</w:t>
       </w:r>
     </w:p>
-    <w:bookmarkStart w:id="27" w:name="Xf68407b5dd2b5ce153fdc68437af388089e5a16"/>
+    <w:bookmarkStart w:id="97" w:name="Xf68407b5dd2b5ce153fdc68437af388089e5a16"/>
     <w:p>
       <w:pPr>
         <w:pStyle w:val="Heading3"/>
@@ -2180,8 +2414,8 @@
         <w:t xml:space="preserve">Y_Title</w:t>
       </w:r>
     </w:p>
-    <w:bookmarkEnd w:id="27"/>
-    <w:bookmarkStart w:id="28" w:name="Xda61436f4146a35c9827245175b1f9ac9e008a5"/>
+    <w:bookmarkEnd w:id="97"/>
+    <w:bookmarkStart w:id="98" w:name="Xda61436f4146a35c9827245175b1f9ac9e008a5"/>
     <w:p>
       <w:pPr>
         <w:pStyle w:val="Heading3"/>
@@ -2578,8 +2812,8 @@
         <w:t xml:space="preserve">(platemap) y los encabezados de curvas.</w:t>
       </w:r>
     </w:p>
-    <w:bookmarkEnd w:id="28"/>
-    <w:bookmarkStart w:id="29" w:name="Xec42c79e34c9852a155b47685eb842e04ba89d4"/>
+    <w:bookmarkEnd w:id="98"/>
+    <w:bookmarkStart w:id="99" w:name="Xec42c79e34c9852a155b47685eb842e04ba89d4"/>
     <w:p>
       <w:pPr>
         <w:pStyle w:val="Heading3"/>
@@ -2702,8 +2936,8 @@
         <w:t xml:space="preserve">).</w:t>
       </w:r>
     </w:p>
-    <w:bookmarkEnd w:id="29"/>
-    <w:bookmarkStart w:id="30" w:name="X1b4e6a2869c7556afb3c107fc030195f56a0483"/>
+    <w:bookmarkEnd w:id="99"/>
+    <w:bookmarkStart w:id="100" w:name="X1b4e6a2869c7556afb3c107fc030195f56a0483"/>
     <w:p>
       <w:pPr>
         <w:pStyle w:val="Heading3"/>
@@ -2921,8 +3155,8 @@
         <w:t xml:space="preserve">o una hoja de resumen de curvas embebida.</w:t>
       </w:r>
     </w:p>
-    <w:bookmarkEnd w:id="30"/>
-    <w:bookmarkStart w:id="31" w:name="Xf16c6e1904251089dd353ddc2e40142df3f2d4c"/>
+    <w:bookmarkEnd w:id="100"/>
+    <w:bookmarkStart w:id="101" w:name="Xf16c6e1904251089dd353ddc2e40142df3f2d4c"/>
     <w:p>
       <w:pPr>
         <w:pStyle w:val="Heading3"/>
@@ -3062,8 +3296,8 @@
         <w:t xml:space="preserve">+ wells).</w:t>
       </w:r>
     </w:p>
-    <w:bookmarkEnd w:id="31"/>
-    <w:bookmarkStart w:id="34" w:name="X302fd3e56ed3f93c7d8b1e7892925566e0923a5"/>
+    <w:bookmarkEnd w:id="101"/>
+    <w:bookmarkStart w:id="104" w:name="X302fd3e56ed3f93c7d8b1e7892925566e0923a5"/>
     <w:p>
       <w:pPr>
         <w:pStyle w:val="Heading3"/>
@@ -3082,7 +3316,7 @@
       <w:r>
         <w:t xml:space="preserve"> </w:t>
       </w:r>
-      <w:hyperlink r:id="rId32">
+      <w:hyperlink r:id="rId102">
         <w:r>
           <w:rPr>
             <w:rStyle w:val="Hyperlink"/>
@@ -3126,7 +3360,7 @@
       <w:r>
         <w:t xml:space="preserve"> </w:t>
       </w:r>
-      <w:hyperlink r:id="rId33">
+      <w:hyperlink r:id="rId103">
         <w:r>
           <w:rPr>
             <w:rStyle w:val="Hyperlink"/>
@@ -3292,9 +3526,9 @@
         <w:t xml:space="preserve">tipo específico de medición.</w:t>
       </w:r>
     </w:p>
-    <w:bookmarkEnd w:id="34"/>
-    <w:bookmarkEnd w:id="35"/>
-    <w:bookmarkStart w:id="39" w:name="Xae12b15562da4a61da4abe7db29e767bcfa80b7"/>
+    <w:bookmarkEnd w:id="104"/>
+    <w:bookmarkEnd w:id="105"/>
+    <w:bookmarkStart w:id="109" w:name="Xae12b15562da4a61da4abe7db29e767bcfa80b7"/>
     <w:p>
       <w:pPr>
         <w:pStyle w:val="Heading2"/>
@@ -3456,18 +3690,18 @@
           <wp:inline>
             <wp:extent cx="5334000" cy="1320297"/>
             <wp:effectExtent b="0" l="0" r="0" t="0"/>
-            <wp:docPr descr="Filtrado por media/condiciones" title="" id="37" name="Picture"/>
+            <wp:docPr descr="Filtrado por media/condiciones" title="" id="107" name="Picture"/>
             <a:graphic>
               <a:graphicData uri="http://schemas.openxmlformats.org/drawingml/2006/picture">
                 <pic:pic>
                   <pic:nvPicPr>
-                    <pic:cNvPr descr="manual_images/03_filter_media_conditions.png" id="38" name="Picture"/>
+                    <pic:cNvPr descr="manual_images/03_filter_media_conditions.png" id="108" name="Picture"/>
                     <pic:cNvPicPr>
                       <a:picLocks noChangeArrowheads="1" noChangeAspect="1"/>
                     </pic:cNvPicPr>
                   </pic:nvPicPr>
                   <pic:blipFill>
-                    <a:blip r:embed="rId36"/>
+                    <a:blip r:embed="rId106"/>
                     <a:stretch>
                       <a:fillRect/>
                     </a:stretch>
@@ -3494,8 +3728,8 @@
         </w:drawing>
       </w:r>
     </w:p>
-    <w:bookmarkEnd w:id="39"/>
-    <w:bookmarkStart w:id="57" w:name="Xaf81bc0f9fdfe300180131f47955cd5d6f20688"/>
+    <w:bookmarkEnd w:id="109"/>
+    <w:bookmarkStart w:id="130" w:name="Xaf81bc0f9fdfe300180131f47955cd5d6f20688"/>
     <w:p>
       <w:pPr>
         <w:pStyle w:val="Heading2"/>
@@ -3504,7 +3738,7 @@
         <w:t xml:space="preserve">6. Tipos de Gráfico y Controles</w:t>
       </w:r>
     </w:p>
-    <w:bookmarkStart w:id="40" w:name="caja"/>
+    <w:bookmarkStart w:id="110" w:name="caja"/>
     <w:p>
       <w:pPr>
         <w:pStyle w:val="Heading3"/>
@@ -3570,8 +3804,8 @@
         <w:t xml:space="preserve">mejora legibilidad con etiquetas largas.</w:t>
       </w:r>
     </w:p>
-    <w:bookmarkEnd w:id="40"/>
-    <w:bookmarkStart w:id="41" w:name="barras"/>
+    <w:bookmarkEnd w:id="110"/>
+    <w:bookmarkStart w:id="111" w:name="barras"/>
     <w:p>
       <w:pPr>
         <w:pStyle w:val="Heading3"/>
@@ -3616,8 +3850,8 @@
         <w:t xml:space="preserve">Orientación horizontal disponible.</w:t>
       </w:r>
     </w:p>
-    <w:bookmarkEnd w:id="41"/>
-    <w:bookmarkStart w:id="42" w:name="violín"/>
+    <w:bookmarkEnd w:id="111"/>
+    <w:bookmarkStart w:id="112" w:name="violín"/>
     <w:p>
       <w:pPr>
         <w:pStyle w:val="Heading3"/>
@@ -3662,8 +3896,8 @@
         <w:t xml:space="preserve">Orientación horizontal disponible.</w:t>
       </w:r>
     </w:p>
-    <w:bookmarkEnd w:id="42"/>
-    <w:bookmarkStart w:id="43" w:name="apilado"/>
+    <w:bookmarkEnd w:id="112"/>
+    <w:bookmarkStart w:id="113" w:name="apilado"/>
     <w:p>
       <w:pPr>
         <w:pStyle w:val="Heading3"/>
@@ -3783,8 +4017,8 @@
         <w:t xml:space="preserve">Orientación horizontal disponible; al voltear el gráfico se conservan leyendas, estilos de texto, barras de error y etiquetas de significancia.</w:t>
       </w:r>
     </w:p>
-    <w:bookmarkEnd w:id="43"/>
-    <w:bookmarkStart w:id="44" w:name="correlación"/>
+    <w:bookmarkEnd w:id="113"/>
+    <w:bookmarkStart w:id="114" w:name="correlación"/>
     <w:p>
       <w:pPr>
         <w:pStyle w:val="Heading3"/>
@@ -3877,13 +4111,1796 @@
         <w:t xml:space="preserve">Panel avanzado con cribado uno-contra-todos y exportación Excel.</w:t>
       </w:r>
     </w:p>
-    <w:bookmarkEnd w:id="44"/>
-    <w:bookmarkStart w:id="45" w:name="mapa-de-calor"/>
+    <w:bookmarkEnd w:id="114"/>
+    <w:bookmarkStart w:id="117" w:name="concentración-respuesta--dosis-respuesta"/>
     <w:p>
       <w:pPr>
         <w:pStyle w:val="Heading3"/>
       </w:pPr>
       <w:r>
+        <w:t xml:space="preserve">Concentración-respuesta / dosis-respuesta</w:t>
+      </w:r>
+    </w:p>
+    <w:p>
+      <w:pPr>
+        <w:pStyle w:val="Compact"/>
+        <w:numPr>
+          <w:ilvl w:val="0"/>
+          <w:numId w:val="1028"/>
+        </w:numPr>
+      </w:pPr>
+      <w:r>
+        <w:t xml:space="preserve">Selecciona el parámetro de respuesta, la serie del compuesto, las cepas, las réplicas biológicas y las condiciones que se incluirán. Permanecen activos los mismos filtros de grupos y réplicas de los demás gráficos.</w:t>
+      </w:r>
+    </w:p>
+    <w:p>
+      <w:pPr>
+        <w:pStyle w:val="Compact"/>
+        <w:numPr>
+          <w:ilvl w:val="0"/>
+          <w:numId w:val="1028"/>
+        </w:numPr>
+      </w:pPr>
+      <w:r>
+        <w:t xml:space="preserve">BIOSZEN reconoce concentraciones desde los nombres de las condiciones y permite corregir manualmente cada concentración y unidad. Todas las filas incluidas deben usar una misma unidad mostrada antes del ajuste.</w:t>
+      </w:r>
+    </w:p>
+    <w:p>
+      <w:pPr>
+        <w:pStyle w:val="Compact"/>
+        <w:numPr>
+          <w:ilvl w:val="0"/>
+          <w:numId w:val="1028"/>
+        </w:numPr>
+      </w:pPr>
+      <w:r>
+        <w:t xml:space="preserve">Cada cepa se ajusta independientemente con un modelo inhibitorio log-logístico de cuatro parámetros (</w:t>
+      </w:r>
+      <w:r>
+        <w:rPr>
+          <w:rStyle w:val="VerbatimChar"/>
+        </w:rPr>
+        <w:t xml:space="preserve">LL.4</w:t>
+      </w:r>
+      <w:r>
+        <w:t xml:space="preserve">). De forma predeterminada se muestran puntos por réplica biológica; opcionalmente se puede mostrar la media con DE o SEM.</w:t>
+      </w:r>
+    </w:p>
+    <w:p>
+      <w:pPr>
+        <w:pStyle w:val="Compact"/>
+        <w:numPr>
+          <w:ilvl w:val="0"/>
+          <w:numId w:val="1028"/>
+        </w:numPr>
+      </w:pPr>
+      <w:r>
+        <w:t xml:space="preserve">La respuesta puede ser el parámetro bruto o su valor normalizado al control. Las respuestas normalizadas se ajustan como porcentaje del control.</w:t>
+      </w:r>
+    </w:p>
+    <w:p>
+      <w:pPr>
+        <w:pStyle w:val="Compact"/>
+        <w:numPr>
+          <w:ilvl w:val="0"/>
+          <w:numId w:val="1028"/>
+        </w:numPr>
+      </w:pPr>
+      <w:r>
+        <w:t xml:space="preserve">Un IC50 menor indica mayor susceptibilidad solo si el ajuste es inhibitorio, el IC50 queda dentro del rango de concentraciones evaluado y la incertidumbre es aceptable. Los valores informados como</w:t>
+      </w:r>
+      <w:r>
+        <w:t xml:space="preserve"> </w:t>
+      </w:r>
+      <w:r>
+        <w:rPr>
+          <w:rStyle w:val="VerbatimChar"/>
+        </w:rPr>
+        <w:t xml:space="preserve">&gt; máximo evaluado</w:t>
+      </w:r>
+      <w:r>
+        <w:t xml:space="preserve">,</w:t>
+      </w:r>
+      <w:r>
+        <w:t xml:space="preserve"> </w:t>
+      </w:r>
+      <w:r>
+        <w:rPr>
+          <w:rStyle w:val="VerbatimChar"/>
+        </w:rPr>
+        <w:t xml:space="preserve">&lt; mínimo evaluado</w:t>
+      </w:r>
+      <w:r>
+        <w:t xml:space="preserve"> </w:t>
+      </w:r>
+      <w:r>
+        <w:t xml:space="preserve">o no estimables se excluyen del ranking de susceptibilidad.</w:t>
+      </w:r>
+    </w:p>
+    <w:p>
+      <w:pPr>
+        <w:pStyle w:val="Compact"/>
+        <w:numPr>
+          <w:ilvl w:val="0"/>
+          <w:numId w:val="1028"/>
+        </w:numPr>
+      </w:pPr>
+      <w:r>
+        <w:t xml:space="preserve">Los límites, intervalos y títulos de ejes, el grosor de la curva ajustada, el tamaño y contorno negro de los puntos y la opacidad de la banda de confianza solo cambian la presentación. No reajustan la curva ni modifican los parámetros. El intervalo X se usa en el eje lineal; el eje X logarítmico utiliza espaciado logarítmico automático.</w:t>
+      </w:r>
+    </w:p>
+    <w:bookmarkStart w:id="115" w:name="Xf41b95b553930832f597a653713901117afdb7a"/>
+    <w:p>
+      <w:pPr>
+        <w:pStyle w:val="Heading4"/>
+      </w:pPr>
+      <w:r>
+        <w:t xml:space="preserve">Interpretación de valores de réplica y parámetros de curva</w:t>
+      </w:r>
+    </w:p>
+    <w:tbl>
+      <w:tblPr>
+        <w:tblStyle w:val="Table"/>
+        <w:tblW w:type="auto" w:w="0"/>
+        <w:tblLook w:firstRow="1" w:lastRow="0" w:firstColumn="0" w:lastColumn="0" w:noHBand="0" w:noVBand="0" w:val="0020"/>
+      </w:tblPr>
+      <w:tblGrid>
+        <w:gridCol w:w="3960"/>
+        <w:gridCol w:w="3960"/>
+      </w:tblGrid>
+      <w:tr>
+        <w:trPr>
+          <w:tblHeader w:val="on"/>
+        </w:trPr>
+        <w:tc>
+          <w:tcPr/>
+          <w:p>
+            <w:pPr>
+              <w:pStyle w:val="Compact"/>
+            </w:pPr>
+            <w:r>
+              <w:t xml:space="preserve">Salida</w:t>
+            </w:r>
+          </w:p>
+        </w:tc>
+        <w:tc>
+          <w:tcPr/>
+          <w:p>
+            <w:pPr>
+              <w:pStyle w:val="Compact"/>
+            </w:pPr>
+            <w:r>
+              <w:t xml:space="preserve">Interpretación</w:t>
+            </w:r>
+          </w:p>
+        </w:tc>
+      </w:tr>
+      <w:tr>
+        <w:tc>
+          <w:tcPr/>
+          <w:p>
+            <w:pPr>
+              <w:pStyle w:val="Compact"/>
+            </w:pPr>
+            <w:r>
+              <w:rPr>
+                <w:rStyle w:val="VerbatimChar"/>
+              </w:rPr>
+              <w:t xml:space="preserve">Strain</w:t>
+            </w:r>
+            <w:r>
+              <w:t xml:space="preserve">,</w:t>
+            </w:r>
+            <w:r>
+              <w:t xml:space="preserve"> </w:t>
+            </w:r>
+            <w:r>
+              <w:rPr>
+                <w:rStyle w:val="VerbatimChar"/>
+              </w:rPr>
+              <w:t xml:space="preserve">Parameter</w:t>
+            </w:r>
+            <w:r>
+              <w:t xml:space="preserve">,</w:t>
+            </w:r>
+            <w:r>
+              <w:t xml:space="preserve"> </w:t>
+            </w:r>
+            <w:r>
+              <w:rPr>
+                <w:rStyle w:val="VerbatimChar"/>
+              </w:rPr>
+              <w:t xml:space="preserve">Compound</w:t>
+            </w:r>
+            <w:r>
+              <w:t xml:space="preserve">,</w:t>
+            </w:r>
+            <w:r>
+              <w:t xml:space="preserve"> </w:t>
+            </w:r>
+            <w:r>
+              <w:rPr>
+                <w:rStyle w:val="VerbatimChar"/>
+              </w:rPr>
+              <w:t xml:space="preserve">ConcentrationUnit</w:t>
+            </w:r>
+          </w:p>
+        </w:tc>
+        <w:tc>
+          <w:tcPr/>
+          <w:p>
+            <w:pPr>
+              <w:pStyle w:val="Compact"/>
+            </w:pPr>
+            <w:r>
+              <w:t xml:space="preserve">Identifican la cepa ajustada, la respuesta seleccionada, la serie del tratamiento y la unidad de concentración. No deben compararse parámetros en unidades distintas como si estuvieran en la misma escala.</w:t>
+            </w:r>
+          </w:p>
+        </w:tc>
+      </w:tr>
+      <w:tr>
+        <w:tc>
+          <w:tcPr/>
+          <w:p>
+            <w:pPr>
+              <w:pStyle w:val="Compact"/>
+            </w:pPr>
+            <w:r>
+              <w:rPr>
+                <w:rStyle w:val="VerbatimChar"/>
+              </w:rPr>
+              <w:t xml:space="preserve">Condition</w:t>
+            </w:r>
+            <w:r>
+              <w:t xml:space="preserve">,</w:t>
+            </w:r>
+            <w:r>
+              <w:t xml:space="preserve"> </w:t>
+            </w:r>
+            <w:r>
+              <w:rPr>
+                <w:rStyle w:val="VerbatimChar"/>
+              </w:rPr>
+              <w:t xml:space="preserve">Concentration</w:t>
+            </w:r>
+          </w:p>
+        </w:tc>
+        <w:tc>
+          <w:tcPr/>
+          <w:p>
+            <w:pPr>
+              <w:pStyle w:val="Compact"/>
+            </w:pPr>
+            <w:r>
+              <w:t xml:space="preserve">Etiqueta original de la condición/grupo y concentración numérica corregida usada para esa fila. Debe revisarse siempre el mapeo de concentraciones antes del ajuste.</w:t>
+            </w:r>
+          </w:p>
+        </w:tc>
+      </w:tr>
+      <w:tr>
+        <w:tc>
+          <w:tcPr/>
+          <w:p>
+            <w:pPr>
+              <w:pStyle w:val="Compact"/>
+            </w:pPr>
+            <w:r>
+              <w:rPr>
+                <w:rStyle w:val="VerbatimChar"/>
+              </w:rPr>
+              <w:t xml:space="preserve">BiologicalReplicate</w:t>
+            </w:r>
+            <w:r>
+              <w:t xml:space="preserve">,</w:t>
+            </w:r>
+            <w:r>
+              <w:t xml:space="preserve"> </w:t>
+            </w:r>
+            <w:r>
+              <w:rPr>
+                <w:rStyle w:val="VerbatimChar"/>
+              </w:rPr>
+              <w:t xml:space="preserve">TechnicalReplicate</w:t>
+            </w:r>
+          </w:p>
+        </w:tc>
+        <w:tc>
+          <w:tcPr/>
+          <w:p>
+            <w:pPr>
+              <w:pStyle w:val="Compact"/>
+            </w:pPr>
+            <w:r>
+              <w:t xml:space="preserve">Identificadores conservados en la hoja de valores por réplica. Las réplicas técnicas seleccionadas se promedian dentro de cada réplica biológica antes del ajuste no lineal; las réplicas biológicas son las observaciones independientes del modelo.</w:t>
+            </w:r>
+          </w:p>
+        </w:tc>
+      </w:tr>
+      <w:tr>
+        <w:tc>
+          <w:tcPr/>
+          <w:p>
+            <w:pPr>
+              <w:pStyle w:val="Compact"/>
+            </w:pPr>
+            <w:r>
+              <w:rPr>
+                <w:rStyle w:val="VerbatimChar"/>
+              </w:rPr>
+              <w:t xml:space="preserve">RawValue</w:t>
+            </w:r>
+          </w:p>
+        </w:tc>
+        <w:tc>
+          <w:tcPr/>
+          <w:p>
+            <w:pPr>
+              <w:pStyle w:val="Compact"/>
+            </w:pPr>
+            <w:r>
+              <w:t xml:space="preserve">Valor observado del parámetro conservado después de aplicar los filtros de grupos y réplicas.</w:t>
+            </w:r>
+          </w:p>
+        </w:tc>
+      </w:tr>
+      <w:tr>
+        <w:tc>
+          <w:tcPr/>
+          <w:p>
+            <w:pPr>
+              <w:pStyle w:val="Compact"/>
+            </w:pPr>
+            <w:r>
+              <w:rPr>
+                <w:rStyle w:val="VerbatimChar"/>
+              </w:rPr>
+              <w:t xml:space="preserve">NormalizedValue</w:t>
+            </w:r>
+          </w:p>
+        </w:tc>
+        <w:tc>
+          <w:tcPr/>
+          <w:p>
+            <w:pPr>
+              <w:pStyle w:val="Compact"/>
+            </w:pPr>
+            <w:r>
+              <w:t xml:space="preserve">Valor observado expresado como porcentaje del control seleccionado cuando la normalización está activa.</w:t>
+            </w:r>
+          </w:p>
+        </w:tc>
+      </w:tr>
+      <w:tr>
+        <w:tc>
+          <w:tcPr/>
+          <w:p>
+            <w:pPr>
+              <w:pStyle w:val="Compact"/>
+            </w:pPr>
+            <w:r>
+              <w:rPr>
+                <w:rStyle w:val="VerbatimChar"/>
+              </w:rPr>
+              <w:t xml:space="preserve">ModelValue</w:t>
+            </w:r>
+          </w:p>
+        </w:tc>
+        <w:tc>
+          <w:tcPr/>
+          <w:p>
+            <w:pPr>
+              <w:pStyle w:val="Compact"/>
+            </w:pPr>
+            <w:r>
+              <w:t xml:space="preserve">Valor realmente entregado al modelo: bruto o normalizado según el modo seleccionado.</w:t>
+            </w:r>
+          </w:p>
+        </w:tc>
+      </w:tr>
+      <w:tr>
+        <w:tc>
+          <w:tcPr/>
+          <w:p>
+            <w:pPr>
+              <w:pStyle w:val="Compact"/>
+            </w:pPr>
+            <w:r>
+              <w:rPr>
+                <w:rStyle w:val="VerbatimChar"/>
+              </w:rPr>
+              <w:t xml:space="preserve">ResultBasis</w:t>
+            </w:r>
+          </w:p>
+        </w:tc>
+        <w:tc>
+          <w:tcPr/>
+          <w:p>
+            <w:pPr>
+              <w:pStyle w:val="Compact"/>
+            </w:pPr>
+            <w:r>
+              <w:t xml:space="preserve">Indica qué parámetro de respuesta se usó para calcular el IC50 informado.</w:t>
+            </w:r>
+          </w:p>
+        </w:tc>
+      </w:tr>
+      <w:tr>
+        <w:tc>
+          <w:tcPr/>
+          <w:p>
+            <w:pPr>
+              <w:pStyle w:val="Compact"/>
+            </w:pPr>
+            <w:r>
+              <w:rPr>
+                <w:rStyle w:val="VerbatimChar"/>
+              </w:rPr>
+              <w:t xml:space="preserve">IC50</w:t>
+            </w:r>
+            <w:r>
+              <w:t xml:space="preserve"> </w:t>
+            </w:r>
+            <w:r>
+              <w:t xml:space="preserve">/</w:t>
+            </w:r>
+            <w:r>
+              <w:t xml:space="preserve"> </w:t>
+            </w:r>
+            <w:r>
+              <w:rPr>
+                <w:rStyle w:val="VerbatimChar"/>
+              </w:rPr>
+              <w:t xml:space="preserve">Resultado IC50</w:t>
+            </w:r>
+          </w:p>
+        </w:tc>
+        <w:tc>
+          <w:tcPr/>
+          <w:p>
+            <w:pPr>
+              <w:pStyle w:val="Compact"/>
+            </w:pPr>
+            <w:r>
+              <w:t xml:space="preserve">Concentración que produce el 50% del efecto inhibitorio ajustado respecto de la respuesta superior del modelo. Un valor menor suele indicar mayor susceptibilidad. Debe interpretarse solo si es estimable dentro del rango evaluado.</w:t>
+            </w:r>
+          </w:p>
+        </w:tc>
+      </w:tr>
+      <w:tr>
+        <w:tc>
+          <w:tcPr/>
+          <w:p>
+            <w:pPr>
+              <w:pStyle w:val="Compact"/>
+            </w:pPr>
+            <w:r>
+              <w:rPr>
+                <w:rStyle w:val="VerbatimChar"/>
+              </w:rPr>
+              <w:t xml:space="preserve">ED50</w:t>
+            </w:r>
+          </w:p>
+        </w:tc>
+        <w:tc>
+          <w:tcPr/>
+          <w:p>
+            <w:pPr>
+              <w:pStyle w:val="Compact"/>
+            </w:pPr>
+            <w:r>
+              <w:t xml:space="preserve">Dosis efectiva relativa del 50%. En la implementación inhibitoria</w:t>
+            </w:r>
+            <w:r>
+              <w:t xml:space="preserve"> </w:t>
+            </w:r>
+            <w:r>
+              <w:rPr>
+                <w:rStyle w:val="VerbatimChar"/>
+              </w:rPr>
+              <w:t xml:space="preserve">LL.4</w:t>
+            </w:r>
+            <w:r>
+              <w:t xml:space="preserve"> </w:t>
+            </w:r>
+            <w:r>
+              <w:t xml:space="preserve">actual corresponde numéricamente a la misma concentración ajustada que el IC50.</w:t>
+            </w:r>
+          </w:p>
+        </w:tc>
+      </w:tr>
+      <w:tr>
+        <w:tc>
+          <w:tcPr/>
+          <w:p>
+            <w:pPr>
+              <w:pStyle w:val="Compact"/>
+            </w:pPr>
+            <w:r>
+              <w:rPr>
+                <w:rStyle w:val="VerbatimChar"/>
+              </w:rPr>
+              <w:t xml:space="preserve">EC50</w:t>
+            </w:r>
+          </w:p>
+        </w:tc>
+        <w:tc>
+          <w:tcPr/>
+          <w:p>
+            <w:pPr>
+              <w:pStyle w:val="Compact"/>
+            </w:pPr>
+            <w:r>
+              <w:t xml:space="preserve">Campo convencional de concentración efectiva media. Se informa como</w:t>
+            </w:r>
+            <w:r>
+              <w:t xml:space="preserve"> </w:t>
+            </w:r>
+            <w:r>
+              <w:rPr>
+                <w:rStyle w:val="VerbatimChar"/>
+              </w:rPr>
+              <w:t xml:space="preserve">NA</w:t>
+            </w:r>
+            <w:r>
+              <w:t xml:space="preserve"> </w:t>
+            </w:r>
+            <w:r>
+              <w:t xml:space="preserve">porque la ruta actual de BIOSZEN ajusta un modelo inhibitorio IC50/ED50 y no un modelo estimulador EC50 independiente.</w:t>
+            </w:r>
+          </w:p>
+        </w:tc>
+      </w:tr>
+      <w:tr>
+        <w:tc>
+          <w:tcPr/>
+          <w:p>
+            <w:pPr>
+              <w:pStyle w:val="Compact"/>
+            </w:pPr>
+            <w:r>
+              <w:rPr>
+                <w:rStyle w:val="VerbatimChar"/>
+              </w:rPr>
+              <w:t xml:space="preserve">IC50_SE</w:t>
+            </w:r>
+          </w:p>
+        </w:tc>
+        <w:tc>
+          <w:tcPr/>
+          <w:p>
+            <w:pPr>
+              <w:pStyle w:val="Compact"/>
+            </w:pPr>
+            <w:r>
+              <w:t xml:space="preserve">Error estándar del IC50 calculado por método delta. Valores mayores indican menor precisión.</w:t>
+            </w:r>
+          </w:p>
+        </w:tc>
+      </w:tr>
+      <w:tr>
+        <w:tc>
+          <w:tcPr/>
+          <w:p>
+            <w:pPr>
+              <w:pStyle w:val="Compact"/>
+            </w:pPr>
+            <w:r>
+              <w:rPr>
+                <w:rStyle w:val="VerbatimChar"/>
+              </w:rPr>
+              <w:t xml:space="preserve">CI_Lower</w:t>
+            </w:r>
+            <w:r>
+              <w:t xml:space="preserve">,</w:t>
+            </w:r>
+            <w:r>
+              <w:t xml:space="preserve"> </w:t>
+            </w:r>
+            <w:r>
+              <w:rPr>
+                <w:rStyle w:val="VerbatimChar"/>
+              </w:rPr>
+              <w:t xml:space="preserve">CI_Upper</w:t>
+            </w:r>
+            <w:r>
+              <w:t xml:space="preserve"> </w:t>
+            </w:r>
+            <w:r>
+              <w:t xml:space="preserve">(límites inferior/superior del IC 95% en la app)</w:t>
+            </w:r>
+          </w:p>
+        </w:tc>
+        <w:tc>
+          <w:tcPr/>
+          <w:p>
+            <w:pPr>
+              <w:pStyle w:val="Compact"/>
+            </w:pPr>
+            <w:r>
+              <w:t xml:space="preserve">Intervalo de confianza del IC50. Intervalos anchos o límites muy fuera del rango evaluado indican baja precisión.</w:t>
+            </w:r>
+          </w:p>
+        </w:tc>
+      </w:tr>
+      <w:tr>
+        <w:tc>
+          <w:tcPr/>
+          <w:p>
+            <w:pPr>
+              <w:pStyle w:val="Compact"/>
+            </w:pPr>
+            <w:r>
+              <w:rPr>
+                <w:rStyle w:val="VerbatimChar"/>
+              </w:rPr>
+              <w:t xml:space="preserve">HillSlope</w:t>
+            </w:r>
+          </w:p>
+        </w:tc>
+        <w:tc>
+          <w:tcPr/>
+          <w:p>
+            <w:pPr>
+              <w:pStyle w:val="Compact"/>
+            </w:pPr>
+            <w:r>
+              <w:t xml:space="preserve">Parámetro de forma que controla la pendiente de la transición en escala logarítmica de dosis. En las curvas inhibitorias decrecientes aceptadas por BIOSZEN es positivo; un valor mayor genera una transición más brusca pero no mide por sí solo susceptibilidad.</w:t>
+            </w:r>
+          </w:p>
+        </w:tc>
+      </w:tr>
+      <w:tr>
+        <w:tc>
+          <w:tcPr/>
+          <w:p>
+            <w:pPr>
+              <w:pStyle w:val="Compact"/>
+            </w:pPr>
+            <w:r>
+              <w:rPr>
+                <w:rStyle w:val="VerbatimChar"/>
+              </w:rPr>
+              <w:t xml:space="preserve">LowerAsymptote</w:t>
+            </w:r>
+          </w:p>
+        </w:tc>
+        <w:tc>
+          <w:tcPr/>
+          <w:p>
+            <w:pPr>
+              <w:pStyle w:val="Compact"/>
+            </w:pPr>
+            <w:r>
+              <w:t xml:space="preserve">Respuesta ajustada a la que se aproxima la curva a concentraciones altas. Es un límite extrapolado y puede diferir del menor valor observado.</w:t>
+            </w:r>
+          </w:p>
+        </w:tc>
+      </w:tr>
+      <w:tr>
+        <w:tc>
+          <w:tcPr/>
+          <w:p>
+            <w:pPr>
+              <w:pStyle w:val="Compact"/>
+            </w:pPr>
+            <w:r>
+              <w:rPr>
+                <w:rStyle w:val="VerbatimChar"/>
+              </w:rPr>
+              <w:t xml:space="preserve">UpperAsymptote</w:t>
+            </w:r>
+          </w:p>
+        </w:tc>
+        <w:tc>
+          <w:tcPr/>
+          <w:p>
+            <w:pPr>
+              <w:pStyle w:val="Compact"/>
+            </w:pPr>
+            <w:r>
+              <w:t xml:space="preserve">Respuesta ajustada a la que se aproxima la curva a concentración cero o baja. Es un límite extrapolado y puede diferir del mayor valor observado.</w:t>
+            </w:r>
+          </w:p>
+        </w:tc>
+      </w:tr>
+      <w:tr>
+        <w:tc>
+          <w:tcPr/>
+          <w:p>
+            <w:pPr>
+              <w:pStyle w:val="Compact"/>
+            </w:pPr>
+            <w:r>
+              <w:rPr>
+                <w:rStyle w:val="VerbatimChar"/>
+              </w:rPr>
+              <w:t xml:space="preserve">ResponseRange</w:t>
+            </w:r>
+          </w:p>
+        </w:tc>
+        <w:tc>
+          <w:tcPr/>
+          <w:p>
+            <w:pPr>
+              <w:pStyle w:val="Compact"/>
+            </w:pPr>
+            <w:r>
+              <w:rPr>
+                <w:rStyle w:val="VerbatimChar"/>
+              </w:rPr>
+              <w:t xml:space="preserve">UpperAsymptote - LowerAsymptote</w:t>
+            </w:r>
+            <w:r>
+              <w:t xml:space="preserve">; amplitud de respuesta ajustada.</w:t>
+            </w:r>
+          </w:p>
+        </w:tc>
+      </w:tr>
+      <w:tr>
+        <w:tc>
+          <w:tcPr/>
+          <w:p>
+            <w:pPr>
+              <w:pStyle w:val="Compact"/>
+            </w:pPr>
+            <w:r>
+              <w:rPr>
+                <w:rStyle w:val="VerbatimChar"/>
+              </w:rPr>
+              <w:t xml:space="preserve">InflectionPoint</w:t>
+            </w:r>
+          </w:p>
+        </w:tc>
+        <w:tc>
+          <w:tcPr/>
+          <w:p>
+            <w:pPr>
+              <w:pStyle w:val="Compact"/>
+            </w:pPr>
+            <w:r>
+              <w:t xml:space="preserve">Concentración central de la transición ajustada. En este modelo normalmente coincide con ED50/IC50 relativo.</w:t>
+            </w:r>
+          </w:p>
+        </w:tc>
+      </w:tr>
+      <w:tr>
+        <w:tc>
+          <w:tcPr/>
+          <w:p>
+            <w:pPr>
+              <w:pStyle w:val="Compact"/>
+            </w:pPr>
+            <w:r>
+              <w:rPr>
+                <w:rStyle w:val="VerbatimChar"/>
+              </w:rPr>
+              <w:t xml:space="preserve">MaximumSlope</w:t>
+            </w:r>
+          </w:p>
+        </w:tc>
+        <w:tc>
+          <w:tcPr/>
+          <w:p>
+            <w:pPr>
+              <w:pStyle w:val="Compact"/>
+            </w:pPr>
+            <w:r>
+              <w:t xml:space="preserve">Cambio ajustado más pronunciado en el eje de concentración bruto:</w:t>
+            </w:r>
+            <w:r>
+              <w:t xml:space="preserve"> </w:t>
+            </w:r>
+            <w:r>
+              <w:rPr>
+                <w:rStyle w:val="VerbatimChar"/>
+              </w:rPr>
+              <w:t xml:space="preserve">-(ResponseRange * HillSlope) / (4 * InflectionPoint)</w:t>
+            </w:r>
+            <w:r>
+              <w:t xml:space="preserve">. Un valor más negativo indica una caída local más rápida pero depende de las unidades de respuesta y concentración.</w:t>
+            </w:r>
+          </w:p>
+        </w:tc>
+      </w:tr>
+      <w:tr>
+        <w:tc>
+          <w:tcPr/>
+          <w:p>
+            <w:pPr>
+              <w:pStyle w:val="Compact"/>
+            </w:pPr>
+            <w:r>
+              <w:rPr>
+                <w:rStyle w:val="VerbatimChar"/>
+              </w:rPr>
+              <w:t xml:space="preserve">MaximumSlopeMagnitude</w:t>
+            </w:r>
+          </w:p>
+        </w:tc>
+        <w:tc>
+          <w:tcPr/>
+          <w:p>
+            <w:pPr>
+              <w:pStyle w:val="Compact"/>
+            </w:pPr>
+            <w:r>
+              <w:t xml:space="preserve">Valor absoluto de</w:t>
+            </w:r>
+            <w:r>
+              <w:t xml:space="preserve"> </w:t>
+            </w:r>
+            <w:r>
+              <w:rPr>
+                <w:rStyle w:val="VerbatimChar"/>
+              </w:rPr>
+              <w:t xml:space="preserve">MaximumSlope</w:t>
+            </w:r>
+            <w:r>
+              <w:t xml:space="preserve">, útil para comparar la intensidad de la pendiente sin el signo inhibitorio negativo. Las comparaciones requieren las mismas unidades.</w:t>
+            </w:r>
+          </w:p>
+        </w:tc>
+      </w:tr>
+      <w:tr>
+        <w:tc>
+          <w:tcPr/>
+          <w:p>
+            <w:pPr>
+              <w:pStyle w:val="Compact"/>
+            </w:pPr>
+            <w:r>
+              <w:rPr>
+                <w:rStyle w:val="VerbatimChar"/>
+              </w:rPr>
+              <w:t xml:space="preserve">MinTested</w:t>
+            </w:r>
+            <w:r>
+              <w:t xml:space="preserve">,</w:t>
+            </w:r>
+            <w:r>
+              <w:t xml:space="preserve"> </w:t>
+            </w:r>
+            <w:r>
+              <w:rPr>
+                <w:rStyle w:val="VerbatimChar"/>
+              </w:rPr>
+              <w:t xml:space="preserve">MaxTested</w:t>
+            </w:r>
+          </w:p>
+        </w:tc>
+        <w:tc>
+          <w:tcPr/>
+          <w:p>
+            <w:pPr>
+              <w:pStyle w:val="Compact"/>
+            </w:pPr>
+            <w:r>
+              <w:t xml:space="preserve">Concentraciones positivas mínima y máxima incluidas en la serie. Definen si el IC50 está dentro del rango experimental.</w:t>
+            </w:r>
+          </w:p>
+        </w:tc>
+      </w:tr>
+      <w:tr>
+        <w:tc>
+          <w:tcPr/>
+          <w:p>
+            <w:pPr>
+              <w:pStyle w:val="Compact"/>
+            </w:pPr>
+            <w:r>
+              <w:rPr>
+                <w:rStyle w:val="VerbatimChar"/>
+              </w:rPr>
+              <w:t xml:space="preserve">DoseLevels</w:t>
+            </w:r>
+          </w:p>
+        </w:tc>
+        <w:tc>
+          <w:tcPr/>
+          <w:p>
+            <w:pPr>
+              <w:pStyle w:val="Compact"/>
+            </w:pPr>
+            <w:r>
+              <w:t xml:space="preserve">Número de concentraciones distintas incluidas, considerando cero cuando está presente. Más niveles bien distribuidos suelen mejorar la identificabilidad.</w:t>
+            </w:r>
+          </w:p>
+        </w:tc>
+      </w:tr>
+      <w:tr>
+        <w:tc>
+          <w:tcPr/>
+          <w:p>
+            <w:pPr>
+              <w:pStyle w:val="Compact"/>
+            </w:pPr>
+            <w:r>
+              <w:rPr>
+                <w:rStyle w:val="VerbatimChar"/>
+              </w:rPr>
+              <w:t xml:space="preserve">BiologicalReplicates</w:t>
+            </w:r>
+          </w:p>
+        </w:tc>
+        <w:tc>
+          <w:tcPr/>
+          <w:p>
+            <w:pPr>
+              <w:pStyle w:val="Compact"/>
+            </w:pPr>
+            <w:r>
+              <w:t xml:space="preserve">Número de réplicas biológicas distintas que contribuyen al ajuste de la cepa.</w:t>
+            </w:r>
+          </w:p>
+        </w:tc>
+      </w:tr>
+      <w:tr>
+        <w:tc>
+          <w:tcPr/>
+          <w:p>
+            <w:pPr>
+              <w:pStyle w:val="Compact"/>
+            </w:pPr>
+            <w:r>
+              <w:rPr>
+                <w:rStyle w:val="VerbatimChar"/>
+              </w:rPr>
+              <w:t xml:space="preserve">Comparable</w:t>
+            </w:r>
+          </w:p>
+        </w:tc>
+        <w:tc>
+          <w:tcPr/>
+          <w:p>
+            <w:pPr>
+              <w:pStyle w:val="Compact"/>
+            </w:pPr>
+            <w:r>
+              <w:t xml:space="preserve">Es</w:t>
+            </w:r>
+            <w:r>
+              <w:t xml:space="preserve"> </w:t>
+            </w:r>
+            <w:r>
+              <w:rPr>
+                <w:rStyle w:val="VerbatimChar"/>
+              </w:rPr>
+              <w:t xml:space="preserve">TRUE</w:t>
+            </w:r>
+            <w:r>
+              <w:t xml:space="preserve"> </w:t>
+            </w:r>
+            <w:r>
+              <w:t xml:space="preserve">solo para un ajuste inhibitorio decreciente con IC50 finito y positivo dentro del rango positivo evaluado. Solo estas filas participan en ranking y comparaciones pareadas de IC50.</w:t>
+            </w:r>
+          </w:p>
+        </w:tc>
+      </w:tr>
+      <w:tr>
+        <w:tc>
+          <w:tcPr/>
+          <w:p>
+            <w:pPr>
+              <w:pStyle w:val="Compact"/>
+            </w:pPr>
+            <w:r>
+              <w:rPr>
+                <w:rStyle w:val="VerbatimChar"/>
+              </w:rPr>
+              <w:t xml:space="preserve">SusceptibilityRank</w:t>
+            </w:r>
+          </w:p>
+        </w:tc>
+        <w:tc>
+          <w:tcPr/>
+          <w:p>
+            <w:pPr>
+              <w:pStyle w:val="Compact"/>
+            </w:pPr>
+            <w:r>
+              <w:t xml:space="preserve">Ranking de cepas comparables ordenado por IC50 ascendente. Rango 1 corresponde al IC50 menor; es descriptivo si la comparación pareada ajustada no lo respalda.</w:t>
+            </w:r>
+          </w:p>
+        </w:tc>
+      </w:tr>
+      <w:tr>
+        <w:tc>
+          <w:tcPr/>
+          <w:p>
+            <w:pPr>
+              <w:pStyle w:val="Compact"/>
+            </w:pPr>
+            <w:r>
+              <w:rPr>
+                <w:rStyle w:val="VerbatimChar"/>
+              </w:rPr>
+              <w:t xml:space="preserve">RelativeToLowestIC50</w:t>
+            </w:r>
+          </w:p>
+        </w:tc>
+        <w:tc>
+          <w:tcPr/>
+          <w:p>
+            <w:pPr>
+              <w:pStyle w:val="Compact"/>
+            </w:pPr>
+            <w:r>
+              <w:t xml:space="preserve">IC50 de la cepa dividido por el menor IC50 comparable. La cepa menor vale 1; un valor 2 significa que requirió el doble de concentración para el mismo efecto ajustado del 50%.</w:t>
+            </w:r>
+          </w:p>
+        </w:tc>
+      </w:tr>
+      <w:tr>
+        <w:tc>
+          <w:tcPr/>
+          <w:p>
+            <w:pPr>
+              <w:pStyle w:val="Compact"/>
+            </w:pPr>
+            <w:r>
+              <w:rPr>
+                <w:rStyle w:val="VerbatimChar"/>
+              </w:rPr>
+              <w:t xml:space="preserve">Status</w:t>
+            </w:r>
+            <w:r>
+              <w:t xml:space="preserve"> </w:t>
+            </w:r>
+            <w:r>
+              <w:t xml:space="preserve">/</w:t>
+            </w:r>
+            <w:r>
+              <w:t xml:space="preserve"> </w:t>
+            </w:r>
+            <w:r>
+              <w:rPr>
+                <w:rStyle w:val="VerbatimChar"/>
+              </w:rPr>
+              <w:t xml:space="preserve">Estado del ajuste</w:t>
+            </w:r>
+          </w:p>
+        </w:tc>
+        <w:tc>
+          <w:tcPr/>
+          <w:p>
+            <w:pPr>
+              <w:pStyle w:val="Compact"/>
+            </w:pPr>
+            <w:r>
+              <w:t xml:space="preserve">Indica si el ajuste es utilizable o por qué no: dosis insuficientes, respuesta plana, falta de convergencia, respuesta no inhibitoria, IC50 no estimable, sobre el rango o bajo el rango.</w:t>
+            </w:r>
+          </w:p>
+        </w:tc>
+      </w:tr>
+    </w:tbl>
+    <w:bookmarkEnd w:id="115"/>
+    <w:bookmarkStart w:id="116" w:name="X91fa1acd8fc19a4296fa3f1e54881747294ccca"/>
+    <w:p>
+      <w:pPr>
+        <w:pStyle w:val="Heading4"/>
+      </w:pPr>
+      <w:r>
+        <w:t xml:space="preserve">Interpretación del diagnóstico y comparaciones entre cepas</w:t>
+      </w:r>
+    </w:p>
+    <w:tbl>
+      <w:tblPr>
+        <w:tblStyle w:val="Table"/>
+        <w:tblW w:type="auto" w:w="0"/>
+        <w:tblLook w:firstRow="1" w:lastRow="0" w:firstColumn="0" w:lastColumn="0" w:noHBand="0" w:noVBand="0" w:val="0020"/>
+      </w:tblPr>
+      <w:tblGrid>
+        <w:gridCol w:w="3960"/>
+        <w:gridCol w:w="3960"/>
+      </w:tblGrid>
+      <w:tr>
+        <w:trPr>
+          <w:tblHeader w:val="on"/>
+        </w:trPr>
+        <w:tc>
+          <w:tcPr/>
+          <w:p>
+            <w:pPr>
+              <w:pStyle w:val="Compact"/>
+            </w:pPr>
+            <w:r>
+              <w:t xml:space="preserve">Salida</w:t>
+            </w:r>
+          </w:p>
+        </w:tc>
+        <w:tc>
+          <w:tcPr/>
+          <w:p>
+            <w:pPr>
+              <w:pStyle w:val="Compact"/>
+            </w:pPr>
+            <w:r>
+              <w:t xml:space="preserve">Interpretación</w:t>
+            </w:r>
+          </w:p>
+        </w:tc>
+      </w:tr>
+      <w:tr>
+        <w:tc>
+          <w:tcPr/>
+          <w:p>
+            <w:pPr>
+              <w:pStyle w:val="Compact"/>
+            </w:pPr>
+            <w:r>
+              <w:rPr>
+                <w:rStyle w:val="VerbatimChar"/>
+              </w:rPr>
+              <w:t xml:space="preserve">Model</w:t>
+            </w:r>
+          </w:p>
+        </w:tc>
+        <w:tc>
+          <w:tcPr/>
+          <w:p>
+            <w:pPr>
+              <w:pStyle w:val="Compact"/>
+            </w:pPr>
+            <w:r>
+              <w:t xml:space="preserve">Modelo usado para la cepa; actualmente el log-logístico de cuatro parámetros (</w:t>
+            </w:r>
+            <w:r>
+              <w:rPr>
+                <w:rStyle w:val="VerbatimChar"/>
+              </w:rPr>
+              <w:t xml:space="preserve">LL.4</w:t>
+            </w:r>
+            <w:r>
+              <w:t xml:space="preserve">).</w:t>
+            </w:r>
+          </w:p>
+        </w:tc>
+      </w:tr>
+      <w:tr>
+        <w:tc>
+          <w:tcPr/>
+          <w:p>
+            <w:pPr>
+              <w:pStyle w:val="Compact"/>
+            </w:pPr>
+            <w:r>
+              <w:rPr>
+                <w:rStyle w:val="VerbatimChar"/>
+              </w:rPr>
+              <w:t xml:space="preserve">Observations</w:t>
+            </w:r>
+          </w:p>
+        </w:tc>
+        <w:tc>
+          <w:tcPr/>
+          <w:p>
+            <w:pPr>
+              <w:pStyle w:val="Compact"/>
+            </w:pPr>
+            <w:r>
+              <w:t xml:space="preserve">Número de valores de respuesta de réplicas biológicas usados después del filtrado y del promedio técnico dentro de cada dosis.</w:t>
+            </w:r>
+          </w:p>
+        </w:tc>
+      </w:tr>
+      <w:tr>
+        <w:tc>
+          <w:tcPr/>
+          <w:p>
+            <w:pPr>
+              <w:pStyle w:val="Compact"/>
+            </w:pPr>
+            <w:r>
+              <w:rPr>
+                <w:rStyle w:val="VerbatimChar"/>
+              </w:rPr>
+              <w:t xml:space="preserve">ResidualDF</w:t>
+            </w:r>
+          </w:p>
+        </w:tc>
+        <w:tc>
+          <w:tcPr/>
+          <w:p>
+            <w:pPr>
+              <w:pStyle w:val="Compact"/>
+            </w:pPr>
+            <w:r>
+              <w:t xml:space="preserve">Grados de libertad residuales: observaciones menos los cuatro parámetros ajustados.</w:t>
+            </w:r>
+          </w:p>
+        </w:tc>
+      </w:tr>
+      <w:tr>
+        <w:tc>
+          <w:tcPr/>
+          <w:p>
+            <w:pPr>
+              <w:pStyle w:val="Compact"/>
+            </w:pPr>
+            <w:r>
+              <w:rPr>
+                <w:rStyle w:val="VerbatimChar"/>
+              </w:rPr>
+              <w:t xml:space="preserve">RSS</w:t>
+            </w:r>
+          </w:p>
+        </w:tc>
+        <w:tc>
+          <w:tcPr/>
+          <w:p>
+            <w:pPr>
+              <w:pStyle w:val="Compact"/>
+            </w:pPr>
+            <w:r>
+              <w:t xml:space="preserve">Suma de cuadrados residual. Un valor menor es mejor solo al comparar ajustes de la misma respuesta y observaciones.</w:t>
+            </w:r>
+          </w:p>
+        </w:tc>
+      </w:tr>
+      <w:tr>
+        <w:tc>
+          <w:tcPr/>
+          <w:p>
+            <w:pPr>
+              <w:pStyle w:val="Compact"/>
+            </w:pPr>
+            <w:r>
+              <w:rPr>
+                <w:rStyle w:val="VerbatimChar"/>
+              </w:rPr>
+              <w:t xml:space="preserve">RMSE</w:t>
+            </w:r>
+          </w:p>
+        </w:tc>
+        <w:tc>
+          <w:tcPr/>
+          <w:p>
+            <w:pPr>
+              <w:pStyle w:val="Compact"/>
+            </w:pPr>
+            <w:r>
+              <w:t xml:space="preserve">Error residual típico en unidades de respuesta. Valores menores indican predicciones más cercanas a las observaciones.</w:t>
+            </w:r>
+          </w:p>
+        </w:tc>
+      </w:tr>
+      <w:tr>
+        <w:tc>
+          <w:tcPr/>
+          <w:p>
+            <w:pPr>
+              <w:pStyle w:val="Compact"/>
+            </w:pPr>
+            <w:r>
+              <w:rPr>
+                <w:rStyle w:val="VerbatimChar"/>
+              </w:rPr>
+              <w:t xml:space="preserve">R_Squared</w:t>
+            </w:r>
+            <w:r>
+              <w:t xml:space="preserve">,</w:t>
+            </w:r>
+            <w:r>
+              <w:t xml:space="preserve"> </w:t>
+            </w:r>
+            <w:r>
+              <w:rPr>
+                <w:rStyle w:val="VerbatimChar"/>
+              </w:rPr>
+              <w:t xml:space="preserve">Adjusted_R_Squared</w:t>
+            </w:r>
+          </w:p>
+        </w:tc>
+        <w:tc>
+          <w:tcPr/>
+          <w:p>
+            <w:pPr>
+              <w:pStyle w:val="Compact"/>
+            </w:pPr>
+            <w:r>
+              <w:t xml:space="preserve">Proporción descriptiva de variación representada por la curva; el R² ajustado considera los cuatro parámetros. En modelos no lineales no deben ser el único criterio de aceptación.</w:t>
+            </w:r>
+          </w:p>
+        </w:tc>
+      </w:tr>
+      <w:tr>
+        <w:tc>
+          <w:tcPr/>
+          <w:p>
+            <w:pPr>
+              <w:pStyle w:val="Compact"/>
+            </w:pPr>
+            <w:r>
+              <w:rPr>
+                <w:rStyle w:val="VerbatimChar"/>
+              </w:rPr>
+              <w:t xml:space="preserve">AIC</w:t>
+            </w:r>
+            <w:r>
+              <w:t xml:space="preserve">,</w:t>
+            </w:r>
+            <w:r>
+              <w:t xml:space="preserve"> </w:t>
+            </w:r>
+            <w:r>
+              <w:rPr>
+                <w:rStyle w:val="VerbatimChar"/>
+              </w:rPr>
+              <w:t xml:space="preserve">BIC</w:t>
+            </w:r>
+          </w:p>
+        </w:tc>
+        <w:tc>
+          <w:tcPr/>
+          <w:p>
+            <w:pPr>
+              <w:pStyle w:val="Compact"/>
+            </w:pPr>
+            <w:r>
+              <w:t xml:space="preserve">Criterios de información para comparar modelos sobre los mismos datos y respuesta. Se prefieren valores menores; el valor absoluto no tiene interpretación biológica aislada.</w:t>
+            </w:r>
+          </w:p>
+        </w:tc>
+      </w:tr>
+      <w:tr>
+        <w:tc>
+          <w:tcPr/>
+          <w:p>
+            <w:pPr>
+              <w:pStyle w:val="Compact"/>
+            </w:pPr>
+            <w:r>
+              <w:rPr>
+                <w:rStyle w:val="VerbatimChar"/>
+              </w:rPr>
+              <w:t xml:space="preserve">LogLikelihood</w:t>
+            </w:r>
+          </w:p>
+        </w:tc>
+        <w:tc>
+          <w:tcPr/>
+          <w:p>
+            <w:pPr>
+              <w:pStyle w:val="Compact"/>
+            </w:pPr>
+            <w:r>
+              <w:t xml:space="preserve">Log-verosimilitud del modelo. Valores mayores indican mejor verosimilitud solo entre modelos comparables ajustados a las mismas observaciones.</w:t>
+            </w:r>
+          </w:p>
+        </w:tc>
+      </w:tr>
+      <w:tr>
+        <w:tc>
+          <w:tcPr/>
+          <w:p>
+            <w:pPr>
+              <w:pStyle w:val="Compact"/>
+            </w:pPr>
+            <w:r>
+              <w:rPr>
+                <w:rStyle w:val="VerbatimChar"/>
+              </w:rPr>
+              <w:t xml:space="preserve">LinearSlope</w:t>
+            </w:r>
+            <w:r>
+              <w:t xml:space="preserve">,</w:t>
+            </w:r>
+            <w:r>
+              <w:t xml:space="preserve"> </w:t>
+            </w:r>
+            <w:r>
+              <w:rPr>
+                <w:rStyle w:val="VerbatimChar"/>
+              </w:rPr>
+              <w:t xml:space="preserve">LinearSlopeSE</w:t>
+            </w:r>
+          </w:p>
+        </w:tc>
+        <w:tc>
+          <w:tcPr/>
+          <w:p>
+            <w:pPr>
+              <w:pStyle w:val="Compact"/>
+            </w:pPr>
+            <w:r>
+              <w:t xml:space="preserve">Pendiente opcional de</w:t>
+            </w:r>
+            <w:r>
+              <w:t xml:space="preserve"> </w:t>
+            </w:r>
+            <w:r>
+              <w:rPr>
+                <w:rStyle w:val="VerbatimChar"/>
+              </w:rPr>
+              <w:t xml:space="preserve">Respuesta ~ Concentración</w:t>
+            </w:r>
+            <w:r>
+              <w:t xml:space="preserve"> </w:t>
+            </w:r>
+            <w:r>
+              <w:t xml:space="preserve">y su error estándar. Resume de forma aproximada todo el rango y no reemplaza al IC50 ni a la pendiente máxima no lineal.</w:t>
+            </w:r>
+          </w:p>
+        </w:tc>
+      </w:tr>
+      <w:tr>
+        <w:tc>
+          <w:tcPr/>
+          <w:p>
+            <w:pPr>
+              <w:pStyle w:val="Compact"/>
+            </w:pPr>
+            <w:r>
+              <w:rPr>
+                <w:rStyle w:val="VerbatimChar"/>
+              </w:rPr>
+              <w:t xml:space="preserve">LinearSlopeCI_Lower</w:t>
+            </w:r>
+            <w:r>
+              <w:t xml:space="preserve">,</w:t>
+            </w:r>
+            <w:r>
+              <w:t xml:space="preserve"> </w:t>
+            </w:r>
+            <w:r>
+              <w:rPr>
+                <w:rStyle w:val="VerbatimChar"/>
+              </w:rPr>
+              <w:t xml:space="preserve">LinearSlopeCI_Upper</w:t>
+            </w:r>
+          </w:p>
+        </w:tc>
+        <w:tc>
+          <w:tcPr/>
+          <w:p>
+            <w:pPr>
+              <w:pStyle w:val="Compact"/>
+            </w:pPr>
+            <w:r>
+              <w:t xml:space="preserve">Intervalo de confianza del 95% de la pendiente lineal. Si incluye cero no respalda una tendencia lineal distinta de cero.</w:t>
+            </w:r>
+          </w:p>
+        </w:tc>
+      </w:tr>
+      <w:tr>
+        <w:tc>
+          <w:tcPr/>
+          <w:p>
+            <w:pPr>
+              <w:pStyle w:val="Compact"/>
+            </w:pPr>
+            <w:r>
+              <w:rPr>
+                <w:rStyle w:val="VerbatimChar"/>
+              </w:rPr>
+              <w:t xml:space="preserve">LinearSlopeP_Value</w:t>
+            </w:r>
+          </w:p>
+        </w:tc>
+        <w:tc>
+          <w:tcPr/>
+          <w:p>
+            <w:pPr>
+              <w:pStyle w:val="Compact"/>
+            </w:pPr>
+            <w:r>
+              <w:t xml:space="preserve">Prueba opcional de que la pendiente lineal en todo el rango difiere de cero. No prueba igualdad entre valores IC50.</w:t>
+            </w:r>
+          </w:p>
+        </w:tc>
+      </w:tr>
+      <w:tr>
+        <w:tc>
+          <w:tcPr/>
+          <w:p>
+            <w:pPr>
+              <w:pStyle w:val="Compact"/>
+            </w:pPr>
+            <w:r>
+              <w:rPr>
+                <w:rStyle w:val="VerbatimChar"/>
+              </w:rPr>
+              <w:t xml:space="preserve">Linear_R_Squared</w:t>
+            </w:r>
+          </w:p>
+        </w:tc>
+        <w:tc>
+          <w:tcPr/>
+          <w:p>
+            <w:pPr>
+              <w:pStyle w:val="Compact"/>
+            </w:pPr>
+            <w:r>
+              <w:t xml:space="preserve">R² descriptivo de la tendencia lineal opcional.</w:t>
+            </w:r>
+          </w:p>
+        </w:tc>
+      </w:tr>
+      <w:tr>
+        <w:tc>
+          <w:tcPr/>
+          <w:p>
+            <w:pPr>
+              <w:pStyle w:val="Compact"/>
+            </w:pPr>
+            <w:r>
+              <w:rPr>
+                <w:rStyle w:val="VerbatimChar"/>
+              </w:rPr>
+              <w:t xml:space="preserve">Converged</w:t>
+            </w:r>
+          </w:p>
+        </w:tc>
+        <w:tc>
+          <w:tcPr/>
+          <w:p>
+            <w:pPr>
+              <w:pStyle w:val="Compact"/>
+            </w:pPr>
+            <w:r>
+              <w:t xml:space="preserve">Indica si se obtuvo correctamente el objeto del ajuste no lineal. La convergencia es necesaria pero no garantiza plausibilidad biológica ni precisión.</w:t>
+            </w:r>
+          </w:p>
+        </w:tc>
+      </w:tr>
+      <w:tr>
+        <w:tc>
+          <w:tcPr/>
+          <w:p>
+            <w:pPr>
+              <w:pStyle w:val="Compact"/>
+            </w:pPr>
+            <w:r>
+              <w:rPr>
+                <w:rStyle w:val="VerbatimChar"/>
+              </w:rPr>
+              <w:t xml:space="preserve">StrainA</w:t>
+            </w:r>
+            <w:r>
+              <w:t xml:space="preserve">,</w:t>
+            </w:r>
+            <w:r>
+              <w:t xml:space="preserve"> </w:t>
+            </w:r>
+            <w:r>
+              <w:rPr>
+                <w:rStyle w:val="VerbatimChar"/>
+              </w:rPr>
+              <w:t xml:space="preserve">StrainB</w:t>
+            </w:r>
+          </w:p>
+        </w:tc>
+        <w:tc>
+          <w:tcPr/>
+          <w:p>
+            <w:pPr>
+              <w:pStyle w:val="Compact"/>
+            </w:pPr>
+            <w:r>
+              <w:t xml:space="preserve">Identifican el par ordenado de cepas usado para la razón y la comparación de Wald.</w:t>
+            </w:r>
+          </w:p>
+        </w:tc>
+      </w:tr>
+      <w:tr>
+        <w:tc>
+          <w:tcPr/>
+          <w:p>
+            <w:pPr>
+              <w:pStyle w:val="Compact"/>
+            </w:pPr>
+            <w:r>
+              <w:rPr>
+                <w:rStyle w:val="VerbatimChar"/>
+              </w:rPr>
+              <w:t xml:space="preserve">IC50_Ratio_A_over_B</w:t>
+            </w:r>
+            <w:r>
+              <w:t xml:space="preserve"> </w:t>
+            </w:r>
+            <w:r>
+              <w:t xml:space="preserve">(razón IC50 A/B en la app)</w:t>
+            </w:r>
+          </w:p>
+        </w:tc>
+        <w:tc>
+          <w:tcPr/>
+          <w:p>
+            <w:pPr>
+              <w:pStyle w:val="Compact"/>
+            </w:pPr>
+            <w:r>
+              <w:rPr>
+                <w:rStyle w:val="VerbatimChar"/>
+              </w:rPr>
+              <w:t xml:space="preserve">IC50_A / IC50_B</w:t>
+            </w:r>
+            <w:r>
+              <w:t xml:space="preserve">. Una razón mayor que 1 significa que la cepa A requirió mayor concentración y es descriptivamente menos susceptible que B.</w:t>
+            </w:r>
+          </w:p>
+        </w:tc>
+      </w:tr>
+      <w:tr>
+        <w:tc>
+          <w:tcPr/>
+          <w:p>
+            <w:pPr>
+              <w:pStyle w:val="Compact"/>
+            </w:pPr>
+            <w:r>
+              <w:rPr>
+                <w:rStyle w:val="VerbatimChar"/>
+              </w:rPr>
+              <w:t xml:space="preserve">Ratio_CI_Lower</w:t>
+            </w:r>
+            <w:r>
+              <w:t xml:space="preserve">,</w:t>
+            </w:r>
+            <w:r>
+              <w:t xml:space="preserve"> </w:t>
+            </w:r>
+            <w:r>
+              <w:rPr>
+                <w:rStyle w:val="VerbatimChar"/>
+              </w:rPr>
+              <w:t xml:space="preserve">Ratio_CI_Upper</w:t>
+            </w:r>
+          </w:p>
+        </w:tc>
+        <w:tc>
+          <w:tcPr/>
+          <w:p>
+            <w:pPr>
+              <w:pStyle w:val="Compact"/>
+            </w:pPr>
+            <w:r>
+              <w:t xml:space="preserve">Intervalo de confianza del 95% por método delta para la razón IC50. Si excluye 1 respalda una diferencia antes de considerar el ajuste por comparaciones múltiples.</w:t>
+            </w:r>
+          </w:p>
+        </w:tc>
+      </w:tr>
+      <w:tr>
+        <w:tc>
+          <w:tcPr/>
+          <w:p>
+            <w:pPr>
+              <w:pStyle w:val="Compact"/>
+            </w:pPr>
+            <w:r>
+              <w:rPr>
+                <w:rStyle w:val="VerbatimChar"/>
+              </w:rPr>
+              <w:t xml:space="preserve">P_Value</w:t>
+            </w:r>
+            <w:r>
+              <w:t xml:space="preserve">,</w:t>
+            </w:r>
+            <w:r>
+              <w:t xml:space="preserve"> </w:t>
+            </w:r>
+            <w:r>
+              <w:rPr>
+                <w:rStyle w:val="VerbatimChar"/>
+              </w:rPr>
+              <w:t xml:space="preserve">P_Adjusted</w:t>
+            </w:r>
+          </w:p>
+        </w:tc>
+        <w:tc>
+          <w:tcPr/>
+          <w:p>
+            <w:pPr>
+              <w:pStyle w:val="Compact"/>
+            </w:pPr>
+            <w:r>
+              <w:t xml:space="preserve">Prueba bilateral de Wald sobre la razón logarítmica de IC50 y su corrección de Holm entre pares. Debe usarse el valor ajustado para la conclusión pareada.</w:t>
+            </w:r>
+          </w:p>
+        </w:tc>
+      </w:tr>
+      <w:tr>
+        <w:tc>
+          <w:tcPr/>
+          <w:p>
+            <w:pPr>
+              <w:pStyle w:val="Compact"/>
+            </w:pPr>
+            <w:r>
+              <w:rPr>
+                <w:rStyle w:val="VerbatimChar"/>
+              </w:rPr>
+              <w:t xml:space="preserve">LowerIC50Strain</w:t>
+            </w:r>
+          </w:p>
+        </w:tc>
+        <w:tc>
+          <w:tcPr/>
+          <w:p>
+            <w:pPr>
+              <w:pStyle w:val="Compact"/>
+            </w:pPr>
+            <w:r>
+              <w:t xml:space="preserve">Identifica qué integrante del par tiene el IC50 estimable menor; es la cepa descriptivamente más susceptible cuando los ajustes son comparables.</w:t>
+            </w:r>
+          </w:p>
+        </w:tc>
+      </w:tr>
+      <w:tr>
+        <w:tc>
+          <w:tcPr/>
+          <w:p>
+            <w:pPr>
+              <w:pStyle w:val="Compact"/>
+            </w:pPr>
+            <w:r>
+              <w:rPr>
+                <w:rStyle w:val="VerbatimChar"/>
+              </w:rPr>
+              <w:t xml:space="preserve">ConclusionCode</w:t>
+            </w:r>
+            <w:r>
+              <w:t xml:space="preserve"> </w:t>
+            </w:r>
+            <w:r>
+              <w:t xml:space="preserve">/</w:t>
+            </w:r>
+            <w:r>
+              <w:t xml:space="preserve"> </w:t>
+            </w:r>
+            <w:r>
+              <w:rPr>
+                <w:rStyle w:val="VerbatimChar"/>
+              </w:rPr>
+              <w:t xml:space="preserve">Interpretación</w:t>
+            </w:r>
+          </w:p>
+        </w:tc>
+        <w:tc>
+          <w:tcPr/>
+          <w:p>
+            <w:pPr>
+              <w:pStyle w:val="Compact"/>
+            </w:pPr>
+            <w:r>
+              <w:t xml:space="preserve">Conclusión legible por máquina (</w:t>
+            </w:r>
+            <w:r>
+              <w:rPr>
+                <w:rStyle w:val="VerbatimChar"/>
+              </w:rPr>
+              <w:t xml:space="preserve">different</w:t>
+            </w:r>
+            <w:r>
+              <w:t xml:space="preserve"> </w:t>
+            </w:r>
+            <w:r>
+              <w:t xml:space="preserve">o</w:t>
+            </w:r>
+            <w:r>
+              <w:t xml:space="preserve"> </w:t>
+            </w:r>
+            <w:r>
+              <w:rPr>
+                <w:rStyle w:val="VerbatimChar"/>
+              </w:rPr>
+              <w:t xml:space="preserve">not_significant</w:t>
+            </w:r>
+            <w:r>
+              <w:t xml:space="preserve">) y su traducción en lenguaje directo en la app, basadas en el resultado ajustado por Holm.</w:t>
+            </w:r>
+          </w:p>
+        </w:tc>
+      </w:tr>
+    </w:tbl>
+    <w:bookmarkEnd w:id="116"/>
+    <w:bookmarkEnd w:id="117"/>
+    <w:bookmarkStart w:id="118" w:name="mapa-de-calor"/>
+    <w:p>
+      <w:pPr>
+        <w:pStyle w:val="Heading3"/>
+      </w:pPr>
+      <w:r>
         <w:t xml:space="preserve">Mapa de calor</w:t>
       </w:r>
     </w:p>
@@ -3892,7 +5909,7 @@
         <w:pStyle w:val="Compact"/>
         <w:numPr>
           <w:ilvl w:val="0"/>
-          <w:numId w:val="1028"/>
+          <w:numId w:val="1029"/>
         </w:numPr>
       </w:pPr>
       <w:r>
@@ -3904,7 +5921,7 @@
         <w:pStyle w:val="Compact"/>
         <w:numPr>
           <w:ilvl w:val="0"/>
-          <w:numId w:val="1028"/>
+          <w:numId w:val="1029"/>
         </w:numPr>
       </w:pPr>
       <w:r>
@@ -3916,7 +5933,7 @@
         <w:pStyle w:val="Compact"/>
         <w:numPr>
           <w:ilvl w:val="0"/>
-          <w:numId w:val="1028"/>
+          <w:numId w:val="1029"/>
         </w:numPr>
       </w:pPr>
       <w:r>
@@ -3928,15 +5945,15 @@
         <w:pStyle w:val="Compact"/>
         <w:numPr>
           <w:ilvl w:val="0"/>
-          <w:numId w:val="1028"/>
+          <w:numId w:val="1029"/>
         </w:numPr>
       </w:pPr>
       <w:r>
         <w:t xml:space="preserve">Etiquetas de valor en celdas opcionales.</w:t>
       </w:r>
     </w:p>
-    <w:bookmarkEnd w:id="45"/>
-    <w:bookmarkStart w:id="46" w:name="matriz-de-correlación"/>
+    <w:bookmarkEnd w:id="118"/>
+    <w:bookmarkStart w:id="119" w:name="matriz-de-correlación"/>
     <w:p>
       <w:pPr>
         <w:pStyle w:val="Heading3"/>
@@ -3950,7 +5967,7 @@
         <w:pStyle w:val="Compact"/>
         <w:numPr>
           <w:ilvl w:val="0"/>
-          <w:numId w:val="1029"/>
+          <w:numId w:val="1030"/>
         </w:numPr>
       </w:pPr>
       <w:r>
@@ -3962,7 +5979,7 @@
         <w:pStyle w:val="Compact"/>
         <w:numPr>
           <w:ilvl w:val="0"/>
-          <w:numId w:val="1029"/>
+          <w:numId w:val="1030"/>
         </w:numPr>
       </w:pPr>
       <w:r>
@@ -3974,15 +5991,15 @@
         <w:pStyle w:val="Compact"/>
         <w:numPr>
           <w:ilvl w:val="0"/>
-          <w:numId w:val="1029"/>
+          <w:numId w:val="1030"/>
         </w:numPr>
       </w:pPr>
       <w:r>
         <w:t xml:space="preserve">Opción de mostrar solo etiquetas significativas.</w:t>
       </w:r>
     </w:p>
-    <w:bookmarkEnd w:id="46"/>
-    <w:bookmarkStart w:id="47" w:name="curvas"/>
+    <w:bookmarkEnd w:id="119"/>
+    <w:bookmarkStart w:id="120" w:name="curvas"/>
     <w:p>
       <w:pPr>
         <w:pStyle w:val="Heading3"/>
@@ -3996,7 +6013,7 @@
         <w:pStyle w:val="Compact"/>
         <w:numPr>
           <w:ilvl w:val="0"/>
-          <w:numId w:val="1030"/>
+          <w:numId w:val="1031"/>
         </w:numPr>
       </w:pPr>
       <w:r>
@@ -4008,7 +6025,7 @@
         <w:pStyle w:val="Compact"/>
         <w:numPr>
           <w:ilvl w:val="0"/>
-          <w:numId w:val="1030"/>
+          <w:numId w:val="1031"/>
         </w:numPr>
       </w:pPr>
       <w:r>
@@ -4020,7 +6037,7 @@
         <w:pStyle w:val="Compact"/>
         <w:numPr>
           <w:ilvl w:val="0"/>
-          <w:numId w:val="1030"/>
+          <w:numId w:val="1031"/>
         </w:numPr>
       </w:pPr>
       <w:r>
@@ -4032,7 +6049,7 @@
         <w:pStyle w:val="Compact"/>
         <w:numPr>
           <w:ilvl w:val="0"/>
-          <w:numId w:val="1030"/>
+          <w:numId w:val="1031"/>
         </w:numPr>
       </w:pPr>
       <w:r>
@@ -4049,8 +6066,8 @@
         <w:t xml:space="preserve">controla los marcadores visibles cuando se selecciona la geometría de línea y puntos. Solo cambia el tamaño de los marcadores; no modifica los valores, la geometría de las líneas ni los resultados estadísticos.</w:t>
       </w:r>
     </w:p>
-    <w:bookmarkEnd w:id="47"/>
-    <w:bookmarkStart w:id="51" w:name="controles-compartidos-de-apariencia"/>
+    <w:bookmarkEnd w:id="120"/>
+    <w:bookmarkStart w:id="124" w:name="controles-compartidos-de-apariencia"/>
     <w:p>
       <w:pPr>
         <w:pStyle w:val="Heading3"/>
@@ -4064,7 +6081,7 @@
         <w:pStyle w:val="Compact"/>
         <w:numPr>
           <w:ilvl w:val="0"/>
-          <w:numId w:val="1031"/>
+          <w:numId w:val="1032"/>
         </w:numPr>
       </w:pPr>
       <w:r>
@@ -4092,70 +6109,70 @@
         <w:pStyle w:val="Compact"/>
         <w:numPr>
           <w:ilvl w:val="1"/>
+          <w:numId w:val="1033"/>
+        </w:numPr>
+      </w:pPr>
+      <w:r>
+        <w:rPr>
+          <w:rStyle w:val="VerbatimChar"/>
+        </w:rPr>
+        <w:t xml:space="preserve">SD</w:t>
+      </w:r>
+      <w:r>
+        <w:t xml:space="preserve">/</w:t>
+      </w:r>
+      <w:r>
+        <w:rPr>
+          <w:rStyle w:val="VerbatimChar"/>
+        </w:rPr>
+        <w:t xml:space="preserve">DE</w:t>
+      </w:r>
+      <w:r>
+        <w:t xml:space="preserve">: media +/- desviación estándar.</w:t>
+      </w:r>
+    </w:p>
+    <w:p>
+      <w:pPr>
+        <w:pStyle w:val="Compact"/>
+        <w:numPr>
+          <w:ilvl w:val="1"/>
+          <w:numId w:val="1033"/>
+        </w:numPr>
+      </w:pPr>
+      <w:r>
+        <w:rPr>
+          <w:rStyle w:val="VerbatimChar"/>
+        </w:rPr>
+        <w:t xml:space="preserve">SEM</w:t>
+      </w:r>
+      <w:r>
+        <w:t xml:space="preserve">: media +/- error estándar.</w:t>
+      </w:r>
+    </w:p>
+    <w:p>
+      <w:pPr>
+        <w:pStyle w:val="Compact"/>
+        <w:numPr>
+          <w:ilvl w:val="1"/>
+          <w:numId w:val="1033"/>
+        </w:numPr>
+      </w:pPr>
+      <w:r>
+        <w:rPr>
+          <w:rStyle w:val="VerbatimChar"/>
+        </w:rPr>
+        <w:t xml:space="preserve">Min-Max</w:t>
+      </w:r>
+      <w:r>
+        <w:t xml:space="preserve">: mínimo observado a máximo observado; disponible solo en Caja.</w:t>
+      </w:r>
+    </w:p>
+    <w:p>
+      <w:pPr>
+        <w:pStyle w:val="Compact"/>
+        <w:numPr>
+          <w:ilvl w:val="0"/>
           <w:numId w:val="1032"/>
-        </w:numPr>
-      </w:pPr>
-      <w:r>
-        <w:rPr>
-          <w:rStyle w:val="VerbatimChar"/>
-        </w:rPr>
-        <w:t xml:space="preserve">SD</w:t>
-      </w:r>
-      <w:r>
-        <w:t xml:space="preserve">/</w:t>
-      </w:r>
-      <w:r>
-        <w:rPr>
-          <w:rStyle w:val="VerbatimChar"/>
-        </w:rPr>
-        <w:t xml:space="preserve">DE</w:t>
-      </w:r>
-      <w:r>
-        <w:t xml:space="preserve">: media +/- desviación estándar.</w:t>
-      </w:r>
-    </w:p>
-    <w:p>
-      <w:pPr>
-        <w:pStyle w:val="Compact"/>
-        <w:numPr>
-          <w:ilvl w:val="1"/>
-          <w:numId w:val="1032"/>
-        </w:numPr>
-      </w:pPr>
-      <w:r>
-        <w:rPr>
-          <w:rStyle w:val="VerbatimChar"/>
-        </w:rPr>
-        <w:t xml:space="preserve">SEM</w:t>
-      </w:r>
-      <w:r>
-        <w:t xml:space="preserve">: media +/- error estándar.</w:t>
-      </w:r>
-    </w:p>
-    <w:p>
-      <w:pPr>
-        <w:pStyle w:val="Compact"/>
-        <w:numPr>
-          <w:ilvl w:val="1"/>
-          <w:numId w:val="1032"/>
-        </w:numPr>
-      </w:pPr>
-      <w:r>
-        <w:rPr>
-          <w:rStyle w:val="VerbatimChar"/>
-        </w:rPr>
-        <w:t xml:space="preserve">Min-Max</w:t>
-      </w:r>
-      <w:r>
-        <w:t xml:space="preserve">: mínimo observado a máximo observado; disponible solo en Caja.</w:t>
-      </w:r>
-    </w:p>
-    <w:p>
-      <w:pPr>
-        <w:pStyle w:val="Compact"/>
-        <w:numPr>
-          <w:ilvl w:val="0"/>
-          <w:numId w:val="1031"/>
         </w:numPr>
       </w:pPr>
       <w:r>
@@ -4183,7 +6200,7 @@
         <w:pStyle w:val="Compact"/>
         <w:numPr>
           <w:ilvl w:val="0"/>
-          <w:numId w:val="1031"/>
+          <w:numId w:val="1032"/>
         </w:numPr>
       </w:pPr>
       <w:r>
@@ -4205,7 +6222,7 @@
         <w:pStyle w:val="Compact"/>
         <w:numPr>
           <w:ilvl w:val="0"/>
-          <w:numId w:val="1031"/>
+          <w:numId w:val="1032"/>
         </w:numPr>
       </w:pPr>
       <w:r>
@@ -4217,7 +6234,7 @@
         <w:pStyle w:val="Compact"/>
         <w:numPr>
           <w:ilvl w:val="0"/>
-          <w:numId w:val="1031"/>
+          <w:numId w:val="1032"/>
         </w:numPr>
       </w:pPr>
       <w:r>
@@ -4229,7 +6246,7 @@
         <w:pStyle w:val="Compact"/>
         <w:numPr>
           <w:ilvl w:val="0"/>
-          <w:numId w:val="1031"/>
+          <w:numId w:val="1032"/>
         </w:numPr>
       </w:pPr>
       <w:r>
@@ -4241,7 +6258,7 @@
         <w:pStyle w:val="Compact"/>
         <w:numPr>
           <w:ilvl w:val="0"/>
-          <w:numId w:val="1031"/>
+          <w:numId w:val="1032"/>
         </w:numPr>
       </w:pPr>
       <w:r>
@@ -4253,7 +6270,7 @@
         <w:pStyle w:val="Compact"/>
         <w:numPr>
           <w:ilvl w:val="0"/>
-          <w:numId w:val="1031"/>
+          <w:numId w:val="1032"/>
         </w:numPr>
       </w:pPr>
       <w:r>
@@ -4271,7 +6288,7 @@
         <w:pStyle w:val="Compact"/>
         <w:numPr>
           <w:ilvl w:val="0"/>
-          <w:numId w:val="1031"/>
+          <w:numId w:val="1032"/>
         </w:numPr>
       </w:pPr>
       <w:r>
@@ -4314,18 +6331,18 @@
           <wp:inline>
             <wp:extent cx="3185962" cy="5014762"/>
             <wp:effectExtent b="0" l="0" r="0" t="0"/>
-            <wp:docPr descr="Controles de estilo de texto" title="" id="49" name="Picture"/>
+            <wp:docPr descr="Controles de estilo de texto" title="" id="122" name="Picture"/>
             <a:graphic>
               <a:graphicData uri="http://schemas.openxmlformats.org/drawingml/2006/picture">
                 <pic:pic>
                   <pic:nvPicPr>
-                    <pic:cNvPr descr="manual_images/11_text_styling_controls.png" id="50" name="Picture"/>
+                    <pic:cNvPr descr="manual_images/11_text_styling_controls.png" id="123" name="Picture"/>
                     <pic:cNvPicPr>
                       <a:picLocks noChangeArrowheads="1" noChangeAspect="1"/>
                     </pic:cNvPicPr>
                   </pic:nvPicPr>
                   <pic:blipFill>
-                    <a:blip r:embed="rId48"/>
+                    <a:blip r:embed="rId121"/>
                     <a:stretch>
                       <a:fillRect/>
                     </a:stretch>
@@ -4352,8 +6369,8 @@
         </w:drawing>
       </w:r>
     </w:p>
-    <w:bookmarkEnd w:id="51"/>
-    <w:bookmarkStart w:id="56" w:name="panel-de-composición"/>
+    <w:bookmarkEnd w:id="124"/>
+    <w:bookmarkStart w:id="129" w:name="panel-de-composición"/>
     <w:p>
       <w:pPr>
         <w:pStyle w:val="Heading3"/>
@@ -4375,7 +6392,7 @@
         <w:pStyle w:val="Compact"/>
         <w:numPr>
           <w:ilvl w:val="0"/>
-          <w:numId w:val="1033"/>
+          <w:numId w:val="1034"/>
         </w:numPr>
       </w:pPr>
       <w:r>
@@ -4400,7 +6417,7 @@
         <w:pStyle w:val="Compact"/>
         <w:numPr>
           <w:ilvl w:val="0"/>
-          <w:numId w:val="1033"/>
+          <w:numId w:val="1034"/>
         </w:numPr>
       </w:pPr>
       <w:r>
@@ -4428,7 +6445,7 @@
         <w:pStyle w:val="Compact"/>
         <w:numPr>
           <w:ilvl w:val="0"/>
-          <w:numId w:val="1033"/>
+          <w:numId w:val="1034"/>
         </w:numPr>
       </w:pPr>
       <w:r>
@@ -4440,7 +6457,7 @@
         <w:pStyle w:val="Compact"/>
         <w:numPr>
           <w:ilvl w:val="0"/>
-          <w:numId w:val="1033"/>
+          <w:numId w:val="1034"/>
         </w:numPr>
       </w:pPr>
       <w:r>
@@ -4452,7 +6469,7 @@
         <w:pStyle w:val="Compact"/>
         <w:numPr>
           <w:ilvl w:val="0"/>
-          <w:numId w:val="1033"/>
+          <w:numId w:val="1034"/>
         </w:numPr>
       </w:pPr>
       <w:r>
@@ -4480,7 +6497,7 @@
         <w:pStyle w:val="Compact"/>
         <w:numPr>
           <w:ilvl w:val="0"/>
-          <w:numId w:val="1033"/>
+          <w:numId w:val="1034"/>
         </w:numPr>
       </w:pPr>
       <w:r>
@@ -4516,7 +6533,7 @@
         <w:pStyle w:val="Compact"/>
         <w:numPr>
           <w:ilvl w:val="0"/>
-          <w:numId w:val="1033"/>
+          <w:numId w:val="1034"/>
         </w:numPr>
       </w:pPr>
       <w:r>
@@ -4562,7 +6579,7 @@
         <w:t xml:space="preserve">o el metadata de composición.</w:t>
       </w:r>
     </w:p>
-    <w:bookmarkStart w:id="55" w:name="dpi-y-dimensiones-físicas"/>
+    <w:bookmarkStart w:id="128" w:name="dpi-y-dimensiones-físicas"/>
     <w:p>
       <w:pPr>
         <w:pStyle w:val="Heading4"/>
@@ -4576,7 +6593,7 @@
         <w:pStyle w:val="Compact"/>
         <w:numPr>
           <w:ilvl w:val="0"/>
-          <w:numId w:val="1034"/>
+          <w:numId w:val="1035"/>
         </w:numPr>
       </w:pPr>
       <w:r>
@@ -4617,7 +6634,7 @@
         <w:pStyle w:val="Compact"/>
         <w:numPr>
           <w:ilvl w:val="0"/>
-          <w:numId w:val="1034"/>
+          <w:numId w:val="1035"/>
         </w:numPr>
       </w:pPr>
       <w:r>
@@ -4641,7 +6658,7 @@
         <w:pStyle w:val="Compact"/>
         <w:numPr>
           <w:ilvl w:val="0"/>
-          <w:numId w:val="1034"/>
+          <w:numId w:val="1035"/>
         </w:numPr>
       </w:pPr>
       <w:r>
@@ -4677,7 +6694,7 @@
         <w:pStyle w:val="Compact"/>
         <w:numPr>
           <w:ilvl w:val="0"/>
-          <w:numId w:val="1034"/>
+          <w:numId w:val="1035"/>
         </w:numPr>
       </w:pPr>
       <w:r>
@@ -4689,7 +6706,7 @@
         <w:pStyle w:val="Compact"/>
         <w:numPr>
           <w:ilvl w:val="0"/>
-          <w:numId w:val="1034"/>
+          <w:numId w:val="1035"/>
         </w:numPr>
       </w:pPr>
       <w:r>
@@ -4701,7 +6718,7 @@
         <w:pStyle w:val="Compact"/>
         <w:numPr>
           <w:ilvl w:val="0"/>
-          <w:numId w:val="1034"/>
+          <w:numId w:val="1035"/>
         </w:numPr>
       </w:pPr>
       <w:r>
@@ -4713,7 +6730,7 @@
         <w:pStyle w:val="Compact"/>
         <w:numPr>
           <w:ilvl w:val="0"/>
-          <w:numId w:val="1034"/>
+          <w:numId w:val="1035"/>
         </w:numPr>
       </w:pPr>
       <w:r>
@@ -4761,18 +6778,18 @@
           <wp:inline>
             <wp:extent cx="5334000" cy="2115879"/>
             <wp:effectExtent b="0" l="0" r="0" t="0"/>
-            <wp:docPr descr="Configuración de significancia y anotaciones" title="" id="53" name="Picture"/>
+            <wp:docPr descr="Configuración de significancia y anotaciones" title="" id="126" name="Picture"/>
             <a:graphic>
               <a:graphicData uri="http://schemas.openxmlformats.org/drawingml/2006/picture">
                 <pic:pic>
                   <pic:nvPicPr>
-                    <pic:cNvPr descr="manual_images/10_significance_annotations.png" id="54" name="Picture"/>
+                    <pic:cNvPr descr="manual_images/10_significance_annotations.png" id="127" name="Picture"/>
                     <pic:cNvPicPr>
                       <a:picLocks noChangeArrowheads="1" noChangeAspect="1"/>
                     </pic:cNvPicPr>
                   </pic:nvPicPr>
                   <pic:blipFill>
-                    <a:blip r:embed="rId52"/>
+                    <a:blip r:embed="rId125"/>
                     <a:stretch>
                       <a:fillRect/>
                     </a:stretch>
@@ -4799,10 +6816,10 @@
         </w:drawing>
       </w:r>
     </w:p>
-    <w:bookmarkEnd w:id="55"/>
-    <w:bookmarkEnd w:id="56"/>
-    <w:bookmarkEnd w:id="57"/>
-    <w:bookmarkStart w:id="58" w:name="X784a3f1f5904a93f9634a04c4f667f10394c63c"/>
+    <w:bookmarkEnd w:id="128"/>
+    <w:bookmarkEnd w:id="129"/>
+    <w:bookmarkEnd w:id="130"/>
+    <w:bookmarkStart w:id="131" w:name="X784a3f1f5904a93f9634a04c4f667f10394c63c"/>
     <w:p>
       <w:pPr>
         <w:pStyle w:val="Heading2"/>
@@ -4840,7 +6857,7 @@
         <w:pStyle w:val="Compact"/>
         <w:numPr>
           <w:ilvl w:val="0"/>
-          <w:numId w:val="1035"/>
+          <w:numId w:val="1036"/>
         </w:numPr>
       </w:pPr>
       <w:r>
@@ -4864,7 +6881,7 @@
         <w:pStyle w:val="Compact"/>
         <w:numPr>
           <w:ilvl w:val="0"/>
-          <w:numId w:val="1035"/>
+          <w:numId w:val="1036"/>
         </w:numPr>
       </w:pPr>
       <w:r>
@@ -4909,15 +6926,15 @@
         <w:pStyle w:val="Compact"/>
         <w:numPr>
           <w:ilvl w:val="0"/>
-          <w:numId w:val="1035"/>
+          <w:numId w:val="1036"/>
         </w:numPr>
       </w:pPr>
       <w:r>
         <w:t xml:space="preserve">Si no hay emparejamiento estricto, se aplica lógica de respaldo.</w:t>
       </w:r>
     </w:p>
-    <w:bookmarkEnd w:id="58"/>
-    <w:bookmarkStart w:id="60" w:name="X08b670b6b7f9a75f2188e36fdc7de5816db16f1"/>
+    <w:bookmarkEnd w:id="131"/>
+    <w:bookmarkStart w:id="133" w:name="X08b670b6b7f9a75f2188e36fdc7de5816db16f1"/>
     <w:p>
       <w:pPr>
         <w:pStyle w:val="Heading2"/>
@@ -4926,7 +6943,7 @@
         <w:t xml:space="preserve">8. Estadística</w:t>
       </w:r>
     </w:p>
-    <w:bookmarkStart w:id="59" w:name="herramientas-estadísticas-principales"/>
+    <w:bookmarkStart w:id="132" w:name="herramientas-estadísticas-principales"/>
     <w:p>
       <w:pPr>
         <w:pStyle w:val="Heading3"/>
@@ -4940,7 +6957,7 @@
         <w:pStyle w:val="Compact"/>
         <w:numPr>
           <w:ilvl w:val="0"/>
-          <w:numId w:val="1036"/>
+          <w:numId w:val="1037"/>
         </w:numPr>
       </w:pPr>
       <w:r>
@@ -4961,7 +6978,7 @@
         <w:pStyle w:val="Compact"/>
         <w:numPr>
           <w:ilvl w:val="0"/>
-          <w:numId w:val="1036"/>
+          <w:numId w:val="1037"/>
         </w:numPr>
       </w:pPr>
       <w:r>
@@ -4982,7 +6999,7 @@
         <w:pStyle w:val="Compact"/>
         <w:numPr>
           <w:ilvl w:val="0"/>
-          <w:numId w:val="1036"/>
+          <w:numId w:val="1037"/>
         </w:numPr>
       </w:pPr>
       <w:r>
@@ -5003,7 +7020,7 @@
         <w:pStyle w:val="Compact"/>
         <w:numPr>
           <w:ilvl w:val="0"/>
-          <w:numId w:val="1036"/>
+          <w:numId w:val="1037"/>
         </w:numPr>
       </w:pPr>
       <w:r>
@@ -5024,7 +7041,7 @@
         <w:pStyle w:val="Compact"/>
         <w:numPr>
           <w:ilvl w:val="0"/>
-          <w:numId w:val="1036"/>
+          <w:numId w:val="1037"/>
         </w:numPr>
       </w:pPr>
       <w:r>
@@ -5045,7 +7062,7 @@
         <w:pStyle w:val="Compact"/>
         <w:numPr>
           <w:ilvl w:val="0"/>
-          <w:numId w:val="1036"/>
+          <w:numId w:val="1037"/>
         </w:numPr>
       </w:pPr>
       <w:r>
@@ -5078,7 +7095,7 @@
         <w:pStyle w:val="Compact"/>
         <w:numPr>
           <w:ilvl w:val="0"/>
-          <w:numId w:val="1036"/>
+          <w:numId w:val="1037"/>
         </w:numPr>
       </w:pPr>
       <w:r>
@@ -5099,7 +7116,7 @@
         <w:pStyle w:val="Compact"/>
         <w:numPr>
           <w:ilvl w:val="0"/>
-          <w:numId w:val="1036"/>
+          <w:numId w:val="1037"/>
         </w:numPr>
       </w:pPr>
       <w:r>
@@ -5128,7 +7145,7 @@
         <w:pStyle w:val="Compact"/>
         <w:numPr>
           <w:ilvl w:val="0"/>
-          <w:numId w:val="1037"/>
+          <w:numId w:val="1038"/>
         </w:numPr>
       </w:pPr>
       <w:r>
@@ -5149,7 +7166,7 @@
         <w:pStyle w:val="Compact"/>
         <w:numPr>
           <w:ilvl w:val="0"/>
-          <w:numId w:val="1037"/>
+          <w:numId w:val="1038"/>
         </w:numPr>
       </w:pPr>
       <w:r>
@@ -5170,7 +7187,7 @@
         <w:pStyle w:val="Compact"/>
         <w:numPr>
           <w:ilvl w:val="0"/>
-          <w:numId w:val="1037"/>
+          <w:numId w:val="1038"/>
         </w:numPr>
       </w:pPr>
       <w:r>
@@ -5191,7 +7208,7 @@
         <w:pStyle w:val="Compact"/>
         <w:numPr>
           <w:ilvl w:val="0"/>
-          <w:numId w:val="1037"/>
+          <w:numId w:val="1038"/>
         </w:numPr>
       </w:pPr>
       <w:r>
@@ -5278,7 +7295,7 @@
         <w:pStyle w:val="Compact"/>
         <w:numPr>
           <w:ilvl w:val="0"/>
-          <w:numId w:val="1038"/>
+          <w:numId w:val="1039"/>
         </w:numPr>
       </w:pPr>
       <w:r>
@@ -5335,7 +7352,7 @@
         <w:pStyle w:val="Compact"/>
         <w:numPr>
           <w:ilvl w:val="0"/>
-          <w:numId w:val="1038"/>
+          <w:numId w:val="1039"/>
         </w:numPr>
       </w:pPr>
       <w:r>
@@ -5377,7 +7394,7 @@
         <w:pStyle w:val="Compact"/>
         <w:numPr>
           <w:ilvl w:val="0"/>
-          <w:numId w:val="1038"/>
+          <w:numId w:val="1039"/>
         </w:numPr>
       </w:pPr>
       <w:r>
@@ -5404,7 +7421,7 @@
         <w:pStyle w:val="Compact"/>
         <w:numPr>
           <w:ilvl w:val="0"/>
-          <w:numId w:val="1038"/>
+          <w:numId w:val="1039"/>
         </w:numPr>
       </w:pPr>
       <w:r>
@@ -5490,7 +7507,7 @@
         <w:pStyle w:val="Compact"/>
         <w:numPr>
           <w:ilvl w:val="0"/>
-          <w:numId w:val="1039"/>
+          <w:numId w:val="1040"/>
         </w:numPr>
       </w:pPr>
       <w:r>
@@ -5502,7 +7519,7 @@
         <w:pStyle w:val="Compact"/>
         <w:numPr>
           <w:ilvl w:val="0"/>
-          <w:numId w:val="1039"/>
+          <w:numId w:val="1040"/>
         </w:numPr>
       </w:pPr>
       <w:r>
@@ -5514,7 +7531,7 @@
         <w:pStyle w:val="Compact"/>
         <w:numPr>
           <w:ilvl w:val="0"/>
-          <w:numId w:val="1039"/>
+          <w:numId w:val="1040"/>
         </w:numPr>
       </w:pPr>
       <w:r>
@@ -5534,7 +7551,7 @@
         <w:pStyle w:val="Compact"/>
         <w:numPr>
           <w:ilvl w:val="0"/>
-          <w:numId w:val="1040"/>
+          <w:numId w:val="1041"/>
         </w:numPr>
       </w:pPr>
       <w:r>
@@ -5546,7 +7563,7 @@
         <w:pStyle w:val="Compact"/>
         <w:numPr>
           <w:ilvl w:val="0"/>
-          <w:numId w:val="1040"/>
+          <w:numId w:val="1041"/>
         </w:numPr>
       </w:pPr>
       <w:r>
@@ -5558,7 +7575,7 @@
         <w:pStyle w:val="Compact"/>
         <w:numPr>
           <w:ilvl w:val="0"/>
-          <w:numId w:val="1040"/>
+          <w:numId w:val="1041"/>
         </w:numPr>
       </w:pPr>
       <w:r>
@@ -5570,7 +7587,7 @@
         <w:pStyle w:val="Compact"/>
         <w:numPr>
           <w:ilvl w:val="0"/>
-          <w:numId w:val="1040"/>
+          <w:numId w:val="1041"/>
         </w:numPr>
       </w:pPr>
       <w:r>
@@ -5643,9 +7660,9 @@
         <w:t xml:space="preserve">y algunas rutas no paramétricas que requieren datos crudos se desactivan.</w:t>
       </w:r>
     </w:p>
-    <w:bookmarkEnd w:id="59"/>
-    <w:bookmarkEnd w:id="60"/>
-    <w:bookmarkStart w:id="61" w:name="Xfd951e1857e16be0fbfbc51e6054c4da8871e10"/>
+    <w:bookmarkEnd w:id="132"/>
+    <w:bookmarkEnd w:id="133"/>
+    <w:bookmarkStart w:id="134" w:name="Xfd951e1857e16be0fbfbc51e6054c4da8871e10"/>
     <w:p>
       <w:pPr>
         <w:pStyle w:val="Heading2"/>
@@ -5667,7 +7684,7 @@
         <w:pStyle w:val="Compact"/>
         <w:numPr>
           <w:ilvl w:val="0"/>
-          <w:numId w:val="1041"/>
+          <w:numId w:val="1042"/>
         </w:numPr>
       </w:pPr>
       <w:r>
@@ -5679,7 +7696,7 @@
         <w:pStyle w:val="Compact"/>
         <w:numPr>
           <w:ilvl w:val="0"/>
-          <w:numId w:val="1041"/>
+          <w:numId w:val="1042"/>
         </w:numPr>
       </w:pPr>
       <w:r>
@@ -5736,7 +7753,7 @@
         <w:pStyle w:val="Compact"/>
         <w:numPr>
           <w:ilvl w:val="0"/>
-          <w:numId w:val="1041"/>
+          <w:numId w:val="1042"/>
         </w:numPr>
       </w:pPr>
       <w:r>
@@ -5756,7 +7773,7 @@
         <w:pStyle w:val="Compact"/>
         <w:numPr>
           <w:ilvl w:val="0"/>
-          <w:numId w:val="1042"/>
+          <w:numId w:val="1043"/>
         </w:numPr>
       </w:pPr>
       <w:r>
@@ -5768,7 +7785,7 @@
         <w:pStyle w:val="Compact"/>
         <w:numPr>
           <w:ilvl w:val="0"/>
-          <w:numId w:val="1042"/>
+          <w:numId w:val="1043"/>
         </w:numPr>
       </w:pPr>
       <w:r>
@@ -5780,7 +7797,7 @@
         <w:pStyle w:val="Compact"/>
         <w:numPr>
           <w:ilvl w:val="0"/>
-          <w:numId w:val="1042"/>
+          <w:numId w:val="1043"/>
         </w:numPr>
       </w:pPr>
       <w:r>
@@ -5816,7 +7833,7 @@
         <w:pStyle w:val="Compact"/>
         <w:numPr>
           <w:ilvl w:val="0"/>
-          <w:numId w:val="1042"/>
+          <w:numId w:val="1043"/>
         </w:numPr>
       </w:pPr>
       <w:r>
@@ -5852,7 +7869,7 @@
         <w:pStyle w:val="Compact"/>
         <w:numPr>
           <w:ilvl w:val="0"/>
-          <w:numId w:val="1042"/>
+          <w:numId w:val="1043"/>
         </w:numPr>
       </w:pPr>
       <w:r>
@@ -5880,8 +7897,8 @@
         <w:t xml:space="preserve">, elige el parámetro antes de agregar una etiqueta. Las etiquetas automáticas conservan la identidad del parámetro y se ubican sobre el grupo objetivo seleccionado para ese parámetro.</w:t>
       </w:r>
     </w:p>
-    <w:bookmarkEnd w:id="61"/>
-    <w:bookmarkStart w:id="67" w:name="Xc2b86501cc804adc80e56831b8510edbedb0cab"/>
+    <w:bookmarkEnd w:id="134"/>
+    <w:bookmarkStart w:id="140" w:name="Xc2b86501cc804adc80e56831b8510edbedb0cab"/>
     <w:p>
       <w:pPr>
         <w:pStyle w:val="Heading2"/>
@@ -5903,7 +7920,7 @@
         <w:pStyle w:val="Compact"/>
         <w:numPr>
           <w:ilvl w:val="0"/>
-          <w:numId w:val="1043"/>
+          <w:numId w:val="1044"/>
         </w:numPr>
       </w:pPr>
       <w:r>
@@ -5915,7 +7932,7 @@
         <w:pStyle w:val="Compact"/>
         <w:numPr>
           <w:ilvl w:val="0"/>
-          <w:numId w:val="1043"/>
+          <w:numId w:val="1044"/>
         </w:numPr>
       </w:pPr>
       <w:r>
@@ -5927,14 +7944,14 @@
         <w:pStyle w:val="Compact"/>
         <w:numPr>
           <w:ilvl w:val="0"/>
-          <w:numId w:val="1043"/>
+          <w:numId w:val="1044"/>
         </w:numPr>
       </w:pPr>
       <w:r>
         <w:t xml:space="preserve">Tamaño muestral y cobertura de réplicas.</w:t>
       </w:r>
     </w:p>
-    <w:bookmarkStart w:id="62" w:name="réplicas-biológicas"/>
+    <w:bookmarkStart w:id="135" w:name="réplicas-biológicas"/>
     <w:p>
       <w:pPr>
         <w:pStyle w:val="Heading3"/>
@@ -5948,7 +7965,7 @@
         <w:pStyle w:val="Compact"/>
         <w:numPr>
           <w:ilvl w:val="0"/>
-          <w:numId w:val="1044"/>
+          <w:numId w:val="1045"/>
         </w:numPr>
       </w:pPr>
       <w:r>
@@ -5960,7 +7977,7 @@
         <w:pStyle w:val="Compact"/>
         <w:numPr>
           <w:ilvl w:val="0"/>
-          <w:numId w:val="1044"/>
+          <w:numId w:val="1045"/>
         </w:numPr>
       </w:pPr>
       <w:r>
@@ -5972,7 +7989,7 @@
         <w:pStyle w:val="Compact"/>
         <w:numPr>
           <w:ilvl w:val="0"/>
-          <w:numId w:val="1044"/>
+          <w:numId w:val="1045"/>
         </w:numPr>
       </w:pPr>
       <w:r>
@@ -5992,7 +8009,7 @@
         <w:pStyle w:val="Compact"/>
         <w:numPr>
           <w:ilvl w:val="0"/>
-          <w:numId w:val="1045"/>
+          <w:numId w:val="1046"/>
         </w:numPr>
       </w:pPr>
       <w:r>
@@ -6004,15 +8021,15 @@
         <w:pStyle w:val="Compact"/>
         <w:numPr>
           <w:ilvl w:val="0"/>
-          <w:numId w:val="1045"/>
+          <w:numId w:val="1046"/>
         </w:numPr>
       </w:pPr>
       <w:r>
         <w:t xml:space="preserve">Conserva las de menor puntaje (más reproducibles).</w:t>
       </w:r>
     </w:p>
-    <w:bookmarkEnd w:id="62"/>
-    <w:bookmarkStart w:id="66" w:name="réplicas-técnicas"/>
+    <w:bookmarkEnd w:id="135"/>
+    <w:bookmarkStart w:id="139" w:name="réplicas-técnicas"/>
     <w:p>
       <w:pPr>
         <w:pStyle w:val="Heading3"/>
@@ -6034,7 +8051,7 @@
         <w:pStyle w:val="Compact"/>
         <w:numPr>
           <w:ilvl w:val="0"/>
-          <w:numId w:val="1046"/>
+          <w:numId w:val="1047"/>
         </w:numPr>
       </w:pPr>
       <w:r>
@@ -6046,7 +8063,7 @@
         <w:pStyle w:val="Compact"/>
         <w:numPr>
           <w:ilvl w:val="0"/>
-          <w:numId w:val="1046"/>
+          <w:numId w:val="1047"/>
         </w:numPr>
       </w:pPr>
       <w:r>
@@ -6058,7 +8075,7 @@
         <w:pStyle w:val="Compact"/>
         <w:numPr>
           <w:ilvl w:val="0"/>
-          <w:numId w:val="1046"/>
+          <w:numId w:val="1047"/>
         </w:numPr>
       </w:pPr>
       <w:r>
@@ -6070,7 +8087,7 @@
         <w:pStyle w:val="Compact"/>
         <w:numPr>
           <w:ilvl w:val="0"/>
-          <w:numId w:val="1046"/>
+          <w:numId w:val="1047"/>
         </w:numPr>
       </w:pPr>
       <w:r>
@@ -6082,7 +8099,7 @@
         <w:pStyle w:val="Compact"/>
         <w:numPr>
           <w:ilvl w:val="0"/>
-          <w:numId w:val="1046"/>
+          <w:numId w:val="1047"/>
         </w:numPr>
       </w:pPr>
       <w:r>
@@ -6098,18 +8115,18 @@
           <wp:inline>
             <wp:extent cx="5334000" cy="2228174"/>
             <wp:effectExtent b="0" l="0" r="0" t="0"/>
-            <wp:docPr descr="Filtrado de réplicas biológicas" title="" id="64" name="Picture"/>
+            <wp:docPr descr="Filtrado de réplicas biológicas" title="" id="137" name="Picture"/>
             <a:graphic>
               <a:graphicData uri="http://schemas.openxmlformats.org/drawingml/2006/picture">
                 <pic:pic>
                   <pic:nvPicPr>
-                    <pic:cNvPr descr="manual_images/04_filter_biological_replicates.png" id="65" name="Picture"/>
+                    <pic:cNvPr descr="manual_images/04_filter_biological_replicates.png" id="138" name="Picture"/>
                     <pic:cNvPicPr>
                       <a:picLocks noChangeArrowheads="1" noChangeAspect="1"/>
                     </pic:cNvPicPr>
                   </pic:nvPicPr>
                   <pic:blipFill>
-                    <a:blip r:embed="rId63"/>
+                    <a:blip r:embed="rId136"/>
                     <a:stretch>
                       <a:fillRect/>
                     </a:stretch>
@@ -6136,9 +8153,9 @@
         </w:drawing>
       </w:r>
     </w:p>
-    <w:bookmarkEnd w:id="66"/>
-    <w:bookmarkEnd w:id="67"/>
-    <w:bookmarkStart w:id="68" w:name="Xfea01682663a764101ef30ec6c870560247e7f1"/>
+    <w:bookmarkEnd w:id="139"/>
+    <w:bookmarkEnd w:id="140"/>
+    <w:bookmarkStart w:id="141" w:name="Xfea01682663a764101ef30ec6c870560247e7f1"/>
     <w:p>
       <w:pPr>
         <w:pStyle w:val="Heading2"/>
@@ -6160,7 +8177,7 @@
         <w:pStyle w:val="Compact"/>
         <w:numPr>
           <w:ilvl w:val="0"/>
-          <w:numId w:val="1047"/>
+          <w:numId w:val="1048"/>
         </w:numPr>
       </w:pPr>
       <w:r>
@@ -6182,7 +8199,7 @@
         <w:pStyle w:val="Compact"/>
         <w:numPr>
           <w:ilvl w:val="0"/>
-          <w:numId w:val="1047"/>
+          <w:numId w:val="1048"/>
         </w:numPr>
       </w:pPr>
       <w:r>
@@ -6194,7 +8211,7 @@
         <w:pStyle w:val="Compact"/>
         <w:numPr>
           <w:ilvl w:val="0"/>
-          <w:numId w:val="1047"/>
+          <w:numId w:val="1048"/>
         </w:numPr>
       </w:pPr>
       <w:r>
@@ -6206,7 +8223,7 @@
         <w:pStyle w:val="Compact"/>
         <w:numPr>
           <w:ilvl w:val="0"/>
-          <w:numId w:val="1047"/>
+          <w:numId w:val="1048"/>
         </w:numPr>
       </w:pPr>
       <w:r>
@@ -6218,7 +8235,7 @@
         <w:pStyle w:val="Compact"/>
         <w:numPr>
           <w:ilvl w:val="0"/>
-          <w:numId w:val="1047"/>
+          <w:numId w:val="1048"/>
         </w:numPr>
       </w:pPr>
       <w:r>
@@ -6230,7 +8247,7 @@
         <w:pStyle w:val="Compact"/>
         <w:numPr>
           <w:ilvl w:val="0"/>
-          <w:numId w:val="1047"/>
+          <w:numId w:val="1048"/>
         </w:numPr>
       </w:pPr>
       <w:r>
@@ -6242,7 +8259,7 @@
         <w:pStyle w:val="Compact"/>
         <w:numPr>
           <w:ilvl w:val="0"/>
-          <w:numId w:val="1047"/>
+          <w:numId w:val="1048"/>
         </w:numPr>
       </w:pPr>
       <w:r>
@@ -6251,6 +8268,18 @@
     </w:p>
     <w:p>
       <w:pPr>
+        <w:pStyle w:val="Compact"/>
+        <w:numPr>
+          <w:ilvl w:val="0"/>
+          <w:numId w:val="1048"/>
+        </w:numPr>
+      </w:pPr>
+      <w:r>
+        <w:t xml:space="preserve">La serie y cepas de dosis-respuesta, la asignación corregida de concentraciones, los límites e intervalos de ejes, los títulos de ejes, los tamaños de línea y puntos, el contorno de puntos y la opacidad de la banda de confianza se conservan en los metadatos de dosis-respuesta y en las versiones guardadas del gráfico.</w:t>
+      </w:r>
+    </w:p>
+    <w:p>
+      <w:pPr>
         <w:pStyle w:val="FirstParagraph"/>
       </w:pPr>
       <w:r>
@@ -6262,7 +8291,7 @@
         <w:pStyle w:val="Compact"/>
         <w:numPr>
           <w:ilvl w:val="0"/>
-          <w:numId w:val="1048"/>
+          <w:numId w:val="1049"/>
         </w:numPr>
       </w:pPr>
       <w:r>
@@ -6274,7 +8303,7 @@
         <w:pStyle w:val="Compact"/>
         <w:numPr>
           <w:ilvl w:val="0"/>
-          <w:numId w:val="1048"/>
+          <w:numId w:val="1049"/>
         </w:numPr>
       </w:pPr>
       <w:r>
@@ -6286,7 +8315,7 @@
         <w:pStyle w:val="Compact"/>
         <w:numPr>
           <w:ilvl w:val="0"/>
-          <w:numId w:val="1048"/>
+          <w:numId w:val="1049"/>
         </w:numPr>
       </w:pPr>
       <w:r>
@@ -6306,7 +8335,7 @@
         <w:pStyle w:val="Compact"/>
         <w:numPr>
           <w:ilvl w:val="0"/>
-          <w:numId w:val="1049"/>
+          <w:numId w:val="1050"/>
         </w:numPr>
       </w:pPr>
       <w:r>
@@ -6318,7 +8347,7 @@
         <w:pStyle w:val="Compact"/>
         <w:numPr>
           <w:ilvl w:val="0"/>
-          <w:numId w:val="1049"/>
+          <w:numId w:val="1050"/>
         </w:numPr>
       </w:pPr>
       <w:r>
@@ -6330,15 +8359,15 @@
         <w:pStyle w:val="Compact"/>
         <w:numPr>
           <w:ilvl w:val="0"/>
-          <w:numId w:val="1049"/>
+          <w:numId w:val="1050"/>
         </w:numPr>
       </w:pPr>
       <w:r>
         <w:t xml:space="preserve">Verificación de orientación en constructores finales.</w:t>
       </w:r>
     </w:p>
-    <w:bookmarkEnd w:id="68"/>
-    <w:bookmarkStart w:id="69" w:name="X218df2ee725d0504d93acc386923c3d90ed9ec6"/>
+    <w:bookmarkEnd w:id="141"/>
+    <w:bookmarkStart w:id="142" w:name="X218df2ee725d0504d93acc386923c3d90ed9ec6"/>
     <w:p>
       <w:pPr>
         <w:pStyle w:val="Heading2"/>
@@ -6360,7 +8389,7 @@
         <w:pStyle w:val="Compact"/>
         <w:numPr>
           <w:ilvl w:val="0"/>
-          <w:numId w:val="1050"/>
+          <w:numId w:val="1051"/>
         </w:numPr>
       </w:pPr>
       <w:r>
@@ -6393,7 +8422,7 @@
         <w:pStyle w:val="Compact"/>
         <w:numPr>
           <w:ilvl w:val="0"/>
-          <w:numId w:val="1050"/>
+          <w:numId w:val="1051"/>
         </w:numPr>
       </w:pPr>
       <w:r>
@@ -6405,7 +8434,7 @@
         <w:pStyle w:val="Compact"/>
         <w:numPr>
           <w:ilvl w:val="0"/>
-          <w:numId w:val="1050"/>
+          <w:numId w:val="1051"/>
         </w:numPr>
       </w:pPr>
       <w:r>
@@ -6417,7 +8446,7 @@
         <w:pStyle w:val="Compact"/>
         <w:numPr>
           <w:ilvl w:val="0"/>
-          <w:numId w:val="1050"/>
+          <w:numId w:val="1051"/>
         </w:numPr>
       </w:pPr>
       <w:r>
@@ -6429,7 +8458,7 @@
         <w:pStyle w:val="Compact"/>
         <w:numPr>
           <w:ilvl w:val="0"/>
-          <w:numId w:val="1050"/>
+          <w:numId w:val="1051"/>
         </w:numPr>
       </w:pPr>
       <w:r>
@@ -6441,7 +8470,7 @@
         <w:pStyle w:val="Compact"/>
         <w:numPr>
           <w:ilvl w:val="0"/>
-          <w:numId w:val="1050"/>
+          <w:numId w:val="1051"/>
         </w:numPr>
       </w:pPr>
       <w:r>
@@ -6453,7 +8482,7 @@
         <w:pStyle w:val="Compact"/>
         <w:numPr>
           <w:ilvl w:val="0"/>
-          <w:numId w:val="1050"/>
+          <w:numId w:val="1051"/>
         </w:numPr>
       </w:pPr>
       <w:r>
@@ -6492,8 +8521,8 @@
         <w:t xml:space="preserve">y aceptan valores compatibles elegidos por el usuario entre 72 y 600 DPI. El DPI efectivo seleccionado se incluye en el metadata y en las versiones del bundle. Los elementos vectoriales PDF/PPTX no usan DPI; el ancho, alto y tamaño de diapositiva se configuran por separado.</w:t>
       </w:r>
     </w:p>
-    <w:bookmarkEnd w:id="69"/>
-    <w:bookmarkStart w:id="73" w:name="X08302a07caa98f2a5467429728a16104e228911"/>
+    <w:bookmarkEnd w:id="142"/>
+    <w:bookmarkStart w:id="146" w:name="X08302a07caa98f2a5467429728a16104e228911"/>
     <w:p>
       <w:pPr>
         <w:pStyle w:val="Heading2"/>
@@ -6515,7 +8544,7 @@
         <w:pStyle w:val="Compact"/>
         <w:numPr>
           <w:ilvl w:val="0"/>
-          <w:numId w:val="1051"/>
+          <w:numId w:val="1052"/>
         </w:numPr>
       </w:pPr>
       <w:r>
@@ -6551,7 +8580,7 @@
         <w:pStyle w:val="Compact"/>
         <w:numPr>
           <w:ilvl w:val="0"/>
-          <w:numId w:val="1051"/>
+          <w:numId w:val="1052"/>
         </w:numPr>
       </w:pPr>
       <w:r>
@@ -6563,7 +8592,7 @@
         <w:pStyle w:val="Compact"/>
         <w:numPr>
           <w:ilvl w:val="1"/>
-          <w:numId w:val="1052"/>
+          <w:numId w:val="1053"/>
         </w:numPr>
       </w:pPr>
       <w:r>
@@ -6587,7 +8616,7 @@
         <w:pStyle w:val="Compact"/>
         <w:numPr>
           <w:ilvl w:val="1"/>
-          <w:numId w:val="1052"/>
+          <w:numId w:val="1053"/>
         </w:numPr>
       </w:pPr>
       <w:r>
@@ -6622,7 +8651,7 @@
         <w:pStyle w:val="Compact"/>
         <w:numPr>
           <w:ilvl w:val="0"/>
-          <w:numId w:val="1053"/>
+          <w:numId w:val="1054"/>
         </w:numPr>
       </w:pPr>
       <w:r>
@@ -6640,7 +8669,7 @@
         <w:pStyle w:val="Compact"/>
         <w:numPr>
           <w:ilvl w:val="0"/>
-          <w:numId w:val="1053"/>
+          <w:numId w:val="1054"/>
         </w:numPr>
       </w:pPr>
       <w:r>
@@ -6658,7 +8687,7 @@
         <w:pStyle w:val="Compact"/>
         <w:numPr>
           <w:ilvl w:val="0"/>
-          <w:numId w:val="1053"/>
+          <w:numId w:val="1054"/>
         </w:numPr>
       </w:pPr>
       <w:r>
@@ -6685,7 +8714,7 @@
         <w:pStyle w:val="Compact"/>
         <w:numPr>
           <w:ilvl w:val="0"/>
-          <w:numId w:val="1053"/>
+          <w:numId w:val="1054"/>
         </w:numPr>
       </w:pPr>
       <w:r>
@@ -6703,7 +8732,7 @@
         <w:pStyle w:val="Compact"/>
         <w:numPr>
           <w:ilvl w:val="0"/>
-          <w:numId w:val="1053"/>
+          <w:numId w:val="1054"/>
         </w:numPr>
       </w:pPr>
       <w:r>
@@ -6721,7 +8750,7 @@
         <w:pStyle w:val="Compact"/>
         <w:numPr>
           <w:ilvl w:val="0"/>
-          <w:numId w:val="1053"/>
+          <w:numId w:val="1054"/>
         </w:numPr>
       </w:pPr>
       <w:r>
@@ -6751,7 +8780,7 @@
         <w:pStyle w:val="Compact"/>
         <w:numPr>
           <w:ilvl w:val="0"/>
-          <w:numId w:val="1053"/>
+          <w:numId w:val="1054"/>
         </w:numPr>
       </w:pPr>
       <w:r>
@@ -6769,7 +8798,7 @@
         <w:pStyle w:val="Compact"/>
         <w:numPr>
           <w:ilvl w:val="0"/>
-          <w:numId w:val="1053"/>
+          <w:numId w:val="1054"/>
         </w:numPr>
       </w:pPr>
       <w:r>
@@ -6795,7 +8824,7 @@
         <w:pStyle w:val="Compact"/>
         <w:numPr>
           <w:ilvl w:val="0"/>
-          <w:numId w:val="1054"/>
+          <w:numId w:val="1055"/>
         </w:numPr>
       </w:pPr>
       <w:r>
@@ -6807,7 +8836,7 @@
         <w:pStyle w:val="Compact"/>
         <w:numPr>
           <w:ilvl w:val="0"/>
-          <w:numId w:val="1054"/>
+          <w:numId w:val="1055"/>
         </w:numPr>
       </w:pPr>
       <w:r>
@@ -6819,7 +8848,7 @@
         <w:pStyle w:val="Compact"/>
         <w:numPr>
           <w:ilvl w:val="0"/>
-          <w:numId w:val="1054"/>
+          <w:numId w:val="1055"/>
         </w:numPr>
       </w:pPr>
       <w:r>
@@ -6831,7 +8860,7 @@
         <w:pStyle w:val="Compact"/>
         <w:numPr>
           <w:ilvl w:val="0"/>
-          <w:numId w:val="1054"/>
+          <w:numId w:val="1055"/>
         </w:numPr>
       </w:pPr>
       <w:r>
@@ -6843,7 +8872,7 @@
         <w:pStyle w:val="Compact"/>
         <w:numPr>
           <w:ilvl w:val="0"/>
-          <w:numId w:val="1054"/>
+          <w:numId w:val="1055"/>
         </w:numPr>
       </w:pPr>
       <w:r>
@@ -6863,7 +8892,7 @@
         <w:pStyle w:val="Compact"/>
         <w:numPr>
           <w:ilvl w:val="0"/>
-          <w:numId w:val="1055"/>
+          <w:numId w:val="1056"/>
         </w:numPr>
       </w:pPr>
       <w:r>
@@ -6904,7 +8933,7 @@
         <w:pStyle w:val="Compact"/>
         <w:numPr>
           <w:ilvl w:val="0"/>
-          <w:numId w:val="1055"/>
+          <w:numId w:val="1056"/>
         </w:numPr>
       </w:pPr>
       <w:r>
@@ -6932,7 +8961,7 @@
         <w:pStyle w:val="Compact"/>
         <w:numPr>
           <w:ilvl w:val="0"/>
-          <w:numId w:val="1055"/>
+          <w:numId w:val="1056"/>
         </w:numPr>
       </w:pPr>
       <w:r>
@@ -6944,7 +8973,7 @@
         <w:pStyle w:val="Compact"/>
         <w:numPr>
           <w:ilvl w:val="0"/>
-          <w:numId w:val="1055"/>
+          <w:numId w:val="1056"/>
         </w:numPr>
       </w:pPr>
       <w:r>
@@ -7002,7 +9031,7 @@
         <w:pStyle w:val="Compact"/>
         <w:numPr>
           <w:ilvl w:val="0"/>
-          <w:numId w:val="1055"/>
+          <w:numId w:val="1056"/>
         </w:numPr>
       </w:pPr>
       <w:r>
@@ -7029,7 +9058,7 @@
         <w:pStyle w:val="Compact"/>
         <w:numPr>
           <w:ilvl w:val="0"/>
-          <w:numId w:val="1055"/>
+          <w:numId w:val="1056"/>
         </w:numPr>
       </w:pPr>
       <w:r>
@@ -7041,7 +9070,7 @@
         <w:pStyle w:val="Compact"/>
         <w:numPr>
           <w:ilvl w:val="0"/>
-          <w:numId w:val="1055"/>
+          <w:numId w:val="1056"/>
         </w:numPr>
       </w:pPr>
       <w:r>
@@ -7247,6 +9276,105 @@
         </w:rPr>
         <w:t xml:space="preserve">)</w:t>
       </w:r>
+      <w:r>
+        <w:br/>
+      </w:r>
+      <w:r>
+        <w:br/>
+      </w:r>
+      <w:r>
+        <w:rPr>
+          <w:rStyle w:val="NormalTok"/>
+        </w:rPr>
+        <w:t xml:space="preserve">parametros_irregulares </w:t>
+      </w:r>
+      <w:r>
+        <w:rPr>
+          <w:rStyle w:val="OtherTok"/>
+        </w:rPr>
+        <w:t xml:space="preserve">&lt;-</w:t>
+      </w:r>
+      <w:r>
+        <w:rPr>
+          <w:rStyle w:val="NormalTok"/>
+        </w:rPr>
+        <w:t xml:space="preserve"> BIOSZEN</w:t>
+      </w:r>
+      <w:r>
+        <w:rPr>
+          <w:rStyle w:val="SpecialCharTok"/>
+        </w:rPr>
+        <w:t xml:space="preserve">::</w:t>
+      </w:r>
+      <w:r>
+        <w:rPr>
+          <w:rStyle w:val="FunctionTok"/>
+        </w:rPr>
+        <w:t xml:space="preserve">growth_parameters_irregular</w:t>
+      </w:r>
+      <w:r>
+        <w:rPr>
+          <w:rStyle w:val="NormalTok"/>
+        </w:rPr>
+        <w:t xml:space="preserve">(</w:t>
+      </w:r>
+      <w:r>
+        <w:br/>
+      </w:r>
+      <w:r>
+        <w:rPr>
+          <w:rStyle w:val="NormalTok"/>
+        </w:rPr>
+        <w:t xml:space="preserve">  </w:t>
+      </w:r>
+      <w:r>
+        <w:rPr>
+          <w:rStyle w:val="StringTok"/>
+        </w:rPr>
+        <w:t xml:space="preserve">"curva_irregular.xlsx"</w:t>
+      </w:r>
+      <w:r>
+        <w:rPr>
+          <w:rStyle w:val="NormalTok"/>
+        </w:rPr>
+        <w:t xml:space="preserve">,</w:t>
+      </w:r>
+      <w:r>
+        <w:br/>
+      </w:r>
+      <w:r>
+        <w:rPr>
+          <w:rStyle w:val="NormalTok"/>
+        </w:rPr>
+        <w:t xml:space="preserve">  </w:t>
+      </w:r>
+      <w:r>
+        <w:rPr>
+          <w:rStyle w:val="AttributeTok"/>
+        </w:rPr>
+        <w:t xml:space="preserve">time_column =</w:t>
+      </w:r>
+      <w:r>
+        <w:rPr>
+          <w:rStyle w:val="NormalTok"/>
+        </w:rPr>
+        <w:t xml:space="preserve"> </w:t>
+      </w:r>
+      <w:r>
+        <w:rPr>
+          <w:rStyle w:val="StringTok"/>
+        </w:rPr>
+        <w:t xml:space="preserve">"Tiempo"</w:t>
+      </w:r>
+      <w:r>
+        <w:br/>
+      </w:r>
+      <w:r>
+        <w:rPr>
+          <w:rStyle w:val="NormalTok"/>
+        </w:rPr>
+        <w:t xml:space="preserve">)</w:t>
+      </w:r>
     </w:p>
     <w:p>
       <w:pPr>
@@ -7278,6 +9406,110 @@
       </w:r>
       <w:r>
         <w:t xml:space="preserve">, devuelve el resultado en R y no crea archivos.</w:t>
+      </w:r>
+    </w:p>
+    <w:p>
+      <w:pPr>
+        <w:pStyle w:val="BodyText"/>
+      </w:pPr>
+      <w:r>
+        <w:t xml:space="preserve">Para tiempos registrados desiguales o discontinuos, usa</w:t>
+      </w:r>
+      <w:r>
+        <w:t xml:space="preserve"> </w:t>
+      </w:r>
+      <w:r>
+        <w:rPr>
+          <w:rStyle w:val="VerbatimChar"/>
+        </w:rPr>
+        <w:t xml:space="preserve">BIOSZEN::growth_parameters_irregular()</w:t>
+      </w:r>
+      <w:r>
+        <w:t xml:space="preserve">. Esta función lee directamente los</w:t>
+      </w:r>
+      <w:r>
+        <w:t xml:space="preserve"> </w:t>
+      </w:r>
+      <w:r>
+        <w:t xml:space="preserve">valores numéricos de tiempo del archivo y puede detectar automáticamente nombres</w:t>
+      </w:r>
+      <w:r>
+        <w:t xml:space="preserve"> </w:t>
+      </w:r>
+      <w:r>
+        <w:t xml:space="preserve">comunes como</w:t>
+      </w:r>
+      <w:r>
+        <w:t xml:space="preserve"> </w:t>
+      </w:r>
+      <w:r>
+        <w:rPr>
+          <w:rStyle w:val="VerbatimChar"/>
+        </w:rPr>
+        <w:t xml:space="preserve">Time</w:t>
+      </w:r>
+      <w:r>
+        <w:t xml:space="preserve">,</w:t>
+      </w:r>
+      <w:r>
+        <w:t xml:space="preserve"> </w:t>
+      </w:r>
+      <w:r>
+        <w:rPr>
+          <w:rStyle w:val="VerbatimChar"/>
+        </w:rPr>
+        <w:t xml:space="preserve">Tiempo</w:t>
+      </w:r>
+      <w:r>
+        <w:t xml:space="preserve">,</w:t>
+      </w:r>
+      <w:r>
+        <w:t xml:space="preserve"> </w:t>
+      </w:r>
+      <w:r>
+        <w:rPr>
+          <w:rStyle w:val="VerbatimChar"/>
+        </w:rPr>
+        <w:t xml:space="preserve">Hour</w:t>
+      </w:r>
+      <w:r>
+        <w:t xml:space="preserve"> </w:t>
+      </w:r>
+      <w:r>
+        <w:t xml:space="preserve">u</w:t>
+      </w:r>
+      <w:r>
+        <w:t xml:space="preserve"> </w:t>
+      </w:r>
+      <w:r>
+        <w:rPr>
+          <w:rStyle w:val="VerbatimChar"/>
+        </w:rPr>
+        <w:t xml:space="preserve">Hora</w:t>
+      </w:r>
+      <w:r>
+        <w:t xml:space="preserve">; usa</w:t>
+      </w:r>
+      <w:r>
+        <w:t xml:space="preserve"> </w:t>
+      </w:r>
+      <w:r>
+        <w:rPr>
+          <w:rStyle w:val="VerbatimChar"/>
+        </w:rPr>
+        <w:t xml:space="preserve">time_column</w:t>
+      </w:r>
+      <w:r>
+        <w:t xml:space="preserve"> </w:t>
+      </w:r>
+      <w:r>
+        <w:t xml:space="preserve">para seleccionar</w:t>
+      </w:r>
+      <w:r>
+        <w:t xml:space="preserve"> </w:t>
+      </w:r>
+      <w:r>
+        <w:t xml:space="preserve">una columna específica.</w:t>
       </w:r>
     </w:p>
     <w:p>
@@ -7289,18 +9521,18 @@
           <wp:inline>
             <wp:extent cx="5334000" cy="2011947"/>
             <wp:effectExtent b="0" l="0" r="0" t="0"/>
-            <wp:docPr descr="Flujo de parámetros de crecimiento" title="" id="71" name="Picture"/>
+            <wp:docPr descr="Flujo de parámetros de crecimiento" title="" id="144" name="Picture"/>
             <a:graphic>
               <a:graphicData uri="http://schemas.openxmlformats.org/drawingml/2006/picture">
                 <pic:pic>
                   <pic:nvPicPr>
-                    <pic:cNvPr descr="manual_images/13_growth_parameters_workflow.png" id="72" name="Picture"/>
+                    <pic:cNvPr descr="manual_images/13_growth_parameters_workflow.png" id="145" name="Picture"/>
                     <pic:cNvPicPr>
                       <a:picLocks noChangeArrowheads="1" noChangeAspect="1"/>
                     </pic:cNvPicPr>
                   </pic:nvPicPr>
                   <pic:blipFill>
-                    <a:blip r:embed="rId70"/>
+                    <a:blip r:embed="rId143"/>
                     <a:stretch>
                       <a:fillRect/>
                     </a:stretch>
@@ -7327,8 +9559,8 @@
         </w:drawing>
       </w:r>
     </w:p>
-    <w:bookmarkEnd w:id="73"/>
-    <w:bookmarkStart w:id="74" w:name="X44a0d0ba4189ec8e25809d14d8a3a2c3cd163ae"/>
+    <w:bookmarkEnd w:id="146"/>
+    <w:bookmarkStart w:id="147" w:name="X44a0d0ba4189ec8e25809d14d8a3a2c3cd163ae"/>
     <w:p>
       <w:pPr>
         <w:pStyle w:val="Heading2"/>
@@ -7341,7 +9573,7 @@
       <w:pPr>
         <w:numPr>
           <w:ilvl w:val="0"/>
-          <w:numId w:val="1056"/>
+          <w:numId w:val="1057"/>
         </w:numPr>
       </w:pPr>
       <w:r>
@@ -7368,7 +9600,7 @@
       <w:pPr>
         <w:numPr>
           <w:ilvl w:val="0"/>
-          <w:numId w:val="1056"/>
+          <w:numId w:val="1057"/>
         </w:numPr>
       </w:pPr>
       <w:r>
@@ -7395,7 +9627,7 @@
       <w:pPr>
         <w:numPr>
           <w:ilvl w:val="0"/>
-          <w:numId w:val="1056"/>
+          <w:numId w:val="1057"/>
         </w:numPr>
       </w:pPr>
       <w:r>
@@ -7422,7 +9654,7 @@
       <w:pPr>
         <w:numPr>
           <w:ilvl w:val="0"/>
-          <w:numId w:val="1056"/>
+          <w:numId w:val="1057"/>
         </w:numPr>
       </w:pPr>
       <w:r>
@@ -7449,7 +9681,7 @@
       <w:pPr>
         <w:numPr>
           <w:ilvl w:val="0"/>
-          <w:numId w:val="1056"/>
+          <w:numId w:val="1057"/>
         </w:numPr>
       </w:pPr>
       <w:r>
@@ -7476,7 +9708,7 @@
       <w:pPr>
         <w:numPr>
           <w:ilvl w:val="0"/>
-          <w:numId w:val="1056"/>
+          <w:numId w:val="1057"/>
         </w:numPr>
       </w:pPr>
       <w:r>
@@ -7518,7 +9750,7 @@
       <w:pPr>
         <w:numPr>
           <w:ilvl w:val="0"/>
-          <w:numId w:val="1056"/>
+          <w:numId w:val="1057"/>
         </w:numPr>
       </w:pPr>
       <w:r>
@@ -7573,7 +9805,7 @@
       <w:pPr>
         <w:numPr>
           <w:ilvl w:val="0"/>
-          <w:numId w:val="1056"/>
+          <w:numId w:val="1057"/>
         </w:numPr>
       </w:pPr>
       <w:r>
@@ -7600,7 +9832,7 @@
       <w:pPr>
         <w:numPr>
           <w:ilvl w:val="0"/>
-          <w:numId w:val="1056"/>
+          <w:numId w:val="1057"/>
         </w:numPr>
       </w:pPr>
       <w:r>
@@ -7623,8 +9855,8 @@
         <w:t xml:space="preserve">Qué hacer: Reducir parámetros y capas pesadas.</w:t>
       </w:r>
     </w:p>
-    <w:bookmarkEnd w:id="74"/>
-    <w:bookmarkStart w:id="75" w:name="X8b3f1f11e9cb04fc73976d75c0f04065017c149"/>
+    <w:bookmarkEnd w:id="147"/>
+    <w:bookmarkStart w:id="148" w:name="X8b3f1f11e9cb04fc73976d75c0f04065017c149"/>
     <w:p>
       <w:pPr>
         <w:pStyle w:val="Heading2"/>
@@ -7650,12 +9882,13 @@
         <w:t xml:space="preserve">bioszenf@gmail.com</w:t>
       </w:r>
     </w:p>
-    <w:bookmarkEnd w:id="75"/>
-    <w:bookmarkEnd w:id="76"/>
+    <w:bookmarkEnd w:id="148"/>
+    <w:bookmarkEnd w:id="149"/>
     <w:sectPr>
       <w:footnotePr>
         <w:numRestart w:val="eachSect"/>
       </w:footnotePr>
+      <w:pgSz w:w="12240" w:h="15840"/>
     </w:sectPr>
   </w:body>
 </w:document>
@@ -8158,6 +10391,9 @@
     <w:abstractNumId w:val="991"/>
   </w:num>
   <w:num w:numId="1033">
+    <w:abstractNumId w:val="991"/>
+  </w:num>
+  <w:num w:numId="1034">
     <w:abstractNumId w:val="99411"/>
     <w:lvlOverride w:ilvl="0">
       <w:startOverride w:val="1"/>
@@ -8187,9 +10423,6 @@
       <w:startOverride w:val="1"/>
     </w:lvlOverride>
   </w:num>
-  <w:num w:numId="1034">
-    <w:abstractNumId w:val="991"/>
-  </w:num>
   <w:num w:numId="1035">
     <w:abstractNumId w:val="991"/>
   </w:num>
@@ -8209,34 +10442,7 @@
     <w:abstractNumId w:val="991"/>
   </w:num>
   <w:num w:numId="1041">
-    <w:abstractNumId w:val="99411"/>
-    <w:lvlOverride w:ilvl="0">
-      <w:startOverride w:val="1"/>
-    </w:lvlOverride>
-    <w:lvlOverride w:ilvl="1">
-      <w:startOverride w:val="1"/>
-    </w:lvlOverride>
-    <w:lvlOverride w:ilvl="2">
-      <w:startOverride w:val="1"/>
-    </w:lvlOverride>
-    <w:lvlOverride w:ilvl="3">
-      <w:startOverride w:val="1"/>
-    </w:lvlOverride>
-    <w:lvlOverride w:ilvl="4">
-      <w:startOverride w:val="1"/>
-    </w:lvlOverride>
-    <w:lvlOverride w:ilvl="5">
-      <w:startOverride w:val="1"/>
-    </w:lvlOverride>
-    <w:lvlOverride w:ilvl="6">
-      <w:startOverride w:val="1"/>
-    </w:lvlOverride>
-    <w:lvlOverride w:ilvl="7">
-      <w:startOverride w:val="1"/>
-    </w:lvlOverride>
-    <w:lvlOverride w:ilvl="8">
-      <w:startOverride w:val="1"/>
-    </w:lvlOverride>
+    <w:abstractNumId w:val="991"/>
   </w:num>
   <w:num w:numId="1042">
     <w:abstractNumId w:val="99411"/>
@@ -8269,7 +10475,34 @@
     </w:lvlOverride>
   </w:num>
   <w:num w:numId="1043">
-    <w:abstractNumId w:val="991"/>
+    <w:abstractNumId w:val="99411"/>
+    <w:lvlOverride w:ilvl="0">
+      <w:startOverride w:val="1"/>
+    </w:lvlOverride>
+    <w:lvlOverride w:ilvl="1">
+      <w:startOverride w:val="1"/>
+    </w:lvlOverride>
+    <w:lvlOverride w:ilvl="2">
+      <w:startOverride w:val="1"/>
+    </w:lvlOverride>
+    <w:lvlOverride w:ilvl="3">
+      <w:startOverride w:val="1"/>
+    </w:lvlOverride>
+    <w:lvlOverride w:ilvl="4">
+      <w:startOverride w:val="1"/>
+    </w:lvlOverride>
+    <w:lvlOverride w:ilvl="5">
+      <w:startOverride w:val="1"/>
+    </w:lvlOverride>
+    <w:lvlOverride w:ilvl="6">
+      <w:startOverride w:val="1"/>
+    </w:lvlOverride>
+    <w:lvlOverride w:ilvl="7">
+      <w:startOverride w:val="1"/>
+    </w:lvlOverride>
+    <w:lvlOverride w:ilvl="8">
+      <w:startOverride w:val="1"/>
+    </w:lvlOverride>
   </w:num>
   <w:num w:numId="1044">
     <w:abstractNumId w:val="991"/>
@@ -8302,6 +10535,9 @@
     <w:abstractNumId w:val="991"/>
   </w:num>
   <w:num w:numId="1054">
+    <w:abstractNumId w:val="991"/>
+  </w:num>
+  <w:num w:numId="1055">
     <w:abstractNumId w:val="99411"/>
     <w:lvlOverride w:ilvl="0">
       <w:startOverride w:val="1"/>
@@ -8331,10 +10567,10 @@
       <w:startOverride w:val="1"/>
     </w:lvlOverride>
   </w:num>
-  <w:num w:numId="1055">
+  <w:num w:numId="1056">
     <w:abstractNumId w:val="991"/>
   </w:num>
-  <w:num w:numId="1056">
+  <w:num w:numId="1057">
     <w:abstractNumId w:val="991"/>
   </w:num>
 </w:numbering>
@@ -8996,7 +11232,7 @@
       <w:color w:themeColor="accent1" w:themeShade="BF" w:val="365F91"/>
     </w:rPr>
   </w:style>
-  <w:style w:type="paragraph" w:customStyle="1" w:styleId="SourceCode">
+  <w:style w:customStyle="1" w:styleId="SourceCode" w:type="paragraph">
     <w:name w:val="Source Code"/>
     <w:basedOn w:val="Normal"/>
     <w:link w:val="VerbatimChar"/>
@@ -9004,7 +11240,7 @@
       <w:wordWrap w:val="off"/>
     </w:pPr>
   </w:style>
-  <w:style w:type="character" w:customStyle="1" w:styleId="KeywordTok">
+  <w:style w:customStyle="1" w:styleId="KeywordTok" w:type="character">
     <w:name w:val="KeywordTok"/>
     <w:basedOn w:val="VerbatimChar"/>
     <w:rPr>
@@ -9012,77 +11248,77 @@
       <w:color w:val="007020"/>
     </w:rPr>
   </w:style>
-  <w:style w:type="character" w:customStyle="1" w:styleId="DataTypeTok">
+  <w:style w:customStyle="1" w:styleId="DataTypeTok" w:type="character">
     <w:name w:val="DataTypeTok"/>
     <w:basedOn w:val="VerbatimChar"/>
     <w:rPr>
       <w:color w:val="902000"/>
     </w:rPr>
   </w:style>
-  <w:style w:type="character" w:customStyle="1" w:styleId="DecValTok">
+  <w:style w:customStyle="1" w:styleId="DecValTok" w:type="character">
     <w:name w:val="DecValTok"/>
     <w:basedOn w:val="VerbatimChar"/>
     <w:rPr>
       <w:color w:val="40a070"/>
     </w:rPr>
   </w:style>
-  <w:style w:type="character" w:customStyle="1" w:styleId="BaseNTok">
+  <w:style w:customStyle="1" w:styleId="BaseNTok" w:type="character">
     <w:name w:val="BaseNTok"/>
     <w:basedOn w:val="VerbatimChar"/>
     <w:rPr>
       <w:color w:val="40a070"/>
     </w:rPr>
   </w:style>
-  <w:style w:type="character" w:customStyle="1" w:styleId="FloatTok">
+  <w:style w:customStyle="1" w:styleId="FloatTok" w:type="character">
     <w:name w:val="FloatTok"/>
     <w:basedOn w:val="VerbatimChar"/>
     <w:rPr>
       <w:color w:val="40a070"/>
     </w:rPr>
   </w:style>
-  <w:style w:type="character" w:customStyle="1" w:styleId="ConstantTok">
+  <w:style w:customStyle="1" w:styleId="ConstantTok" w:type="character">
     <w:name w:val="ConstantTok"/>
     <w:basedOn w:val="VerbatimChar"/>
     <w:rPr>
       <w:color w:val="880000"/>
     </w:rPr>
   </w:style>
-  <w:style w:type="character" w:customStyle="1" w:styleId="CharTok">
+  <w:style w:customStyle="1" w:styleId="CharTok" w:type="character">
     <w:name w:val="CharTok"/>
     <w:basedOn w:val="VerbatimChar"/>
     <w:rPr>
       <w:color w:val="4070a0"/>
     </w:rPr>
   </w:style>
-  <w:style w:type="character" w:customStyle="1" w:styleId="SpecialCharTok">
+  <w:style w:customStyle="1" w:styleId="SpecialCharTok" w:type="character">
     <w:name w:val="SpecialCharTok"/>
     <w:basedOn w:val="VerbatimChar"/>
     <w:rPr>
       <w:color w:val="4070a0"/>
     </w:rPr>
   </w:style>
-  <w:style w:type="character" w:customStyle="1" w:styleId="StringTok">
+  <w:style w:customStyle="1" w:styleId="StringTok" w:type="character">
     <w:name w:val="StringTok"/>
     <w:basedOn w:val="VerbatimChar"/>
     <w:rPr>
       <w:color w:val="4070a0"/>
     </w:rPr>
   </w:style>
-  <w:style w:type="character" w:customStyle="1" w:styleId="VerbatimStringTok">
+  <w:style w:customStyle="1" w:styleId="VerbatimStringTok" w:type="character">
     <w:name w:val="VerbatimStringTok"/>
     <w:basedOn w:val="VerbatimChar"/>
     <w:rPr>
       <w:color w:val="4070a0"/>
     </w:rPr>
   </w:style>
-  <w:style w:type="character" w:customStyle="1" w:styleId="SpecialStringTok">
+  <w:style w:customStyle="1" w:styleId="SpecialStringTok" w:type="character">
     <w:name w:val="SpecialStringTok"/>
     <w:basedOn w:val="VerbatimChar"/>
     <w:rPr>
       <w:color w:val="bb6688"/>
     </w:rPr>
   </w:style>
-  <w:style w:type="character" w:customStyle="1" w:styleId="ImportTok">
+  <w:style w:customStyle="1" w:styleId="ImportTok" w:type="character">
     <w:name w:val="ImportTok"/>
     <w:basedOn w:val="VerbatimChar"/>
     <w:rPr>
@@ -9090,7 +11326,7 @@
       <w:color w:val="008000"/>
     </w:rPr>
   </w:style>
-  <w:style w:type="character" w:customStyle="1" w:styleId="CommentTok">
+  <w:style w:customStyle="1" w:styleId="CommentTok" w:type="character">
     <w:name w:val="CommentTok"/>
     <w:basedOn w:val="VerbatimChar"/>
     <w:rPr>
@@ -9098,7 +11334,7 @@
       <w:color w:val="60a0b0"/>
     </w:rPr>
   </w:style>
-  <w:style w:type="character" w:customStyle="1" w:styleId="DocumentationTok">
+  <w:style w:customStyle="1" w:styleId="DocumentationTok" w:type="character">
     <w:name w:val="DocumentationTok"/>
     <w:basedOn w:val="VerbatimChar"/>
     <w:rPr>
@@ -9106,7 +11342,7 @@
       <w:color w:val="ba2121"/>
     </w:rPr>
   </w:style>
-  <w:style w:type="character" w:customStyle="1" w:styleId="AnnotationTok">
+  <w:style w:customStyle="1" w:styleId="AnnotationTok" w:type="character">
     <w:name w:val="AnnotationTok"/>
     <w:basedOn w:val="VerbatimChar"/>
     <w:rPr>
@@ -9115,7 +11351,7 @@
       <w:color w:val="60a0b0"/>
     </w:rPr>
   </w:style>
-  <w:style w:type="character" w:customStyle="1" w:styleId="CommentVarTok">
+  <w:style w:customStyle="1" w:styleId="CommentVarTok" w:type="character">
     <w:name w:val="CommentVarTok"/>
     <w:basedOn w:val="VerbatimChar"/>
     <w:rPr>
@@ -9124,28 +11360,28 @@
       <w:color w:val="60a0b0"/>
     </w:rPr>
   </w:style>
-  <w:style w:type="character" w:customStyle="1" w:styleId="OtherTok">
+  <w:style w:customStyle="1" w:styleId="OtherTok" w:type="character">
     <w:name w:val="OtherTok"/>
     <w:basedOn w:val="VerbatimChar"/>
     <w:rPr>
       <w:color w:val="007020"/>
     </w:rPr>
   </w:style>
-  <w:style w:type="character" w:customStyle="1" w:styleId="FunctionTok">
+  <w:style w:customStyle="1" w:styleId="FunctionTok" w:type="character">
     <w:name w:val="FunctionTok"/>
     <w:basedOn w:val="VerbatimChar"/>
     <w:rPr>
       <w:color w:val="06287e"/>
     </w:rPr>
   </w:style>
-  <w:style w:type="character" w:customStyle="1" w:styleId="VariableTok">
+  <w:style w:customStyle="1" w:styleId="VariableTok" w:type="character">
     <w:name w:val="VariableTok"/>
     <w:basedOn w:val="VerbatimChar"/>
     <w:rPr>
       <w:color w:val="19177c"/>
     </w:rPr>
   </w:style>
-  <w:style w:type="character" w:customStyle="1" w:styleId="ControlFlowTok">
+  <w:style w:customStyle="1" w:styleId="ControlFlowTok" w:type="character">
     <w:name w:val="ControlFlowTok"/>
     <w:basedOn w:val="VerbatimChar"/>
     <w:rPr>
@@ -9153,45 +11389,45 @@
       <w:color w:val="007020"/>
     </w:rPr>
   </w:style>
-  <w:style w:type="character" w:customStyle="1" w:styleId="OperatorTok">
+  <w:style w:customStyle="1" w:styleId="OperatorTok" w:type="character">
     <w:name w:val="OperatorTok"/>
     <w:basedOn w:val="VerbatimChar"/>
     <w:rPr>
       <w:color w:val="666666"/>
     </w:rPr>
   </w:style>
-  <w:style w:type="character" w:customStyle="1" w:styleId="BuiltInTok">
+  <w:style w:customStyle="1" w:styleId="BuiltInTok" w:type="character">
     <w:name w:val="BuiltInTok"/>
     <w:basedOn w:val="VerbatimChar"/>
     <w:rPr>
       <w:color w:val="008000"/>
     </w:rPr>
   </w:style>
-  <w:style w:type="character" w:customStyle="1" w:styleId="ExtensionTok">
+  <w:style w:customStyle="1" w:styleId="ExtensionTok" w:type="character">
     <w:name w:val="ExtensionTok"/>
     <w:basedOn w:val="VerbatimChar"/>
     <w:rPr/>
   </w:style>
-  <w:style w:type="character" w:customStyle="1" w:styleId="PreprocessorTok">
+  <w:style w:customStyle="1" w:styleId="PreprocessorTok" w:type="character">
     <w:name w:val="PreprocessorTok"/>
     <w:basedOn w:val="VerbatimChar"/>
     <w:rPr>
       <w:color w:val="bc7a00"/>
     </w:rPr>
   </w:style>
-  <w:style w:type="character" w:customStyle="1" w:styleId="AttributeTok">
+  <w:style w:customStyle="1" w:styleId="AttributeTok" w:type="character">
     <w:name w:val="AttributeTok"/>
     <w:basedOn w:val="VerbatimChar"/>
     <w:rPr>
       <w:color w:val="7d9029"/>
     </w:rPr>
   </w:style>
-  <w:style w:type="character" w:customStyle="1" w:styleId="RegionMarkerTok">
+  <w:style w:customStyle="1" w:styleId="RegionMarkerTok" w:type="character">
     <w:name w:val="RegionMarkerTok"/>
     <w:basedOn w:val="VerbatimChar"/>
     <w:rPr/>
   </w:style>
-  <w:style w:type="character" w:customStyle="1" w:styleId="InformationTok">
+  <w:style w:customStyle="1" w:styleId="InformationTok" w:type="character">
     <w:name w:val="InformationTok"/>
     <w:basedOn w:val="VerbatimChar"/>
     <w:rPr>
@@ -9200,7 +11436,7 @@
       <w:color w:val="60a0b0"/>
     </w:rPr>
   </w:style>
-  <w:style w:type="character" w:customStyle="1" w:styleId="WarningTok">
+  <w:style w:customStyle="1" w:styleId="WarningTok" w:type="character">
     <w:name w:val="WarningTok"/>
     <w:basedOn w:val="VerbatimChar"/>
     <w:rPr>
@@ -9209,7 +11445,7 @@
       <w:color w:val="60a0b0"/>
     </w:rPr>
   </w:style>
-  <w:style w:type="character" w:customStyle="1" w:styleId="AlertTok">
+  <w:style w:customStyle="1" w:styleId="AlertTok" w:type="character">
     <w:name w:val="AlertTok"/>
     <w:basedOn w:val="VerbatimChar"/>
     <w:rPr>
@@ -9217,7 +11453,7 @@
       <w:color w:val="ff0000"/>
     </w:rPr>
   </w:style>
-  <w:style w:type="character" w:customStyle="1" w:styleId="ErrorTok">
+  <w:style w:customStyle="1" w:styleId="ErrorTok" w:type="character">
     <w:name w:val="ErrorTok"/>
     <w:basedOn w:val="VerbatimChar"/>
     <w:rPr>
@@ -9225,7 +11461,7 @@
       <w:color w:val="ff0000"/>
     </w:rPr>
   </w:style>
-  <w:style w:type="character" w:customStyle="1" w:styleId="NormalTok">
+  <w:style w:customStyle="1" w:styleId="NormalTok" w:type="character">
     <w:name w:val="NormalTok"/>
     <w:basedOn w:val="VerbatimChar"/>
     <w:rPr/>
